--- a/resources/Controls Description.docx
+++ b/resources/Controls Description.docx
@@ -30,9 +30,13 @@
       <w:r>
         <w:t xml:space="preserve">Author(s): </w:t>
       </w:r>
+      <w:proofErr w:type="spellStart"/>
+      <w:proofErr w:type="gramStart"/>
       <w:r>
         <w:t>M.Woodiwiss</w:t>
       </w:r>
+      <w:proofErr w:type="spellEnd"/>
+      <w:proofErr w:type="gramEnd"/>
     </w:p>
     <w:p/>
     <w:p>
@@ -1700,10 +1704,7 @@
         </w:rPr>
       </w:pPr>
       <w:r>
-        <w:t xml:space="preserve">Sample ID: </w:t>
-      </w:r>
-      <w:r>
-        <w:t>Included in log file titles</w:t>
+        <w:t>Sample ID: Included in log file titles</w:t>
       </w:r>
     </w:p>
     <w:p>
@@ -1763,10 +1764,7 @@
         </w:rPr>
       </w:pPr>
       <w:r>
-        <w:t xml:space="preserve">BW </w:t>
-      </w:r>
-      <w:r>
-        <w:t>Soak Time: Duration in seconds</w:t>
+        <w:t>BW Soak Time: Duration in seconds</w:t>
       </w:r>
     </w:p>
     <w:p>
@@ -2152,13 +2150,18 @@
         <w:pStyle w:val="Heading5"/>
       </w:pPr>
       <w:r>
-        <w:t>F</w:t>
-      </w:r>
-      <w:r>
-        <w:t>orward Clean</w:t>
-      </w:r>
-      <w:r>
-        <w:t xml:space="preserve"> Phase</w:t>
+        <w:t>Caustic</w:t>
+      </w:r>
+      <w:r>
+        <w:t>:</w:t>
+      </w:r>
+    </w:p>
+    <w:p>
+      <w:pPr>
+        <w:pStyle w:val="Heading6"/>
+      </w:pPr>
+      <w:r>
+        <w:t>Filtrate</w:t>
       </w:r>
     </w:p>
     <w:p>
@@ -2244,6 +2247,14 @@
     </w:p>
     <w:p>
       <w:pPr>
+        <w:pStyle w:val="Heading6"/>
+      </w:pPr>
+      <w:r>
+        <w:t>Backwash</w:t>
+      </w:r>
+    </w:p>
+    <w:p>
+      <w:pPr>
         <w:pStyle w:val="ListParagraph"/>
         <w:numPr>
           <w:ilvl w:val="0"/>
@@ -2251,7 +2262,268 @@
         </w:numPr>
       </w:pPr>
       <w:r>
-        <w:t>Soak solution for [FWD Soak Time]</w:t>
+        <w:t>Activate: Backwash Supply Valve and Backwash Effluent Valve</w:t>
+      </w:r>
+    </w:p>
+    <w:p>
+      <w:pPr>
+        <w:pStyle w:val="ListParagraph"/>
+        <w:numPr>
+          <w:ilvl w:val="0"/>
+          <w:numId w:val="29"/>
+        </w:numPr>
+      </w:pPr>
+      <w:r>
+        <w:t xml:space="preserve">Direct </w:t>
+      </w:r>
+      <w:r>
+        <w:t>cleaning solution</w:t>
+      </w:r>
+      <w:r>
+        <w:t xml:space="preserve"> backwash line to backwash collection</w:t>
+      </w:r>
+    </w:p>
+    <w:p>
+      <w:pPr>
+        <w:pStyle w:val="ListParagraph"/>
+        <w:numPr>
+          <w:ilvl w:val="0"/>
+          <w:numId w:val="29"/>
+        </w:numPr>
+      </w:pPr>
+      <w:r>
+        <w:t>Stop when either:</w:t>
+      </w:r>
+    </w:p>
+    <w:p>
+      <w:pPr>
+        <w:pStyle w:val="ListParagraph"/>
+        <w:numPr>
+          <w:ilvl w:val="1"/>
+          <w:numId w:val="29"/>
+        </w:numPr>
+      </w:pPr>
+      <w:r>
+        <w:t>Backwash time = Backwash Time Setpoint, OR</w:t>
+      </w:r>
+    </w:p>
+    <w:p>
+      <w:pPr>
+        <w:pStyle w:val="ListParagraph"/>
+        <w:numPr>
+          <w:ilvl w:val="1"/>
+          <w:numId w:val="29"/>
+        </w:numPr>
+      </w:pPr>
+      <w:r>
+        <w:t>Backwash weight = Backwash Volume Setpoint</w:t>
+      </w:r>
+    </w:p>
+    <w:p>
+      <w:pPr>
+        <w:pStyle w:val="ListParagraph"/>
+        <w:numPr>
+          <w:ilvl w:val="0"/>
+          <w:numId w:val="29"/>
+        </w:numPr>
+      </w:pPr>
+      <w:r>
+        <w:t>Close valves</w:t>
+      </w:r>
+    </w:p>
+    <w:p>
+      <w:pPr>
+        <w:pStyle w:val="Heading6"/>
+      </w:pPr>
+      <w:r>
+        <w:t>Hold</w:t>
+      </w:r>
+    </w:p>
+    <w:p>
+      <w:pPr>
+        <w:pStyle w:val="ListParagraph"/>
+        <w:numPr>
+          <w:ilvl w:val="0"/>
+          <w:numId w:val="29"/>
+        </w:numPr>
+      </w:pPr>
+      <w:r>
+        <w:t>Soak solution for [Soak Time]</w:t>
+      </w:r>
+    </w:p>
+    <w:p>
+      <w:pPr>
+        <w:pStyle w:val="Heading6"/>
+      </w:pPr>
+      <w:r>
+        <w:t>Filtrate</w:t>
+      </w:r>
+    </w:p>
+    <w:p>
+      <w:pPr>
+        <w:pStyle w:val="ListParagraph"/>
+        <w:numPr>
+          <w:ilvl w:val="0"/>
+          <w:numId w:val="29"/>
+        </w:numPr>
+      </w:pPr>
+      <w:r>
+        <w:t>Activate: Influent Supply Valve and Effluent Valve</w:t>
+      </w:r>
+    </w:p>
+    <w:p>
+      <w:pPr>
+        <w:pStyle w:val="ListParagraph"/>
+        <w:numPr>
+          <w:ilvl w:val="0"/>
+          <w:numId w:val="29"/>
+        </w:numPr>
+      </w:pPr>
+      <w:r>
+        <w:t xml:space="preserve">Direct </w:t>
+      </w:r>
+      <w:r>
+        <w:t>cleaning solution</w:t>
+      </w:r>
+      <w:r>
+        <w:t xml:space="preserve"> through filter to effluent collection</w:t>
+      </w:r>
+    </w:p>
+    <w:p>
+      <w:pPr>
+        <w:pStyle w:val="ListParagraph"/>
+        <w:numPr>
+          <w:ilvl w:val="0"/>
+          <w:numId w:val="29"/>
+        </w:numPr>
+      </w:pPr>
+      <w:r>
+        <w:t>Proceed</w:t>
+      </w:r>
+      <w:r>
+        <w:t xml:space="preserve"> when either:</w:t>
+      </w:r>
+    </w:p>
+    <w:p>
+      <w:pPr>
+        <w:pStyle w:val="ListParagraph"/>
+        <w:numPr>
+          <w:ilvl w:val="1"/>
+          <w:numId w:val="29"/>
+        </w:numPr>
+      </w:pPr>
+      <w:r>
+        <w:t>Effluent time = Effluent Time Setpoint, OR</w:t>
+      </w:r>
+    </w:p>
+    <w:p>
+      <w:pPr>
+        <w:pStyle w:val="ListParagraph"/>
+        <w:numPr>
+          <w:ilvl w:val="1"/>
+          <w:numId w:val="29"/>
+        </w:numPr>
+      </w:pPr>
+      <w:r>
+        <w:t>Effluent weight = Effluent Volume Setpoint</w:t>
+      </w:r>
+    </w:p>
+    <w:p>
+      <w:pPr>
+        <w:pStyle w:val="ListParagraph"/>
+        <w:numPr>
+          <w:ilvl w:val="0"/>
+          <w:numId w:val="29"/>
+        </w:numPr>
+      </w:pPr>
+      <w:r>
+        <w:t>Close valves</w:t>
+      </w:r>
+    </w:p>
+    <w:p>
+      <w:pPr>
+        <w:pStyle w:val="Heading6"/>
+      </w:pPr>
+      <w:r>
+        <w:t>Backwash</w:t>
+      </w:r>
+    </w:p>
+    <w:p>
+      <w:pPr>
+        <w:pStyle w:val="ListParagraph"/>
+        <w:numPr>
+          <w:ilvl w:val="0"/>
+          <w:numId w:val="29"/>
+        </w:numPr>
+      </w:pPr>
+      <w:r>
+        <w:t>Activate: Backwash Supply Valve and Backwash Effluent Valve</w:t>
+      </w:r>
+    </w:p>
+    <w:p>
+      <w:pPr>
+        <w:pStyle w:val="ListParagraph"/>
+        <w:numPr>
+          <w:ilvl w:val="0"/>
+          <w:numId w:val="29"/>
+        </w:numPr>
+      </w:pPr>
+      <w:r>
+        <w:t xml:space="preserve">Direct </w:t>
+      </w:r>
+      <w:r>
+        <w:t>cleaning solution</w:t>
+      </w:r>
+      <w:r>
+        <w:t xml:space="preserve"> backwash line to backwash collection</w:t>
+      </w:r>
+    </w:p>
+    <w:p>
+      <w:pPr>
+        <w:pStyle w:val="ListParagraph"/>
+        <w:numPr>
+          <w:ilvl w:val="0"/>
+          <w:numId w:val="29"/>
+        </w:numPr>
+      </w:pPr>
+      <w:r>
+        <w:t>Stop when either:</w:t>
+      </w:r>
+    </w:p>
+    <w:p>
+      <w:pPr>
+        <w:pStyle w:val="ListParagraph"/>
+        <w:numPr>
+          <w:ilvl w:val="1"/>
+          <w:numId w:val="29"/>
+        </w:numPr>
+      </w:pPr>
+      <w:r>
+        <w:t>Backwash time = Backwash Time Setpoint, OR</w:t>
+      </w:r>
+    </w:p>
+    <w:p>
+      <w:pPr>
+        <w:pStyle w:val="ListParagraph"/>
+        <w:numPr>
+          <w:ilvl w:val="1"/>
+          <w:numId w:val="29"/>
+        </w:numPr>
+      </w:pPr>
+      <w:r>
+        <w:t>Backwash weight = Backwash Volume Setpoint</w:t>
+      </w:r>
+    </w:p>
+    <w:p>
+      <w:pPr>
+        <w:pStyle w:val="ListParagraph"/>
+        <w:numPr>
+          <w:ilvl w:val="0"/>
+          <w:numId w:val="29"/>
+        </w:numPr>
+      </w:pPr>
+      <w:r>
+        <w:t>Close valves</w:t>
       </w:r>
     </w:p>
     <w:p>
@@ -2259,13 +2531,927 @@
         <w:pStyle w:val="Heading5"/>
       </w:pPr>
       <w:r>
+        <w:t>DI Rinse</w:t>
+      </w:r>
+      <w:r>
+        <w:t xml:space="preserve"> 1</w:t>
+      </w:r>
+      <w:r>
+        <w:t>:</w:t>
+      </w:r>
+    </w:p>
+    <w:p>
+      <w:pPr>
+        <w:pStyle w:val="Heading6"/>
+      </w:pPr>
+      <w:r>
+        <w:t>Filtrate</w:t>
+      </w:r>
+    </w:p>
+    <w:p>
+      <w:pPr>
+        <w:pStyle w:val="ListParagraph"/>
+        <w:numPr>
+          <w:ilvl w:val="0"/>
+          <w:numId w:val="29"/>
+        </w:numPr>
+      </w:pPr>
+      <w:r>
+        <w:t>Activate: Influent Supply Valve and Effluent Valve</w:t>
+      </w:r>
+    </w:p>
+    <w:p>
+      <w:pPr>
+        <w:pStyle w:val="ListParagraph"/>
+        <w:numPr>
+          <w:ilvl w:val="0"/>
+          <w:numId w:val="29"/>
+        </w:numPr>
+      </w:pPr>
+      <w:r>
+        <w:t xml:space="preserve">Direct </w:t>
+      </w:r>
+      <w:r>
+        <w:t>cleaning solution</w:t>
+      </w:r>
+      <w:r>
+        <w:t xml:space="preserve"> through filter to effluent collection</w:t>
+      </w:r>
+    </w:p>
+    <w:p>
+      <w:pPr>
+        <w:pStyle w:val="ListParagraph"/>
+        <w:numPr>
+          <w:ilvl w:val="0"/>
+          <w:numId w:val="29"/>
+        </w:numPr>
+      </w:pPr>
+      <w:r>
+        <w:t>Proceed</w:t>
+      </w:r>
+      <w:r>
+        <w:t xml:space="preserve"> when either:</w:t>
+      </w:r>
+    </w:p>
+    <w:p>
+      <w:pPr>
+        <w:pStyle w:val="ListParagraph"/>
+        <w:numPr>
+          <w:ilvl w:val="1"/>
+          <w:numId w:val="29"/>
+        </w:numPr>
+      </w:pPr>
+      <w:r>
+        <w:t>Effluent time = Effluent Time Setpoint, OR</w:t>
+      </w:r>
+    </w:p>
+    <w:p>
+      <w:pPr>
+        <w:pStyle w:val="ListParagraph"/>
+        <w:numPr>
+          <w:ilvl w:val="1"/>
+          <w:numId w:val="29"/>
+        </w:numPr>
+      </w:pPr>
+      <w:r>
+        <w:t>Effluent weight = Effluent Volume Setpoint</w:t>
+      </w:r>
+    </w:p>
+    <w:p>
+      <w:pPr>
+        <w:pStyle w:val="ListParagraph"/>
+        <w:numPr>
+          <w:ilvl w:val="0"/>
+          <w:numId w:val="29"/>
+        </w:numPr>
+      </w:pPr>
+      <w:r>
+        <w:t>Close valves</w:t>
+      </w:r>
+    </w:p>
+    <w:p>
+      <w:pPr>
+        <w:pStyle w:val="Heading6"/>
+      </w:pPr>
+      <w:r>
         <w:t>Backwash</w:t>
       </w:r>
-      <w:r>
-        <w:t xml:space="preserve"> Clean</w:t>
-      </w:r>
-      <w:r>
-        <w:t xml:space="preserve"> Phase</w:t>
+    </w:p>
+    <w:p>
+      <w:pPr>
+        <w:pStyle w:val="ListParagraph"/>
+        <w:numPr>
+          <w:ilvl w:val="0"/>
+          <w:numId w:val="29"/>
+        </w:numPr>
+      </w:pPr>
+      <w:r>
+        <w:t>Activate: Backwash Supply Valve and Backwash Effluent Valve</w:t>
+      </w:r>
+    </w:p>
+    <w:p>
+      <w:pPr>
+        <w:pStyle w:val="ListParagraph"/>
+        <w:numPr>
+          <w:ilvl w:val="0"/>
+          <w:numId w:val="29"/>
+        </w:numPr>
+      </w:pPr>
+      <w:r>
+        <w:t xml:space="preserve">Direct </w:t>
+      </w:r>
+      <w:r>
+        <w:t>cleaning solution</w:t>
+      </w:r>
+      <w:r>
+        <w:t xml:space="preserve"> backwash line to backwash collection</w:t>
+      </w:r>
+    </w:p>
+    <w:p>
+      <w:pPr>
+        <w:pStyle w:val="ListParagraph"/>
+        <w:numPr>
+          <w:ilvl w:val="0"/>
+          <w:numId w:val="29"/>
+        </w:numPr>
+      </w:pPr>
+      <w:r>
+        <w:t>Stop when either:</w:t>
+      </w:r>
+    </w:p>
+    <w:p>
+      <w:pPr>
+        <w:pStyle w:val="ListParagraph"/>
+        <w:numPr>
+          <w:ilvl w:val="1"/>
+          <w:numId w:val="29"/>
+        </w:numPr>
+      </w:pPr>
+      <w:r>
+        <w:t>Backwash time = Backwash Time Setpoint, OR</w:t>
+      </w:r>
+    </w:p>
+    <w:p>
+      <w:pPr>
+        <w:pStyle w:val="ListParagraph"/>
+        <w:numPr>
+          <w:ilvl w:val="1"/>
+          <w:numId w:val="29"/>
+        </w:numPr>
+      </w:pPr>
+      <w:r>
+        <w:t>Backwash weight = Backwash Volume Setpoint</w:t>
+      </w:r>
+    </w:p>
+    <w:p>
+      <w:pPr>
+        <w:pStyle w:val="ListParagraph"/>
+        <w:numPr>
+          <w:ilvl w:val="0"/>
+          <w:numId w:val="29"/>
+        </w:numPr>
+      </w:pPr>
+      <w:r>
+        <w:t>Close valves</w:t>
+      </w:r>
+    </w:p>
+    <w:p>
+      <w:pPr>
+        <w:pStyle w:val="Heading5"/>
+      </w:pPr>
+      <w:r>
+        <w:t>Acid</w:t>
+      </w:r>
+      <w:r>
+        <w:t>:</w:t>
+      </w:r>
+    </w:p>
+    <w:p>
+      <w:pPr>
+        <w:pStyle w:val="Heading6"/>
+      </w:pPr>
+      <w:r>
+        <w:t>Filtrate</w:t>
+      </w:r>
+    </w:p>
+    <w:p>
+      <w:pPr>
+        <w:pStyle w:val="ListParagraph"/>
+        <w:numPr>
+          <w:ilvl w:val="0"/>
+          <w:numId w:val="29"/>
+        </w:numPr>
+      </w:pPr>
+      <w:r>
+        <w:t>Activate: Influent Supply Valve and Effluent Valve</w:t>
+      </w:r>
+    </w:p>
+    <w:p>
+      <w:pPr>
+        <w:pStyle w:val="ListParagraph"/>
+        <w:numPr>
+          <w:ilvl w:val="0"/>
+          <w:numId w:val="29"/>
+        </w:numPr>
+      </w:pPr>
+      <w:r>
+        <w:t xml:space="preserve">Direct </w:t>
+      </w:r>
+      <w:r>
+        <w:t>cleaning solution</w:t>
+      </w:r>
+      <w:r>
+        <w:t xml:space="preserve"> through filter to effluent collection</w:t>
+      </w:r>
+    </w:p>
+    <w:p>
+      <w:pPr>
+        <w:pStyle w:val="ListParagraph"/>
+        <w:numPr>
+          <w:ilvl w:val="0"/>
+          <w:numId w:val="29"/>
+        </w:numPr>
+      </w:pPr>
+      <w:r>
+        <w:t>Proceed</w:t>
+      </w:r>
+      <w:r>
+        <w:t xml:space="preserve"> when either:</w:t>
+      </w:r>
+    </w:p>
+    <w:p>
+      <w:pPr>
+        <w:pStyle w:val="ListParagraph"/>
+        <w:numPr>
+          <w:ilvl w:val="1"/>
+          <w:numId w:val="29"/>
+        </w:numPr>
+      </w:pPr>
+      <w:r>
+        <w:t>Effluent time = Effluent Time Setpoint, OR</w:t>
+      </w:r>
+    </w:p>
+    <w:p>
+      <w:pPr>
+        <w:pStyle w:val="ListParagraph"/>
+        <w:numPr>
+          <w:ilvl w:val="1"/>
+          <w:numId w:val="29"/>
+        </w:numPr>
+      </w:pPr>
+      <w:r>
+        <w:t>Effluent weight = Effluent Volume Setpoint</w:t>
+      </w:r>
+    </w:p>
+    <w:p>
+      <w:pPr>
+        <w:pStyle w:val="ListParagraph"/>
+        <w:numPr>
+          <w:ilvl w:val="0"/>
+          <w:numId w:val="29"/>
+        </w:numPr>
+      </w:pPr>
+      <w:r>
+        <w:t>Close valves</w:t>
+      </w:r>
+    </w:p>
+    <w:p>
+      <w:pPr>
+        <w:pStyle w:val="Heading6"/>
+      </w:pPr>
+      <w:r>
+        <w:t>Backwash</w:t>
+      </w:r>
+    </w:p>
+    <w:p>
+      <w:pPr>
+        <w:pStyle w:val="ListParagraph"/>
+        <w:numPr>
+          <w:ilvl w:val="0"/>
+          <w:numId w:val="29"/>
+        </w:numPr>
+      </w:pPr>
+      <w:r>
+        <w:t>Activate: Backwash Supply Valve and Backwash Effluent Valve</w:t>
+      </w:r>
+    </w:p>
+    <w:p>
+      <w:pPr>
+        <w:pStyle w:val="ListParagraph"/>
+        <w:numPr>
+          <w:ilvl w:val="0"/>
+          <w:numId w:val="29"/>
+        </w:numPr>
+      </w:pPr>
+      <w:r>
+        <w:t xml:space="preserve">Direct </w:t>
+      </w:r>
+      <w:r>
+        <w:t>cleaning solution</w:t>
+      </w:r>
+      <w:r>
+        <w:t xml:space="preserve"> backwash line to backwash collection</w:t>
+      </w:r>
+    </w:p>
+    <w:p>
+      <w:pPr>
+        <w:pStyle w:val="ListParagraph"/>
+        <w:numPr>
+          <w:ilvl w:val="0"/>
+          <w:numId w:val="29"/>
+        </w:numPr>
+      </w:pPr>
+      <w:r>
+        <w:t>Stop when either:</w:t>
+      </w:r>
+    </w:p>
+    <w:p>
+      <w:pPr>
+        <w:pStyle w:val="ListParagraph"/>
+        <w:numPr>
+          <w:ilvl w:val="1"/>
+          <w:numId w:val="29"/>
+        </w:numPr>
+      </w:pPr>
+      <w:r>
+        <w:t>Backwash time = Backwash Time Setpoint, OR</w:t>
+      </w:r>
+    </w:p>
+    <w:p>
+      <w:pPr>
+        <w:pStyle w:val="ListParagraph"/>
+        <w:numPr>
+          <w:ilvl w:val="1"/>
+          <w:numId w:val="29"/>
+        </w:numPr>
+      </w:pPr>
+      <w:r>
+        <w:t>Backwash weight = Backwash Volume Setpoint</w:t>
+      </w:r>
+    </w:p>
+    <w:p>
+      <w:pPr>
+        <w:pStyle w:val="ListParagraph"/>
+        <w:numPr>
+          <w:ilvl w:val="0"/>
+          <w:numId w:val="29"/>
+        </w:numPr>
+      </w:pPr>
+      <w:r>
+        <w:t>Close valves</w:t>
+      </w:r>
+    </w:p>
+    <w:p>
+      <w:pPr>
+        <w:pStyle w:val="Heading6"/>
+      </w:pPr>
+      <w:r>
+        <w:t>Hold</w:t>
+      </w:r>
+    </w:p>
+    <w:p>
+      <w:pPr>
+        <w:pStyle w:val="ListParagraph"/>
+        <w:numPr>
+          <w:ilvl w:val="0"/>
+          <w:numId w:val="29"/>
+        </w:numPr>
+      </w:pPr>
+      <w:r>
+        <w:t>Soak solution for [Soak Time]</w:t>
+      </w:r>
+    </w:p>
+    <w:p>
+      <w:pPr>
+        <w:pStyle w:val="Heading6"/>
+      </w:pPr>
+      <w:r>
+        <w:t>Filtrate</w:t>
+      </w:r>
+    </w:p>
+    <w:p>
+      <w:pPr>
+        <w:pStyle w:val="ListParagraph"/>
+        <w:numPr>
+          <w:ilvl w:val="0"/>
+          <w:numId w:val="29"/>
+        </w:numPr>
+      </w:pPr>
+      <w:r>
+        <w:t>Activate: Influent Supply Valve and Effluent Valve</w:t>
+      </w:r>
+    </w:p>
+    <w:p>
+      <w:pPr>
+        <w:pStyle w:val="ListParagraph"/>
+        <w:numPr>
+          <w:ilvl w:val="0"/>
+          <w:numId w:val="29"/>
+        </w:numPr>
+      </w:pPr>
+      <w:r>
+        <w:t xml:space="preserve">Direct </w:t>
+      </w:r>
+      <w:r>
+        <w:t>cleaning solution</w:t>
+      </w:r>
+      <w:r>
+        <w:t xml:space="preserve"> through filter to effluent collection</w:t>
+      </w:r>
+    </w:p>
+    <w:p>
+      <w:pPr>
+        <w:pStyle w:val="ListParagraph"/>
+        <w:numPr>
+          <w:ilvl w:val="0"/>
+          <w:numId w:val="29"/>
+        </w:numPr>
+      </w:pPr>
+      <w:r>
+        <w:t>Proceed</w:t>
+      </w:r>
+      <w:r>
+        <w:t xml:space="preserve"> when either:</w:t>
+      </w:r>
+    </w:p>
+    <w:p>
+      <w:pPr>
+        <w:pStyle w:val="ListParagraph"/>
+        <w:numPr>
+          <w:ilvl w:val="1"/>
+          <w:numId w:val="29"/>
+        </w:numPr>
+      </w:pPr>
+      <w:r>
+        <w:t>Effluent time = Effluent Time Setpoint, OR</w:t>
+      </w:r>
+    </w:p>
+    <w:p>
+      <w:pPr>
+        <w:pStyle w:val="ListParagraph"/>
+        <w:numPr>
+          <w:ilvl w:val="1"/>
+          <w:numId w:val="29"/>
+        </w:numPr>
+      </w:pPr>
+      <w:r>
+        <w:t>Effluent weight = Effluent Volume Setpoint</w:t>
+      </w:r>
+    </w:p>
+    <w:p>
+      <w:pPr>
+        <w:pStyle w:val="ListParagraph"/>
+        <w:numPr>
+          <w:ilvl w:val="0"/>
+          <w:numId w:val="29"/>
+        </w:numPr>
+      </w:pPr>
+      <w:r>
+        <w:t>Close valves</w:t>
+      </w:r>
+    </w:p>
+    <w:p>
+      <w:pPr>
+        <w:pStyle w:val="Heading6"/>
+      </w:pPr>
+      <w:r>
+        <w:t>Backwash</w:t>
+      </w:r>
+    </w:p>
+    <w:p>
+      <w:pPr>
+        <w:pStyle w:val="ListParagraph"/>
+        <w:numPr>
+          <w:ilvl w:val="0"/>
+          <w:numId w:val="29"/>
+        </w:numPr>
+      </w:pPr>
+      <w:r>
+        <w:t>Activate: Backwash Supply Valve and Backwash Effluent Valve</w:t>
+      </w:r>
+    </w:p>
+    <w:p>
+      <w:pPr>
+        <w:pStyle w:val="ListParagraph"/>
+        <w:numPr>
+          <w:ilvl w:val="0"/>
+          <w:numId w:val="29"/>
+        </w:numPr>
+      </w:pPr>
+      <w:r>
+        <w:t xml:space="preserve">Direct </w:t>
+      </w:r>
+      <w:r>
+        <w:t>cleaning solution</w:t>
+      </w:r>
+      <w:r>
+        <w:t xml:space="preserve"> backwash line to backwash collection</w:t>
+      </w:r>
+    </w:p>
+    <w:p>
+      <w:pPr>
+        <w:pStyle w:val="ListParagraph"/>
+        <w:numPr>
+          <w:ilvl w:val="0"/>
+          <w:numId w:val="29"/>
+        </w:numPr>
+      </w:pPr>
+      <w:r>
+        <w:t>Stop when either:</w:t>
+      </w:r>
+    </w:p>
+    <w:p>
+      <w:pPr>
+        <w:pStyle w:val="ListParagraph"/>
+        <w:numPr>
+          <w:ilvl w:val="1"/>
+          <w:numId w:val="29"/>
+        </w:numPr>
+      </w:pPr>
+      <w:r>
+        <w:t>Backwash time = Backwash Time Setpoint, OR</w:t>
+      </w:r>
+    </w:p>
+    <w:p>
+      <w:pPr>
+        <w:pStyle w:val="ListParagraph"/>
+        <w:numPr>
+          <w:ilvl w:val="1"/>
+          <w:numId w:val="29"/>
+        </w:numPr>
+      </w:pPr>
+      <w:r>
+        <w:t>Backwash weight = Backwash Volume Setpoint</w:t>
+      </w:r>
+    </w:p>
+    <w:p>
+      <w:pPr>
+        <w:pStyle w:val="ListParagraph"/>
+        <w:numPr>
+          <w:ilvl w:val="0"/>
+          <w:numId w:val="29"/>
+        </w:numPr>
+      </w:pPr>
+      <w:r>
+        <w:t>Close valves</w:t>
+      </w:r>
+    </w:p>
+    <w:p>
+      <w:pPr>
+        <w:pStyle w:val="Heading5"/>
+      </w:pPr>
+      <w:r>
+        <w:t xml:space="preserve">DI Rinse </w:t>
+      </w:r>
+      <w:r>
+        <w:t>2</w:t>
+      </w:r>
+      <w:r>
+        <w:t>:</w:t>
+      </w:r>
+    </w:p>
+    <w:p>
+      <w:pPr>
+        <w:pStyle w:val="Heading6"/>
+      </w:pPr>
+      <w:r>
+        <w:t>Filtrate</w:t>
+      </w:r>
+    </w:p>
+    <w:p>
+      <w:pPr>
+        <w:pStyle w:val="ListParagraph"/>
+        <w:numPr>
+          <w:ilvl w:val="0"/>
+          <w:numId w:val="29"/>
+        </w:numPr>
+      </w:pPr>
+      <w:r>
+        <w:t>Activate: Influent Supply Valve and Effluent Valve</w:t>
+      </w:r>
+    </w:p>
+    <w:p>
+      <w:pPr>
+        <w:pStyle w:val="ListParagraph"/>
+        <w:numPr>
+          <w:ilvl w:val="0"/>
+          <w:numId w:val="29"/>
+        </w:numPr>
+      </w:pPr>
+      <w:r>
+        <w:t xml:space="preserve">Direct </w:t>
+      </w:r>
+      <w:r>
+        <w:t>cleaning solution</w:t>
+      </w:r>
+      <w:r>
+        <w:t xml:space="preserve"> through filter to effluent collection</w:t>
+      </w:r>
+    </w:p>
+    <w:p>
+      <w:pPr>
+        <w:pStyle w:val="ListParagraph"/>
+        <w:numPr>
+          <w:ilvl w:val="0"/>
+          <w:numId w:val="29"/>
+        </w:numPr>
+      </w:pPr>
+      <w:r>
+        <w:t>Proceed</w:t>
+      </w:r>
+      <w:r>
+        <w:t xml:space="preserve"> when either:</w:t>
+      </w:r>
+    </w:p>
+    <w:p>
+      <w:pPr>
+        <w:pStyle w:val="ListParagraph"/>
+        <w:numPr>
+          <w:ilvl w:val="1"/>
+          <w:numId w:val="29"/>
+        </w:numPr>
+      </w:pPr>
+      <w:r>
+        <w:t>Effluent time = Effluent Time Setpoint, OR</w:t>
+      </w:r>
+    </w:p>
+    <w:p>
+      <w:pPr>
+        <w:pStyle w:val="ListParagraph"/>
+        <w:numPr>
+          <w:ilvl w:val="1"/>
+          <w:numId w:val="29"/>
+        </w:numPr>
+      </w:pPr>
+      <w:r>
+        <w:t>Effluent weight = Effluent Volume Setpoint</w:t>
+      </w:r>
+    </w:p>
+    <w:p>
+      <w:pPr>
+        <w:pStyle w:val="ListParagraph"/>
+        <w:numPr>
+          <w:ilvl w:val="0"/>
+          <w:numId w:val="29"/>
+        </w:numPr>
+      </w:pPr>
+      <w:r>
+        <w:t>Close valves</w:t>
+      </w:r>
+    </w:p>
+    <w:p>
+      <w:pPr>
+        <w:pStyle w:val="Heading6"/>
+      </w:pPr>
+      <w:r>
+        <w:t>Backwash</w:t>
+      </w:r>
+    </w:p>
+    <w:p>
+      <w:pPr>
+        <w:pStyle w:val="ListParagraph"/>
+        <w:numPr>
+          <w:ilvl w:val="0"/>
+          <w:numId w:val="29"/>
+        </w:numPr>
+      </w:pPr>
+      <w:r>
+        <w:t>Activate: Backwash Supply Valve and Backwash Effluent Valve</w:t>
+      </w:r>
+    </w:p>
+    <w:p>
+      <w:pPr>
+        <w:pStyle w:val="ListParagraph"/>
+        <w:numPr>
+          <w:ilvl w:val="0"/>
+          <w:numId w:val="29"/>
+        </w:numPr>
+      </w:pPr>
+      <w:r>
+        <w:t xml:space="preserve">Direct </w:t>
+      </w:r>
+      <w:r>
+        <w:t>cleaning solution</w:t>
+      </w:r>
+      <w:r>
+        <w:t xml:space="preserve"> backwash line to backwash collection</w:t>
+      </w:r>
+    </w:p>
+    <w:p>
+      <w:pPr>
+        <w:pStyle w:val="ListParagraph"/>
+        <w:numPr>
+          <w:ilvl w:val="0"/>
+          <w:numId w:val="29"/>
+        </w:numPr>
+      </w:pPr>
+      <w:r>
+        <w:t>Stop when either:</w:t>
+      </w:r>
+    </w:p>
+    <w:p>
+      <w:pPr>
+        <w:pStyle w:val="ListParagraph"/>
+        <w:numPr>
+          <w:ilvl w:val="1"/>
+          <w:numId w:val="29"/>
+        </w:numPr>
+      </w:pPr>
+      <w:r>
+        <w:t>Backwash time = Backwash Time Setpoint, OR</w:t>
+      </w:r>
+    </w:p>
+    <w:p>
+      <w:pPr>
+        <w:pStyle w:val="ListParagraph"/>
+        <w:numPr>
+          <w:ilvl w:val="1"/>
+          <w:numId w:val="29"/>
+        </w:numPr>
+      </w:pPr>
+      <w:r>
+        <w:t>Backwash weight = Backwash Volume Setpoint</w:t>
+      </w:r>
+    </w:p>
+    <w:p>
+      <w:pPr>
+        <w:pStyle w:val="ListParagraph"/>
+        <w:numPr>
+          <w:ilvl w:val="0"/>
+          <w:numId w:val="29"/>
+        </w:numPr>
+      </w:pPr>
+      <w:r>
+        <w:t>Close valves</w:t>
+      </w:r>
+    </w:p>
+    <w:p>
+      <w:pPr>
+        <w:pStyle w:val="Heading2"/>
+      </w:pPr>
+      <w:r>
+        <w:t>Benchmark</w:t>
+      </w:r>
+    </w:p>
+    <w:p>
+      <w:pPr>
+        <w:pStyle w:val="Heading3"/>
+      </w:pPr>
+      <w:r>
+        <w:t>Start Benchmark</w:t>
+      </w:r>
+    </w:p>
+    <w:p>
+      <w:pPr>
+        <w:pStyle w:val="ListParagraph"/>
+        <w:numPr>
+          <w:ilvl w:val="0"/>
+          <w:numId w:val="27"/>
+        </w:numPr>
+      </w:pPr>
+      <w:r>
+        <w:t>Zero both scales.</w:t>
+      </w:r>
+    </w:p>
+    <w:p>
+      <w:pPr>
+        <w:pStyle w:val="ListParagraph"/>
+        <w:numPr>
+          <w:ilvl w:val="0"/>
+          <w:numId w:val="27"/>
+        </w:numPr>
+      </w:pPr>
+      <w:r>
+        <w:t>Begin data logging at defined sample time intervals.</w:t>
+      </w:r>
+    </w:p>
+    <w:p>
+      <w:pPr>
+        <w:pStyle w:val="Heading4"/>
+      </w:pPr>
+      <w:r>
+        <w:t>Cycle Loop:</w:t>
+      </w:r>
+    </w:p>
+    <w:p>
+      <w:pPr>
+        <w:pStyle w:val="Heading5"/>
+      </w:pPr>
+      <w:r>
+        <w:t>Purge Phase</w:t>
+      </w:r>
+    </w:p>
+    <w:p>
+      <w:pPr>
+        <w:pStyle w:val="ListParagraph"/>
+        <w:numPr>
+          <w:ilvl w:val="0"/>
+          <w:numId w:val="28"/>
+        </w:numPr>
+      </w:pPr>
+      <w:r>
+        <w:t>Activate: Influent Supply Valve and Influent Water Drain Valve</w:t>
+      </w:r>
+    </w:p>
+    <w:p>
+      <w:pPr>
+        <w:pStyle w:val="ListParagraph"/>
+        <w:numPr>
+          <w:ilvl w:val="0"/>
+          <w:numId w:val="28"/>
+        </w:numPr>
+      </w:pPr>
+      <w:r>
+        <w:t>Run for [Refill Time] seconds</w:t>
+      </w:r>
+    </w:p>
+    <w:p>
+      <w:pPr>
+        <w:pStyle w:val="ListParagraph"/>
+        <w:numPr>
+          <w:ilvl w:val="0"/>
+          <w:numId w:val="28"/>
+        </w:numPr>
+      </w:pPr>
+      <w:r>
+        <w:t>Close all valves</w:t>
+      </w:r>
+    </w:p>
+    <w:p>
+      <w:pPr>
+        <w:pStyle w:val="Heading5"/>
+      </w:pPr>
+      <w:r>
+        <w:t>Filter Phase</w:t>
+      </w:r>
+    </w:p>
+    <w:p>
+      <w:pPr>
+        <w:pStyle w:val="ListParagraph"/>
+        <w:numPr>
+          <w:ilvl w:val="0"/>
+          <w:numId w:val="29"/>
+        </w:numPr>
+      </w:pPr>
+      <w:r>
+        <w:t>Activate: Influent Supply Valve and Effluent Valve</w:t>
+      </w:r>
+    </w:p>
+    <w:p>
+      <w:pPr>
+        <w:pStyle w:val="ListParagraph"/>
+        <w:numPr>
+          <w:ilvl w:val="0"/>
+          <w:numId w:val="29"/>
+        </w:numPr>
+      </w:pPr>
+      <w:r>
+        <w:t>Direct water through filter to effluent collection</w:t>
+      </w:r>
+    </w:p>
+    <w:p>
+      <w:pPr>
+        <w:pStyle w:val="ListParagraph"/>
+        <w:numPr>
+          <w:ilvl w:val="0"/>
+          <w:numId w:val="29"/>
+        </w:numPr>
+      </w:pPr>
+      <w:r>
+        <w:t>Stop when either:</w:t>
+      </w:r>
+    </w:p>
+    <w:p>
+      <w:pPr>
+        <w:pStyle w:val="ListParagraph"/>
+        <w:numPr>
+          <w:ilvl w:val="1"/>
+          <w:numId w:val="29"/>
+        </w:numPr>
+      </w:pPr>
+      <w:r>
+        <w:t>Effluent time = Effluent Time Setpoint, OR</w:t>
+      </w:r>
+    </w:p>
+    <w:p>
+      <w:pPr>
+        <w:pStyle w:val="ListParagraph"/>
+        <w:numPr>
+          <w:ilvl w:val="1"/>
+          <w:numId w:val="29"/>
+        </w:numPr>
+      </w:pPr>
+      <w:r>
+        <w:t>Effluent weight = Effluent Volume Setpoint</w:t>
+      </w:r>
+    </w:p>
+    <w:p>
+      <w:pPr>
+        <w:pStyle w:val="Heading5"/>
+      </w:pPr>
+      <w:r>
+        <w:lastRenderedPageBreak/>
+        <w:t>Backwash Phase</w:t>
       </w:r>
     </w:p>
     <w:p>
@@ -2289,13 +3475,7 @@
         </w:numPr>
       </w:pPr>
       <w:r>
-        <w:t xml:space="preserve">Direct </w:t>
-      </w:r>
-      <w:r>
-        <w:t>cleaning solution</w:t>
-      </w:r>
-      <w:r>
-        <w:t xml:space="preserve"> backwash line to backwash collection</w:t>
+        <w:t>Direct water through backwash line to backwash collection</w:t>
       </w:r>
     </w:p>
     <w:p>
@@ -2336,30 +3516,6 @@
     </w:p>
     <w:p>
       <w:pPr>
-        <w:pStyle w:val="ListParagraph"/>
-        <w:numPr>
-          <w:ilvl w:val="0"/>
-          <w:numId w:val="30"/>
-        </w:numPr>
-      </w:pPr>
-      <w:r>
-        <w:t>Close valves</w:t>
-      </w:r>
-    </w:p>
-    <w:p>
-      <w:pPr>
-        <w:pStyle w:val="ListParagraph"/>
-        <w:numPr>
-          <w:ilvl w:val="0"/>
-          <w:numId w:val="30"/>
-        </w:numPr>
-      </w:pPr>
-      <w:r>
-        <w:t>Soak solution for [BW Soak Time]</w:t>
-      </w:r>
-    </w:p>
-    <w:p>
-      <w:pPr>
         <w:pStyle w:val="Heading5"/>
       </w:pPr>
       <w:r>
@@ -2375,30 +3531,7 @@
         </w:numPr>
       </w:pPr>
       <w:r>
-        <w:t xml:space="preserve">Loop above until </w:t>
-      </w:r>
-      <w:r>
-        <w:t>[</w:t>
-      </w:r>
-      <w:r>
-        <w:t>Cycle</w:t>
-      </w:r>
-      <w:r>
-        <w:t xml:space="preserve"> Count</w:t>
-      </w:r>
-      <w:r>
-        <w:t>]</w:t>
-      </w:r>
-      <w:r>
-        <w:t xml:space="preserve"> is reached</w:t>
-      </w:r>
-    </w:p>
-    <w:p>
-      <w:pPr>
-        <w:pStyle w:val="Heading4"/>
-      </w:pPr>
-      <w:r>
-        <w:t>Rinse:</w:t>
+        <w:t>Loop above until Repeat Count is reached</w:t>
       </w:r>
     </w:p>
     <w:p>
@@ -2410,196 +3543,7 @@
         </w:numPr>
       </w:pPr>
       <w:r>
-        <w:t>Prompt user to refill supply tanks with DI water</w:t>
-      </w:r>
-    </w:p>
-    <w:p>
-      <w:pPr>
-        <w:pStyle w:val="Heading5"/>
-      </w:pPr>
-      <w:r>
-        <w:t>Purge Phase</w:t>
-      </w:r>
-    </w:p>
-    <w:p>
-      <w:pPr>
-        <w:pStyle w:val="ListParagraph"/>
-        <w:numPr>
-          <w:ilvl w:val="0"/>
-          <w:numId w:val="28"/>
-        </w:numPr>
-      </w:pPr>
-      <w:r>
-        <w:t>Activate: Influent Supply Valve and Influent Water Drain Valve</w:t>
-      </w:r>
-    </w:p>
-    <w:p>
-      <w:pPr>
-        <w:pStyle w:val="ListParagraph"/>
-        <w:numPr>
-          <w:ilvl w:val="0"/>
-          <w:numId w:val="28"/>
-        </w:numPr>
-      </w:pPr>
-      <w:r>
-        <w:t>Run for [Refill Time] seconds</w:t>
-      </w:r>
-    </w:p>
-    <w:p>
-      <w:pPr>
-        <w:pStyle w:val="ListParagraph"/>
-        <w:numPr>
-          <w:ilvl w:val="0"/>
-          <w:numId w:val="28"/>
-        </w:numPr>
-      </w:pPr>
-      <w:r>
-        <w:t>Close all valves</w:t>
-      </w:r>
-    </w:p>
-    <w:p>
-      <w:pPr>
-        <w:pStyle w:val="Heading5"/>
-      </w:pPr>
-      <w:r>
-        <w:t>Filter Phase</w:t>
-      </w:r>
-    </w:p>
-    <w:p>
-      <w:pPr>
-        <w:pStyle w:val="ListParagraph"/>
-        <w:numPr>
-          <w:ilvl w:val="0"/>
-          <w:numId w:val="29"/>
-        </w:numPr>
-      </w:pPr>
-      <w:r>
-        <w:t>Activate: Influent Supply Valve and Effluent Valve</w:t>
-      </w:r>
-    </w:p>
-    <w:p>
-      <w:pPr>
-        <w:pStyle w:val="ListParagraph"/>
-        <w:numPr>
-          <w:ilvl w:val="0"/>
-          <w:numId w:val="29"/>
-        </w:numPr>
-      </w:pPr>
-      <w:r>
-        <w:t>Direct water through filter to effluent collection</w:t>
-      </w:r>
-    </w:p>
-    <w:p>
-      <w:pPr>
-        <w:pStyle w:val="ListParagraph"/>
-        <w:numPr>
-          <w:ilvl w:val="0"/>
-          <w:numId w:val="29"/>
-        </w:numPr>
-      </w:pPr>
-      <w:r>
-        <w:t>Stop when either:</w:t>
-      </w:r>
-    </w:p>
-    <w:p>
-      <w:pPr>
-        <w:pStyle w:val="ListParagraph"/>
-        <w:numPr>
-          <w:ilvl w:val="1"/>
-          <w:numId w:val="29"/>
-        </w:numPr>
-      </w:pPr>
-      <w:r>
-        <w:t>Effluent time = Effluent Time Setpoint, OR</w:t>
-      </w:r>
-    </w:p>
-    <w:p>
-      <w:pPr>
-        <w:pStyle w:val="ListParagraph"/>
-        <w:numPr>
-          <w:ilvl w:val="1"/>
-          <w:numId w:val="29"/>
-        </w:numPr>
-      </w:pPr>
-      <w:r>
-        <w:t>Effluent weight = Effluent Volume Setpoint</w:t>
-      </w:r>
-    </w:p>
-    <w:p>
-      <w:pPr>
-        <w:pStyle w:val="Heading5"/>
-      </w:pPr>
-      <w:r>
-        <w:t>Backwash Phase</w:t>
-      </w:r>
-    </w:p>
-    <w:p>
-      <w:pPr>
-        <w:pStyle w:val="ListParagraph"/>
-        <w:numPr>
-          <w:ilvl w:val="0"/>
-          <w:numId w:val="30"/>
-        </w:numPr>
-      </w:pPr>
-      <w:r>
-        <w:t>Activate: Backwash Supply Valve and Backwash Effluent Valve</w:t>
-      </w:r>
-    </w:p>
-    <w:p>
-      <w:pPr>
-        <w:pStyle w:val="ListParagraph"/>
-        <w:numPr>
-          <w:ilvl w:val="0"/>
-          <w:numId w:val="30"/>
-        </w:numPr>
-      </w:pPr>
-      <w:r>
-        <w:t>Direct water through backwash line to backwash collection</w:t>
-      </w:r>
-    </w:p>
-    <w:p>
-      <w:pPr>
-        <w:pStyle w:val="ListParagraph"/>
-        <w:numPr>
-          <w:ilvl w:val="0"/>
-          <w:numId w:val="30"/>
-        </w:numPr>
-      </w:pPr>
-      <w:r>
-        <w:t>Stop when either:</w:t>
-      </w:r>
-    </w:p>
-    <w:p>
-      <w:pPr>
-        <w:pStyle w:val="ListParagraph"/>
-        <w:numPr>
-          <w:ilvl w:val="1"/>
-          <w:numId w:val="30"/>
-        </w:numPr>
-      </w:pPr>
-      <w:r>
-        <w:t>Backwash time = Backwash Time Setpoint, OR</w:t>
-      </w:r>
-    </w:p>
-    <w:p>
-      <w:pPr>
-        <w:pStyle w:val="ListParagraph"/>
-        <w:numPr>
-          <w:ilvl w:val="1"/>
-          <w:numId w:val="30"/>
-        </w:numPr>
-      </w:pPr>
-      <w:r>
-        <w:t>Backwash weight = Backwash Volume Setpoint</w:t>
-      </w:r>
-    </w:p>
-    <w:p/>
-    <w:p>
-      <w:pPr>
-        <w:pStyle w:val="Heading5"/>
-      </w:pPr>
-      <w:r>
-        <w:t>Cycle Completion</w:t>
+        <w:t>Stop all outputs</w:t>
       </w:r>
     </w:p>
     <w:p>
@@ -2611,7 +3555,7 @@
         </w:numPr>
       </w:pPr>
       <w:r>
-        <w:t>Stop all outputs</w:t>
+        <w:t>End data logging</w:t>
       </w:r>
     </w:p>
     <w:p>
@@ -2623,303 +3567,6 @@
         </w:numPr>
       </w:pPr>
       <w:r>
-        <w:t>End data logging</w:t>
-      </w:r>
-    </w:p>
-    <w:p>
-      <w:pPr>
-        <w:pStyle w:val="ListParagraph"/>
-        <w:numPr>
-          <w:ilvl w:val="0"/>
-          <w:numId w:val="31"/>
-        </w:numPr>
-      </w:pPr>
-      <w:r>
-        <w:t>Return to idle state</w:t>
-      </w:r>
-    </w:p>
-    <w:p/>
-    <w:p>
-      <w:pPr>
-        <w:pStyle w:val="Heading2"/>
-      </w:pPr>
-      <w:r>
-        <w:t>Benchmark</w:t>
-      </w:r>
-    </w:p>
-    <w:p>
-      <w:pPr>
-        <w:pStyle w:val="Heading3"/>
-      </w:pPr>
-      <w:r>
-        <w:t>Start Benchmark</w:t>
-      </w:r>
-    </w:p>
-    <w:p>
-      <w:pPr>
-        <w:pStyle w:val="ListParagraph"/>
-        <w:numPr>
-          <w:ilvl w:val="0"/>
-          <w:numId w:val="27"/>
-        </w:numPr>
-      </w:pPr>
-      <w:r>
-        <w:t>Zero both scales.</w:t>
-      </w:r>
-    </w:p>
-    <w:p>
-      <w:pPr>
-        <w:pStyle w:val="ListParagraph"/>
-        <w:numPr>
-          <w:ilvl w:val="0"/>
-          <w:numId w:val="27"/>
-        </w:numPr>
-      </w:pPr>
-      <w:r>
-        <w:t>Begin data logging at defined sample time intervals.</w:t>
-      </w:r>
-    </w:p>
-    <w:p>
-      <w:pPr>
-        <w:pStyle w:val="Heading4"/>
-      </w:pPr>
-      <w:r>
-        <w:t>Cycle Loop:</w:t>
-      </w:r>
-    </w:p>
-    <w:p>
-      <w:pPr>
-        <w:pStyle w:val="Heading5"/>
-      </w:pPr>
-      <w:r>
-        <w:t>Purge Phase</w:t>
-      </w:r>
-    </w:p>
-    <w:p>
-      <w:pPr>
-        <w:pStyle w:val="ListParagraph"/>
-        <w:numPr>
-          <w:ilvl w:val="0"/>
-          <w:numId w:val="28"/>
-        </w:numPr>
-      </w:pPr>
-      <w:r>
-        <w:t>Activate: Influent Supply Valve and Influent Water Drain Valve</w:t>
-      </w:r>
-    </w:p>
-    <w:p>
-      <w:pPr>
-        <w:pStyle w:val="ListParagraph"/>
-        <w:numPr>
-          <w:ilvl w:val="0"/>
-          <w:numId w:val="28"/>
-        </w:numPr>
-      </w:pPr>
-      <w:r>
-        <w:t>Run for [Refill Time] seconds</w:t>
-      </w:r>
-    </w:p>
-    <w:p>
-      <w:pPr>
-        <w:pStyle w:val="ListParagraph"/>
-        <w:numPr>
-          <w:ilvl w:val="0"/>
-          <w:numId w:val="28"/>
-        </w:numPr>
-      </w:pPr>
-      <w:r>
-        <w:t>Close all valves</w:t>
-      </w:r>
-    </w:p>
-    <w:p>
-      <w:pPr>
-        <w:pStyle w:val="Heading5"/>
-      </w:pPr>
-      <w:r>
-        <w:t>Filter Phase</w:t>
-      </w:r>
-    </w:p>
-    <w:p>
-      <w:pPr>
-        <w:pStyle w:val="ListParagraph"/>
-        <w:numPr>
-          <w:ilvl w:val="0"/>
-          <w:numId w:val="29"/>
-        </w:numPr>
-      </w:pPr>
-      <w:r>
-        <w:t>Activate: Influent Supply Valve and Effluent Valve</w:t>
-      </w:r>
-    </w:p>
-    <w:p>
-      <w:pPr>
-        <w:pStyle w:val="ListParagraph"/>
-        <w:numPr>
-          <w:ilvl w:val="0"/>
-          <w:numId w:val="29"/>
-        </w:numPr>
-      </w:pPr>
-      <w:r>
-        <w:t>Direct water through filter to effluent collection</w:t>
-      </w:r>
-    </w:p>
-    <w:p>
-      <w:pPr>
-        <w:pStyle w:val="ListParagraph"/>
-        <w:numPr>
-          <w:ilvl w:val="0"/>
-          <w:numId w:val="29"/>
-        </w:numPr>
-      </w:pPr>
-      <w:r>
-        <w:t>Stop when either:</w:t>
-      </w:r>
-    </w:p>
-    <w:p>
-      <w:pPr>
-        <w:pStyle w:val="ListParagraph"/>
-        <w:numPr>
-          <w:ilvl w:val="1"/>
-          <w:numId w:val="29"/>
-        </w:numPr>
-      </w:pPr>
-      <w:r>
-        <w:t>Effluent time = Effluent Time Setpoint, OR</w:t>
-      </w:r>
-    </w:p>
-    <w:p>
-      <w:pPr>
-        <w:pStyle w:val="ListParagraph"/>
-        <w:numPr>
-          <w:ilvl w:val="1"/>
-          <w:numId w:val="29"/>
-        </w:numPr>
-      </w:pPr>
-      <w:r>
-        <w:t>Effluent weight = Effluent Volume Setpoint</w:t>
-      </w:r>
-    </w:p>
-    <w:p>
-      <w:pPr>
-        <w:pStyle w:val="Heading5"/>
-      </w:pPr>
-      <w:r>
-        <w:t>Backwash Phase</w:t>
-      </w:r>
-    </w:p>
-    <w:p>
-      <w:pPr>
-        <w:pStyle w:val="ListParagraph"/>
-        <w:numPr>
-          <w:ilvl w:val="0"/>
-          <w:numId w:val="30"/>
-        </w:numPr>
-      </w:pPr>
-      <w:r>
-        <w:t>Activate: Backwash Supply Valve and Backwash Effluent Valve</w:t>
-      </w:r>
-    </w:p>
-    <w:p>
-      <w:pPr>
-        <w:pStyle w:val="ListParagraph"/>
-        <w:numPr>
-          <w:ilvl w:val="0"/>
-          <w:numId w:val="30"/>
-        </w:numPr>
-      </w:pPr>
-      <w:r>
-        <w:t>Direct water through backwash line to backwash collection</w:t>
-      </w:r>
-    </w:p>
-    <w:p>
-      <w:pPr>
-        <w:pStyle w:val="ListParagraph"/>
-        <w:numPr>
-          <w:ilvl w:val="0"/>
-          <w:numId w:val="30"/>
-        </w:numPr>
-      </w:pPr>
-      <w:r>
-        <w:t>Stop when either:</w:t>
-      </w:r>
-    </w:p>
-    <w:p>
-      <w:pPr>
-        <w:pStyle w:val="ListParagraph"/>
-        <w:numPr>
-          <w:ilvl w:val="1"/>
-          <w:numId w:val="30"/>
-        </w:numPr>
-      </w:pPr>
-      <w:r>
-        <w:t>Backwash time = Backwash Time Setpoint, OR</w:t>
-      </w:r>
-    </w:p>
-    <w:p>
-      <w:pPr>
-        <w:pStyle w:val="ListParagraph"/>
-        <w:numPr>
-          <w:ilvl w:val="1"/>
-          <w:numId w:val="30"/>
-        </w:numPr>
-      </w:pPr>
-      <w:r>
-        <w:t>Backwash weight = Backwash Volume Setpoint</w:t>
-      </w:r>
-    </w:p>
-    <w:p>
-      <w:pPr>
-        <w:pStyle w:val="Heading5"/>
-      </w:pPr>
-      <w:r>
-        <w:t>Cycle Completion</w:t>
-      </w:r>
-    </w:p>
-    <w:p>
-      <w:pPr>
-        <w:pStyle w:val="ListParagraph"/>
-        <w:numPr>
-          <w:ilvl w:val="0"/>
-          <w:numId w:val="31"/>
-        </w:numPr>
-      </w:pPr>
-      <w:r>
-        <w:t>Loop above until Repeat Count is reached</w:t>
-      </w:r>
-    </w:p>
-    <w:p>
-      <w:pPr>
-        <w:pStyle w:val="ListParagraph"/>
-        <w:numPr>
-          <w:ilvl w:val="0"/>
-          <w:numId w:val="31"/>
-        </w:numPr>
-      </w:pPr>
-      <w:r>
-        <w:t>Stop all outputs</w:t>
-      </w:r>
-    </w:p>
-    <w:p>
-      <w:pPr>
-        <w:pStyle w:val="ListParagraph"/>
-        <w:numPr>
-          <w:ilvl w:val="0"/>
-          <w:numId w:val="31"/>
-        </w:numPr>
-      </w:pPr>
-      <w:r>
-        <w:t>End data logging</w:t>
-      </w:r>
-    </w:p>
-    <w:p>
-      <w:pPr>
-        <w:pStyle w:val="ListParagraph"/>
-        <w:numPr>
-          <w:ilvl w:val="0"/>
-          <w:numId w:val="31"/>
-        </w:numPr>
-      </w:pPr>
-      <w:r>
         <w:t>Return to idle state</w:t>
       </w:r>
     </w:p>
@@ -2977,13 +3624,7 @@
     </w:p>
     <w:p>
       <w:r>
-        <w:t xml:space="preserve"> </w:t>
-      </w:r>
-      <w:r>
-        <w:t>Users</w:t>
-      </w:r>
-      <w:r>
-        <w:t xml:space="preserve"> can apply calibration offsets to pressure and temperature readings via HMI.</w:t>
+        <w:t xml:space="preserve"> Users can apply calibration offsets to pressure and temperature readings via HMI.</w:t>
       </w:r>
     </w:p>
     <w:p>
@@ -3000,6 +3641,12 @@
       </w:r>
     </w:p>
     <w:sectPr>
+      <w:headerReference w:type="even" r:id="rId11"/>
+      <w:headerReference w:type="default" r:id="rId12"/>
+      <w:footerReference w:type="even" r:id="rId13"/>
+      <w:footerReference w:type="default" r:id="rId14"/>
+      <w:headerReference w:type="first" r:id="rId15"/>
+      <w:footerReference w:type="first" r:id="rId16"/>
       <w:pgSz w:w="12240" w:h="15840"/>
       <w:pgMar w:top="1440" w:right="1800" w:bottom="1440" w:left="1800" w:header="720" w:footer="720" w:gutter="0"/>
       <w:cols w:space="720"/>
@@ -3007,6 +3654,116 @@
     </w:sectPr>
   </w:body>
 </w:document>
+</file>
+
+<file path=word/endnotes.xml><?xml version="1.0" encoding="utf-8"?>
+<w:endnotes xmlns:wpc="http://schemas.microsoft.com/office/word/2010/wordprocessingCanvas" xmlns:cx="http://schemas.microsoft.com/office/drawing/2014/chartex" xmlns:cx1="http://schemas.microsoft.com/office/drawing/2015/9/8/chartex" xmlns:cx2="http://schemas.microsoft.com/office/drawing/2015/10/21/chartex" xmlns:cx3="http://schemas.microsoft.com/office/drawing/2016/5/9/chartex" xmlns:cx4="http://schemas.microsoft.com/office/drawing/2016/5/10/chartex" xmlns:cx5="http://schemas.microsoft.com/office/drawing/2016/5/11/chartex" xmlns:cx6="http://schemas.microsoft.com/office/drawing/2016/5/12/chartex" xmlns:cx7="http://schemas.microsoft.com/office/drawing/2016/5/13/chartex" xmlns:cx8="http://schemas.microsoft.com/office/drawing/2016/5/14/chartex" xmlns:mc="http://schemas.openxmlformats.org/markup-compatibility/2006" xmlns:aink="http://schemas.microsoft.com/office/drawing/2016/ink" xmlns:am3d="http://schemas.microsoft.com/office/drawing/2017/model3d" xmlns:o="urn:schemas-microsoft-com:office:office" xmlns:oel="http://schemas.microsoft.com/office/2019/extlst" xmlns:r="http://schemas.openxmlformats.org/officeDocument/2006/relationships" xmlns:m="http://schemas.openxmlformats.org/officeDocument/2006/math" xmlns:v="urn:schemas-microsoft-com:vml" xmlns:wp14="http://schemas.microsoft.com/office/word/2010/wordprocessingDrawing" xmlns:wp="http://schemas.openxmlformats.org/drawingml/2006/wordprocessingDrawing" xmlns:w10="urn:schemas-microsoft-com:office:word" xmlns:w="http://schemas.openxmlformats.org/wordprocessingml/2006/main" xmlns:w14="http://schemas.microsoft.com/office/word/2010/wordml" xmlns:w15="http://schemas.microsoft.com/office/word/2012/wordml" xmlns:w16cex="http://schemas.microsoft.com/office/word/2018/wordml/cex" xmlns:w16cid="http://schemas.microsoft.com/office/word/2016/wordml/cid" xmlns:w16="http://schemas.microsoft.com/office/word/2018/wordml" xmlns:w16du="http://schemas.microsoft.com/office/word/2023/wordml/word16du" xmlns:w16sdtdh="http://schemas.microsoft.com/office/word/2020/wordml/sdtdatahash" xmlns:w16sdtfl="http://schemas.microsoft.com/office/word/2024/wordml/sdtformatlock" xmlns:w16se="http://schemas.microsoft.com/office/word/2015/wordml/symex" xmlns:wpg="http://schemas.microsoft.com/office/word/2010/wordprocessingGroup" xmlns:wpi="http://schemas.microsoft.com/office/word/2010/wordprocessingInk" xmlns:wne="http://schemas.microsoft.com/office/word/2006/wordml" xmlns:wps="http://schemas.microsoft.com/office/word/2010/wordprocessingShape" mc:Ignorable="w14 w15 w16se w16cid w16 w16cex w16sdtdh w16sdtfl w16du wp14">
+  <w:endnote w:type="separator" w:id="-1">
+    <w:p>
+      <w:pPr>
+        <w:spacing w:after="0" w:line="240" w:lineRule="auto"/>
+      </w:pPr>
+      <w:r>
+        <w:separator/>
+      </w:r>
+    </w:p>
+  </w:endnote>
+  <w:endnote w:type="continuationSeparator" w:id="0">
+    <w:p>
+      <w:pPr>
+        <w:spacing w:after="0" w:line="240" w:lineRule="auto"/>
+      </w:pPr>
+      <w:r>
+        <w:continuationSeparator/>
+      </w:r>
+    </w:p>
+  </w:endnote>
+</w:endnotes>
+</file>
+
+<file path=word/footer1.xml><?xml version="1.0" encoding="utf-8"?>
+<w:ftr xmlns:wpc="http://schemas.microsoft.com/office/word/2010/wordprocessingCanvas" xmlns:cx="http://schemas.microsoft.com/office/drawing/2014/chartex" xmlns:cx1="http://schemas.microsoft.com/office/drawing/2015/9/8/chartex" xmlns:cx2="http://schemas.microsoft.com/office/drawing/2015/10/21/chartex" xmlns:cx3="http://schemas.microsoft.com/office/drawing/2016/5/9/chartex" xmlns:cx4="http://schemas.microsoft.com/office/drawing/2016/5/10/chartex" xmlns:cx5="http://schemas.microsoft.com/office/drawing/2016/5/11/chartex" xmlns:cx6="http://schemas.microsoft.com/office/drawing/2016/5/12/chartex" xmlns:cx7="http://schemas.microsoft.com/office/drawing/2016/5/13/chartex" xmlns:cx8="http://schemas.microsoft.com/office/drawing/2016/5/14/chartex" xmlns:mc="http://schemas.openxmlformats.org/markup-compatibility/2006" xmlns:aink="http://schemas.microsoft.com/office/drawing/2016/ink" xmlns:am3d="http://schemas.microsoft.com/office/drawing/2017/model3d" xmlns:o="urn:schemas-microsoft-com:office:office" xmlns:oel="http://schemas.microsoft.com/office/2019/extlst" xmlns:r="http://schemas.openxmlformats.org/officeDocument/2006/relationships" xmlns:m="http://schemas.openxmlformats.org/officeDocument/2006/math" xmlns:v="urn:schemas-microsoft-com:vml" xmlns:wp14="http://schemas.microsoft.com/office/word/2010/wordprocessingDrawing" xmlns:wp="http://schemas.openxmlformats.org/drawingml/2006/wordprocessingDrawing" xmlns:w10="urn:schemas-microsoft-com:office:word" xmlns:w="http://schemas.openxmlformats.org/wordprocessingml/2006/main" xmlns:w14="http://schemas.microsoft.com/office/word/2010/wordml" xmlns:w15="http://schemas.microsoft.com/office/word/2012/wordml" xmlns:w16cex="http://schemas.microsoft.com/office/word/2018/wordml/cex" xmlns:w16cid="http://schemas.microsoft.com/office/word/2016/wordml/cid" xmlns:w16="http://schemas.microsoft.com/office/word/2018/wordml" xmlns:w16du="http://schemas.microsoft.com/office/word/2023/wordml/word16du" xmlns:w16sdtdh="http://schemas.microsoft.com/office/word/2020/wordml/sdtdatahash" xmlns:w16sdtfl="http://schemas.microsoft.com/office/word/2024/wordml/sdtformatlock" xmlns:w16se="http://schemas.microsoft.com/office/word/2015/wordml/symex" xmlns:wpg="http://schemas.microsoft.com/office/word/2010/wordprocessingGroup" xmlns:wpi="http://schemas.microsoft.com/office/word/2010/wordprocessingInk" xmlns:wne="http://schemas.microsoft.com/office/word/2006/wordml" xmlns:wps="http://schemas.microsoft.com/office/word/2010/wordprocessingShape" mc:Ignorable="w14 w15 w16se w16cid w16 w16cex w16sdtdh w16sdtfl w16du wp14">
+  <w:p>
+    <w:pPr>
+      <w:pStyle w:val="Footer"/>
+    </w:pPr>
+  </w:p>
+</w:ftr>
+</file>
+
+<file path=word/footer2.xml><?xml version="1.0" encoding="utf-8"?>
+<w:ftr xmlns:wpc="http://schemas.microsoft.com/office/word/2010/wordprocessingCanvas" xmlns:cx="http://schemas.microsoft.com/office/drawing/2014/chartex" xmlns:cx1="http://schemas.microsoft.com/office/drawing/2015/9/8/chartex" xmlns:cx2="http://schemas.microsoft.com/office/drawing/2015/10/21/chartex" xmlns:cx3="http://schemas.microsoft.com/office/drawing/2016/5/9/chartex" xmlns:cx4="http://schemas.microsoft.com/office/drawing/2016/5/10/chartex" xmlns:cx5="http://schemas.microsoft.com/office/drawing/2016/5/11/chartex" xmlns:cx6="http://schemas.microsoft.com/office/drawing/2016/5/12/chartex" xmlns:cx7="http://schemas.microsoft.com/office/drawing/2016/5/13/chartex" xmlns:cx8="http://schemas.microsoft.com/office/drawing/2016/5/14/chartex" xmlns:mc="http://schemas.openxmlformats.org/markup-compatibility/2006" xmlns:aink="http://schemas.microsoft.com/office/drawing/2016/ink" xmlns:am3d="http://schemas.microsoft.com/office/drawing/2017/model3d" xmlns:o="urn:schemas-microsoft-com:office:office" xmlns:oel="http://schemas.microsoft.com/office/2019/extlst" xmlns:r="http://schemas.openxmlformats.org/officeDocument/2006/relationships" xmlns:m="http://schemas.openxmlformats.org/officeDocument/2006/math" xmlns:v="urn:schemas-microsoft-com:vml" xmlns:wp14="http://schemas.microsoft.com/office/word/2010/wordprocessingDrawing" xmlns:wp="http://schemas.openxmlformats.org/drawingml/2006/wordprocessingDrawing" xmlns:w10="urn:schemas-microsoft-com:office:word" xmlns:w="http://schemas.openxmlformats.org/wordprocessingml/2006/main" xmlns:w14="http://schemas.microsoft.com/office/word/2010/wordml" xmlns:w15="http://schemas.microsoft.com/office/word/2012/wordml" xmlns:w16cex="http://schemas.microsoft.com/office/word/2018/wordml/cex" xmlns:w16cid="http://schemas.microsoft.com/office/word/2016/wordml/cid" xmlns:w16="http://schemas.microsoft.com/office/word/2018/wordml" xmlns:w16du="http://schemas.microsoft.com/office/word/2023/wordml/word16du" xmlns:w16sdtdh="http://schemas.microsoft.com/office/word/2020/wordml/sdtdatahash" xmlns:w16sdtfl="http://schemas.microsoft.com/office/word/2024/wordml/sdtformatlock" xmlns:w16se="http://schemas.microsoft.com/office/word/2015/wordml/symex" xmlns:wpg="http://schemas.microsoft.com/office/word/2010/wordprocessingGroup" xmlns:wpi="http://schemas.microsoft.com/office/word/2010/wordprocessingInk" xmlns:wne="http://schemas.microsoft.com/office/word/2006/wordml" xmlns:wps="http://schemas.microsoft.com/office/word/2010/wordprocessingShape" mc:Ignorable="w14 w15 w16se w16cid w16 w16cex w16sdtdh w16sdtfl w16du wp14">
+  <w:p>
+    <w:pPr>
+      <w:pStyle w:val="Footer"/>
+    </w:pPr>
+  </w:p>
+</w:ftr>
+</file>
+
+<file path=word/footer3.xml><?xml version="1.0" encoding="utf-8"?>
+<w:ftr xmlns:wpc="http://schemas.microsoft.com/office/word/2010/wordprocessingCanvas" xmlns:cx="http://schemas.microsoft.com/office/drawing/2014/chartex" xmlns:cx1="http://schemas.microsoft.com/office/drawing/2015/9/8/chartex" xmlns:cx2="http://schemas.microsoft.com/office/drawing/2015/10/21/chartex" xmlns:cx3="http://schemas.microsoft.com/office/drawing/2016/5/9/chartex" xmlns:cx4="http://schemas.microsoft.com/office/drawing/2016/5/10/chartex" xmlns:cx5="http://schemas.microsoft.com/office/drawing/2016/5/11/chartex" xmlns:cx6="http://schemas.microsoft.com/office/drawing/2016/5/12/chartex" xmlns:cx7="http://schemas.microsoft.com/office/drawing/2016/5/13/chartex" xmlns:cx8="http://schemas.microsoft.com/office/drawing/2016/5/14/chartex" xmlns:mc="http://schemas.openxmlformats.org/markup-compatibility/2006" xmlns:aink="http://schemas.microsoft.com/office/drawing/2016/ink" xmlns:am3d="http://schemas.microsoft.com/office/drawing/2017/model3d" xmlns:o="urn:schemas-microsoft-com:office:office" xmlns:oel="http://schemas.microsoft.com/office/2019/extlst" xmlns:r="http://schemas.openxmlformats.org/officeDocument/2006/relationships" xmlns:m="http://schemas.openxmlformats.org/officeDocument/2006/math" xmlns:v="urn:schemas-microsoft-com:vml" xmlns:wp14="http://schemas.microsoft.com/office/word/2010/wordprocessingDrawing" xmlns:wp="http://schemas.openxmlformats.org/drawingml/2006/wordprocessingDrawing" xmlns:w10="urn:schemas-microsoft-com:office:word" xmlns:w="http://schemas.openxmlformats.org/wordprocessingml/2006/main" xmlns:w14="http://schemas.microsoft.com/office/word/2010/wordml" xmlns:w15="http://schemas.microsoft.com/office/word/2012/wordml" xmlns:w16cex="http://schemas.microsoft.com/office/word/2018/wordml/cex" xmlns:w16cid="http://schemas.microsoft.com/office/word/2016/wordml/cid" xmlns:w16="http://schemas.microsoft.com/office/word/2018/wordml" xmlns:w16du="http://schemas.microsoft.com/office/word/2023/wordml/word16du" xmlns:w16sdtdh="http://schemas.microsoft.com/office/word/2020/wordml/sdtdatahash" xmlns:w16sdtfl="http://schemas.microsoft.com/office/word/2024/wordml/sdtformatlock" xmlns:w16se="http://schemas.microsoft.com/office/word/2015/wordml/symex" xmlns:wpg="http://schemas.microsoft.com/office/word/2010/wordprocessingGroup" xmlns:wpi="http://schemas.microsoft.com/office/word/2010/wordprocessingInk" xmlns:wne="http://schemas.microsoft.com/office/word/2006/wordml" xmlns:wps="http://schemas.microsoft.com/office/word/2010/wordprocessingShape" mc:Ignorable="w14 w15 w16se w16cid w16 w16cex w16sdtdh w16sdtfl w16du wp14">
+  <w:p>
+    <w:pPr>
+      <w:pStyle w:val="Footer"/>
+    </w:pPr>
+  </w:p>
+</w:ftr>
+</file>
+
+<file path=word/footnotes.xml><?xml version="1.0" encoding="utf-8"?>
+<w:footnotes xmlns:wpc="http://schemas.microsoft.com/office/word/2010/wordprocessingCanvas" xmlns:cx="http://schemas.microsoft.com/office/drawing/2014/chartex" xmlns:cx1="http://schemas.microsoft.com/office/drawing/2015/9/8/chartex" xmlns:cx2="http://schemas.microsoft.com/office/drawing/2015/10/21/chartex" xmlns:cx3="http://schemas.microsoft.com/office/drawing/2016/5/9/chartex" xmlns:cx4="http://schemas.microsoft.com/office/drawing/2016/5/10/chartex" xmlns:cx5="http://schemas.microsoft.com/office/drawing/2016/5/11/chartex" xmlns:cx6="http://schemas.microsoft.com/office/drawing/2016/5/12/chartex" xmlns:cx7="http://schemas.microsoft.com/office/drawing/2016/5/13/chartex" xmlns:cx8="http://schemas.microsoft.com/office/drawing/2016/5/14/chartex" xmlns:mc="http://schemas.openxmlformats.org/markup-compatibility/2006" xmlns:aink="http://schemas.microsoft.com/office/drawing/2016/ink" xmlns:am3d="http://schemas.microsoft.com/office/drawing/2017/model3d" xmlns:o="urn:schemas-microsoft-com:office:office" xmlns:oel="http://schemas.microsoft.com/office/2019/extlst" xmlns:r="http://schemas.openxmlformats.org/officeDocument/2006/relationships" xmlns:m="http://schemas.openxmlformats.org/officeDocument/2006/math" xmlns:v="urn:schemas-microsoft-com:vml" xmlns:wp14="http://schemas.microsoft.com/office/word/2010/wordprocessingDrawing" xmlns:wp="http://schemas.openxmlformats.org/drawingml/2006/wordprocessingDrawing" xmlns:w10="urn:schemas-microsoft-com:office:word" xmlns:w="http://schemas.openxmlformats.org/wordprocessingml/2006/main" xmlns:w14="http://schemas.microsoft.com/office/word/2010/wordml" xmlns:w15="http://schemas.microsoft.com/office/word/2012/wordml" xmlns:w16cex="http://schemas.microsoft.com/office/word/2018/wordml/cex" xmlns:w16cid="http://schemas.microsoft.com/office/word/2016/wordml/cid" xmlns:w16="http://schemas.microsoft.com/office/word/2018/wordml" xmlns:w16du="http://schemas.microsoft.com/office/word/2023/wordml/word16du" xmlns:w16sdtdh="http://schemas.microsoft.com/office/word/2020/wordml/sdtdatahash" xmlns:w16sdtfl="http://schemas.microsoft.com/office/word/2024/wordml/sdtformatlock" xmlns:w16se="http://schemas.microsoft.com/office/word/2015/wordml/symex" xmlns:wpg="http://schemas.microsoft.com/office/word/2010/wordprocessingGroup" xmlns:wpi="http://schemas.microsoft.com/office/word/2010/wordprocessingInk" xmlns:wne="http://schemas.microsoft.com/office/word/2006/wordml" xmlns:wps="http://schemas.microsoft.com/office/word/2010/wordprocessingShape" mc:Ignorable="w14 w15 w16se w16cid w16 w16cex w16sdtdh w16sdtfl w16du wp14">
+  <w:footnote w:type="separator" w:id="-1">
+    <w:p>
+      <w:pPr>
+        <w:spacing w:after="0" w:line="240" w:lineRule="auto"/>
+      </w:pPr>
+      <w:r>
+        <w:separator/>
+      </w:r>
+    </w:p>
+  </w:footnote>
+  <w:footnote w:type="continuationSeparator" w:id="0">
+    <w:p>
+      <w:pPr>
+        <w:spacing w:after="0" w:line="240" w:lineRule="auto"/>
+      </w:pPr>
+      <w:r>
+        <w:continuationSeparator/>
+      </w:r>
+    </w:p>
+  </w:footnote>
+</w:footnotes>
+</file>
+
+<file path=word/header1.xml><?xml version="1.0" encoding="utf-8"?>
+<w:hdr xmlns:wpc="http://schemas.microsoft.com/office/word/2010/wordprocessingCanvas" xmlns:cx="http://schemas.microsoft.com/office/drawing/2014/chartex" xmlns:cx1="http://schemas.microsoft.com/office/drawing/2015/9/8/chartex" xmlns:cx2="http://schemas.microsoft.com/office/drawing/2015/10/21/chartex" xmlns:cx3="http://schemas.microsoft.com/office/drawing/2016/5/9/chartex" xmlns:cx4="http://schemas.microsoft.com/office/drawing/2016/5/10/chartex" xmlns:cx5="http://schemas.microsoft.com/office/drawing/2016/5/11/chartex" xmlns:cx6="http://schemas.microsoft.com/office/drawing/2016/5/12/chartex" xmlns:cx7="http://schemas.microsoft.com/office/drawing/2016/5/13/chartex" xmlns:cx8="http://schemas.microsoft.com/office/drawing/2016/5/14/chartex" xmlns:mc="http://schemas.openxmlformats.org/markup-compatibility/2006" xmlns:aink="http://schemas.microsoft.com/office/drawing/2016/ink" xmlns:am3d="http://schemas.microsoft.com/office/drawing/2017/model3d" xmlns:o="urn:schemas-microsoft-com:office:office" xmlns:oel="http://schemas.microsoft.com/office/2019/extlst" xmlns:r="http://schemas.openxmlformats.org/officeDocument/2006/relationships" xmlns:m="http://schemas.openxmlformats.org/officeDocument/2006/math" xmlns:v="urn:schemas-microsoft-com:vml" xmlns:wp14="http://schemas.microsoft.com/office/word/2010/wordprocessingDrawing" xmlns:wp="http://schemas.openxmlformats.org/drawingml/2006/wordprocessingDrawing" xmlns:w10="urn:schemas-microsoft-com:office:word" xmlns:w="http://schemas.openxmlformats.org/wordprocessingml/2006/main" xmlns:w14="http://schemas.microsoft.com/office/word/2010/wordml" xmlns:w15="http://schemas.microsoft.com/office/word/2012/wordml" xmlns:w16cex="http://schemas.microsoft.com/office/word/2018/wordml/cex" xmlns:w16cid="http://schemas.microsoft.com/office/word/2016/wordml/cid" xmlns:w16="http://schemas.microsoft.com/office/word/2018/wordml" xmlns:w16du="http://schemas.microsoft.com/office/word/2023/wordml/word16du" xmlns:w16sdtdh="http://schemas.microsoft.com/office/word/2020/wordml/sdtdatahash" xmlns:w16sdtfl="http://schemas.microsoft.com/office/word/2024/wordml/sdtformatlock" xmlns:w16se="http://schemas.microsoft.com/office/word/2015/wordml/symex" xmlns:wpg="http://schemas.microsoft.com/office/word/2010/wordprocessingGroup" xmlns:wpi="http://schemas.microsoft.com/office/word/2010/wordprocessingInk" xmlns:wne="http://schemas.microsoft.com/office/word/2006/wordml" xmlns:wps="http://schemas.microsoft.com/office/word/2010/wordprocessingShape" mc:Ignorable="w14 w15 w16se w16cid w16 w16cex w16sdtdh w16sdtfl w16du wp14">
+  <w:p>
+    <w:pPr>
+      <w:pStyle w:val="Header"/>
+    </w:pPr>
+  </w:p>
+</w:hdr>
+</file>
+
+<file path=word/header2.xml><?xml version="1.0" encoding="utf-8"?>
+<w:hdr xmlns:wpc="http://schemas.microsoft.com/office/word/2010/wordprocessingCanvas" xmlns:cx="http://schemas.microsoft.com/office/drawing/2014/chartex" xmlns:cx1="http://schemas.microsoft.com/office/drawing/2015/9/8/chartex" xmlns:cx2="http://schemas.microsoft.com/office/drawing/2015/10/21/chartex" xmlns:cx3="http://schemas.microsoft.com/office/drawing/2016/5/9/chartex" xmlns:cx4="http://schemas.microsoft.com/office/drawing/2016/5/10/chartex" xmlns:cx5="http://schemas.microsoft.com/office/drawing/2016/5/11/chartex" xmlns:cx6="http://schemas.microsoft.com/office/drawing/2016/5/12/chartex" xmlns:cx7="http://schemas.microsoft.com/office/drawing/2016/5/13/chartex" xmlns:cx8="http://schemas.microsoft.com/office/drawing/2016/5/14/chartex" xmlns:mc="http://schemas.openxmlformats.org/markup-compatibility/2006" xmlns:aink="http://schemas.microsoft.com/office/drawing/2016/ink" xmlns:am3d="http://schemas.microsoft.com/office/drawing/2017/model3d" xmlns:o="urn:schemas-microsoft-com:office:office" xmlns:oel="http://schemas.microsoft.com/office/2019/extlst" xmlns:r="http://schemas.openxmlformats.org/officeDocument/2006/relationships" xmlns:m="http://schemas.openxmlformats.org/officeDocument/2006/math" xmlns:v="urn:schemas-microsoft-com:vml" xmlns:wp14="http://schemas.microsoft.com/office/word/2010/wordprocessingDrawing" xmlns:wp="http://schemas.openxmlformats.org/drawingml/2006/wordprocessingDrawing" xmlns:w10="urn:schemas-microsoft-com:office:word" xmlns:w="http://schemas.openxmlformats.org/wordprocessingml/2006/main" xmlns:w14="http://schemas.microsoft.com/office/word/2010/wordml" xmlns:w15="http://schemas.microsoft.com/office/word/2012/wordml" xmlns:w16cex="http://schemas.microsoft.com/office/word/2018/wordml/cex" xmlns:w16cid="http://schemas.microsoft.com/office/word/2016/wordml/cid" xmlns:w16="http://schemas.microsoft.com/office/word/2018/wordml" xmlns:w16du="http://schemas.microsoft.com/office/word/2023/wordml/word16du" xmlns:w16sdtdh="http://schemas.microsoft.com/office/word/2020/wordml/sdtdatahash" xmlns:w16sdtfl="http://schemas.microsoft.com/office/word/2024/wordml/sdtformatlock" xmlns:w16se="http://schemas.microsoft.com/office/word/2015/wordml/symex" xmlns:wpg="http://schemas.microsoft.com/office/word/2010/wordprocessingGroup" xmlns:wpi="http://schemas.microsoft.com/office/word/2010/wordprocessingInk" xmlns:wne="http://schemas.microsoft.com/office/word/2006/wordml" xmlns:wps="http://schemas.microsoft.com/office/word/2010/wordprocessingShape" mc:Ignorable="w14 w15 w16se w16cid w16 w16cex w16sdtdh w16sdtfl w16du wp14">
+  <w:p>
+    <w:pPr>
+      <w:pStyle w:val="Header"/>
+    </w:pPr>
+  </w:p>
+</w:hdr>
+</file>
+
+<file path=word/header3.xml><?xml version="1.0" encoding="utf-8"?>
+<w:hdr xmlns:wpc="http://schemas.microsoft.com/office/word/2010/wordprocessingCanvas" xmlns:cx="http://schemas.microsoft.com/office/drawing/2014/chartex" xmlns:cx1="http://schemas.microsoft.com/office/drawing/2015/9/8/chartex" xmlns:cx2="http://schemas.microsoft.com/office/drawing/2015/10/21/chartex" xmlns:cx3="http://schemas.microsoft.com/office/drawing/2016/5/9/chartex" xmlns:cx4="http://schemas.microsoft.com/office/drawing/2016/5/10/chartex" xmlns:cx5="http://schemas.microsoft.com/office/drawing/2016/5/11/chartex" xmlns:cx6="http://schemas.microsoft.com/office/drawing/2016/5/12/chartex" xmlns:cx7="http://schemas.microsoft.com/office/drawing/2016/5/13/chartex" xmlns:cx8="http://schemas.microsoft.com/office/drawing/2016/5/14/chartex" xmlns:mc="http://schemas.openxmlformats.org/markup-compatibility/2006" xmlns:aink="http://schemas.microsoft.com/office/drawing/2016/ink" xmlns:am3d="http://schemas.microsoft.com/office/drawing/2017/model3d" xmlns:o="urn:schemas-microsoft-com:office:office" xmlns:oel="http://schemas.microsoft.com/office/2019/extlst" xmlns:r="http://schemas.openxmlformats.org/officeDocument/2006/relationships" xmlns:m="http://schemas.openxmlformats.org/officeDocument/2006/math" xmlns:v="urn:schemas-microsoft-com:vml" xmlns:wp14="http://schemas.microsoft.com/office/word/2010/wordprocessingDrawing" xmlns:wp="http://schemas.openxmlformats.org/drawingml/2006/wordprocessingDrawing" xmlns:w10="urn:schemas-microsoft-com:office:word" xmlns:w="http://schemas.openxmlformats.org/wordprocessingml/2006/main" xmlns:w14="http://schemas.microsoft.com/office/word/2010/wordml" xmlns:w15="http://schemas.microsoft.com/office/word/2012/wordml" xmlns:w16cex="http://schemas.microsoft.com/office/word/2018/wordml/cex" xmlns:w16cid="http://schemas.microsoft.com/office/word/2016/wordml/cid" xmlns:w16="http://schemas.microsoft.com/office/word/2018/wordml" xmlns:w16du="http://schemas.microsoft.com/office/word/2023/wordml/word16du" xmlns:w16sdtdh="http://schemas.microsoft.com/office/word/2020/wordml/sdtdatahash" xmlns:w16sdtfl="http://schemas.microsoft.com/office/word/2024/wordml/sdtformatlock" xmlns:w16se="http://schemas.microsoft.com/office/word/2015/wordml/symex" xmlns:wpg="http://schemas.microsoft.com/office/word/2010/wordprocessingGroup" xmlns:wpi="http://schemas.microsoft.com/office/word/2010/wordprocessingInk" xmlns:wne="http://schemas.microsoft.com/office/word/2006/wordml" xmlns:wps="http://schemas.microsoft.com/office/word/2010/wordprocessingShape" mc:Ignorable="w14 w15 w16se w16cid w16 w16cex w16sdtdh w16sdtfl w16du wp14">
+  <w:p>
+    <w:pPr>
+      <w:pStyle w:val="Header"/>
+    </w:pPr>
+  </w:p>
+</w:hdr>
 </file>
 
 <file path=word/numbering.xml><?xml version="1.0" encoding="utf-8"?>
@@ -6167,14 +6924,14 @@
     <w:next w:val="Normal"/>
     <w:link w:val="Heading6Char"/>
     <w:uiPriority w:val="9"/>
-    <w:semiHidden/>
     <w:unhideWhenUsed/>
     <w:qFormat/>
-    <w:rsid w:val="00FC693F"/>
+    <w:rsid w:val="002E21FB"/>
     <w:pPr>
       <w:keepNext/>
       <w:keepLines/>
       <w:spacing w:before="200" w:after="0"/>
+      <w:ind w:left="360"/>
       <w:outlineLvl w:val="5"/>
     </w:pPr>
     <w:rPr>
@@ -6767,8 +7524,7 @@
     <w:basedOn w:val="DefaultParagraphFont"/>
     <w:link w:val="Heading6"/>
     <w:uiPriority w:val="9"/>
-    <w:semiHidden/>
-    <w:rsid w:val="00FC693F"/>
+    <w:rsid w:val="002E21FB"/>
     <w:rPr>
       <w:rFonts w:asciiTheme="majorHAnsi" w:eastAsiaTheme="majorEastAsia" w:hAnsiTheme="majorHAnsi" w:cstheme="majorBidi"/>
       <w:i/>
@@ -17356,19 +18112,14 @@
 </file>
 
 <file path=customXml/item1.xml><?xml version="1.0" encoding="utf-8"?>
-<b:Sources xmlns:b="http://schemas.openxmlformats.org/officeDocument/2006/bibliography" xmlns="http://schemas.openxmlformats.org/officeDocument/2006/bibliography" SelectedStyle="/APA.XSL" StyleName="APA"/>
+<p:properties xmlns:p="http://schemas.microsoft.com/office/2006/metadata/properties" xmlns:xsi="http://www.w3.org/2001/XMLSchema-instance" xmlns:pc="http://schemas.microsoft.com/office/infopath/2007/PartnerControls">
+  <documentManagement>
+    <lcf76f155ced4ddcb4097134ff3c332f xmlns="4fe047de-1ba9-4cea-bcb8-0a9d82515cfb" xsi:nil="true"/>
+  </documentManagement>
+</p:properties>
 </file>
 
 <file path=customXml/item2.xml><?xml version="1.0" encoding="utf-8"?>
-<?mso-contentType ?>
-<FormTemplates xmlns="http://schemas.microsoft.com/sharepoint/v3/contenttype/forms">
-  <Display>DocumentLibraryForm</Display>
-  <Edit>DocumentLibraryForm</Edit>
-  <New>DocumentLibraryForm</New>
-</FormTemplates>
-</file>
-
-<file path=customXml/item3.xml><?xml version="1.0" encoding="utf-8"?>
 <ct:contentTypeSchema xmlns:ct="http://schemas.microsoft.com/office/2006/metadata/contentType" xmlns:ma="http://schemas.microsoft.com/office/2006/metadata/properties/metaAttributes" ct:_="" ma:_="" ma:contentTypeName="Document" ma:contentTypeID="0x01010053C707EBD740C14EBCF9A3B7BF55E520" ma:contentTypeVersion="326" ma:contentTypeDescription="Create a new document." ma:contentTypeScope="" ma:versionID="2c612ead216d8dc62695c93859be3ffc">
   <xsd:schema xmlns:xsd="http://www.w3.org/2001/XMLSchema" xmlns:xs="http://www.w3.org/2001/XMLSchema" xmlns:p="http://schemas.microsoft.com/office/2006/metadata/properties" xmlns:ns2="4fe047de-1ba9-4cea-bcb8-0a9d82515cfb" xmlns:ns3="71b71038-83a7-445d-995a-b900a742ad41" targetNamespace="http://schemas.microsoft.com/office/2006/metadata/properties" ma:root="true" ma:fieldsID="a3ca0af9f62f333360168fd2c6a35f3c" ns2:_="" ns3:_="">
     <xsd:import namespace="4fe047de-1ba9-4cea-bcb8-0a9d82515cfb"/>
@@ -17595,31 +18346,30 @@
 </ct:contentTypeSchema>
 </file>
 
+<file path=customXml/item3.xml><?xml version="1.0" encoding="utf-8"?>
+<?mso-contentType ?>
+<FormTemplates xmlns="http://schemas.microsoft.com/sharepoint/v3/contenttype/forms">
+  <Display>DocumentLibraryForm</Display>
+  <Edit>DocumentLibraryForm</Edit>
+  <New>DocumentLibraryForm</New>
+</FormTemplates>
+</file>
+
 <file path=customXml/item4.xml><?xml version="1.0" encoding="utf-8"?>
-<p:properties xmlns:p="http://schemas.microsoft.com/office/2006/metadata/properties" xmlns:xsi="http://www.w3.org/2001/XMLSchema-instance" xmlns:pc="http://schemas.microsoft.com/office/infopath/2007/PartnerControls">
-  <documentManagement>
-    <lcf76f155ced4ddcb4097134ff3c332f xmlns="4fe047de-1ba9-4cea-bcb8-0a9d82515cfb" xsi:nil="true"/>
-  </documentManagement>
-</p:properties>
+<b:Sources xmlns:b="http://schemas.openxmlformats.org/officeDocument/2006/bibliography" xmlns="http://schemas.openxmlformats.org/officeDocument/2006/bibliography" SelectedStyle="/APA.XSL" StyleName="APA"/>
 </file>
 
 <file path=customXml/itemProps1.xml><?xml version="1.0" encoding="utf-8"?>
-<ds:datastoreItem xmlns:ds="http://schemas.openxmlformats.org/officeDocument/2006/customXml" ds:itemID="{EF278816-EC6F-A645-907D-7F25AECB1D4A}">
+<ds:datastoreItem xmlns:ds="http://schemas.openxmlformats.org/officeDocument/2006/customXml" ds:itemID="{044B07D6-BD1A-45A1-9AC0-F9C8863B32CB}">
   <ds:schemaRefs>
-    <ds:schemaRef ds:uri="http://schemas.openxmlformats.org/officeDocument/2006/bibliography"/>
+    <ds:schemaRef ds:uri="http://schemas.microsoft.com/office/2006/metadata/properties"/>
+    <ds:schemaRef ds:uri="http://schemas.microsoft.com/office/infopath/2007/PartnerControls"/>
+    <ds:schemaRef ds:uri="4fe047de-1ba9-4cea-bcb8-0a9d82515cfb"/>
   </ds:schemaRefs>
 </ds:datastoreItem>
 </file>
 
 <file path=customXml/itemProps2.xml><?xml version="1.0" encoding="utf-8"?>
-<ds:datastoreItem xmlns:ds="http://schemas.openxmlformats.org/officeDocument/2006/customXml" ds:itemID="{F5C09713-A86C-45D8-A3F5-25333A23B925}">
-  <ds:schemaRefs>
-    <ds:schemaRef ds:uri="http://schemas.microsoft.com/sharepoint/v3/contenttype/forms"/>
-  </ds:schemaRefs>
-</ds:datastoreItem>
-</file>
-
-<file path=customXml/itemProps3.xml><?xml version="1.0" encoding="utf-8"?>
 <ds:datastoreItem xmlns:ds="http://schemas.openxmlformats.org/officeDocument/2006/customXml" ds:itemID="{4242F057-7585-4665-9FD3-8A7B1F0867ED}">
   <ds:schemaRefs>
     <ds:schemaRef ds:uri="http://schemas.microsoft.com/office/2006/metadata/contentType"/>
@@ -17638,12 +18388,18 @@
 </ds:datastoreItem>
 </file>
 
+<file path=customXml/itemProps3.xml><?xml version="1.0" encoding="utf-8"?>
+<ds:datastoreItem xmlns:ds="http://schemas.openxmlformats.org/officeDocument/2006/customXml" ds:itemID="{F5C09713-A86C-45D8-A3F5-25333A23B925}">
+  <ds:schemaRefs>
+    <ds:schemaRef ds:uri="http://schemas.microsoft.com/sharepoint/v3/contenttype/forms"/>
+  </ds:schemaRefs>
+</ds:datastoreItem>
+</file>
+
 <file path=customXml/itemProps4.xml><?xml version="1.0" encoding="utf-8"?>
-<ds:datastoreItem xmlns:ds="http://schemas.openxmlformats.org/officeDocument/2006/customXml" ds:itemID="{044B07D6-BD1A-45A1-9AC0-F9C8863B32CB}">
+<ds:datastoreItem xmlns:ds="http://schemas.openxmlformats.org/officeDocument/2006/customXml" ds:itemID="{EF278816-EC6F-A645-907D-7F25AECB1D4A}">
   <ds:schemaRefs>
-    <ds:schemaRef ds:uri="http://schemas.microsoft.com/office/2006/metadata/properties"/>
-    <ds:schemaRef ds:uri="http://schemas.microsoft.com/office/infopath/2007/PartnerControls"/>
-    <ds:schemaRef ds:uri="4fe047de-1ba9-4cea-bcb8-0a9d82515cfb"/>
+    <ds:schemaRef ds:uri="http://schemas.openxmlformats.org/officeDocument/2006/bibliography"/>
   </ds:schemaRefs>
 </ds:datastoreItem>
 </file>
--- a/resources/Controls Description.docx
+++ b/resources/Controls Description.docx
@@ -1,42 +1,31 @@
 
 <file path=word/document.xml><?xml version="1.0" encoding="utf-8"?>
-<w:document xmlns:wpc="http://schemas.microsoft.com/office/word/2010/wordprocessingCanvas" xmlns:cx="http://schemas.microsoft.com/office/drawing/2014/chartex" xmlns:cx1="http://schemas.microsoft.com/office/drawing/2015/9/8/chartex" xmlns:cx2="http://schemas.microsoft.com/office/drawing/2015/10/21/chartex" xmlns:cx3="http://schemas.microsoft.com/office/drawing/2016/5/9/chartex" xmlns:cx4="http://schemas.microsoft.com/office/drawing/2016/5/10/chartex" xmlns:cx5="http://schemas.microsoft.com/office/drawing/2016/5/11/chartex" xmlns:cx6="http://schemas.microsoft.com/office/drawing/2016/5/12/chartex" xmlns:cx7="http://schemas.microsoft.com/office/drawing/2016/5/13/chartex" xmlns:cx8="http://schemas.microsoft.com/office/drawing/2016/5/14/chartex" xmlns:mc="http://schemas.openxmlformats.org/markup-compatibility/2006" xmlns:aink="http://schemas.microsoft.com/office/drawing/2016/ink" xmlns:am3d="http://schemas.microsoft.com/office/drawing/2017/model3d" xmlns:o="urn:schemas-microsoft-com:office:office" xmlns:oel="http://schemas.microsoft.com/office/2019/extlst" xmlns:r="http://schemas.openxmlformats.org/officeDocument/2006/relationships" xmlns:m="http://schemas.openxmlformats.org/officeDocument/2006/math" xmlns:v="urn:schemas-microsoft-com:vml" xmlns:wp14="http://schemas.microsoft.com/office/word/2010/wordprocessingDrawing" xmlns:wp="http://schemas.openxmlformats.org/drawingml/2006/wordprocessingDrawing" xmlns:w10="urn:schemas-microsoft-com:office:word" xmlns:w="http://schemas.openxmlformats.org/wordprocessingml/2006/main" xmlns:w14="http://schemas.microsoft.com/office/word/2010/wordml" xmlns:w15="http://schemas.microsoft.com/office/word/2012/wordml" xmlns:w16cex="http://schemas.microsoft.com/office/word/2018/wordml/cex" xmlns:w16cid="http://schemas.microsoft.com/office/word/2016/wordml/cid" xmlns:w16="http://schemas.microsoft.com/office/word/2018/wordml" xmlns:w16du="http://schemas.microsoft.com/office/word/2023/wordml/word16du" xmlns:w16sdtdh="http://schemas.microsoft.com/office/word/2020/wordml/sdtdatahash" xmlns:w16sdtfl="http://schemas.microsoft.com/office/word/2024/wordml/sdtformatlock" xmlns:w16se="http://schemas.microsoft.com/office/word/2015/wordml/symex" xmlns:wpg="http://schemas.microsoft.com/office/word/2010/wordprocessingGroup" xmlns:wpi="http://schemas.microsoft.com/office/word/2010/wordprocessingInk" xmlns:wne="http://schemas.microsoft.com/office/word/2006/wordml" xmlns:wps="http://schemas.microsoft.com/office/word/2010/wordprocessingShape" mc:Ignorable="w14 w15 w16se w16cid w16 w16cex w16sdtdh w16sdtfl w16du wp14">
+<w:document xmlns:wpc="http://schemas.microsoft.com/office/word/2010/wordprocessingCanvas" xmlns:cx="http://schemas.microsoft.com/office/drawing/2014/chartex" xmlns:cx1="http://schemas.microsoft.com/office/drawing/2015/9/8/chartex" xmlns:cx2="http://schemas.microsoft.com/office/drawing/2015/10/21/chartex" xmlns:cx3="http://schemas.microsoft.com/office/drawing/2016/5/9/chartex" xmlns:cx4="http://schemas.microsoft.com/office/drawing/2016/5/10/chartex" xmlns:cx5="http://schemas.microsoft.com/office/drawing/2016/5/11/chartex" xmlns:cx6="http://schemas.microsoft.com/office/drawing/2016/5/12/chartex" xmlns:cx7="http://schemas.microsoft.com/office/drawing/2016/5/13/chartex" xmlns:cx8="http://schemas.microsoft.com/office/drawing/2016/5/14/chartex" xmlns:mc="http://schemas.openxmlformats.org/markup-compatibility/2006" xmlns:aink="http://schemas.microsoft.com/office/drawing/2016/ink" xmlns:am3d="http://schemas.microsoft.com/office/drawing/2017/model3d" xmlns:o="urn:schemas-microsoft-com:office:office" xmlns:oel="http://schemas.microsoft.com/office/2019/extlst" xmlns:r="http://schemas.openxmlformats.org/officeDocument/2006/relationships" xmlns:m="http://schemas.openxmlformats.org/officeDocument/2006/math" xmlns:v="urn:schemas-microsoft-com:vml" xmlns:wp14="http://schemas.microsoft.com/office/word/2010/wordprocessingDrawing" xmlns:wp="http://schemas.openxmlformats.org/drawingml/2006/wordprocessingDrawing" xmlns:w10="urn:schemas-microsoft-com:office:word" xmlns:w="http://schemas.openxmlformats.org/wordprocessingml/2006/main" xmlns:w14="http://schemas.microsoft.com/office/word/2010/wordml" xmlns:w15="http://schemas.microsoft.com/office/word/2012/wordml" xmlns:w16cei="http://schemas.microsoft.com/office/word/2026/wordml/cei" xmlns:w16cex="http://schemas.microsoft.com/office/word/2018/wordml/cex" xmlns:w16cid="http://schemas.microsoft.com/office/word/2016/wordml/cid" xmlns:w16="http://schemas.microsoft.com/office/word/2018/wordml" xmlns:w16du="http://schemas.microsoft.com/office/word/2023/wordml/word16du" xmlns:w16sdtdh="http://schemas.microsoft.com/office/word/2020/wordml/sdtdatahash" xmlns:w16sdtfl="http://schemas.microsoft.com/office/word/2024/wordml/sdtformatlock" xmlns:w16se="http://schemas.microsoft.com/office/word/2015/wordml/symex" xmlns:wpg="http://schemas.microsoft.com/office/word/2010/wordprocessingGroup" xmlns:wpi="http://schemas.microsoft.com/office/word/2010/wordprocessingInk" xmlns:wne="http://schemas.microsoft.com/office/word/2006/wordml" xmlns:wps="http://schemas.microsoft.com/office/word/2010/wordprocessingShape" mc:Ignorable="w14 w15 w16se w16cid w16 w16cex w16sdtdh w16sdtfl w16du wp14">
   <w:body>
     <w:p>
       <w:pPr>
-        <w:pStyle w:val="Title"/>
+        <w:jc w:val="center"/>
       </w:pPr>
       <w:r>
-        <w:t>Controls Narrative</w:t>
+        <w:rPr>
+          <w:b/>
+          <w:color w:val="1F4E79"/>
+          <w:sz w:val="36"/>
+        </w:rPr>
+        <w:t>MF/UF Membrane Evaluation Unit</w:t>
       </w:r>
     </w:p>
     <w:p>
+      <w:pPr>
+        <w:jc w:val="center"/>
+      </w:pPr>
       <w:r>
-        <w:t xml:space="preserve">System Name: </w:t>
+        <w:rPr>
+          <w:i/>
+          <w:sz w:val="24"/>
+        </w:rPr>
+        <w:t>Controls Description | Software Alignment Revision</w:t>
       </w:r>
-      <w:r>
-        <w:t>Pencil Module</w:t>
-      </w:r>
-    </w:p>
-    <w:p>
-      <w:r>
-        <w:t xml:space="preserve">Date: </w:t>
-      </w:r>
-      <w:r>
-        <w:t>07/25/2025</w:t>
-      </w:r>
-    </w:p>
-    <w:p>
-      <w:r>
-        <w:t xml:space="preserve">Author(s): </w:t>
-      </w:r>
-      <w:proofErr w:type="spellStart"/>
-      <w:proofErr w:type="gramStart"/>
-      <w:r>
-        <w:t>M.Woodiwiss</w:t>
-      </w:r>
-      <w:proofErr w:type="spellEnd"/>
-      <w:proofErr w:type="gramEnd"/>
     </w:p>
     <w:p/>
     <w:p>
@@ -44,12 +33,12 @@
         <w:pStyle w:val="Heading1"/>
       </w:pPr>
       <w:r>
-        <w:t>INTRODUCTION</w:t>
+        <w:t>Revision Note</w:t>
       </w:r>
     </w:p>
     <w:p>
       <w:r>
-        <w:t>The Pencil Module Filtration Test System is designed to automate and log performance data for pencil module filters. It enables precise control and monitoring of filtration, backwash, cleaning, and benchmark test cycles, ensuring repeatable and consistent test sequences. The system integrates pressure and temperature sensing, weight measurement, and both manual and automatic operation modes via an HMI interface.</w:t>
+        <w:t>This revision aligns the Controls Description with the corrected MEU software baseline. It applies I/O List terminology as the source of truth, updates valve and instrument names, corrects data logging column order, documents the filtration-cycle Benchmark mode, documents three independent offsets, includes input validation and scale fault detection, and removes programming discrepancies that have been corrected. Unresolved physical and electrical design items remain marked To Be Verified.</w:t>
       </w:r>
     </w:p>
     <w:p>
@@ -57,89 +46,12 @@
         <w:pStyle w:val="Heading1"/>
       </w:pPr>
       <w:r>
-        <w:t>PROCESS OBJECTIVE</w:t>
+        <w:t>Source of Truth and Naming</w:t>
       </w:r>
     </w:p>
     <w:p>
       <w:r>
-        <w:t>The system performs automated filtration, backwash, cleaning, and benchmark test cycles on pencil module filters. Throughout these processes, it continuously logs:</w:t>
-      </w:r>
-    </w:p>
-    <w:p>
-      <w:pPr>
-        <w:pStyle w:val="ListParagraph"/>
-        <w:numPr>
-          <w:ilvl w:val="0"/>
-          <w:numId w:val="14"/>
-        </w:numPr>
-      </w:pPr>
-      <w:r>
-        <w:t>Influent temperature</w:t>
-      </w:r>
-    </w:p>
-    <w:p>
-      <w:pPr>
-        <w:pStyle w:val="ListParagraph"/>
-        <w:numPr>
-          <w:ilvl w:val="0"/>
-          <w:numId w:val="14"/>
-        </w:numPr>
-      </w:pPr>
-      <w:r>
-        <w:t>Backwash supply pressure</w:t>
-      </w:r>
-    </w:p>
-    <w:p>
-      <w:pPr>
-        <w:pStyle w:val="ListParagraph"/>
-        <w:numPr>
-          <w:ilvl w:val="0"/>
-          <w:numId w:val="14"/>
-        </w:numPr>
-      </w:pPr>
-      <w:r>
-        <w:t>Influent supply pressure</w:t>
-      </w:r>
-    </w:p>
-    <w:p>
-      <w:pPr>
-        <w:pStyle w:val="ListParagraph"/>
-        <w:numPr>
-          <w:ilvl w:val="0"/>
-          <w:numId w:val="14"/>
-        </w:numPr>
-      </w:pPr>
-      <w:r>
-        <w:t>Weight of collected effluent and backwash water</w:t>
-      </w:r>
-    </w:p>
-    <w:p>
-      <w:pPr>
-        <w:pStyle w:val="ListParagraph"/>
-        <w:numPr>
-          <w:ilvl w:val="0"/>
-          <w:numId w:val="14"/>
-        </w:numPr>
-      </w:pPr>
-      <w:r>
-        <w:t>Operator-entered setpoints and process metadata</w:t>
-      </w:r>
-    </w:p>
-    <w:p>
-      <w:pPr>
-        <w:pStyle w:val="ListParagraph"/>
-        <w:numPr>
-          <w:ilvl w:val="0"/>
-          <w:numId w:val="14"/>
-        </w:numPr>
-      </w:pPr>
-      <w:r>
-        <w:t>Timestamps for each logged data point</w:t>
-      </w:r>
-    </w:p>
-    <w:p>
-      <w:r>
-        <w:t>The collected data is used to evaluate filter performance, cleaning effectiveness, and repeatability across multiple test cycles.</w:t>
+        <w:t>The final equipment name is MF/UF Membrane Evaluation Unit, abbreviated MEU. The I/O List is authoritative for tags, equipment names, valve names, instrument names, and wiring/I/O terminology. Legacy references to Pencil Module are not used except as a backward-compatible software alias where necessary.</w:t>
       </w:r>
     </w:p>
     <w:p>
@@ -147,424 +59,712 @@
         <w:pStyle w:val="Heading1"/>
       </w:pPr>
       <w:r>
-        <w:t>INPUTS</w:t>
+        <w:t>Process Objective</w:t>
+      </w:r>
+    </w:p>
+    <w:p>
+      <w:r>
+        <w:t>The MEU automates filtration, backwash, cleaning, and benchmark cycle testing for MF/UF membrane evaluation. The system controls five normally closed solenoid valves, records pressure, temperature, and weight data, and creates data and settings CSV files for each automated run.</w:t>
+      </w:r>
+    </w:p>
+    <w:p>
+      <w:pPr>
+        <w:pStyle w:val="Heading1"/>
+      </w:pPr>
+      <w:r>
+        <w:t>Instrumentation</w:t>
       </w:r>
     </w:p>
     <w:tbl>
       <w:tblPr>
         <w:tblStyle w:val="TableGrid"/>
         <w:tblW w:w="0" w:type="auto"/>
-        <w:tblBorders>
-          <w:top w:val="none" w:sz="0" w:space="0" w:color="auto"/>
-          <w:left w:val="none" w:sz="0" w:space="0" w:color="auto"/>
-          <w:bottom w:val="none" w:sz="0" w:space="0" w:color="auto"/>
-          <w:right w:val="none" w:sz="0" w:space="0" w:color="auto"/>
-          <w:insideH w:val="none" w:sz="0" w:space="0" w:color="auto"/>
-          <w:insideV w:val="none" w:sz="0" w:space="0" w:color="auto"/>
-        </w:tblBorders>
+        <w:jc w:val="center"/>
         <w:tblLook w:val="04A0" w:firstRow="1" w:lastRow="0" w:firstColumn="1" w:lastColumn="0" w:noHBand="0" w:noVBand="1"/>
       </w:tblPr>
       <w:tblGrid>
-        <w:gridCol w:w="2853"/>
-        <w:gridCol w:w="1023"/>
-        <w:gridCol w:w="4764"/>
+        <w:gridCol w:w="660"/>
+        <w:gridCol w:w="1439"/>
+        <w:gridCol w:w="1568"/>
+        <w:gridCol w:w="1516"/>
+        <w:gridCol w:w="633"/>
+        <w:gridCol w:w="2511"/>
+        <w:gridCol w:w="2031"/>
       </w:tblGrid>
       <w:tr>
+        <w:trPr>
+          <w:jc w:val="center"/>
+        </w:trPr>
         <w:tc>
           <w:tcPr>
-            <w:tcW w:w="2877" w:type="dxa"/>
+            <w:tcW w:w="792" w:type="dxa"/>
+            <w:shd w:val="clear" w:color="auto" w:fill="1F4E79"/>
+            <w:vAlign w:val="center"/>
           </w:tcPr>
           <w:p>
             <w:pPr>
-              <w:spacing w:after="200" w:line="276" w:lineRule="auto"/>
-              <w:ind w:left="288"/>
-              <w:rPr>
-                <w:rFonts w:cs="Arial"/>
-                <w:b/>
-                <w:bCs/>
-              </w:rPr>
+              <w:spacing w:after="40"/>
             </w:pPr>
             <w:r>
               <w:rPr>
-                <w:rFonts w:cs="Arial"/>
                 <w:b/>
-                <w:bCs/>
+                <w:color w:val="FFFFFF"/>
+                <w:sz w:val="16"/>
               </w:rPr>
-              <w:t>Signal</w:t>
+              <w:t>Tag</w:t>
             </w:r>
           </w:p>
         </w:tc>
         <w:tc>
           <w:tcPr>
-            <w:tcW w:w="898" w:type="dxa"/>
+            <w:tcW w:w="1728" w:type="dxa"/>
+            <w:shd w:val="clear" w:color="auto" w:fill="1F4E79"/>
+            <w:vAlign w:val="center"/>
           </w:tcPr>
           <w:p>
             <w:pPr>
-              <w:rPr>
-                <w:rFonts w:cs="Arial"/>
-                <w:b/>
-                <w:bCs/>
-              </w:rPr>
+              <w:spacing w:after="40"/>
             </w:pPr>
             <w:r>
               <w:rPr>
-                <w:rFonts w:cs="Arial"/>
                 <w:b/>
-                <w:bCs/>
+                <w:color w:val="FFFFFF"/>
+                <w:sz w:val="16"/>
               </w:rPr>
-              <w:t>Type</w:t>
+              <w:t>Final Name</w:t>
             </w:r>
           </w:p>
         </w:tc>
         <w:tc>
           <w:tcPr>
-            <w:tcW w:w="4855" w:type="dxa"/>
+            <w:tcW w:w="1944" w:type="dxa"/>
+            <w:shd w:val="clear" w:color="auto" w:fill="1F4E79"/>
+            <w:vAlign w:val="center"/>
           </w:tcPr>
           <w:p>
             <w:pPr>
-              <w:rPr>
-                <w:rFonts w:cs="Arial"/>
-                <w:b/>
-                <w:bCs/>
-              </w:rPr>
+              <w:spacing w:after="40"/>
             </w:pPr>
             <w:r>
               <w:rPr>
-                <w:rFonts w:cs="Arial"/>
                 <w:b/>
-                <w:bCs/>
+                <w:color w:val="FFFFFF"/>
+                <w:sz w:val="16"/>
               </w:rPr>
-              <w:t>Description</w:t>
+              <w:t>Connection</w:t>
+            </w:r>
+          </w:p>
+        </w:tc>
+        <w:tc>
+          <w:tcPr>
+            <w:tcW w:w="1584" w:type="dxa"/>
+            <w:shd w:val="clear" w:color="auto" w:fill="1F4E79"/>
+            <w:vAlign w:val="center"/>
+          </w:tcPr>
+          <w:p>
+            <w:pPr>
+              <w:spacing w:after="40"/>
+            </w:pPr>
+            <w:r>
+              <w:rPr>
+                <w:b/>
+                <w:color w:val="FFFFFF"/>
+                <w:sz w:val="16"/>
+              </w:rPr>
+              <w:t>Software Reference</w:t>
+            </w:r>
+          </w:p>
+        </w:tc>
+        <w:tc>
+          <w:tcPr>
+            <w:tcW w:w="648" w:type="dxa"/>
+            <w:shd w:val="clear" w:color="auto" w:fill="1F4E79"/>
+            <w:vAlign w:val="center"/>
+          </w:tcPr>
+          <w:p>
+            <w:pPr>
+              <w:spacing w:after="40"/>
+            </w:pPr>
+            <w:r>
+              <w:rPr>
+                <w:b/>
+                <w:color w:val="FFFFFF"/>
+                <w:sz w:val="16"/>
+              </w:rPr>
+              <w:t>Units</w:t>
+            </w:r>
+          </w:p>
+        </w:tc>
+        <w:tc>
+          <w:tcPr>
+            <w:tcW w:w="1800" w:type="dxa"/>
+            <w:shd w:val="clear" w:color="auto" w:fill="1F4E79"/>
+            <w:vAlign w:val="center"/>
+          </w:tcPr>
+          <w:p>
+            <w:pPr>
+              <w:spacing w:after="40"/>
+            </w:pPr>
+            <w:r>
+              <w:rPr>
+                <w:b/>
+                <w:color w:val="FFFFFF"/>
+                <w:sz w:val="16"/>
+              </w:rPr>
+              <w:t>Offset / Zero</w:t>
+            </w:r>
+          </w:p>
+        </w:tc>
+        <w:tc>
+          <w:tcPr>
+            <w:tcW w:w="1728" w:type="dxa"/>
+            <w:shd w:val="clear" w:color="auto" w:fill="1F4E79"/>
+            <w:vAlign w:val="center"/>
+          </w:tcPr>
+          <w:p>
+            <w:pPr>
+              <w:spacing w:after="40"/>
+            </w:pPr>
+            <w:r>
+              <w:rPr>
+                <w:b/>
+                <w:color w:val="FFFFFF"/>
+                <w:sz w:val="16"/>
+              </w:rPr>
+              <w:t>Logged Column</w:t>
             </w:r>
           </w:p>
         </w:tc>
       </w:tr>
       <w:tr>
+        <w:trPr>
+          <w:jc w:val="center"/>
+        </w:trPr>
         <w:tc>
           <w:tcPr>
-            <w:tcW w:w="2877" w:type="dxa"/>
+            <w:tcW w:w="792" w:type="dxa"/>
             <w:vAlign w:val="center"/>
           </w:tcPr>
           <w:p>
             <w:pPr>
-              <w:spacing w:after="200" w:line="276" w:lineRule="auto"/>
-              <w:ind w:left="288"/>
-              <w:rPr>
-                <w:rFonts w:cs="Arial"/>
-                <w:b/>
-                <w:bCs/>
-              </w:rPr>
+              <w:spacing w:after="40"/>
             </w:pPr>
             <w:r>
               <w:rPr>
-                <w:rFonts w:cs="Arial"/>
-                <w:b/>
-                <w:bCs/>
+                <w:sz w:val="16"/>
               </w:rPr>
-              <w:t>Influent Supply Pressure</w:t>
+              <w:t>PIT-01</w:t>
             </w:r>
           </w:p>
         </w:tc>
         <w:tc>
           <w:tcPr>
-            <w:tcW w:w="898" w:type="dxa"/>
+            <w:tcW w:w="1728" w:type="dxa"/>
+            <w:vAlign w:val="center"/>
           </w:tcPr>
           <w:p>
             <w:pPr>
-              <w:spacing w:after="200" w:line="276" w:lineRule="auto"/>
-              <w:ind w:left="288"/>
-              <w:rPr>
-                <w:rFonts w:cs="Arial"/>
-                <w:b/>
-                <w:bCs/>
-              </w:rPr>
+              <w:spacing w:after="40"/>
             </w:pPr>
             <w:r>
               <w:rPr>
-                <w:rFonts w:cs="Arial"/>
-                <w:b/>
-                <w:bCs/>
+                <w:sz w:val="16"/>
               </w:rPr>
-              <w:t>PIT</w:t>
+              <w:t>Feed Tank Pressure</w:t>
             </w:r>
           </w:p>
         </w:tc>
         <w:tc>
           <w:tcPr>
-            <w:tcW w:w="4855" w:type="dxa"/>
+            <w:tcW w:w="1944" w:type="dxa"/>
+            <w:vAlign w:val="center"/>
           </w:tcPr>
           <w:p>
             <w:pPr>
-              <w:spacing w:after="200" w:line="276" w:lineRule="auto"/>
-              <w:ind w:left="288"/>
-              <w:rPr>
-                <w:rFonts w:cs="Arial"/>
-                <w:b/>
-                <w:bCs/>
-              </w:rPr>
+              <w:spacing w:after="40"/>
             </w:pPr>
             <w:r>
               <w:rPr>
-                <w:rFonts w:cs="Arial"/>
-                <w:b/>
-                <w:bCs/>
+                <w:sz w:val="16"/>
               </w:rPr>
-              <w:t>Monitors influent supply tank pressure</w:t>
+              <w:t>Multi-I/O HAT channel 2</w:t>
+            </w:r>
+          </w:p>
+        </w:tc>
+        <w:tc>
+          <w:tcPr>
+            <w:tcW w:w="1584" w:type="dxa"/>
+            <w:vAlign w:val="center"/>
+          </w:tcPr>
+          <w:p>
+            <w:pPr>
+              <w:spacing w:after="40"/>
+            </w:pPr>
+            <w:r>
+              <w:rPr>
+                <w:sz w:val="16"/>
+              </w:rPr>
+              <w:t>read_pressure(2)</w:t>
+            </w:r>
+          </w:p>
+        </w:tc>
+        <w:tc>
+          <w:tcPr>
+            <w:tcW w:w="648" w:type="dxa"/>
+            <w:vAlign w:val="center"/>
+          </w:tcPr>
+          <w:p>
+            <w:pPr>
+              <w:spacing w:after="40"/>
+            </w:pPr>
+            <w:r>
+              <w:rPr>
+                <w:sz w:val="16"/>
+              </w:rPr>
+              <w:t>psi</w:t>
+            </w:r>
+          </w:p>
+        </w:tc>
+        <w:tc>
+          <w:tcPr>
+            <w:tcW w:w="1800" w:type="dxa"/>
+            <w:vAlign w:val="center"/>
+          </w:tcPr>
+          <w:p>
+            <w:pPr>
+              <w:spacing w:after="40"/>
+            </w:pPr>
+            <w:r>
+              <w:rPr>
+                <w:sz w:val="16"/>
+              </w:rPr>
+              <w:t>feed_tank_pressure_offset</w:t>
+            </w:r>
+          </w:p>
+        </w:tc>
+        <w:tc>
+          <w:tcPr>
+            <w:tcW w:w="1728" w:type="dxa"/>
+            <w:vAlign w:val="center"/>
+          </w:tcPr>
+          <w:p>
+            <w:pPr>
+              <w:spacing w:after="40"/>
+            </w:pPr>
+            <w:r>
+              <w:rPr>
+                <w:sz w:val="16"/>
+              </w:rPr>
+              <w:t>feed_tank_pressure</w:t>
             </w:r>
           </w:p>
         </w:tc>
       </w:tr>
       <w:tr>
+        <w:trPr>
+          <w:jc w:val="center"/>
+        </w:trPr>
         <w:tc>
           <w:tcPr>
-            <w:tcW w:w="2877" w:type="dxa"/>
+            <w:tcW w:w="792" w:type="dxa"/>
             <w:vAlign w:val="center"/>
           </w:tcPr>
           <w:p>
             <w:pPr>
-              <w:spacing w:after="200" w:line="276" w:lineRule="auto"/>
-              <w:ind w:left="288"/>
-              <w:rPr>
-                <w:rFonts w:cs="Arial"/>
-                <w:b/>
-                <w:bCs/>
-              </w:rPr>
+              <w:spacing w:after="40"/>
             </w:pPr>
             <w:r>
               <w:rPr>
-                <w:rFonts w:cs="Arial"/>
-                <w:b/>
-                <w:bCs/>
+                <w:sz w:val="16"/>
               </w:rPr>
-              <w:t>Backwash Supply Pressure</w:t>
+              <w:t>PIT-02</w:t>
             </w:r>
           </w:p>
         </w:tc>
         <w:tc>
           <w:tcPr>
-            <w:tcW w:w="898" w:type="dxa"/>
+            <w:tcW w:w="1728" w:type="dxa"/>
+            <w:vAlign w:val="center"/>
           </w:tcPr>
           <w:p>
             <w:pPr>
-              <w:spacing w:after="200" w:line="276" w:lineRule="auto"/>
-              <w:ind w:left="288"/>
-              <w:rPr>
-                <w:rFonts w:cs="Arial"/>
-                <w:b/>
-                <w:bCs/>
-              </w:rPr>
+              <w:spacing w:after="40"/>
             </w:pPr>
             <w:r>
               <w:rPr>
-                <w:rFonts w:cs="Arial"/>
-                <w:b/>
-                <w:bCs/>
+                <w:sz w:val="16"/>
               </w:rPr>
-              <w:t>PIT</w:t>
+              <w:t>Backwash Tank Pressure</w:t>
             </w:r>
           </w:p>
         </w:tc>
         <w:tc>
           <w:tcPr>
-            <w:tcW w:w="4855" w:type="dxa"/>
+            <w:tcW w:w="1944" w:type="dxa"/>
+            <w:vAlign w:val="center"/>
           </w:tcPr>
           <w:p>
             <w:pPr>
-              <w:spacing w:after="200" w:line="276" w:lineRule="auto"/>
-              <w:ind w:left="288"/>
-              <w:rPr>
-                <w:rFonts w:cs="Arial"/>
-                <w:b/>
-                <w:bCs/>
-              </w:rPr>
+              <w:spacing w:after="40"/>
             </w:pPr>
             <w:r>
               <w:rPr>
-                <w:rFonts w:cs="Arial"/>
-                <w:b/>
-                <w:bCs/>
+                <w:sz w:val="16"/>
               </w:rPr>
-              <w:t>Monitors backwash supply tank pressure</w:t>
+              <w:t>Multi-I/O HAT channel 1</w:t>
+            </w:r>
+          </w:p>
+        </w:tc>
+        <w:tc>
+          <w:tcPr>
+            <w:tcW w:w="1584" w:type="dxa"/>
+            <w:vAlign w:val="center"/>
+          </w:tcPr>
+          <w:p>
+            <w:pPr>
+              <w:spacing w:after="40"/>
+            </w:pPr>
+            <w:r>
+              <w:rPr>
+                <w:sz w:val="16"/>
+              </w:rPr>
+              <w:t>read_pressure(1)</w:t>
+            </w:r>
+          </w:p>
+        </w:tc>
+        <w:tc>
+          <w:tcPr>
+            <w:tcW w:w="648" w:type="dxa"/>
+            <w:vAlign w:val="center"/>
+          </w:tcPr>
+          <w:p>
+            <w:pPr>
+              <w:spacing w:after="40"/>
+            </w:pPr>
+            <w:r>
+              <w:rPr>
+                <w:sz w:val="16"/>
+              </w:rPr>
+              <w:t>psi</w:t>
+            </w:r>
+          </w:p>
+        </w:tc>
+        <w:tc>
+          <w:tcPr>
+            <w:tcW w:w="1800" w:type="dxa"/>
+            <w:vAlign w:val="center"/>
+          </w:tcPr>
+          <w:p>
+            <w:pPr>
+              <w:spacing w:after="40"/>
+            </w:pPr>
+            <w:r>
+              <w:rPr>
+                <w:sz w:val="16"/>
+              </w:rPr>
+              <w:t>backwash_tank_pressure_offset</w:t>
+            </w:r>
+          </w:p>
+        </w:tc>
+        <w:tc>
+          <w:tcPr>
+            <w:tcW w:w="1728" w:type="dxa"/>
+            <w:vAlign w:val="center"/>
+          </w:tcPr>
+          <w:p>
+            <w:pPr>
+              <w:spacing w:after="40"/>
+            </w:pPr>
+            <w:r>
+              <w:rPr>
+                <w:sz w:val="16"/>
+              </w:rPr>
+              <w:t>backwash_tank_pressure</w:t>
             </w:r>
           </w:p>
         </w:tc>
       </w:tr>
       <w:tr>
+        <w:trPr>
+          <w:jc w:val="center"/>
+        </w:trPr>
         <w:tc>
           <w:tcPr>
-            <w:tcW w:w="2877" w:type="dxa"/>
+            <w:tcW w:w="792" w:type="dxa"/>
             <w:vAlign w:val="center"/>
           </w:tcPr>
           <w:p>
             <w:pPr>
-              <w:spacing w:after="200" w:line="276" w:lineRule="auto"/>
-              <w:ind w:left="288"/>
-              <w:rPr>
-                <w:rFonts w:cs="Arial"/>
-                <w:b/>
-                <w:bCs/>
-              </w:rPr>
+              <w:spacing w:after="40"/>
             </w:pPr>
             <w:r>
               <w:rPr>
-                <w:rFonts w:cs="Arial"/>
-                <w:b/>
-                <w:bCs/>
+                <w:sz w:val="16"/>
               </w:rPr>
-              <w:t>Influent Temperature</w:t>
+              <w:t>TE-01</w:t>
             </w:r>
           </w:p>
         </w:tc>
         <w:tc>
           <w:tcPr>
-            <w:tcW w:w="898" w:type="dxa"/>
+            <w:tcW w:w="1728" w:type="dxa"/>
             <w:vAlign w:val="center"/>
           </w:tcPr>
           <w:p>
             <w:pPr>
-              <w:spacing w:after="200" w:line="276" w:lineRule="auto"/>
-              <w:ind w:left="288"/>
-              <w:rPr>
-                <w:rFonts w:cs="Arial"/>
-                <w:b/>
-                <w:bCs/>
-              </w:rPr>
+              <w:spacing w:after="40"/>
             </w:pPr>
             <w:r>
               <w:rPr>
-                <w:rFonts w:cs="Arial"/>
-                <w:b/>
-                <w:bCs/>
+                <w:sz w:val="16"/>
               </w:rPr>
-              <w:t>RTD</w:t>
+              <w:t>Feed Temperature</w:t>
             </w:r>
           </w:p>
         </w:tc>
         <w:tc>
           <w:tcPr>
-            <w:tcW w:w="4855" w:type="dxa"/>
+            <w:tcW w:w="1944" w:type="dxa"/>
             <w:vAlign w:val="center"/>
           </w:tcPr>
           <w:p>
             <w:pPr>
-              <w:spacing w:after="200" w:line="276" w:lineRule="auto"/>
-              <w:ind w:left="288"/>
-              <w:rPr>
-                <w:rFonts w:cs="Arial"/>
-                <w:b/>
-                <w:bCs/>
-              </w:rPr>
+              <w:spacing w:after="40"/>
             </w:pPr>
             <w:r>
               <w:rPr>
-                <w:rFonts w:cs="Arial"/>
-                <w:b/>
-                <w:bCs/>
+                <w:sz w:val="16"/>
               </w:rPr>
-              <w:t>Measures influent temperature</w:t>
+              <w:t>RTD input 1</w:t>
+            </w:r>
+          </w:p>
+        </w:tc>
+        <w:tc>
+          <w:tcPr>
+            <w:tcW w:w="1584" w:type="dxa"/>
+            <w:vAlign w:val="center"/>
+          </w:tcPr>
+          <w:p>
+            <w:pPr>
+              <w:spacing w:after="40"/>
+            </w:pPr>
+            <w:r>
+              <w:rPr>
+                <w:sz w:val="16"/>
+              </w:rPr>
+              <w:t>read_rtd(0)</w:t>
+            </w:r>
+          </w:p>
+        </w:tc>
+        <w:tc>
+          <w:tcPr>
+            <w:tcW w:w="648" w:type="dxa"/>
+            <w:vAlign w:val="center"/>
+          </w:tcPr>
+          <w:p>
+            <w:pPr>
+              <w:spacing w:after="40"/>
+            </w:pPr>
+            <w:r>
+              <w:rPr>
+                <w:sz w:val="16"/>
+              </w:rPr>
+              <w:t>deg C</w:t>
+            </w:r>
+          </w:p>
+        </w:tc>
+        <w:tc>
+          <w:tcPr>
+            <w:tcW w:w="1800" w:type="dxa"/>
+            <w:vAlign w:val="center"/>
+          </w:tcPr>
+          <w:p>
+            <w:pPr>
+              <w:spacing w:after="40"/>
+            </w:pPr>
+            <w:r>
+              <w:rPr>
+                <w:sz w:val="16"/>
+              </w:rPr>
+              <w:t>feed_temperature_offset</w:t>
+            </w:r>
+          </w:p>
+        </w:tc>
+        <w:tc>
+          <w:tcPr>
+            <w:tcW w:w="1728" w:type="dxa"/>
+            <w:vAlign w:val="center"/>
+          </w:tcPr>
+          <w:p>
+            <w:pPr>
+              <w:spacing w:after="40"/>
+            </w:pPr>
+            <w:r>
+              <w:rPr>
+                <w:sz w:val="16"/>
+              </w:rPr>
+              <w:t>feed_temperature</w:t>
             </w:r>
           </w:p>
         </w:tc>
       </w:tr>
       <w:tr>
+        <w:trPr>
+          <w:jc w:val="center"/>
+        </w:trPr>
         <w:tc>
           <w:tcPr>
-            <w:tcW w:w="2877" w:type="dxa"/>
+            <w:tcW w:w="792" w:type="dxa"/>
             <w:vAlign w:val="center"/>
           </w:tcPr>
           <w:p>
             <w:pPr>
-              <w:spacing w:after="200" w:line="276" w:lineRule="auto"/>
-              <w:ind w:left="288"/>
-              <w:rPr>
-                <w:rFonts w:cs="Arial"/>
-                <w:b/>
-                <w:bCs/>
-              </w:rPr>
+              <w:spacing w:after="40"/>
             </w:pPr>
             <w:r>
               <w:rPr>
-                <w:rFonts w:cs="Arial"/>
-                <w:b/>
-                <w:bCs/>
+                <w:sz w:val="16"/>
               </w:rPr>
-              <w:lastRenderedPageBreak/>
-              <w:t>Effluent Weight</w:t>
+              <w:t>WT-01</w:t>
             </w:r>
           </w:p>
         </w:tc>
         <w:tc>
           <w:tcPr>
-            <w:tcW w:w="898" w:type="dxa"/>
+            <w:tcW w:w="1728" w:type="dxa"/>
             <w:vAlign w:val="center"/>
           </w:tcPr>
           <w:p>
             <w:pPr>
-              <w:spacing w:after="200" w:line="276" w:lineRule="auto"/>
-              <w:ind w:left="288"/>
-              <w:rPr>
-                <w:rFonts w:cs="Arial"/>
-                <w:b/>
-                <w:bCs/>
-              </w:rPr>
+              <w:spacing w:after="40"/>
             </w:pPr>
             <w:r>
               <w:rPr>
-                <w:rFonts w:cs="Arial"/>
-                <w:b/>
-                <w:bCs/>
+                <w:sz w:val="16"/>
               </w:rPr>
-              <w:t>Scale</w:t>
+              <w:t>Feed Weight</w:t>
             </w:r>
           </w:p>
         </w:tc>
         <w:tc>
           <w:tcPr>
-            <w:tcW w:w="4855" w:type="dxa"/>
+            <w:tcW w:w="1944" w:type="dxa"/>
             <w:vAlign w:val="center"/>
           </w:tcPr>
           <w:p>
             <w:pPr>
-              <w:spacing w:after="200" w:line="276" w:lineRule="auto"/>
-              <w:ind w:left="288"/>
-              <w:rPr>
-                <w:rFonts w:cs="Arial"/>
-                <w:b/>
-                <w:bCs/>
-              </w:rPr>
+              <w:spacing w:after="40"/>
             </w:pPr>
             <w:r>
               <w:rPr>
-                <w:rFonts w:cs="Arial"/>
-                <w:b/>
-                <w:bCs/>
+                <w:sz w:val="16"/>
               </w:rPr>
-              <w:t>Measures filtered effluent</w:t>
+              <w:t>/dev/ttyAMA3</w:t>
+            </w:r>
+          </w:p>
+        </w:tc>
+        <w:tc>
+          <w:tcPr>
+            <w:tcW w:w="1584" w:type="dxa"/>
+            <w:vAlign w:val="center"/>
+          </w:tcPr>
+          <w:p>
+            <w:pPr>
+              <w:spacing w:after="40"/>
+            </w:pPr>
+            <w:r>
+              <w:rPr>
+                <w:sz w:val="16"/>
+              </w:rPr>
+              <w:t>scale index 0</w:t>
+            </w:r>
+          </w:p>
+        </w:tc>
+        <w:tc>
+          <w:tcPr>
+            <w:tcW w:w="648" w:type="dxa"/>
+            <w:vAlign w:val="center"/>
+          </w:tcPr>
+          <w:p>
+            <w:pPr>
+              <w:spacing w:after="40"/>
+            </w:pPr>
+            <w:r>
+              <w:rPr>
+                <w:sz w:val="16"/>
+              </w:rPr>
+              <w:t>g</w:t>
+            </w:r>
+          </w:p>
+        </w:tc>
+        <w:tc>
+          <w:tcPr>
+            <w:tcW w:w="1800" w:type="dxa"/>
+            <w:vAlign w:val="center"/>
+          </w:tcPr>
+          <w:p>
+            <w:pPr>
+              <w:spacing w:after="40"/>
+            </w:pPr>
+            <w:r>
+              <w:rPr>
+                <w:sz w:val="16"/>
+              </w:rPr>
+              <w:t>Manual zero and automatic zero at run start</w:t>
+            </w:r>
+          </w:p>
+        </w:tc>
+        <w:tc>
+          <w:tcPr>
+            <w:tcW w:w="1728" w:type="dxa"/>
+            <w:vAlign w:val="center"/>
+          </w:tcPr>
+          <w:p>
+            <w:pPr>
+              <w:spacing w:after="40"/>
+            </w:pPr>
+            <w:r>
+              <w:rPr>
+                <w:sz w:val="16"/>
+              </w:rPr>
+              <w:t>feed_weight</w:t>
             </w:r>
           </w:p>
         </w:tc>
       </w:tr>
       <w:tr>
+        <w:trPr>
+          <w:jc w:val="center"/>
+        </w:trPr>
         <w:tc>
           <w:tcPr>
-            <w:tcW w:w="2877" w:type="dxa"/>
+            <w:tcW w:w="792" w:type="dxa"/>
             <w:vAlign w:val="center"/>
           </w:tcPr>
           <w:p>
             <w:pPr>
-              <w:spacing w:after="200" w:line="276" w:lineRule="auto"/>
-              <w:ind w:left="288"/>
-              <w:rPr>
-                <w:rFonts w:cs="Arial"/>
-                <w:b/>
-                <w:bCs/>
-              </w:rPr>
+              <w:spacing w:after="40"/>
             </w:pPr>
             <w:r>
               <w:rPr>
-                <w:rFonts w:cs="Arial"/>
-                <w:b/>
-                <w:bCs/>
+                <w:sz w:val="16"/>
+              </w:rPr>
+              <w:t>WT-02</w:t>
+            </w:r>
+          </w:p>
+        </w:tc>
+        <w:tc>
+          <w:tcPr>
+            <w:tcW w:w="1728" w:type="dxa"/>
+            <w:vAlign w:val="center"/>
+          </w:tcPr>
+          <w:p>
+            <w:pPr>
+              <w:spacing w:after="40"/>
+            </w:pPr>
+            <w:r>
+              <w:rPr>
+                <w:sz w:val="16"/>
               </w:rPr>
               <w:t>Backwash Weight</w:t>
             </w:r>
@@ -572,1213 +772,1371 @@
         </w:tc>
         <w:tc>
           <w:tcPr>
-            <w:tcW w:w="898" w:type="dxa"/>
+            <w:tcW w:w="1944" w:type="dxa"/>
             <w:vAlign w:val="center"/>
           </w:tcPr>
           <w:p>
             <w:pPr>
-              <w:spacing w:after="200" w:line="276" w:lineRule="auto"/>
-              <w:ind w:left="288"/>
-              <w:rPr>
-                <w:rFonts w:cs="Arial"/>
-                <w:b/>
-                <w:bCs/>
-              </w:rPr>
+              <w:spacing w:after="40"/>
             </w:pPr>
             <w:r>
               <w:rPr>
-                <w:rFonts w:cs="Arial"/>
-                <w:b/>
-                <w:bCs/>
+                <w:sz w:val="16"/>
               </w:rPr>
-              <w:t>Scale</w:t>
+              <w:t>/dev/ttyAMA2</w:t>
             </w:r>
           </w:p>
         </w:tc>
         <w:tc>
           <w:tcPr>
-            <w:tcW w:w="4855" w:type="dxa"/>
+            <w:tcW w:w="1584" w:type="dxa"/>
             <w:vAlign w:val="center"/>
           </w:tcPr>
           <w:p>
             <w:pPr>
-              <w:spacing w:after="200" w:line="276" w:lineRule="auto"/>
-              <w:ind w:left="288"/>
-              <w:rPr>
-                <w:rFonts w:cs="Arial"/>
-                <w:b/>
-                <w:bCs/>
-              </w:rPr>
+              <w:spacing w:after="40"/>
             </w:pPr>
             <w:r>
               <w:rPr>
-                <w:rFonts w:cs="Arial"/>
-                <w:b/>
-                <w:bCs/>
+                <w:sz w:val="16"/>
               </w:rPr>
-              <w:t>Measures backwash water output</w:t>
-            </w:r>
-          </w:p>
-        </w:tc>
-      </w:tr>
-      <w:tr>
-        <w:tc>
-          <w:tcPr>
-            <w:tcW w:w="2877" w:type="dxa"/>
-            <w:vAlign w:val="center"/>
-          </w:tcPr>
-          <w:p>
-            <w:pPr>
-              <w:spacing w:after="200" w:line="276" w:lineRule="auto"/>
-              <w:ind w:left="288"/>
-              <w:rPr>
-                <w:rFonts w:cs="Arial"/>
-                <w:b/>
-                <w:bCs/>
-              </w:rPr>
-            </w:pPr>
-            <w:r>
-              <w:rPr>
-                <w:rFonts w:cs="Arial"/>
-                <w:b/>
-                <w:bCs/>
-              </w:rPr>
-              <w:t>Setpoints/Input Controls</w:t>
+              <w:t>scale index 1</w:t>
             </w:r>
           </w:p>
         </w:tc>
         <w:tc>
           <w:tcPr>
-            <w:tcW w:w="898" w:type="dxa"/>
+            <w:tcW w:w="648" w:type="dxa"/>
             <w:vAlign w:val="center"/>
           </w:tcPr>
           <w:p>
             <w:pPr>
-              <w:spacing w:after="200" w:line="276" w:lineRule="auto"/>
-              <w:ind w:left="288"/>
-              <w:rPr>
-                <w:rFonts w:cs="Arial"/>
-                <w:b/>
-                <w:bCs/>
-              </w:rPr>
+              <w:spacing w:after="40"/>
             </w:pPr>
             <w:r>
               <w:rPr>
-                <w:rFonts w:cs="Arial"/>
-                <w:b/>
-                <w:bCs/>
+                <w:sz w:val="16"/>
               </w:rPr>
-              <w:t>HMI</w:t>
+              <w:t>g</w:t>
             </w:r>
           </w:p>
         </w:tc>
         <w:tc>
           <w:tcPr>
-            <w:tcW w:w="4855" w:type="dxa"/>
+            <w:tcW w:w="1800" w:type="dxa"/>
             <w:vAlign w:val="center"/>
           </w:tcPr>
           <w:p>
             <w:pPr>
-              <w:spacing w:after="200" w:line="276" w:lineRule="auto"/>
-              <w:ind w:left="288"/>
-              <w:rPr>
-                <w:rFonts w:cs="Arial"/>
-                <w:b/>
-                <w:bCs/>
-              </w:rPr>
+              <w:spacing w:after="40"/>
             </w:pPr>
             <w:r>
               <w:rPr>
-                <w:rFonts w:cs="Arial"/>
-                <w:b/>
-                <w:bCs/>
+                <w:sz w:val="16"/>
               </w:rPr>
-              <w:t>Operator-configurable values (see Section 5)</w:t>
-            </w:r>
-          </w:p>
-        </w:tc>
-      </w:tr>
-      <w:tr>
-        <w:tc>
-          <w:tcPr>
-            <w:tcW w:w="2877" w:type="dxa"/>
-            <w:vAlign w:val="center"/>
-          </w:tcPr>
-          <w:p>
-            <w:pPr>
-              <w:spacing w:after="200" w:line="276" w:lineRule="auto"/>
-              <w:ind w:left="288"/>
-              <w:rPr>
-                <w:rFonts w:cs="Arial"/>
-                <w:b/>
-                <w:bCs/>
-              </w:rPr>
-            </w:pPr>
-            <w:r>
-              <w:rPr>
-                <w:rFonts w:cs="Arial"/>
-                <w:b/>
-                <w:bCs/>
-              </w:rPr>
-              <w:t>Prime Button</w:t>
+              <w:t>Manual zero and automatic zero at run start</w:t>
             </w:r>
           </w:p>
         </w:tc>
         <w:tc>
           <w:tcPr>
-            <w:tcW w:w="898" w:type="dxa"/>
+            <w:tcW w:w="1728" w:type="dxa"/>
             <w:vAlign w:val="center"/>
           </w:tcPr>
           <w:p>
             <w:pPr>
-              <w:spacing w:after="200" w:line="276" w:lineRule="auto"/>
-              <w:ind w:left="288"/>
-              <w:rPr>
-                <w:rFonts w:cs="Arial"/>
-                <w:b/>
-                <w:bCs/>
-              </w:rPr>
+              <w:spacing w:after="40"/>
             </w:pPr>
             <w:r>
               <w:rPr>
-                <w:rFonts w:cs="Arial"/>
+                <w:sz w:val="16"/>
+              </w:rPr>
+              <w:t>backwash_weight</w:t>
+            </w:r>
+          </w:p>
+        </w:tc>
+      </w:tr>
+    </w:tbl>
+    <w:p/>
+    <w:p>
+      <w:pPr>
+        <w:pStyle w:val="Heading1"/>
+      </w:pPr>
+      <w:r>
+        <w:t>Controlled Valves</w:t>
+      </w:r>
+    </w:p>
+    <w:tbl>
+      <w:tblPr>
+        <w:tblStyle w:val="TableGrid"/>
+        <w:tblW w:w="0" w:type="auto"/>
+        <w:jc w:val="center"/>
+        <w:tblLook w:val="04A0" w:firstRow="1" w:lastRow="0" w:firstColumn="1" w:lastColumn="0" w:noHBand="0" w:noVBand="1"/>
+      </w:tblPr>
+      <w:tblGrid>
+        <w:gridCol w:w="792"/>
+        <w:gridCol w:w="1512"/>
+        <w:gridCol w:w="2048"/>
+        <w:gridCol w:w="936"/>
+        <w:gridCol w:w="2880"/>
+        <w:gridCol w:w="792"/>
+        <w:gridCol w:w="981"/>
+      </w:tblGrid>
+      <w:tr>
+        <w:trPr>
+          <w:jc w:val="center"/>
+        </w:trPr>
+        <w:tc>
+          <w:tcPr>
+            <w:tcW w:w="792" w:type="dxa"/>
+            <w:shd w:val="clear" w:color="auto" w:fill="1F4E79"/>
+            <w:vAlign w:val="center"/>
+          </w:tcPr>
+          <w:p>
+            <w:pPr>
+              <w:spacing w:after="40"/>
+            </w:pPr>
+            <w:r>
+              <w:rPr>
                 <w:b/>
-                <w:bCs/>
+                <w:color w:val="FFFFFF"/>
+                <w:sz w:val="16"/>
               </w:rPr>
-              <w:t>HMI</w:t>
+              <w:t>Tag</w:t>
             </w:r>
           </w:p>
         </w:tc>
         <w:tc>
           <w:tcPr>
-            <w:tcW w:w="4855" w:type="dxa"/>
+            <w:tcW w:w="1512" w:type="dxa"/>
+            <w:shd w:val="clear" w:color="auto" w:fill="1F4E79"/>
             <w:vAlign w:val="center"/>
           </w:tcPr>
           <w:p>
             <w:pPr>
-              <w:spacing w:after="200" w:line="276" w:lineRule="auto"/>
-              <w:ind w:left="288"/>
-              <w:rPr>
-                <w:rFonts w:cs="Arial"/>
-                <w:b/>
-                <w:bCs/>
-              </w:rPr>
+              <w:spacing w:after="40"/>
             </w:pPr>
             <w:r>
               <w:rPr>
-                <w:rFonts w:cs="Arial"/>
                 <w:b/>
-                <w:bCs/>
+                <w:color w:val="FFFFFF"/>
+                <w:sz w:val="16"/>
               </w:rPr>
-              <w:t>Starts priming routine</w:t>
-            </w:r>
-          </w:p>
-        </w:tc>
-      </w:tr>
-      <w:tr>
-        <w:tc>
-          <w:tcPr>
-            <w:tcW w:w="2877" w:type="dxa"/>
-            <w:vAlign w:val="center"/>
-          </w:tcPr>
-          <w:p>
-            <w:pPr>
-              <w:spacing w:after="200" w:line="276" w:lineRule="auto"/>
-              <w:ind w:left="288"/>
-              <w:rPr>
-                <w:rFonts w:cs="Arial"/>
-                <w:b/>
-                <w:bCs/>
-              </w:rPr>
-            </w:pPr>
-            <w:r>
-              <w:rPr>
-                <w:rFonts w:cs="Arial"/>
-                <w:b/>
-                <w:bCs/>
-              </w:rPr>
-              <w:t>Start/Stop Test Button</w:t>
+              <w:t>I/O List Name</w:t>
             </w:r>
           </w:p>
         </w:tc>
         <w:tc>
           <w:tcPr>
-            <w:tcW w:w="898" w:type="dxa"/>
+            <w:tcW w:w="1800" w:type="dxa"/>
+            <w:shd w:val="clear" w:color="auto" w:fill="1F4E79"/>
             <w:vAlign w:val="center"/>
           </w:tcPr>
           <w:p>
             <w:pPr>
-              <w:spacing w:after="200" w:line="276" w:lineRule="auto"/>
-              <w:ind w:left="288"/>
-              <w:rPr>
-                <w:rFonts w:cs="Arial"/>
-                <w:b/>
-                <w:bCs/>
-              </w:rPr>
+              <w:spacing w:after="40"/>
             </w:pPr>
             <w:r>
               <w:rPr>
-                <w:rFonts w:cs="Arial"/>
                 <w:b/>
-                <w:bCs/>
+                <w:color w:val="FFFFFF"/>
+                <w:sz w:val="16"/>
               </w:rPr>
-              <w:t>HMI</w:t>
+              <w:t>Software Constant</w:t>
             </w:r>
           </w:p>
         </w:tc>
         <w:tc>
           <w:tcPr>
-            <w:tcW w:w="4855" w:type="dxa"/>
+            <w:tcW w:w="936" w:type="dxa"/>
+            <w:shd w:val="clear" w:color="auto" w:fill="1F4E79"/>
             <w:vAlign w:val="center"/>
           </w:tcPr>
           <w:p>
             <w:pPr>
-              <w:spacing w:after="200" w:line="276" w:lineRule="auto"/>
-              <w:ind w:left="288"/>
-              <w:rPr>
-                <w:rFonts w:cs="Arial"/>
-                <w:b/>
-                <w:bCs/>
-              </w:rPr>
+              <w:spacing w:after="40"/>
             </w:pPr>
             <w:r>
               <w:rPr>
-                <w:rFonts w:cs="Arial"/>
                 <w:b/>
-                <w:bCs/>
+                <w:color w:val="FFFFFF"/>
+                <w:sz w:val="16"/>
               </w:rPr>
-              <w:t>Begins/Stops automated cycle</w:t>
-            </w:r>
-          </w:p>
-        </w:tc>
-      </w:tr>
-      <w:tr>
-        <w:tc>
-          <w:tcPr>
-            <w:tcW w:w="2877" w:type="dxa"/>
-            <w:vAlign w:val="center"/>
-          </w:tcPr>
-          <w:p>
-            <w:pPr>
-              <w:spacing w:after="200" w:line="276" w:lineRule="auto"/>
-              <w:ind w:left="288"/>
-              <w:rPr>
-                <w:rFonts w:cs="Arial"/>
-                <w:b/>
-                <w:bCs/>
-              </w:rPr>
-            </w:pPr>
-            <w:r>
-              <w:rPr>
-                <w:rFonts w:cs="Arial"/>
-                <w:b/>
-                <w:bCs/>
-              </w:rPr>
-              <w:t>Calibration Button</w:t>
+              <w:t>Relay Output</w:t>
             </w:r>
           </w:p>
         </w:tc>
         <w:tc>
           <w:tcPr>
-            <w:tcW w:w="898" w:type="dxa"/>
+            <w:tcW w:w="2880" w:type="dxa"/>
+            <w:shd w:val="clear" w:color="auto" w:fill="1F4E79"/>
             <w:vAlign w:val="center"/>
           </w:tcPr>
           <w:p>
             <w:pPr>
-              <w:spacing w:after="200" w:line="276" w:lineRule="auto"/>
-              <w:ind w:left="288"/>
-              <w:rPr>
-                <w:rFonts w:cs="Arial"/>
-                <w:b/>
-                <w:bCs/>
-              </w:rPr>
+              <w:spacing w:after="40"/>
             </w:pPr>
             <w:r>
               <w:rPr>
-                <w:rFonts w:cs="Arial"/>
                 <w:b/>
-                <w:bCs/>
+                <w:color w:val="FFFFFF"/>
+                <w:sz w:val="16"/>
               </w:rPr>
-              <w:t>HMI</w:t>
+              <w:t>Function</w:t>
             </w:r>
           </w:p>
         </w:tc>
         <w:tc>
           <w:tcPr>
-            <w:tcW w:w="4855" w:type="dxa"/>
+            <w:tcW w:w="792" w:type="dxa"/>
+            <w:shd w:val="clear" w:color="auto" w:fill="1F4E79"/>
             <w:vAlign w:val="center"/>
           </w:tcPr>
           <w:p>
             <w:pPr>
-              <w:spacing w:after="200" w:line="276" w:lineRule="auto"/>
-              <w:ind w:left="288"/>
-              <w:rPr>
-                <w:rFonts w:cs="Arial"/>
-                <w:b/>
-                <w:bCs/>
-              </w:rPr>
+              <w:spacing w:after="40"/>
             </w:pPr>
             <w:r>
               <w:rPr>
-                <w:rFonts w:cs="Arial"/>
                 <w:b/>
-                <w:bCs/>
+                <w:color w:val="FFFFFF"/>
+                <w:sz w:val="16"/>
               </w:rPr>
-              <w:t>Applies offset to pressure/temp readings</w:t>
-            </w:r>
-          </w:p>
-        </w:tc>
-      </w:tr>
-    </w:tbl>
-    <w:p>
-      <w:pPr>
-        <w:pStyle w:val="Heading1"/>
-      </w:pPr>
-      <w:r>
-        <w:t>OUTPUTS</w:t>
-      </w:r>
-    </w:p>
-    <w:tbl>
-      <w:tblPr>
-        <w:tblW w:w="0" w:type="auto"/>
-        <w:tblCellSpacing w:w="15" w:type="dxa"/>
-        <w:tblCellMar>
-          <w:top w:w="15" w:type="dxa"/>
-          <w:left w:w="15" w:type="dxa"/>
-          <w:bottom w:w="15" w:type="dxa"/>
-          <w:right w:w="15" w:type="dxa"/>
-        </w:tblCellMar>
-        <w:tblLook w:val="04A0" w:firstRow="1" w:lastRow="0" w:firstColumn="1" w:lastColumn="0" w:noHBand="0" w:noVBand="1"/>
-      </w:tblPr>
-      <w:tblGrid>
-        <w:gridCol w:w="2884"/>
-        <w:gridCol w:w="1164"/>
-        <w:gridCol w:w="3382"/>
-      </w:tblGrid>
-      <w:tr>
-        <w:trPr>
-          <w:tblHeader/>
-          <w:tblCellSpacing w:w="15" w:type="dxa"/>
-        </w:trPr>
-        <w:tc>
-          <w:tcPr>
-            <w:tcW w:w="0" w:type="auto"/>
-            <w:vAlign w:val="center"/>
-            <w:hideMark/>
-          </w:tcPr>
-          <w:p>
-            <w:pPr>
-              <w:ind w:left="288"/>
-              <w:rPr>
-                <w:rFonts w:cs="Arial"/>
-                <w:b/>
-                <w:bCs/>
-              </w:rPr>
-            </w:pPr>
-            <w:r>
-              <w:rPr>
-                <w:rFonts w:cs="Arial"/>
-                <w:b/>
-                <w:bCs/>
-              </w:rPr>
-              <w:t>Device</w:t>
+              <w:t>Normal</w:t>
             </w:r>
           </w:p>
         </w:tc>
         <w:tc>
           <w:tcPr>
-            <w:tcW w:w="0" w:type="auto"/>
+            <w:tcW w:w="936" w:type="dxa"/>
+            <w:shd w:val="clear" w:color="auto" w:fill="1F4E79"/>
             <w:vAlign w:val="center"/>
-            <w:hideMark/>
           </w:tcPr>
           <w:p>
             <w:pPr>
-              <w:ind w:left="288"/>
-              <w:rPr>
-                <w:rFonts w:cs="Arial"/>
-                <w:b/>
-                <w:bCs/>
-              </w:rPr>
+              <w:spacing w:after="40"/>
             </w:pPr>
             <w:r>
               <w:rPr>
-                <w:rFonts w:cs="Arial"/>
                 <w:b/>
-                <w:bCs/>
+                <w:color w:val="FFFFFF"/>
+                <w:sz w:val="16"/>
               </w:rPr>
-              <w:t>Type</w:t>
-            </w:r>
-          </w:p>
-        </w:tc>
-        <w:tc>
-          <w:tcPr>
-            <w:tcW w:w="0" w:type="auto"/>
-            <w:vAlign w:val="center"/>
-            <w:hideMark/>
-          </w:tcPr>
-          <w:p>
-            <w:pPr>
-              <w:ind w:left="288"/>
-              <w:rPr>
-                <w:rFonts w:cs="Arial"/>
-                <w:b/>
-                <w:bCs/>
-              </w:rPr>
-            </w:pPr>
-            <w:r>
-              <w:rPr>
-                <w:rFonts w:cs="Arial"/>
-                <w:b/>
-                <w:bCs/>
-              </w:rPr>
-              <w:t>Function</w:t>
+              <w:t>Energized</w:t>
             </w:r>
           </w:p>
         </w:tc>
       </w:tr>
       <w:tr>
         <w:trPr>
-          <w:tblCellSpacing w:w="15" w:type="dxa"/>
+          <w:jc w:val="center"/>
         </w:trPr>
         <w:tc>
           <w:tcPr>
-            <w:tcW w:w="0" w:type="auto"/>
+            <w:tcW w:w="792" w:type="dxa"/>
             <w:vAlign w:val="center"/>
-            <w:hideMark/>
           </w:tcPr>
           <w:p>
             <w:pPr>
-              <w:ind w:left="288"/>
-              <w:rPr>
-                <w:rFonts w:cs="Arial"/>
-              </w:rPr>
+              <w:spacing w:after="40"/>
             </w:pPr>
             <w:r>
               <w:rPr>
-                <w:rFonts w:cs="Arial"/>
+                <w:sz w:val="16"/>
               </w:rPr>
-              <w:t xml:space="preserve">Influent </w:t>
-            </w:r>
-            <w:r>
-              <w:rPr>
-                <w:rFonts w:cs="Arial"/>
-              </w:rPr>
-              <w:t>Supply</w:t>
-            </w:r>
-            <w:r>
-              <w:rPr>
-                <w:rFonts w:cs="Arial"/>
-              </w:rPr>
-              <w:t xml:space="preserve"> Valve</w:t>
+              <w:t>SV-01</w:t>
             </w:r>
           </w:p>
         </w:tc>
         <w:tc>
           <w:tcPr>
-            <w:tcW w:w="0" w:type="auto"/>
+            <w:tcW w:w="1512" w:type="dxa"/>
             <w:vAlign w:val="center"/>
-            <w:hideMark/>
           </w:tcPr>
           <w:p>
             <w:pPr>
-              <w:ind w:left="288"/>
-              <w:rPr>
-                <w:rFonts w:cs="Arial"/>
-              </w:rPr>
+              <w:spacing w:after="40"/>
             </w:pPr>
             <w:r>
               <w:rPr>
-                <w:rFonts w:cs="Arial"/>
+                <w:sz w:val="16"/>
               </w:rPr>
-              <w:t>Solenoid</w:t>
+              <w:t>Backwash</w:t>
             </w:r>
           </w:p>
         </w:tc>
         <w:tc>
           <w:tcPr>
-            <w:tcW w:w="0" w:type="auto"/>
+            <w:tcW w:w="1800" w:type="dxa"/>
             <w:vAlign w:val="center"/>
-            <w:hideMark/>
           </w:tcPr>
           <w:p>
             <w:pPr>
-              <w:ind w:left="288"/>
-              <w:rPr>
-                <w:rFonts w:cs="Arial"/>
-              </w:rPr>
+              <w:spacing w:after="40"/>
             </w:pPr>
             <w:r>
               <w:rPr>
-                <w:rFonts w:cs="Arial"/>
+                <w:sz w:val="16"/>
               </w:rPr>
-              <w:t>Controls influent</w:t>
+              <w:t>BACKWASH</w:t>
             </w:r>
+          </w:p>
+        </w:tc>
+        <w:tc>
+          <w:tcPr>
+            <w:tcW w:w="936" w:type="dxa"/>
+            <w:vAlign w:val="center"/>
+          </w:tcPr>
+          <w:p>
+            <w:pPr>
+              <w:spacing w:after="40"/>
+            </w:pPr>
             <w:r>
               <w:rPr>
-                <w:rFonts w:cs="Arial"/>
+                <w:sz w:val="16"/>
               </w:rPr>
-              <w:t xml:space="preserve"> supply</w:t>
+              <w:t>1</w:t>
             </w:r>
+          </w:p>
+        </w:tc>
+        <w:tc>
+          <w:tcPr>
+            <w:tcW w:w="2880" w:type="dxa"/>
+            <w:vAlign w:val="center"/>
+          </w:tcPr>
+          <w:p>
+            <w:pPr>
+              <w:spacing w:after="40"/>
+            </w:pPr>
             <w:r>
               <w:rPr>
-                <w:rFonts w:cs="Arial"/>
+                <w:sz w:val="16"/>
               </w:rPr>
-              <w:t xml:space="preserve"> flow</w:t>
+              <w:t>Opens the backwash supply path</w:t>
+            </w:r>
+          </w:p>
+        </w:tc>
+        <w:tc>
+          <w:tcPr>
+            <w:tcW w:w="792" w:type="dxa"/>
+            <w:vAlign w:val="center"/>
+          </w:tcPr>
+          <w:p>
+            <w:pPr>
+              <w:spacing w:after="40"/>
+            </w:pPr>
+            <w:r>
+              <w:rPr>
+                <w:sz w:val="16"/>
+              </w:rPr>
+              <w:t>Closed</w:t>
+            </w:r>
+          </w:p>
+        </w:tc>
+        <w:tc>
+          <w:tcPr>
+            <w:tcW w:w="936" w:type="dxa"/>
+            <w:vAlign w:val="center"/>
+          </w:tcPr>
+          <w:p>
+            <w:pPr>
+              <w:spacing w:after="40"/>
+            </w:pPr>
+            <w:r>
+              <w:rPr>
+                <w:sz w:val="16"/>
+              </w:rPr>
+              <w:t>Open</w:t>
             </w:r>
           </w:p>
         </w:tc>
       </w:tr>
       <w:tr>
         <w:trPr>
-          <w:tblCellSpacing w:w="15" w:type="dxa"/>
+          <w:jc w:val="center"/>
         </w:trPr>
         <w:tc>
           <w:tcPr>
-            <w:tcW w:w="0" w:type="auto"/>
+            <w:tcW w:w="792" w:type="dxa"/>
             <w:vAlign w:val="center"/>
-            <w:hideMark/>
           </w:tcPr>
           <w:p>
             <w:pPr>
-              <w:ind w:left="288"/>
-              <w:rPr>
-                <w:rFonts w:cs="Arial"/>
-              </w:rPr>
+              <w:spacing w:after="40"/>
             </w:pPr>
             <w:r>
               <w:rPr>
-                <w:rFonts w:cs="Arial"/>
+                <w:sz w:val="16"/>
               </w:rPr>
-              <w:t xml:space="preserve">Backwash </w:t>
-            </w:r>
-            <w:r>
-              <w:rPr>
-                <w:rFonts w:cs="Arial"/>
-              </w:rPr>
-              <w:t>Supply</w:t>
-            </w:r>
-            <w:r>
-              <w:rPr>
-                <w:rFonts w:cs="Arial"/>
-              </w:rPr>
-              <w:t xml:space="preserve"> Valve</w:t>
+              <w:t>SV-02</w:t>
             </w:r>
           </w:p>
         </w:tc>
         <w:tc>
           <w:tcPr>
-            <w:tcW w:w="0" w:type="auto"/>
+            <w:tcW w:w="1512" w:type="dxa"/>
             <w:vAlign w:val="center"/>
-            <w:hideMark/>
           </w:tcPr>
           <w:p>
             <w:pPr>
-              <w:ind w:left="288"/>
-              <w:rPr>
-                <w:rFonts w:cs="Arial"/>
-              </w:rPr>
+              <w:spacing w:after="40"/>
             </w:pPr>
             <w:r>
               <w:rPr>
-                <w:rFonts w:cs="Arial"/>
+                <w:sz w:val="16"/>
               </w:rPr>
-              <w:t>Solenoid</w:t>
+              <w:t>Feed</w:t>
             </w:r>
           </w:p>
         </w:tc>
         <w:tc>
           <w:tcPr>
-            <w:tcW w:w="0" w:type="auto"/>
+            <w:tcW w:w="1800" w:type="dxa"/>
             <w:vAlign w:val="center"/>
-            <w:hideMark/>
           </w:tcPr>
           <w:p>
             <w:pPr>
-              <w:ind w:left="288"/>
-              <w:rPr>
-                <w:rFonts w:cs="Arial"/>
-              </w:rPr>
+              <w:spacing w:after="40"/>
             </w:pPr>
             <w:r>
               <w:rPr>
-                <w:rFonts w:cs="Arial"/>
+                <w:sz w:val="16"/>
               </w:rPr>
-              <w:t>Controls backwash</w:t>
+              <w:t>FEED</w:t>
             </w:r>
+          </w:p>
+        </w:tc>
+        <w:tc>
+          <w:tcPr>
+            <w:tcW w:w="936" w:type="dxa"/>
+            <w:vAlign w:val="center"/>
+          </w:tcPr>
+          <w:p>
+            <w:pPr>
+              <w:spacing w:after="40"/>
+            </w:pPr>
             <w:r>
               <w:rPr>
-                <w:rFonts w:cs="Arial"/>
+                <w:sz w:val="16"/>
               </w:rPr>
-              <w:t xml:space="preserve"> supply</w:t>
+              <w:t>2</w:t>
             </w:r>
+          </w:p>
+        </w:tc>
+        <w:tc>
+          <w:tcPr>
+            <w:tcW w:w="2880" w:type="dxa"/>
+            <w:vAlign w:val="center"/>
+          </w:tcPr>
+          <w:p>
+            <w:pPr>
+              <w:spacing w:after="40"/>
+            </w:pPr>
             <w:r>
               <w:rPr>
-                <w:rFonts w:cs="Arial"/>
+                <w:sz w:val="16"/>
               </w:rPr>
-              <w:t xml:space="preserve"> flow</w:t>
+              <w:t>Opens the feed supply path</w:t>
+            </w:r>
+          </w:p>
+        </w:tc>
+        <w:tc>
+          <w:tcPr>
+            <w:tcW w:w="792" w:type="dxa"/>
+            <w:vAlign w:val="center"/>
+          </w:tcPr>
+          <w:p>
+            <w:pPr>
+              <w:spacing w:after="40"/>
+            </w:pPr>
+            <w:r>
+              <w:rPr>
+                <w:sz w:val="16"/>
+              </w:rPr>
+              <w:t>Closed</w:t>
+            </w:r>
+          </w:p>
+        </w:tc>
+        <w:tc>
+          <w:tcPr>
+            <w:tcW w:w="936" w:type="dxa"/>
+            <w:vAlign w:val="center"/>
+          </w:tcPr>
+          <w:p>
+            <w:pPr>
+              <w:spacing w:after="40"/>
+            </w:pPr>
+            <w:r>
+              <w:rPr>
+                <w:sz w:val="16"/>
+              </w:rPr>
+              <w:t>Open</w:t>
             </w:r>
           </w:p>
         </w:tc>
       </w:tr>
       <w:tr>
         <w:trPr>
-          <w:tblCellSpacing w:w="15" w:type="dxa"/>
+          <w:jc w:val="center"/>
         </w:trPr>
         <w:tc>
           <w:tcPr>
-            <w:tcW w:w="0" w:type="auto"/>
+            <w:tcW w:w="792" w:type="dxa"/>
             <w:vAlign w:val="center"/>
-            <w:hideMark/>
           </w:tcPr>
           <w:p>
             <w:pPr>
-              <w:ind w:left="288"/>
-              <w:rPr>
-                <w:rFonts w:cs="Arial"/>
-              </w:rPr>
+              <w:spacing w:after="40"/>
             </w:pPr>
             <w:r>
               <w:rPr>
-                <w:rFonts w:cs="Arial"/>
+                <w:sz w:val="16"/>
               </w:rPr>
-              <w:t>Effluent</w:t>
-            </w:r>
-            <w:r>
-              <w:rPr>
-                <w:rFonts w:cs="Arial"/>
-              </w:rPr>
-              <w:t xml:space="preserve"> Valve</w:t>
+              <w:t>SV-03</w:t>
             </w:r>
           </w:p>
         </w:tc>
         <w:tc>
           <w:tcPr>
-            <w:tcW w:w="0" w:type="auto"/>
+            <w:tcW w:w="1512" w:type="dxa"/>
             <w:vAlign w:val="center"/>
-            <w:hideMark/>
           </w:tcPr>
           <w:p>
             <w:pPr>
-              <w:ind w:left="288"/>
-              <w:rPr>
-                <w:rFonts w:cs="Arial"/>
-              </w:rPr>
+              <w:spacing w:after="40"/>
             </w:pPr>
             <w:r>
               <w:rPr>
-                <w:rFonts w:cs="Arial"/>
+                <w:sz w:val="16"/>
               </w:rPr>
-              <w:t>Solenoid</w:t>
+              <w:t>Backwash Effluent</w:t>
             </w:r>
           </w:p>
         </w:tc>
         <w:tc>
           <w:tcPr>
-            <w:tcW w:w="0" w:type="auto"/>
+            <w:tcW w:w="1800" w:type="dxa"/>
             <w:vAlign w:val="center"/>
-            <w:hideMark/>
           </w:tcPr>
           <w:p>
             <w:pPr>
-              <w:ind w:left="288"/>
-              <w:rPr>
-                <w:rFonts w:cs="Arial"/>
-              </w:rPr>
+              <w:spacing w:after="40"/>
             </w:pPr>
             <w:r>
               <w:rPr>
-                <w:rFonts w:cs="Arial"/>
+                <w:sz w:val="16"/>
               </w:rPr>
-              <w:t xml:space="preserve">Controls </w:t>
+              <w:t>BACKWASH_EFFLUENT</w:t>
             </w:r>
+          </w:p>
+        </w:tc>
+        <w:tc>
+          <w:tcPr>
+            <w:tcW w:w="936" w:type="dxa"/>
+            <w:vAlign w:val="center"/>
+          </w:tcPr>
+          <w:p>
+            <w:pPr>
+              <w:spacing w:after="40"/>
+            </w:pPr>
             <w:r>
               <w:rPr>
-                <w:rFonts w:cs="Arial"/>
+                <w:sz w:val="16"/>
               </w:rPr>
-              <w:t>eff</w:t>
+              <w:t>3</w:t>
             </w:r>
+          </w:p>
+        </w:tc>
+        <w:tc>
+          <w:tcPr>
+            <w:tcW w:w="2880" w:type="dxa"/>
+            <w:vAlign w:val="center"/>
+          </w:tcPr>
+          <w:p>
+            <w:pPr>
+              <w:spacing w:after="40"/>
+            </w:pPr>
             <w:r>
               <w:rPr>
-                <w:rFonts w:cs="Arial"/>
+                <w:sz w:val="16"/>
               </w:rPr>
-              <w:t>luent flow</w:t>
+              <w:t>Routes backwash discharge to the Backwash Weight collection vessel</w:t>
+            </w:r>
+          </w:p>
+        </w:tc>
+        <w:tc>
+          <w:tcPr>
+            <w:tcW w:w="792" w:type="dxa"/>
+            <w:vAlign w:val="center"/>
+          </w:tcPr>
+          <w:p>
+            <w:pPr>
+              <w:spacing w:after="40"/>
+            </w:pPr>
+            <w:r>
+              <w:rPr>
+                <w:sz w:val="16"/>
+              </w:rPr>
+              <w:t>Closed</w:t>
+            </w:r>
+          </w:p>
+        </w:tc>
+        <w:tc>
+          <w:tcPr>
+            <w:tcW w:w="936" w:type="dxa"/>
+            <w:vAlign w:val="center"/>
+          </w:tcPr>
+          <w:p>
+            <w:pPr>
+              <w:spacing w:after="40"/>
+            </w:pPr>
+            <w:r>
+              <w:rPr>
+                <w:sz w:val="16"/>
+              </w:rPr>
+              <w:t>Open</w:t>
             </w:r>
           </w:p>
         </w:tc>
       </w:tr>
       <w:tr>
         <w:trPr>
-          <w:tblCellSpacing w:w="15" w:type="dxa"/>
+          <w:jc w:val="center"/>
         </w:trPr>
         <w:tc>
           <w:tcPr>
-            <w:tcW w:w="0" w:type="auto"/>
+            <w:tcW w:w="792" w:type="dxa"/>
             <w:vAlign w:val="center"/>
-            <w:hideMark/>
           </w:tcPr>
           <w:p>
             <w:pPr>
-              <w:ind w:left="288"/>
-              <w:rPr>
-                <w:rFonts w:cs="Arial"/>
-              </w:rPr>
+              <w:spacing w:after="40"/>
             </w:pPr>
             <w:r>
               <w:rPr>
-                <w:rFonts w:cs="Arial"/>
+                <w:sz w:val="16"/>
               </w:rPr>
-              <w:t xml:space="preserve">Backwash </w:t>
-            </w:r>
-            <w:r>
-              <w:rPr>
-                <w:rFonts w:cs="Arial"/>
-              </w:rPr>
-              <w:t xml:space="preserve">Effluent </w:t>
-            </w:r>
-            <w:r>
-              <w:rPr>
-                <w:rFonts w:cs="Arial"/>
-              </w:rPr>
-              <w:t>Valve</w:t>
+              <w:t>SV-04</w:t>
             </w:r>
           </w:p>
         </w:tc>
         <w:tc>
           <w:tcPr>
-            <w:tcW w:w="0" w:type="auto"/>
+            <w:tcW w:w="1512" w:type="dxa"/>
             <w:vAlign w:val="center"/>
-            <w:hideMark/>
           </w:tcPr>
           <w:p>
             <w:pPr>
-              <w:ind w:left="288"/>
-              <w:rPr>
-                <w:rFonts w:cs="Arial"/>
-              </w:rPr>
+              <w:spacing w:after="40"/>
             </w:pPr>
             <w:r>
               <w:rPr>
-                <w:rFonts w:cs="Arial"/>
+                <w:sz w:val="16"/>
               </w:rPr>
-              <w:t>Solenoid</w:t>
+              <w:t>Waste</w:t>
             </w:r>
           </w:p>
         </w:tc>
         <w:tc>
           <w:tcPr>
-            <w:tcW w:w="0" w:type="auto"/>
+            <w:tcW w:w="1800" w:type="dxa"/>
             <w:vAlign w:val="center"/>
-            <w:hideMark/>
           </w:tcPr>
           <w:p>
             <w:pPr>
-              <w:ind w:left="288"/>
-              <w:rPr>
-                <w:rFonts w:cs="Arial"/>
-              </w:rPr>
+              <w:spacing w:after="40"/>
             </w:pPr>
             <w:r>
               <w:rPr>
-                <w:rFonts w:cs="Arial"/>
+                <w:sz w:val="16"/>
               </w:rPr>
-              <w:t xml:space="preserve">Controls backwash </w:t>
+              <w:t>WASTE</w:t>
             </w:r>
+          </w:p>
+        </w:tc>
+        <w:tc>
+          <w:tcPr>
+            <w:tcW w:w="936" w:type="dxa"/>
+            <w:vAlign w:val="center"/>
+          </w:tcPr>
+          <w:p>
+            <w:pPr>
+              <w:spacing w:after="40"/>
+            </w:pPr>
             <w:r>
               <w:rPr>
-                <w:rFonts w:cs="Arial"/>
+                <w:sz w:val="16"/>
               </w:rPr>
-              <w:t xml:space="preserve">effluent </w:t>
+              <w:t>4</w:t>
             </w:r>
+          </w:p>
+        </w:tc>
+        <w:tc>
+          <w:tcPr>
+            <w:tcW w:w="2880" w:type="dxa"/>
+            <w:vAlign w:val="center"/>
+          </w:tcPr>
+          <w:p>
+            <w:pPr>
+              <w:spacing w:after="40"/>
+            </w:pPr>
             <w:r>
               <w:rPr>
-                <w:rFonts w:cs="Arial"/>
+                <w:sz w:val="16"/>
               </w:rPr>
-              <w:t>flow</w:t>
+              <w:t>Routes Feed flow to Waste during Purge</w:t>
+            </w:r>
+          </w:p>
+        </w:tc>
+        <w:tc>
+          <w:tcPr>
+            <w:tcW w:w="792" w:type="dxa"/>
+            <w:vAlign w:val="center"/>
+          </w:tcPr>
+          <w:p>
+            <w:pPr>
+              <w:spacing w:after="40"/>
+            </w:pPr>
+            <w:r>
+              <w:rPr>
+                <w:sz w:val="16"/>
+              </w:rPr>
+              <w:t>Closed</w:t>
+            </w:r>
+          </w:p>
+        </w:tc>
+        <w:tc>
+          <w:tcPr>
+            <w:tcW w:w="936" w:type="dxa"/>
+            <w:vAlign w:val="center"/>
+          </w:tcPr>
+          <w:p>
+            <w:pPr>
+              <w:spacing w:after="40"/>
+            </w:pPr>
+            <w:r>
+              <w:rPr>
+                <w:sz w:val="16"/>
+              </w:rPr>
+              <w:t>Open</w:t>
             </w:r>
           </w:p>
         </w:tc>
       </w:tr>
       <w:tr>
         <w:trPr>
-          <w:tblCellSpacing w:w="15" w:type="dxa"/>
+          <w:jc w:val="center"/>
         </w:trPr>
         <w:tc>
           <w:tcPr>
-            <w:tcW w:w="0" w:type="auto"/>
+            <w:tcW w:w="792" w:type="dxa"/>
             <w:vAlign w:val="center"/>
-            <w:hideMark/>
           </w:tcPr>
           <w:p>
             <w:pPr>
-              <w:ind w:left="288"/>
-              <w:rPr>
-                <w:rFonts w:cs="Arial"/>
-              </w:rPr>
+              <w:spacing w:after="40"/>
             </w:pPr>
             <w:r>
               <w:rPr>
-                <w:rFonts w:cs="Arial"/>
+                <w:sz w:val="16"/>
               </w:rPr>
-              <w:t>Influent Water Drain Valve</w:t>
+              <w:t>SV-05</w:t>
             </w:r>
           </w:p>
         </w:tc>
         <w:tc>
           <w:tcPr>
-            <w:tcW w:w="0" w:type="auto"/>
+            <w:tcW w:w="1512" w:type="dxa"/>
             <w:vAlign w:val="center"/>
-            <w:hideMark/>
           </w:tcPr>
           <w:p>
             <w:pPr>
-              <w:ind w:left="288"/>
-              <w:rPr>
-                <w:rFonts w:cs="Arial"/>
-              </w:rPr>
+              <w:spacing w:after="40"/>
             </w:pPr>
             <w:r>
               <w:rPr>
-                <w:rFonts w:cs="Arial"/>
+                <w:sz w:val="16"/>
               </w:rPr>
-              <w:t>Solenoid</w:t>
+              <w:t>Filtrate</w:t>
             </w:r>
           </w:p>
         </w:tc>
         <w:tc>
           <w:tcPr>
-            <w:tcW w:w="0" w:type="auto"/>
+            <w:tcW w:w="1800" w:type="dxa"/>
             <w:vAlign w:val="center"/>
-            <w:hideMark/>
           </w:tcPr>
           <w:p>
             <w:pPr>
-              <w:ind w:left="288"/>
-              <w:rPr>
-                <w:rFonts w:cs="Arial"/>
-              </w:rPr>
+              <w:spacing w:after="40"/>
             </w:pPr>
             <w:r>
               <w:rPr>
-                <w:rFonts w:cs="Arial"/>
+                <w:sz w:val="16"/>
               </w:rPr>
-              <w:t>Drains influent line during refill</w:t>
+              <w:t>FILTRATE</w:t>
+            </w:r>
+          </w:p>
+        </w:tc>
+        <w:tc>
+          <w:tcPr>
+            <w:tcW w:w="936" w:type="dxa"/>
+            <w:vAlign w:val="center"/>
+          </w:tcPr>
+          <w:p>
+            <w:pPr>
+              <w:spacing w:after="40"/>
+            </w:pPr>
+            <w:r>
+              <w:rPr>
+                <w:sz w:val="16"/>
+              </w:rPr>
+              <w:t>5</w:t>
+            </w:r>
+          </w:p>
+        </w:tc>
+        <w:tc>
+          <w:tcPr>
+            <w:tcW w:w="2880" w:type="dxa"/>
+            <w:vAlign w:val="center"/>
+          </w:tcPr>
+          <w:p>
+            <w:pPr>
+              <w:spacing w:after="40"/>
+            </w:pPr>
+            <w:r>
+              <w:rPr>
+                <w:sz w:val="16"/>
+              </w:rPr>
+              <w:t>Routes filtered water to the Feed Weight collection vessel</w:t>
+            </w:r>
+          </w:p>
+        </w:tc>
+        <w:tc>
+          <w:tcPr>
+            <w:tcW w:w="792" w:type="dxa"/>
+            <w:vAlign w:val="center"/>
+          </w:tcPr>
+          <w:p>
+            <w:pPr>
+              <w:spacing w:after="40"/>
+            </w:pPr>
+            <w:r>
+              <w:rPr>
+                <w:sz w:val="16"/>
+              </w:rPr>
+              <w:t>Closed</w:t>
+            </w:r>
+          </w:p>
+        </w:tc>
+        <w:tc>
+          <w:tcPr>
+            <w:tcW w:w="936" w:type="dxa"/>
+            <w:vAlign w:val="center"/>
+          </w:tcPr>
+          <w:p>
+            <w:pPr>
+              <w:spacing w:after="40"/>
+            </w:pPr>
+            <w:r>
+              <w:rPr>
+                <w:sz w:val="16"/>
+              </w:rPr>
+              <w:t>Open</w:t>
+            </w:r>
+          </w:p>
+        </w:tc>
+      </w:tr>
+    </w:tbl>
+    <w:p/>
+    <w:p>
+      <w:pPr>
+        <w:pStyle w:val="Heading1"/>
+      </w:pPr>
+      <w:r>
+        <w:lastRenderedPageBreak/>
+        <w:t>Data Logging</w:t>
+      </w:r>
+    </w:p>
+    <w:p>
+      <w:r>
+        <w:t>The data CSV header is timestamp, feed_temperature, feed_tank_pressure, backwash_tank_pressure, feed_weight, backwash_weight, and step. PIT-01 is always Feed Tank Pressure and PIT-02 is always Backwash Tank Pressure. The former reversed pressure-column description has been removed.</w:t>
+      </w:r>
+    </w:p>
+    <w:tbl>
+      <w:tblPr>
+        <w:tblStyle w:val="TableGrid"/>
+        <w:tblW w:w="0" w:type="auto"/>
+        <w:jc w:val="center"/>
+        <w:tblLook w:val="04A0" w:firstRow="1" w:lastRow="0" w:firstColumn="1" w:lastColumn="0" w:noHBand="0" w:noVBand="1"/>
+      </w:tblPr>
+      <w:tblGrid>
+        <w:gridCol w:w="652"/>
+        <w:gridCol w:w="2520"/>
+        <w:gridCol w:w="4896"/>
+      </w:tblGrid>
+      <w:tr>
+        <w:trPr>
+          <w:jc w:val="center"/>
+        </w:trPr>
+        <w:tc>
+          <w:tcPr>
+            <w:tcW w:w="648" w:type="dxa"/>
+            <w:shd w:val="clear" w:color="auto" w:fill="1F4E79"/>
+            <w:vAlign w:val="center"/>
+          </w:tcPr>
+          <w:p>
+            <w:pPr>
+              <w:spacing w:after="40"/>
+            </w:pPr>
+            <w:r>
+              <w:rPr>
+                <w:b/>
+                <w:color w:val="FFFFFF"/>
+                <w:sz w:val="16"/>
+              </w:rPr>
+              <w:t>Order</w:t>
+            </w:r>
+          </w:p>
+        </w:tc>
+        <w:tc>
+          <w:tcPr>
+            <w:tcW w:w="2520" w:type="dxa"/>
+            <w:shd w:val="clear" w:color="auto" w:fill="1F4E79"/>
+            <w:vAlign w:val="center"/>
+          </w:tcPr>
+          <w:p>
+            <w:pPr>
+              <w:spacing w:after="40"/>
+            </w:pPr>
+            <w:r>
+              <w:rPr>
+                <w:b/>
+                <w:color w:val="FFFFFF"/>
+                <w:sz w:val="16"/>
+              </w:rPr>
+              <w:t>Column</w:t>
+            </w:r>
+          </w:p>
+        </w:tc>
+        <w:tc>
+          <w:tcPr>
+            <w:tcW w:w="4896" w:type="dxa"/>
+            <w:shd w:val="clear" w:color="auto" w:fill="1F4E79"/>
+            <w:vAlign w:val="center"/>
+          </w:tcPr>
+          <w:p>
+            <w:pPr>
+              <w:spacing w:after="40"/>
+            </w:pPr>
+            <w:r>
+              <w:rPr>
+                <w:b/>
+                <w:color w:val="FFFFFF"/>
+                <w:sz w:val="16"/>
+              </w:rPr>
+              <w:t>Source</w:t>
             </w:r>
           </w:p>
         </w:tc>
       </w:tr>
       <w:tr>
         <w:trPr>
-          <w:tblCellSpacing w:w="15" w:type="dxa"/>
+          <w:jc w:val="center"/>
         </w:trPr>
         <w:tc>
           <w:tcPr>
-            <w:tcW w:w="0" w:type="auto"/>
+            <w:tcW w:w="648" w:type="dxa"/>
             <w:vAlign w:val="center"/>
-            <w:hideMark/>
           </w:tcPr>
           <w:p>
             <w:pPr>
-              <w:ind w:left="288"/>
-              <w:rPr>
-                <w:rFonts w:cs="Arial"/>
-              </w:rPr>
+              <w:spacing w:after="40"/>
             </w:pPr>
             <w:r>
               <w:rPr>
-                <w:rFonts w:cs="Arial"/>
+                <w:sz w:val="16"/>
               </w:rPr>
-              <w:t>Scale Zero Command</w:t>
+              <w:t>1</w:t>
             </w:r>
           </w:p>
         </w:tc>
         <w:tc>
           <w:tcPr>
-            <w:tcW w:w="0" w:type="auto"/>
+            <w:tcW w:w="2520" w:type="dxa"/>
             <w:vAlign w:val="center"/>
-            <w:hideMark/>
           </w:tcPr>
           <w:p>
             <w:pPr>
-              <w:ind w:left="288"/>
-              <w:rPr>
-                <w:rFonts w:cs="Arial"/>
-              </w:rPr>
+              <w:spacing w:after="40"/>
             </w:pPr>
             <w:r>
               <w:rPr>
-                <w:rFonts w:cs="Arial"/>
+                <w:sz w:val="16"/>
               </w:rPr>
-              <w:t>Digital</w:t>
+              <w:t>timestamp</w:t>
             </w:r>
           </w:p>
         </w:tc>
         <w:tc>
           <w:tcPr>
-            <w:tcW w:w="0" w:type="auto"/>
+            <w:tcW w:w="4896" w:type="dxa"/>
             <w:vAlign w:val="center"/>
-            <w:hideMark/>
           </w:tcPr>
           <w:p>
             <w:pPr>
-              <w:ind w:left="288"/>
-              <w:rPr>
-                <w:rFonts w:cs="Arial"/>
-              </w:rPr>
+              <w:spacing w:after="40"/>
             </w:pPr>
             <w:r>
               <w:rPr>
-                <w:rFonts w:cs="Arial"/>
+                <w:sz w:val="16"/>
               </w:rPr>
-              <w:t>Zeros both scales at test start</w:t>
+              <w:t>Unix epoch timestamp</w:t>
+            </w:r>
+          </w:p>
+        </w:tc>
+      </w:tr>
+      <w:tr>
+        <w:trPr>
+          <w:jc w:val="center"/>
+        </w:trPr>
+        <w:tc>
+          <w:tcPr>
+            <w:tcW w:w="648" w:type="dxa"/>
+            <w:vAlign w:val="center"/>
+          </w:tcPr>
+          <w:p>
+            <w:pPr>
+              <w:spacing w:after="40"/>
+            </w:pPr>
+            <w:r>
+              <w:rPr>
+                <w:sz w:val="16"/>
+              </w:rPr>
+              <w:t>2</w:t>
+            </w:r>
+          </w:p>
+        </w:tc>
+        <w:tc>
+          <w:tcPr>
+            <w:tcW w:w="2520" w:type="dxa"/>
+            <w:vAlign w:val="center"/>
+          </w:tcPr>
+          <w:p>
+            <w:pPr>
+              <w:spacing w:after="40"/>
+            </w:pPr>
+            <w:r>
+              <w:rPr>
+                <w:sz w:val="16"/>
+              </w:rPr>
+              <w:t>feed_temperature</w:t>
+            </w:r>
+          </w:p>
+        </w:tc>
+        <w:tc>
+          <w:tcPr>
+            <w:tcW w:w="4896" w:type="dxa"/>
+            <w:vAlign w:val="center"/>
+          </w:tcPr>
+          <w:p>
+            <w:pPr>
+              <w:spacing w:after="40"/>
+            </w:pPr>
+            <w:r>
+              <w:rPr>
+                <w:sz w:val="16"/>
+              </w:rPr>
+              <w:t>TE-01, read_rtd(0)</w:t>
+            </w:r>
+          </w:p>
+        </w:tc>
+      </w:tr>
+      <w:tr>
+        <w:trPr>
+          <w:jc w:val="center"/>
+        </w:trPr>
+        <w:tc>
+          <w:tcPr>
+            <w:tcW w:w="648" w:type="dxa"/>
+            <w:vAlign w:val="center"/>
+          </w:tcPr>
+          <w:p>
+            <w:pPr>
+              <w:spacing w:after="40"/>
+            </w:pPr>
+            <w:r>
+              <w:rPr>
+                <w:sz w:val="16"/>
+              </w:rPr>
+              <w:t>3</w:t>
+            </w:r>
+          </w:p>
+        </w:tc>
+        <w:tc>
+          <w:tcPr>
+            <w:tcW w:w="2520" w:type="dxa"/>
+            <w:vAlign w:val="center"/>
+          </w:tcPr>
+          <w:p>
+            <w:pPr>
+              <w:spacing w:after="40"/>
+            </w:pPr>
+            <w:r>
+              <w:rPr>
+                <w:sz w:val="16"/>
+              </w:rPr>
+              <w:t>feed_tank_pressure</w:t>
+            </w:r>
+          </w:p>
+        </w:tc>
+        <w:tc>
+          <w:tcPr>
+            <w:tcW w:w="4896" w:type="dxa"/>
+            <w:vAlign w:val="center"/>
+          </w:tcPr>
+          <w:p>
+            <w:pPr>
+              <w:spacing w:after="40"/>
+            </w:pPr>
+            <w:r>
+              <w:rPr>
+                <w:sz w:val="16"/>
+              </w:rPr>
+              <w:t>PIT-01, read_pressure(2)</w:t>
+            </w:r>
+          </w:p>
+        </w:tc>
+      </w:tr>
+      <w:tr>
+        <w:trPr>
+          <w:jc w:val="center"/>
+        </w:trPr>
+        <w:tc>
+          <w:tcPr>
+            <w:tcW w:w="648" w:type="dxa"/>
+            <w:vAlign w:val="center"/>
+          </w:tcPr>
+          <w:p>
+            <w:pPr>
+              <w:spacing w:after="40"/>
+            </w:pPr>
+            <w:r>
+              <w:rPr>
+                <w:sz w:val="16"/>
+              </w:rPr>
+              <w:t>4</w:t>
+            </w:r>
+          </w:p>
+        </w:tc>
+        <w:tc>
+          <w:tcPr>
+            <w:tcW w:w="2520" w:type="dxa"/>
+            <w:vAlign w:val="center"/>
+          </w:tcPr>
+          <w:p>
+            <w:pPr>
+              <w:spacing w:after="40"/>
+            </w:pPr>
+            <w:r>
+              <w:rPr>
+                <w:sz w:val="16"/>
+              </w:rPr>
+              <w:t>backwash_tank_pressure</w:t>
+            </w:r>
+          </w:p>
+        </w:tc>
+        <w:tc>
+          <w:tcPr>
+            <w:tcW w:w="4896" w:type="dxa"/>
+            <w:vAlign w:val="center"/>
+          </w:tcPr>
+          <w:p>
+            <w:pPr>
+              <w:spacing w:after="40"/>
+            </w:pPr>
+            <w:r>
+              <w:rPr>
+                <w:sz w:val="16"/>
+              </w:rPr>
+              <w:t>PIT-02, read_pressure(1)</w:t>
+            </w:r>
+          </w:p>
+        </w:tc>
+      </w:tr>
+      <w:tr>
+        <w:trPr>
+          <w:jc w:val="center"/>
+        </w:trPr>
+        <w:tc>
+          <w:tcPr>
+            <w:tcW w:w="648" w:type="dxa"/>
+            <w:vAlign w:val="center"/>
+          </w:tcPr>
+          <w:p>
+            <w:pPr>
+              <w:spacing w:after="40"/>
+            </w:pPr>
+            <w:r>
+              <w:rPr>
+                <w:sz w:val="16"/>
+              </w:rPr>
+              <w:t>5</w:t>
+            </w:r>
+          </w:p>
+        </w:tc>
+        <w:tc>
+          <w:tcPr>
+            <w:tcW w:w="2520" w:type="dxa"/>
+            <w:vAlign w:val="center"/>
+          </w:tcPr>
+          <w:p>
+            <w:pPr>
+              <w:spacing w:after="40"/>
+            </w:pPr>
+            <w:r>
+              <w:rPr>
+                <w:sz w:val="16"/>
+              </w:rPr>
+              <w:t>feed_weight</w:t>
+            </w:r>
+          </w:p>
+        </w:tc>
+        <w:tc>
+          <w:tcPr>
+            <w:tcW w:w="4896" w:type="dxa"/>
+            <w:vAlign w:val="center"/>
+          </w:tcPr>
+          <w:p>
+            <w:pPr>
+              <w:spacing w:after="40"/>
+            </w:pPr>
+            <w:r>
+              <w:rPr>
+                <w:sz w:val="16"/>
+              </w:rPr>
+              <w:t>WT-01, scale index 0</w:t>
+            </w:r>
+          </w:p>
+        </w:tc>
+      </w:tr>
+      <w:tr>
+        <w:trPr>
+          <w:jc w:val="center"/>
+        </w:trPr>
+        <w:tc>
+          <w:tcPr>
+            <w:tcW w:w="648" w:type="dxa"/>
+            <w:vAlign w:val="center"/>
+          </w:tcPr>
+          <w:p>
+            <w:pPr>
+              <w:spacing w:after="40"/>
+            </w:pPr>
+            <w:r>
+              <w:rPr>
+                <w:sz w:val="16"/>
+              </w:rPr>
+              <w:t>6</w:t>
+            </w:r>
+          </w:p>
+        </w:tc>
+        <w:tc>
+          <w:tcPr>
+            <w:tcW w:w="2520" w:type="dxa"/>
+            <w:vAlign w:val="center"/>
+          </w:tcPr>
+          <w:p>
+            <w:pPr>
+              <w:spacing w:after="40"/>
+            </w:pPr>
+            <w:r>
+              <w:rPr>
+                <w:sz w:val="16"/>
+              </w:rPr>
+              <w:t>backwash_weight</w:t>
+            </w:r>
+          </w:p>
+        </w:tc>
+        <w:tc>
+          <w:tcPr>
+            <w:tcW w:w="4896" w:type="dxa"/>
+            <w:vAlign w:val="center"/>
+          </w:tcPr>
+          <w:p>
+            <w:pPr>
+              <w:spacing w:after="40"/>
+            </w:pPr>
+            <w:r>
+              <w:rPr>
+                <w:sz w:val="16"/>
+              </w:rPr>
+              <w:t>WT-02, scale index 1</w:t>
+            </w:r>
+          </w:p>
+        </w:tc>
+      </w:tr>
+      <w:tr>
+        <w:trPr>
+          <w:jc w:val="center"/>
+        </w:trPr>
+        <w:tc>
+          <w:tcPr>
+            <w:tcW w:w="648" w:type="dxa"/>
+            <w:vAlign w:val="center"/>
+          </w:tcPr>
+          <w:p>
+            <w:pPr>
+              <w:spacing w:after="40"/>
+            </w:pPr>
+            <w:r>
+              <w:rPr>
+                <w:sz w:val="16"/>
+              </w:rPr>
+              <w:t>7</w:t>
+            </w:r>
+          </w:p>
+        </w:tc>
+        <w:tc>
+          <w:tcPr>
+            <w:tcW w:w="2520" w:type="dxa"/>
+            <w:vAlign w:val="center"/>
+          </w:tcPr>
+          <w:p>
+            <w:pPr>
+              <w:spacing w:after="40"/>
+            </w:pPr>
+            <w:r>
+              <w:rPr>
+                <w:sz w:val="16"/>
+              </w:rPr>
+              <w:t>step</w:t>
+            </w:r>
+          </w:p>
+        </w:tc>
+        <w:tc>
+          <w:tcPr>
+            <w:tcW w:w="4896" w:type="dxa"/>
+            <w:vAlign w:val="center"/>
+          </w:tcPr>
+          <w:p>
+            <w:pPr>
+              <w:spacing w:after="40"/>
+            </w:pPr>
+            <w:r>
+              <w:rPr>
+                <w:sz w:val="16"/>
+              </w:rPr>
+              <w:t>Current automation step</w:t>
             </w:r>
           </w:p>
         </w:tc>
       </w:tr>
     </w:tbl>
+    <w:p/>
     <w:p>
-      <w:pPr>
-        <w:pStyle w:val="Heading1"/>
-      </w:pPr>
       <w:r>
-        <w:t>SETPOINTS</w:t>
-      </w:r>
-    </w:p>
-    <w:p>
-      <w:pPr>
-        <w:pStyle w:val="ListParagraph"/>
-        <w:numPr>
-          <w:ilvl w:val="0"/>
-          <w:numId w:val="15"/>
-        </w:numPr>
-      </w:pPr>
-      <w:r>
-        <w:t xml:space="preserve">Filtration </w:t>
-      </w:r>
-      <w:r>
-        <w:t xml:space="preserve">Target: Time (sec) or </w:t>
-      </w:r>
-      <w:r>
-        <w:t>Weight</w:t>
-      </w:r>
-      <w:r>
-        <w:t xml:space="preserve"> (</w:t>
-      </w:r>
-      <w:r>
-        <w:t>g</w:t>
-      </w:r>
-      <w:r>
-        <w:t>)</w:t>
-      </w:r>
-    </w:p>
-    <w:p>
-      <w:pPr>
-        <w:pStyle w:val="ListParagraph"/>
-        <w:numPr>
-          <w:ilvl w:val="0"/>
-          <w:numId w:val="15"/>
-        </w:numPr>
-      </w:pPr>
-      <w:r>
-        <w:t xml:space="preserve">Backwash Target: Time (sec) or </w:t>
-      </w:r>
-      <w:r>
-        <w:t>Weight</w:t>
-      </w:r>
-      <w:r>
-        <w:t xml:space="preserve"> (mL)</w:t>
-      </w:r>
-    </w:p>
-    <w:p>
-      <w:pPr>
-        <w:pStyle w:val="ListParagraph"/>
-        <w:numPr>
-          <w:ilvl w:val="0"/>
-          <w:numId w:val="15"/>
-        </w:numPr>
-      </w:pPr>
-      <w:r>
-        <w:t>Purge</w:t>
-      </w:r>
-      <w:r>
-        <w:t xml:space="preserve"> Time: Duration in seconds</w:t>
-      </w:r>
-    </w:p>
-    <w:p>
-      <w:pPr>
-        <w:pStyle w:val="ListParagraph"/>
-        <w:numPr>
-          <w:ilvl w:val="0"/>
-          <w:numId w:val="15"/>
-        </w:numPr>
-        <w:rPr>
-          <w:b/>
-          <w:bCs/>
-        </w:rPr>
-      </w:pPr>
-      <w:r>
-        <w:t>Cycle</w:t>
-      </w:r>
-      <w:r>
-        <w:t xml:space="preserve"> Count: Number of full cycles to perform</w:t>
-      </w:r>
-    </w:p>
-    <w:p>
-      <w:pPr>
-        <w:pStyle w:val="ListParagraph"/>
-        <w:numPr>
-          <w:ilvl w:val="0"/>
-          <w:numId w:val="15"/>
-        </w:numPr>
-        <w:rPr>
-          <w:b/>
-          <w:bCs/>
-        </w:rPr>
-      </w:pPr>
-      <w:r>
-        <w:t>Sample Time:</w:t>
-      </w:r>
-      <w:r>
-        <w:t xml:space="preserve"> </w:t>
-      </w:r>
-      <w:r>
-        <w:t xml:space="preserve">Data logging </w:t>
-      </w:r>
-      <w:r>
-        <w:t>i</w:t>
-      </w:r>
-      <w:r>
-        <w:t>nterval</w:t>
-      </w:r>
-      <w:r>
-        <w:t>,</w:t>
-      </w:r>
-      <w:r>
-        <w:t xml:space="preserve"> in seconds</w:t>
-      </w:r>
-    </w:p>
-    <w:p>
-      <w:pPr>
-        <w:pStyle w:val="ListParagraph"/>
-        <w:numPr>
-          <w:ilvl w:val="0"/>
-          <w:numId w:val="15"/>
-        </w:numPr>
-        <w:rPr>
-          <w:b/>
-          <w:bCs/>
-        </w:rPr>
-      </w:pPr>
-      <w:r>
-        <w:t>Calibration Offsets: Offsets used to calibrate sensors</w:t>
-      </w:r>
-    </w:p>
-    <w:p>
-      <w:pPr>
-        <w:pStyle w:val="ListParagraph"/>
-        <w:numPr>
-          <w:ilvl w:val="0"/>
-          <w:numId w:val="15"/>
-        </w:numPr>
-        <w:rPr>
-          <w:b/>
-          <w:bCs/>
-        </w:rPr>
-      </w:pPr>
-      <w:r>
-        <w:t>Project Name</w:t>
-      </w:r>
-      <w:r>
-        <w:t>: Included in log file titles</w:t>
-      </w:r>
-    </w:p>
-    <w:p>
-      <w:pPr>
-        <w:pStyle w:val="ListParagraph"/>
-        <w:numPr>
-          <w:ilvl w:val="0"/>
-          <w:numId w:val="15"/>
-        </w:numPr>
-        <w:rPr>
-          <w:b/>
-          <w:bCs/>
-        </w:rPr>
-      </w:pPr>
-      <w:r>
-        <w:t>Sample ID: Included in log file titles</w:t>
-      </w:r>
-    </w:p>
-    <w:p>
-      <w:pPr>
-        <w:pStyle w:val="ListParagraph"/>
-        <w:numPr>
-          <w:ilvl w:val="0"/>
-          <w:numId w:val="15"/>
-        </w:numPr>
-        <w:rPr>
-          <w:b/>
-          <w:bCs/>
-        </w:rPr>
-      </w:pPr>
-      <w:r>
-        <w:t>Module ID:</w:t>
-      </w:r>
-      <w:r>
-        <w:t xml:space="preserve"> </w:t>
-      </w:r>
-      <w:r>
-        <w:t>Included in log file titles</w:t>
-      </w:r>
-    </w:p>
-    <w:p>
-      <w:pPr>
-        <w:pStyle w:val="ListParagraph"/>
-        <w:numPr>
-          <w:ilvl w:val="0"/>
-          <w:numId w:val="15"/>
-        </w:numPr>
-        <w:rPr>
-          <w:b/>
-          <w:bCs/>
-        </w:rPr>
-      </w:pPr>
-      <w:r>
-        <w:t>F</w:t>
-      </w:r>
-      <w:r>
-        <w:t>WD</w:t>
-      </w:r>
-      <w:r>
-        <w:t xml:space="preserve"> Soak Time: Duration in seconds</w:t>
-      </w:r>
-    </w:p>
-    <w:p>
-      <w:pPr>
-        <w:pStyle w:val="ListParagraph"/>
-        <w:numPr>
-          <w:ilvl w:val="0"/>
-          <w:numId w:val="15"/>
-        </w:numPr>
-        <w:rPr>
-          <w:b/>
-          <w:bCs/>
-        </w:rPr>
-      </w:pPr>
-      <w:r>
-        <w:t>BW Soak Time: Duration in seconds</w:t>
-      </w:r>
-    </w:p>
-    <w:p>
-      <w:pPr>
-        <w:pStyle w:val="Heading1"/>
-        <w:rPr>
-          <w:rStyle w:val="Heading2Char"/>
-          <w:b/>
-          <w:bCs/>
-        </w:rPr>
-      </w:pPr>
-      <w:r>
-        <w:lastRenderedPageBreak/>
-        <w:t>AUTOMATED PROCESSES</w:t>
+        <w:t>Data files are flushed after every logged row. Metadata used in filenames is stripped of unsafe filename characters. Blank Project, Module ID, Sample ID, or Solution values are replaced with unknown.</w:t>
       </w:r>
     </w:p>
     <w:p>
@@ -1786,1824 +2144,37 @@
         <w:pStyle w:val="Heading2"/>
       </w:pPr>
       <w:r>
-        <w:t>Test</w:t>
-      </w:r>
-    </w:p>
-    <w:p>
-      <w:pPr>
-        <w:pStyle w:val="Heading3"/>
-      </w:pPr>
-      <w:r>
-        <w:t>Start Test</w:t>
-      </w:r>
-      <w:r>
-        <w:t>:</w:t>
-      </w:r>
-    </w:p>
-    <w:p>
-      <w:pPr>
-        <w:pStyle w:val="ListParagraph"/>
-        <w:numPr>
-          <w:ilvl w:val="0"/>
-          <w:numId w:val="27"/>
-        </w:numPr>
-      </w:pPr>
-      <w:r>
-        <w:t>Zero both scales.</w:t>
-      </w:r>
-    </w:p>
-    <w:p>
-      <w:pPr>
-        <w:pStyle w:val="ListParagraph"/>
-        <w:numPr>
-          <w:ilvl w:val="0"/>
-          <w:numId w:val="27"/>
-        </w:numPr>
-      </w:pPr>
-      <w:r>
-        <w:t>Begin data logging at defined sample time intervals.</w:t>
-      </w:r>
-    </w:p>
-    <w:p>
-      <w:pPr>
-        <w:pStyle w:val="Heading4"/>
-      </w:pPr>
-      <w:r>
-        <w:t>Cycle Loop:</w:t>
-      </w:r>
-    </w:p>
-    <w:p>
-      <w:pPr>
-        <w:pStyle w:val="Heading5"/>
-      </w:pPr>
-      <w:r>
-        <w:t>Purge Phase</w:t>
-      </w:r>
-    </w:p>
-    <w:p>
-      <w:pPr>
-        <w:pStyle w:val="ListParagraph"/>
-        <w:numPr>
-          <w:ilvl w:val="0"/>
-          <w:numId w:val="28"/>
-        </w:numPr>
-      </w:pPr>
-      <w:r>
-        <w:t>Activate: Influent Supply Valve and Influent Water Drain Valve</w:t>
-      </w:r>
-    </w:p>
-    <w:p>
-      <w:pPr>
-        <w:pStyle w:val="ListParagraph"/>
-        <w:numPr>
-          <w:ilvl w:val="0"/>
-          <w:numId w:val="28"/>
-        </w:numPr>
-      </w:pPr>
-      <w:r>
-        <w:t>Run for [Refill Time] seconds</w:t>
-      </w:r>
-    </w:p>
-    <w:p>
-      <w:pPr>
-        <w:pStyle w:val="ListParagraph"/>
-        <w:numPr>
-          <w:ilvl w:val="0"/>
-          <w:numId w:val="28"/>
-        </w:numPr>
-      </w:pPr>
-      <w:r>
-        <w:t>Close all valves</w:t>
-      </w:r>
-    </w:p>
-    <w:p>
-      <w:pPr>
-        <w:pStyle w:val="Heading5"/>
-      </w:pPr>
-      <w:r>
-        <w:t>Filter Phase</w:t>
-      </w:r>
-    </w:p>
-    <w:p>
-      <w:pPr>
-        <w:pStyle w:val="ListParagraph"/>
-        <w:numPr>
-          <w:ilvl w:val="0"/>
-          <w:numId w:val="29"/>
-        </w:numPr>
-      </w:pPr>
-      <w:r>
-        <w:t>Activate: Influent Supply Valve and Effluent Valve</w:t>
-      </w:r>
-    </w:p>
-    <w:p>
-      <w:pPr>
-        <w:pStyle w:val="ListParagraph"/>
-        <w:numPr>
-          <w:ilvl w:val="0"/>
-          <w:numId w:val="29"/>
-        </w:numPr>
-      </w:pPr>
-      <w:r>
-        <w:t>Direct water through filter to effluent collection</w:t>
-      </w:r>
-    </w:p>
-    <w:p>
-      <w:pPr>
-        <w:pStyle w:val="ListParagraph"/>
-        <w:numPr>
-          <w:ilvl w:val="0"/>
-          <w:numId w:val="29"/>
-        </w:numPr>
-      </w:pPr>
-      <w:r>
-        <w:t>Stop when either:</w:t>
-      </w:r>
-    </w:p>
-    <w:p>
-      <w:pPr>
-        <w:pStyle w:val="ListParagraph"/>
-        <w:numPr>
-          <w:ilvl w:val="1"/>
-          <w:numId w:val="29"/>
-        </w:numPr>
-      </w:pPr>
-      <w:r>
-        <w:t>Effluent time = Effluent Time Setpoint, OR</w:t>
-      </w:r>
-    </w:p>
-    <w:p>
-      <w:pPr>
-        <w:pStyle w:val="ListParagraph"/>
-        <w:numPr>
-          <w:ilvl w:val="1"/>
-          <w:numId w:val="29"/>
-        </w:numPr>
-      </w:pPr>
-      <w:r>
-        <w:t xml:space="preserve">Effluent weight = Effluent </w:t>
-      </w:r>
-      <w:r>
-        <w:t>Weigh</w:t>
-      </w:r>
-      <w:r>
-        <w:t xml:space="preserve"> Setpoint</w:t>
-      </w:r>
-    </w:p>
-    <w:p>
-      <w:pPr>
-        <w:pStyle w:val="Heading5"/>
-      </w:pPr>
-      <w:r>
-        <w:t>Backwash Phase</w:t>
-      </w:r>
-    </w:p>
-    <w:p>
-      <w:pPr>
-        <w:pStyle w:val="ListParagraph"/>
-        <w:numPr>
-          <w:ilvl w:val="0"/>
-          <w:numId w:val="30"/>
-        </w:numPr>
-      </w:pPr>
-      <w:r>
-        <w:t>Activate: Backwash Supply Valve and Backwash Effluent Valve</w:t>
-      </w:r>
-    </w:p>
-    <w:p>
-      <w:pPr>
-        <w:pStyle w:val="ListParagraph"/>
-        <w:numPr>
-          <w:ilvl w:val="0"/>
-          <w:numId w:val="30"/>
-        </w:numPr>
-      </w:pPr>
-      <w:r>
-        <w:t>Direct water through backwash line to backwash collection</w:t>
-      </w:r>
-    </w:p>
-    <w:p>
-      <w:pPr>
-        <w:pStyle w:val="ListParagraph"/>
-        <w:numPr>
-          <w:ilvl w:val="0"/>
-          <w:numId w:val="30"/>
-        </w:numPr>
-      </w:pPr>
-      <w:r>
-        <w:t>Stop when either:</w:t>
-      </w:r>
-    </w:p>
-    <w:p>
-      <w:pPr>
-        <w:pStyle w:val="ListParagraph"/>
-        <w:numPr>
-          <w:ilvl w:val="1"/>
-          <w:numId w:val="30"/>
-        </w:numPr>
-      </w:pPr>
-      <w:r>
-        <w:t>Backwash time = Backwash Time Setpoint, OR</w:t>
-      </w:r>
-    </w:p>
-    <w:p>
-      <w:pPr>
-        <w:pStyle w:val="ListParagraph"/>
-        <w:numPr>
-          <w:ilvl w:val="1"/>
-          <w:numId w:val="30"/>
-        </w:numPr>
-      </w:pPr>
-      <w:r>
-        <w:t xml:space="preserve">Backwash weight = Backwash </w:t>
-      </w:r>
-      <w:r>
-        <w:t>Weight</w:t>
-      </w:r>
-      <w:r>
-        <w:t xml:space="preserve"> Setpoint</w:t>
-      </w:r>
-    </w:p>
-    <w:p>
-      <w:pPr>
-        <w:pStyle w:val="Heading5"/>
-      </w:pPr>
-      <w:r>
-        <w:t>Cycle Completion</w:t>
-      </w:r>
-    </w:p>
-    <w:p>
-      <w:pPr>
-        <w:pStyle w:val="ListParagraph"/>
-        <w:numPr>
-          <w:ilvl w:val="0"/>
-          <w:numId w:val="31"/>
-        </w:numPr>
-      </w:pPr>
-      <w:r>
-        <w:t xml:space="preserve">Loop above until </w:t>
-      </w:r>
-      <w:r>
-        <w:t>[Cycle</w:t>
-      </w:r>
-      <w:r>
-        <w:t xml:space="preserve"> Count</w:t>
-      </w:r>
-      <w:r>
-        <w:t>]</w:t>
-      </w:r>
-      <w:r>
-        <w:t xml:space="preserve"> is reached</w:t>
-      </w:r>
-    </w:p>
-    <w:p>
-      <w:pPr>
-        <w:pStyle w:val="ListParagraph"/>
-        <w:numPr>
-          <w:ilvl w:val="0"/>
-          <w:numId w:val="31"/>
-        </w:numPr>
-      </w:pPr>
-      <w:r>
-        <w:t>Stop all outputs</w:t>
-      </w:r>
-    </w:p>
-    <w:p>
-      <w:pPr>
-        <w:pStyle w:val="ListParagraph"/>
-        <w:numPr>
-          <w:ilvl w:val="0"/>
-          <w:numId w:val="31"/>
-        </w:numPr>
-      </w:pPr>
-      <w:r>
-        <w:t>End data logging</w:t>
-      </w:r>
-    </w:p>
-    <w:p>
-      <w:pPr>
-        <w:pStyle w:val="ListParagraph"/>
-        <w:numPr>
-          <w:ilvl w:val="0"/>
-          <w:numId w:val="31"/>
-        </w:numPr>
-      </w:pPr>
-      <w:r>
-        <w:t>Return to idle state</w:t>
-      </w:r>
-    </w:p>
-    <w:p/>
-    <w:p>
-      <w:pPr>
-        <w:pStyle w:val="Heading2"/>
-      </w:pPr>
-      <w:r>
-        <w:t>C</w:t>
-      </w:r>
-      <w:r>
-        <w:t>lean</w:t>
-      </w:r>
-    </w:p>
-    <w:p>
-      <w:pPr>
-        <w:pStyle w:val="Heading3"/>
-      </w:pPr>
-      <w:r>
-        <w:t>Start Clean</w:t>
-      </w:r>
-    </w:p>
-    <w:p>
-      <w:pPr>
-        <w:pStyle w:val="ListParagraph"/>
-        <w:numPr>
-          <w:ilvl w:val="0"/>
-          <w:numId w:val="27"/>
-        </w:numPr>
-      </w:pPr>
-      <w:r>
-        <w:t>Zero both scales.</w:t>
-      </w:r>
-    </w:p>
-    <w:p>
-      <w:pPr>
-        <w:pStyle w:val="ListParagraph"/>
-        <w:numPr>
-          <w:ilvl w:val="0"/>
-          <w:numId w:val="27"/>
-        </w:numPr>
-      </w:pPr>
-      <w:r>
-        <w:t>Begin data logging at defined sample time intervals.</w:t>
-      </w:r>
-    </w:p>
-    <w:p>
-      <w:pPr>
-        <w:pStyle w:val="Heading4"/>
-      </w:pPr>
-      <w:r>
-        <w:lastRenderedPageBreak/>
-        <w:t>Cycle Loop:</w:t>
-      </w:r>
-    </w:p>
-    <w:p>
-      <w:pPr>
-        <w:pStyle w:val="Heading5"/>
-      </w:pPr>
-      <w:r>
-        <w:t>Caustic</w:t>
-      </w:r>
-      <w:r>
-        <w:t>:</w:t>
-      </w:r>
-    </w:p>
-    <w:p>
-      <w:pPr>
-        <w:pStyle w:val="Heading6"/>
-      </w:pPr>
-      <w:r>
-        <w:t>Filtrate</w:t>
-      </w:r>
-    </w:p>
-    <w:p>
-      <w:pPr>
-        <w:pStyle w:val="ListParagraph"/>
-        <w:numPr>
-          <w:ilvl w:val="0"/>
-          <w:numId w:val="29"/>
-        </w:numPr>
-      </w:pPr>
-      <w:r>
-        <w:t>Activate: Influent Supply Valve and Effluent Valve</w:t>
-      </w:r>
-    </w:p>
-    <w:p>
-      <w:pPr>
-        <w:pStyle w:val="ListParagraph"/>
-        <w:numPr>
-          <w:ilvl w:val="0"/>
-          <w:numId w:val="29"/>
-        </w:numPr>
-      </w:pPr>
-      <w:r>
-        <w:t xml:space="preserve">Direct </w:t>
-      </w:r>
-      <w:r>
-        <w:t>cleaning solution</w:t>
-      </w:r>
-      <w:r>
-        <w:t xml:space="preserve"> through filter to effluent collection</w:t>
-      </w:r>
-    </w:p>
-    <w:p>
-      <w:pPr>
-        <w:pStyle w:val="ListParagraph"/>
-        <w:numPr>
-          <w:ilvl w:val="0"/>
-          <w:numId w:val="29"/>
-        </w:numPr>
-      </w:pPr>
-      <w:r>
-        <w:t>Proceed</w:t>
-      </w:r>
-      <w:r>
-        <w:t xml:space="preserve"> when either:</w:t>
-      </w:r>
-    </w:p>
-    <w:p>
-      <w:pPr>
-        <w:pStyle w:val="ListParagraph"/>
-        <w:numPr>
-          <w:ilvl w:val="1"/>
-          <w:numId w:val="29"/>
-        </w:numPr>
-      </w:pPr>
-      <w:r>
-        <w:t>Effluent time = Effluent Time Setpoint, OR</w:t>
-      </w:r>
-    </w:p>
-    <w:p>
-      <w:pPr>
-        <w:pStyle w:val="ListParagraph"/>
-        <w:numPr>
-          <w:ilvl w:val="1"/>
-          <w:numId w:val="29"/>
-        </w:numPr>
-      </w:pPr>
-      <w:r>
-        <w:t>Effluent weight = Effluent Volume Setpoint</w:t>
-      </w:r>
-    </w:p>
-    <w:p>
-      <w:pPr>
-        <w:pStyle w:val="ListParagraph"/>
-        <w:numPr>
-          <w:ilvl w:val="0"/>
-          <w:numId w:val="29"/>
-        </w:numPr>
-      </w:pPr>
-      <w:r>
-        <w:t>Close valves</w:t>
-      </w:r>
-    </w:p>
-    <w:p>
-      <w:pPr>
-        <w:pStyle w:val="Heading6"/>
-      </w:pPr>
-      <w:r>
-        <w:t>Backwash</w:t>
-      </w:r>
-    </w:p>
-    <w:p>
-      <w:pPr>
-        <w:pStyle w:val="ListParagraph"/>
-        <w:numPr>
-          <w:ilvl w:val="0"/>
-          <w:numId w:val="29"/>
-        </w:numPr>
-      </w:pPr>
-      <w:r>
-        <w:t>Activate: Backwash Supply Valve and Backwash Effluent Valve</w:t>
-      </w:r>
-    </w:p>
-    <w:p>
-      <w:pPr>
-        <w:pStyle w:val="ListParagraph"/>
-        <w:numPr>
-          <w:ilvl w:val="0"/>
-          <w:numId w:val="29"/>
-        </w:numPr>
-      </w:pPr>
-      <w:r>
-        <w:t xml:space="preserve">Direct </w:t>
-      </w:r>
-      <w:r>
-        <w:t>cleaning solution</w:t>
-      </w:r>
-      <w:r>
-        <w:t xml:space="preserve"> backwash line to backwash collection</w:t>
-      </w:r>
-    </w:p>
-    <w:p>
-      <w:pPr>
-        <w:pStyle w:val="ListParagraph"/>
-        <w:numPr>
-          <w:ilvl w:val="0"/>
-          <w:numId w:val="29"/>
-        </w:numPr>
-      </w:pPr>
-      <w:r>
-        <w:t>Stop when either:</w:t>
-      </w:r>
-    </w:p>
-    <w:p>
-      <w:pPr>
-        <w:pStyle w:val="ListParagraph"/>
-        <w:numPr>
-          <w:ilvl w:val="1"/>
-          <w:numId w:val="29"/>
-        </w:numPr>
-      </w:pPr>
-      <w:r>
-        <w:t>Backwash time = Backwash Time Setpoint, OR</w:t>
-      </w:r>
-    </w:p>
-    <w:p>
-      <w:pPr>
-        <w:pStyle w:val="ListParagraph"/>
-        <w:numPr>
-          <w:ilvl w:val="1"/>
-          <w:numId w:val="29"/>
-        </w:numPr>
-      </w:pPr>
-      <w:r>
-        <w:t>Backwash weight = Backwash Volume Setpoint</w:t>
-      </w:r>
-    </w:p>
-    <w:p>
-      <w:pPr>
-        <w:pStyle w:val="ListParagraph"/>
-        <w:numPr>
-          <w:ilvl w:val="0"/>
-          <w:numId w:val="29"/>
-        </w:numPr>
-      </w:pPr>
-      <w:r>
-        <w:t>Close valves</w:t>
-      </w:r>
-    </w:p>
-    <w:p>
-      <w:pPr>
-        <w:pStyle w:val="Heading6"/>
-      </w:pPr>
-      <w:r>
-        <w:t>Hold</w:t>
-      </w:r>
-    </w:p>
-    <w:p>
-      <w:pPr>
-        <w:pStyle w:val="ListParagraph"/>
-        <w:numPr>
-          <w:ilvl w:val="0"/>
-          <w:numId w:val="29"/>
-        </w:numPr>
-      </w:pPr>
-      <w:r>
-        <w:t>Soak solution for [Soak Time]</w:t>
-      </w:r>
-    </w:p>
-    <w:p>
-      <w:pPr>
-        <w:pStyle w:val="Heading6"/>
-      </w:pPr>
-      <w:r>
-        <w:t>Filtrate</w:t>
-      </w:r>
-    </w:p>
-    <w:p>
-      <w:pPr>
-        <w:pStyle w:val="ListParagraph"/>
-        <w:numPr>
-          <w:ilvl w:val="0"/>
-          <w:numId w:val="29"/>
-        </w:numPr>
-      </w:pPr>
-      <w:r>
-        <w:t>Activate: Influent Supply Valve and Effluent Valve</w:t>
-      </w:r>
-    </w:p>
-    <w:p>
-      <w:pPr>
-        <w:pStyle w:val="ListParagraph"/>
-        <w:numPr>
-          <w:ilvl w:val="0"/>
-          <w:numId w:val="29"/>
-        </w:numPr>
-      </w:pPr>
-      <w:r>
-        <w:t xml:space="preserve">Direct </w:t>
-      </w:r>
-      <w:r>
-        <w:t>cleaning solution</w:t>
-      </w:r>
-      <w:r>
-        <w:t xml:space="preserve"> through filter to effluent collection</w:t>
-      </w:r>
-    </w:p>
-    <w:p>
-      <w:pPr>
-        <w:pStyle w:val="ListParagraph"/>
-        <w:numPr>
-          <w:ilvl w:val="0"/>
-          <w:numId w:val="29"/>
-        </w:numPr>
-      </w:pPr>
-      <w:r>
-        <w:t>Proceed</w:t>
-      </w:r>
-      <w:r>
-        <w:t xml:space="preserve"> when either:</w:t>
-      </w:r>
-    </w:p>
-    <w:p>
-      <w:pPr>
-        <w:pStyle w:val="ListParagraph"/>
-        <w:numPr>
-          <w:ilvl w:val="1"/>
-          <w:numId w:val="29"/>
-        </w:numPr>
-      </w:pPr>
-      <w:r>
-        <w:t>Effluent time = Effluent Time Setpoint, OR</w:t>
-      </w:r>
-    </w:p>
-    <w:p>
-      <w:pPr>
-        <w:pStyle w:val="ListParagraph"/>
-        <w:numPr>
-          <w:ilvl w:val="1"/>
-          <w:numId w:val="29"/>
-        </w:numPr>
-      </w:pPr>
-      <w:r>
-        <w:t>Effluent weight = Effluent Volume Setpoint</w:t>
-      </w:r>
-    </w:p>
-    <w:p>
-      <w:pPr>
-        <w:pStyle w:val="ListParagraph"/>
-        <w:numPr>
-          <w:ilvl w:val="0"/>
-          <w:numId w:val="29"/>
-        </w:numPr>
-      </w:pPr>
-      <w:r>
-        <w:t>Close valves</w:t>
-      </w:r>
-    </w:p>
-    <w:p>
-      <w:pPr>
-        <w:pStyle w:val="Heading6"/>
-      </w:pPr>
-      <w:r>
-        <w:t>Backwash</w:t>
-      </w:r>
-    </w:p>
-    <w:p>
-      <w:pPr>
-        <w:pStyle w:val="ListParagraph"/>
-        <w:numPr>
-          <w:ilvl w:val="0"/>
-          <w:numId w:val="29"/>
-        </w:numPr>
-      </w:pPr>
-      <w:r>
-        <w:t>Activate: Backwash Supply Valve and Backwash Effluent Valve</w:t>
-      </w:r>
-    </w:p>
-    <w:p>
-      <w:pPr>
-        <w:pStyle w:val="ListParagraph"/>
-        <w:numPr>
-          <w:ilvl w:val="0"/>
-          <w:numId w:val="29"/>
-        </w:numPr>
-      </w:pPr>
-      <w:r>
-        <w:t xml:space="preserve">Direct </w:t>
-      </w:r>
-      <w:r>
-        <w:t>cleaning solution</w:t>
-      </w:r>
-      <w:r>
-        <w:t xml:space="preserve"> backwash line to backwash collection</w:t>
-      </w:r>
-    </w:p>
-    <w:p>
-      <w:pPr>
-        <w:pStyle w:val="ListParagraph"/>
-        <w:numPr>
-          <w:ilvl w:val="0"/>
-          <w:numId w:val="29"/>
-        </w:numPr>
-      </w:pPr>
-      <w:r>
-        <w:t>Stop when either:</w:t>
-      </w:r>
-    </w:p>
-    <w:p>
-      <w:pPr>
-        <w:pStyle w:val="ListParagraph"/>
-        <w:numPr>
-          <w:ilvl w:val="1"/>
-          <w:numId w:val="29"/>
-        </w:numPr>
-      </w:pPr>
-      <w:r>
-        <w:t>Backwash time = Backwash Time Setpoint, OR</w:t>
-      </w:r>
-    </w:p>
-    <w:p>
-      <w:pPr>
-        <w:pStyle w:val="ListParagraph"/>
-        <w:numPr>
-          <w:ilvl w:val="1"/>
-          <w:numId w:val="29"/>
-        </w:numPr>
-      </w:pPr>
-      <w:r>
-        <w:t>Backwash weight = Backwash Volume Setpoint</w:t>
-      </w:r>
-    </w:p>
-    <w:p>
-      <w:pPr>
-        <w:pStyle w:val="ListParagraph"/>
-        <w:numPr>
-          <w:ilvl w:val="0"/>
-          <w:numId w:val="29"/>
-        </w:numPr>
-      </w:pPr>
-      <w:r>
-        <w:t>Close valves</w:t>
-      </w:r>
-    </w:p>
-    <w:p>
-      <w:pPr>
-        <w:pStyle w:val="Heading5"/>
-      </w:pPr>
-      <w:r>
-        <w:t>DI Rinse</w:t>
-      </w:r>
-      <w:r>
-        <w:t xml:space="preserve"> 1</w:t>
-      </w:r>
-      <w:r>
-        <w:t>:</w:t>
-      </w:r>
-    </w:p>
-    <w:p>
-      <w:pPr>
-        <w:pStyle w:val="Heading6"/>
-      </w:pPr>
-      <w:r>
-        <w:t>Filtrate</w:t>
-      </w:r>
-    </w:p>
-    <w:p>
-      <w:pPr>
-        <w:pStyle w:val="ListParagraph"/>
-        <w:numPr>
-          <w:ilvl w:val="0"/>
-          <w:numId w:val="29"/>
-        </w:numPr>
-      </w:pPr>
-      <w:r>
-        <w:t>Activate: Influent Supply Valve and Effluent Valve</w:t>
-      </w:r>
-    </w:p>
-    <w:p>
-      <w:pPr>
-        <w:pStyle w:val="ListParagraph"/>
-        <w:numPr>
-          <w:ilvl w:val="0"/>
-          <w:numId w:val="29"/>
-        </w:numPr>
-      </w:pPr>
-      <w:r>
-        <w:t xml:space="preserve">Direct </w:t>
-      </w:r>
-      <w:r>
-        <w:t>cleaning solution</w:t>
-      </w:r>
-      <w:r>
-        <w:t xml:space="preserve"> through filter to effluent collection</w:t>
-      </w:r>
-    </w:p>
-    <w:p>
-      <w:pPr>
-        <w:pStyle w:val="ListParagraph"/>
-        <w:numPr>
-          <w:ilvl w:val="0"/>
-          <w:numId w:val="29"/>
-        </w:numPr>
-      </w:pPr>
-      <w:r>
-        <w:t>Proceed</w:t>
-      </w:r>
-      <w:r>
-        <w:t xml:space="preserve"> when either:</w:t>
-      </w:r>
-    </w:p>
-    <w:p>
-      <w:pPr>
-        <w:pStyle w:val="ListParagraph"/>
-        <w:numPr>
-          <w:ilvl w:val="1"/>
-          <w:numId w:val="29"/>
-        </w:numPr>
-      </w:pPr>
-      <w:r>
-        <w:t>Effluent time = Effluent Time Setpoint, OR</w:t>
-      </w:r>
-    </w:p>
-    <w:p>
-      <w:pPr>
-        <w:pStyle w:val="ListParagraph"/>
-        <w:numPr>
-          <w:ilvl w:val="1"/>
-          <w:numId w:val="29"/>
-        </w:numPr>
-      </w:pPr>
-      <w:r>
-        <w:t>Effluent weight = Effluent Volume Setpoint</w:t>
-      </w:r>
-    </w:p>
-    <w:p>
-      <w:pPr>
-        <w:pStyle w:val="ListParagraph"/>
-        <w:numPr>
-          <w:ilvl w:val="0"/>
-          <w:numId w:val="29"/>
-        </w:numPr>
-      </w:pPr>
-      <w:r>
-        <w:t>Close valves</w:t>
-      </w:r>
-    </w:p>
-    <w:p>
-      <w:pPr>
-        <w:pStyle w:val="Heading6"/>
-      </w:pPr>
-      <w:r>
-        <w:t>Backwash</w:t>
-      </w:r>
-    </w:p>
-    <w:p>
-      <w:pPr>
-        <w:pStyle w:val="ListParagraph"/>
-        <w:numPr>
-          <w:ilvl w:val="0"/>
-          <w:numId w:val="29"/>
-        </w:numPr>
-      </w:pPr>
-      <w:r>
-        <w:t>Activate: Backwash Supply Valve and Backwash Effluent Valve</w:t>
-      </w:r>
-    </w:p>
-    <w:p>
-      <w:pPr>
-        <w:pStyle w:val="ListParagraph"/>
-        <w:numPr>
-          <w:ilvl w:val="0"/>
-          <w:numId w:val="29"/>
-        </w:numPr>
-      </w:pPr>
-      <w:r>
-        <w:t xml:space="preserve">Direct </w:t>
-      </w:r>
-      <w:r>
-        <w:t>cleaning solution</w:t>
-      </w:r>
-      <w:r>
-        <w:t xml:space="preserve"> backwash line to backwash collection</w:t>
-      </w:r>
-    </w:p>
-    <w:p>
-      <w:pPr>
-        <w:pStyle w:val="ListParagraph"/>
-        <w:numPr>
-          <w:ilvl w:val="0"/>
-          <w:numId w:val="29"/>
-        </w:numPr>
-      </w:pPr>
-      <w:r>
-        <w:t>Stop when either:</w:t>
-      </w:r>
-    </w:p>
-    <w:p>
-      <w:pPr>
-        <w:pStyle w:val="ListParagraph"/>
-        <w:numPr>
-          <w:ilvl w:val="1"/>
-          <w:numId w:val="29"/>
-        </w:numPr>
-      </w:pPr>
-      <w:r>
-        <w:t>Backwash time = Backwash Time Setpoint, OR</w:t>
-      </w:r>
-    </w:p>
-    <w:p>
-      <w:pPr>
-        <w:pStyle w:val="ListParagraph"/>
-        <w:numPr>
-          <w:ilvl w:val="1"/>
-          <w:numId w:val="29"/>
-        </w:numPr>
-      </w:pPr>
-      <w:r>
-        <w:t>Backwash weight = Backwash Volume Setpoint</w:t>
-      </w:r>
-    </w:p>
-    <w:p>
-      <w:pPr>
-        <w:pStyle w:val="ListParagraph"/>
-        <w:numPr>
-          <w:ilvl w:val="0"/>
-          <w:numId w:val="29"/>
-        </w:numPr>
-      </w:pPr>
-      <w:r>
-        <w:t>Close valves</w:t>
-      </w:r>
-    </w:p>
-    <w:p>
-      <w:pPr>
-        <w:pStyle w:val="Heading5"/>
-      </w:pPr>
-      <w:r>
-        <w:t>Acid</w:t>
-      </w:r>
-      <w:r>
-        <w:t>:</w:t>
-      </w:r>
-    </w:p>
-    <w:p>
-      <w:pPr>
-        <w:pStyle w:val="Heading6"/>
-      </w:pPr>
-      <w:r>
-        <w:t>Filtrate</w:t>
-      </w:r>
-    </w:p>
-    <w:p>
-      <w:pPr>
-        <w:pStyle w:val="ListParagraph"/>
-        <w:numPr>
-          <w:ilvl w:val="0"/>
-          <w:numId w:val="29"/>
-        </w:numPr>
-      </w:pPr>
-      <w:r>
-        <w:t>Activate: Influent Supply Valve and Effluent Valve</w:t>
-      </w:r>
-    </w:p>
-    <w:p>
-      <w:pPr>
-        <w:pStyle w:val="ListParagraph"/>
-        <w:numPr>
-          <w:ilvl w:val="0"/>
-          <w:numId w:val="29"/>
-        </w:numPr>
-      </w:pPr>
-      <w:r>
-        <w:t xml:space="preserve">Direct </w:t>
-      </w:r>
-      <w:r>
-        <w:t>cleaning solution</w:t>
-      </w:r>
-      <w:r>
-        <w:t xml:space="preserve"> through filter to effluent collection</w:t>
-      </w:r>
-    </w:p>
-    <w:p>
-      <w:pPr>
-        <w:pStyle w:val="ListParagraph"/>
-        <w:numPr>
-          <w:ilvl w:val="0"/>
-          <w:numId w:val="29"/>
-        </w:numPr>
-      </w:pPr>
-      <w:r>
-        <w:t>Proceed</w:t>
-      </w:r>
-      <w:r>
-        <w:t xml:space="preserve"> when either:</w:t>
-      </w:r>
-    </w:p>
-    <w:p>
-      <w:pPr>
-        <w:pStyle w:val="ListParagraph"/>
-        <w:numPr>
-          <w:ilvl w:val="1"/>
-          <w:numId w:val="29"/>
-        </w:numPr>
-      </w:pPr>
-      <w:r>
-        <w:t>Effluent time = Effluent Time Setpoint, OR</w:t>
-      </w:r>
-    </w:p>
-    <w:p>
-      <w:pPr>
-        <w:pStyle w:val="ListParagraph"/>
-        <w:numPr>
-          <w:ilvl w:val="1"/>
-          <w:numId w:val="29"/>
-        </w:numPr>
-      </w:pPr>
-      <w:r>
-        <w:t>Effluent weight = Effluent Volume Setpoint</w:t>
-      </w:r>
-    </w:p>
-    <w:p>
-      <w:pPr>
-        <w:pStyle w:val="ListParagraph"/>
-        <w:numPr>
-          <w:ilvl w:val="0"/>
-          <w:numId w:val="29"/>
-        </w:numPr>
-      </w:pPr>
-      <w:r>
-        <w:t>Close valves</w:t>
-      </w:r>
-    </w:p>
-    <w:p>
-      <w:pPr>
-        <w:pStyle w:val="Heading6"/>
-      </w:pPr>
-      <w:r>
-        <w:t>Backwash</w:t>
-      </w:r>
-    </w:p>
-    <w:p>
-      <w:pPr>
-        <w:pStyle w:val="ListParagraph"/>
-        <w:numPr>
-          <w:ilvl w:val="0"/>
-          <w:numId w:val="29"/>
-        </w:numPr>
-      </w:pPr>
-      <w:r>
-        <w:t>Activate: Backwash Supply Valve and Backwash Effluent Valve</w:t>
-      </w:r>
-    </w:p>
-    <w:p>
-      <w:pPr>
-        <w:pStyle w:val="ListParagraph"/>
-        <w:numPr>
-          <w:ilvl w:val="0"/>
-          <w:numId w:val="29"/>
-        </w:numPr>
-      </w:pPr>
-      <w:r>
-        <w:t xml:space="preserve">Direct </w:t>
-      </w:r>
-      <w:r>
-        <w:t>cleaning solution</w:t>
-      </w:r>
-      <w:r>
-        <w:t xml:space="preserve"> backwash line to backwash collection</w:t>
-      </w:r>
-    </w:p>
-    <w:p>
-      <w:pPr>
-        <w:pStyle w:val="ListParagraph"/>
-        <w:numPr>
-          <w:ilvl w:val="0"/>
-          <w:numId w:val="29"/>
-        </w:numPr>
-      </w:pPr>
-      <w:r>
-        <w:t>Stop when either:</w:t>
-      </w:r>
-    </w:p>
-    <w:p>
-      <w:pPr>
-        <w:pStyle w:val="ListParagraph"/>
-        <w:numPr>
-          <w:ilvl w:val="1"/>
-          <w:numId w:val="29"/>
-        </w:numPr>
-      </w:pPr>
-      <w:r>
-        <w:t>Backwash time = Backwash Time Setpoint, OR</w:t>
-      </w:r>
-    </w:p>
-    <w:p>
-      <w:pPr>
-        <w:pStyle w:val="ListParagraph"/>
-        <w:numPr>
-          <w:ilvl w:val="1"/>
-          <w:numId w:val="29"/>
-        </w:numPr>
-      </w:pPr>
-      <w:r>
-        <w:t>Backwash weight = Backwash Volume Setpoint</w:t>
-      </w:r>
-    </w:p>
-    <w:p>
-      <w:pPr>
-        <w:pStyle w:val="ListParagraph"/>
-        <w:numPr>
-          <w:ilvl w:val="0"/>
-          <w:numId w:val="29"/>
-        </w:numPr>
-      </w:pPr>
-      <w:r>
-        <w:t>Close valves</w:t>
-      </w:r>
-    </w:p>
-    <w:p>
-      <w:pPr>
-        <w:pStyle w:val="Heading6"/>
-      </w:pPr>
-      <w:r>
-        <w:t>Hold</w:t>
-      </w:r>
-    </w:p>
-    <w:p>
-      <w:pPr>
-        <w:pStyle w:val="ListParagraph"/>
-        <w:numPr>
-          <w:ilvl w:val="0"/>
-          <w:numId w:val="29"/>
-        </w:numPr>
-      </w:pPr>
-      <w:r>
-        <w:t>Soak solution for [Soak Time]</w:t>
-      </w:r>
-    </w:p>
-    <w:p>
-      <w:pPr>
-        <w:pStyle w:val="Heading6"/>
-      </w:pPr>
-      <w:r>
-        <w:t>Filtrate</w:t>
-      </w:r>
-    </w:p>
-    <w:p>
-      <w:pPr>
-        <w:pStyle w:val="ListParagraph"/>
-        <w:numPr>
-          <w:ilvl w:val="0"/>
-          <w:numId w:val="29"/>
-        </w:numPr>
-      </w:pPr>
-      <w:r>
-        <w:t>Activate: Influent Supply Valve and Effluent Valve</w:t>
-      </w:r>
-    </w:p>
-    <w:p>
-      <w:pPr>
-        <w:pStyle w:val="ListParagraph"/>
-        <w:numPr>
-          <w:ilvl w:val="0"/>
-          <w:numId w:val="29"/>
-        </w:numPr>
-      </w:pPr>
-      <w:r>
-        <w:t xml:space="preserve">Direct </w:t>
-      </w:r>
-      <w:r>
-        <w:t>cleaning solution</w:t>
-      </w:r>
-      <w:r>
-        <w:t xml:space="preserve"> through filter to effluent collection</w:t>
-      </w:r>
-    </w:p>
-    <w:p>
-      <w:pPr>
-        <w:pStyle w:val="ListParagraph"/>
-        <w:numPr>
-          <w:ilvl w:val="0"/>
-          <w:numId w:val="29"/>
-        </w:numPr>
-      </w:pPr>
-      <w:r>
-        <w:t>Proceed</w:t>
-      </w:r>
-      <w:r>
-        <w:t xml:space="preserve"> when either:</w:t>
-      </w:r>
-    </w:p>
-    <w:p>
-      <w:pPr>
-        <w:pStyle w:val="ListParagraph"/>
-        <w:numPr>
-          <w:ilvl w:val="1"/>
-          <w:numId w:val="29"/>
-        </w:numPr>
-      </w:pPr>
-      <w:r>
-        <w:t>Effluent time = Effluent Time Setpoint, OR</w:t>
-      </w:r>
-    </w:p>
-    <w:p>
-      <w:pPr>
-        <w:pStyle w:val="ListParagraph"/>
-        <w:numPr>
-          <w:ilvl w:val="1"/>
-          <w:numId w:val="29"/>
-        </w:numPr>
-      </w:pPr>
-      <w:r>
-        <w:t>Effluent weight = Effluent Volume Setpoint</w:t>
-      </w:r>
-    </w:p>
-    <w:p>
-      <w:pPr>
-        <w:pStyle w:val="ListParagraph"/>
-        <w:numPr>
-          <w:ilvl w:val="0"/>
-          <w:numId w:val="29"/>
-        </w:numPr>
-      </w:pPr>
-      <w:r>
-        <w:t>Close valves</w:t>
-      </w:r>
-    </w:p>
-    <w:p>
-      <w:pPr>
-        <w:pStyle w:val="Heading6"/>
-      </w:pPr>
-      <w:r>
-        <w:t>Backwash</w:t>
-      </w:r>
-    </w:p>
-    <w:p>
-      <w:pPr>
-        <w:pStyle w:val="ListParagraph"/>
-        <w:numPr>
-          <w:ilvl w:val="0"/>
-          <w:numId w:val="29"/>
-        </w:numPr>
-      </w:pPr>
-      <w:r>
-        <w:t>Activate: Backwash Supply Valve and Backwash Effluent Valve</w:t>
-      </w:r>
-    </w:p>
-    <w:p>
-      <w:pPr>
-        <w:pStyle w:val="ListParagraph"/>
-        <w:numPr>
-          <w:ilvl w:val="0"/>
-          <w:numId w:val="29"/>
-        </w:numPr>
-      </w:pPr>
-      <w:r>
-        <w:t xml:space="preserve">Direct </w:t>
-      </w:r>
-      <w:r>
-        <w:t>cleaning solution</w:t>
-      </w:r>
-      <w:r>
-        <w:t xml:space="preserve"> backwash line to backwash collection</w:t>
-      </w:r>
-    </w:p>
-    <w:p>
-      <w:pPr>
-        <w:pStyle w:val="ListParagraph"/>
-        <w:numPr>
-          <w:ilvl w:val="0"/>
-          <w:numId w:val="29"/>
-        </w:numPr>
-      </w:pPr>
-      <w:r>
-        <w:t>Stop when either:</w:t>
-      </w:r>
-    </w:p>
-    <w:p>
-      <w:pPr>
-        <w:pStyle w:val="ListParagraph"/>
-        <w:numPr>
-          <w:ilvl w:val="1"/>
-          <w:numId w:val="29"/>
-        </w:numPr>
-      </w:pPr>
-      <w:r>
-        <w:t>Backwash time = Backwash Time Setpoint, OR</w:t>
-      </w:r>
-    </w:p>
-    <w:p>
-      <w:pPr>
-        <w:pStyle w:val="ListParagraph"/>
-        <w:numPr>
-          <w:ilvl w:val="1"/>
-          <w:numId w:val="29"/>
-        </w:numPr>
-      </w:pPr>
-      <w:r>
-        <w:t>Backwash weight = Backwash Volume Setpoint</w:t>
-      </w:r>
-    </w:p>
-    <w:p>
-      <w:pPr>
-        <w:pStyle w:val="ListParagraph"/>
-        <w:numPr>
-          <w:ilvl w:val="0"/>
-          <w:numId w:val="29"/>
-        </w:numPr>
-      </w:pPr>
-      <w:r>
-        <w:t>Close valves</w:t>
-      </w:r>
-    </w:p>
-    <w:p>
-      <w:pPr>
-        <w:pStyle w:val="Heading5"/>
-      </w:pPr>
-      <w:r>
-        <w:t xml:space="preserve">DI Rinse </w:t>
-      </w:r>
-      <w:r>
-        <w:t>2</w:t>
-      </w:r>
-      <w:r>
-        <w:t>:</w:t>
-      </w:r>
-    </w:p>
-    <w:p>
-      <w:pPr>
-        <w:pStyle w:val="Heading6"/>
-      </w:pPr>
-      <w:r>
-        <w:t>Filtrate</w:t>
-      </w:r>
-    </w:p>
-    <w:p>
-      <w:pPr>
-        <w:pStyle w:val="ListParagraph"/>
-        <w:numPr>
-          <w:ilvl w:val="0"/>
-          <w:numId w:val="29"/>
-        </w:numPr>
-      </w:pPr>
-      <w:r>
-        <w:t>Activate: Influent Supply Valve and Effluent Valve</w:t>
-      </w:r>
-    </w:p>
-    <w:p>
-      <w:pPr>
-        <w:pStyle w:val="ListParagraph"/>
-        <w:numPr>
-          <w:ilvl w:val="0"/>
-          <w:numId w:val="29"/>
-        </w:numPr>
-      </w:pPr>
-      <w:r>
-        <w:t xml:space="preserve">Direct </w:t>
-      </w:r>
-      <w:r>
-        <w:t>cleaning solution</w:t>
-      </w:r>
-      <w:r>
-        <w:t xml:space="preserve"> through filter to effluent collection</w:t>
-      </w:r>
-    </w:p>
-    <w:p>
-      <w:pPr>
-        <w:pStyle w:val="ListParagraph"/>
-        <w:numPr>
-          <w:ilvl w:val="0"/>
-          <w:numId w:val="29"/>
-        </w:numPr>
-      </w:pPr>
-      <w:r>
-        <w:t>Proceed</w:t>
-      </w:r>
-      <w:r>
-        <w:t xml:space="preserve"> when either:</w:t>
-      </w:r>
-    </w:p>
-    <w:p>
-      <w:pPr>
-        <w:pStyle w:val="ListParagraph"/>
-        <w:numPr>
-          <w:ilvl w:val="1"/>
-          <w:numId w:val="29"/>
-        </w:numPr>
-      </w:pPr>
-      <w:r>
-        <w:t>Effluent time = Effluent Time Setpoint, OR</w:t>
-      </w:r>
-    </w:p>
-    <w:p>
-      <w:pPr>
-        <w:pStyle w:val="ListParagraph"/>
-        <w:numPr>
-          <w:ilvl w:val="1"/>
-          <w:numId w:val="29"/>
-        </w:numPr>
-      </w:pPr>
-      <w:r>
-        <w:t>Effluent weight = Effluent Volume Setpoint</w:t>
-      </w:r>
-    </w:p>
-    <w:p>
-      <w:pPr>
-        <w:pStyle w:val="ListParagraph"/>
-        <w:numPr>
-          <w:ilvl w:val="0"/>
-          <w:numId w:val="29"/>
-        </w:numPr>
-      </w:pPr>
-      <w:r>
-        <w:t>Close valves</w:t>
-      </w:r>
-    </w:p>
-    <w:p>
-      <w:pPr>
-        <w:pStyle w:val="Heading6"/>
-      </w:pPr>
-      <w:r>
-        <w:t>Backwash</w:t>
-      </w:r>
-    </w:p>
-    <w:p>
-      <w:pPr>
-        <w:pStyle w:val="ListParagraph"/>
-        <w:numPr>
-          <w:ilvl w:val="0"/>
-          <w:numId w:val="29"/>
-        </w:numPr>
-      </w:pPr>
-      <w:r>
-        <w:t>Activate: Backwash Supply Valve and Backwash Effluent Valve</w:t>
-      </w:r>
-    </w:p>
-    <w:p>
-      <w:pPr>
-        <w:pStyle w:val="ListParagraph"/>
-        <w:numPr>
-          <w:ilvl w:val="0"/>
-          <w:numId w:val="29"/>
-        </w:numPr>
-      </w:pPr>
-      <w:r>
-        <w:t xml:space="preserve">Direct </w:t>
-      </w:r>
-      <w:r>
-        <w:t>cleaning solution</w:t>
-      </w:r>
-      <w:r>
-        <w:t xml:space="preserve"> backwash line to backwash collection</w:t>
-      </w:r>
-    </w:p>
-    <w:p>
-      <w:pPr>
-        <w:pStyle w:val="ListParagraph"/>
-        <w:numPr>
-          <w:ilvl w:val="0"/>
-          <w:numId w:val="29"/>
-        </w:numPr>
-      </w:pPr>
-      <w:r>
-        <w:t>Stop when either:</w:t>
-      </w:r>
-    </w:p>
-    <w:p>
-      <w:pPr>
-        <w:pStyle w:val="ListParagraph"/>
-        <w:numPr>
-          <w:ilvl w:val="1"/>
-          <w:numId w:val="29"/>
-        </w:numPr>
-      </w:pPr>
-      <w:r>
-        <w:t>Backwash time = Backwash Time Setpoint, OR</w:t>
-      </w:r>
-    </w:p>
-    <w:p>
-      <w:pPr>
-        <w:pStyle w:val="ListParagraph"/>
-        <w:numPr>
-          <w:ilvl w:val="1"/>
-          <w:numId w:val="29"/>
-        </w:numPr>
-      </w:pPr>
-      <w:r>
-        <w:t>Backwash weight = Backwash Volume Setpoint</w:t>
-      </w:r>
-    </w:p>
-    <w:p>
-      <w:pPr>
-        <w:pStyle w:val="ListParagraph"/>
-        <w:numPr>
-          <w:ilvl w:val="0"/>
-          <w:numId w:val="29"/>
-        </w:numPr>
-      </w:pPr>
-      <w:r>
-        <w:t>Close valves</w:t>
-      </w:r>
-    </w:p>
-    <w:p>
-      <w:pPr>
-        <w:pStyle w:val="Heading2"/>
-      </w:pPr>
-      <w:r>
-        <w:t>Benchmark</w:t>
-      </w:r>
-    </w:p>
-    <w:p>
-      <w:pPr>
-        <w:pStyle w:val="Heading3"/>
-      </w:pPr>
-      <w:r>
-        <w:t>Start Benchmark</w:t>
-      </w:r>
-    </w:p>
-    <w:p>
-      <w:pPr>
-        <w:pStyle w:val="ListParagraph"/>
-        <w:numPr>
-          <w:ilvl w:val="0"/>
-          <w:numId w:val="27"/>
-        </w:numPr>
-      </w:pPr>
-      <w:r>
-        <w:t>Zero both scales.</w:t>
-      </w:r>
-    </w:p>
-    <w:p>
-      <w:pPr>
-        <w:pStyle w:val="ListParagraph"/>
-        <w:numPr>
-          <w:ilvl w:val="0"/>
-          <w:numId w:val="27"/>
-        </w:numPr>
-      </w:pPr>
-      <w:r>
-        <w:t>Begin data logging at defined sample time intervals.</w:t>
-      </w:r>
-    </w:p>
-    <w:p>
-      <w:pPr>
-        <w:pStyle w:val="Heading4"/>
-      </w:pPr>
-      <w:r>
-        <w:t>Cycle Loop:</w:t>
-      </w:r>
-    </w:p>
-    <w:p>
-      <w:pPr>
-        <w:pStyle w:val="Heading5"/>
-      </w:pPr>
-      <w:r>
-        <w:t>Purge Phase</w:t>
-      </w:r>
-    </w:p>
-    <w:p>
-      <w:pPr>
-        <w:pStyle w:val="ListParagraph"/>
-        <w:numPr>
-          <w:ilvl w:val="0"/>
-          <w:numId w:val="28"/>
-        </w:numPr>
-      </w:pPr>
-      <w:r>
-        <w:t>Activate: Influent Supply Valve and Influent Water Drain Valve</w:t>
-      </w:r>
-    </w:p>
-    <w:p>
-      <w:pPr>
-        <w:pStyle w:val="ListParagraph"/>
-        <w:numPr>
-          <w:ilvl w:val="0"/>
-          <w:numId w:val="28"/>
-        </w:numPr>
-      </w:pPr>
-      <w:r>
-        <w:t>Run for [Refill Time] seconds</w:t>
-      </w:r>
-    </w:p>
-    <w:p>
-      <w:pPr>
-        <w:pStyle w:val="ListParagraph"/>
-        <w:numPr>
-          <w:ilvl w:val="0"/>
-          <w:numId w:val="28"/>
-        </w:numPr>
-      </w:pPr>
-      <w:r>
-        <w:t>Close all valves</w:t>
-      </w:r>
-    </w:p>
-    <w:p>
-      <w:pPr>
-        <w:pStyle w:val="Heading5"/>
-      </w:pPr>
-      <w:r>
-        <w:t>Filter Phase</w:t>
-      </w:r>
-    </w:p>
-    <w:p>
-      <w:pPr>
-        <w:pStyle w:val="ListParagraph"/>
-        <w:numPr>
-          <w:ilvl w:val="0"/>
-          <w:numId w:val="29"/>
-        </w:numPr>
-      </w:pPr>
-      <w:r>
-        <w:t>Activate: Influent Supply Valve and Effluent Valve</w:t>
-      </w:r>
-    </w:p>
-    <w:p>
-      <w:pPr>
-        <w:pStyle w:val="ListParagraph"/>
-        <w:numPr>
-          <w:ilvl w:val="0"/>
-          <w:numId w:val="29"/>
-        </w:numPr>
-      </w:pPr>
-      <w:r>
-        <w:t>Direct water through filter to effluent collection</w:t>
-      </w:r>
-    </w:p>
-    <w:p>
-      <w:pPr>
-        <w:pStyle w:val="ListParagraph"/>
-        <w:numPr>
-          <w:ilvl w:val="0"/>
-          <w:numId w:val="29"/>
-        </w:numPr>
-      </w:pPr>
-      <w:r>
-        <w:t>Stop when either:</w:t>
-      </w:r>
-    </w:p>
-    <w:p>
-      <w:pPr>
-        <w:pStyle w:val="ListParagraph"/>
-        <w:numPr>
-          <w:ilvl w:val="1"/>
-          <w:numId w:val="29"/>
-        </w:numPr>
-      </w:pPr>
-      <w:r>
-        <w:t>Effluent time = Effluent Time Setpoint, OR</w:t>
-      </w:r>
-    </w:p>
-    <w:p>
-      <w:pPr>
-        <w:pStyle w:val="ListParagraph"/>
-        <w:numPr>
-          <w:ilvl w:val="1"/>
-          <w:numId w:val="29"/>
-        </w:numPr>
-      </w:pPr>
-      <w:r>
-        <w:t>Effluent weight = Effluent Volume Setpoint</w:t>
-      </w:r>
-    </w:p>
-    <w:p>
-      <w:pPr>
-        <w:pStyle w:val="Heading5"/>
-      </w:pPr>
-      <w:r>
-        <w:lastRenderedPageBreak/>
-        <w:t>Backwash Phase</w:t>
-      </w:r>
-    </w:p>
-    <w:p>
-      <w:pPr>
-        <w:pStyle w:val="ListParagraph"/>
-        <w:numPr>
-          <w:ilvl w:val="0"/>
-          <w:numId w:val="30"/>
-        </w:numPr>
-      </w:pPr>
-      <w:r>
-        <w:t>Activate: Backwash Supply Valve and Backwash Effluent Valve</w:t>
-      </w:r>
-    </w:p>
-    <w:p>
-      <w:pPr>
-        <w:pStyle w:val="ListParagraph"/>
-        <w:numPr>
-          <w:ilvl w:val="0"/>
-          <w:numId w:val="30"/>
-        </w:numPr>
-      </w:pPr>
-      <w:r>
-        <w:t>Direct water through backwash line to backwash collection</w:t>
-      </w:r>
-    </w:p>
-    <w:p>
-      <w:pPr>
-        <w:pStyle w:val="ListParagraph"/>
-        <w:numPr>
-          <w:ilvl w:val="0"/>
-          <w:numId w:val="30"/>
-        </w:numPr>
-      </w:pPr>
-      <w:r>
-        <w:t>Stop when either:</w:t>
-      </w:r>
-    </w:p>
-    <w:p>
-      <w:pPr>
-        <w:pStyle w:val="ListParagraph"/>
-        <w:numPr>
-          <w:ilvl w:val="1"/>
-          <w:numId w:val="30"/>
-        </w:numPr>
-      </w:pPr>
-      <w:r>
-        <w:t>Backwash time = Backwash Time Setpoint, OR</w:t>
-      </w:r>
-    </w:p>
-    <w:p>
-      <w:pPr>
-        <w:pStyle w:val="ListParagraph"/>
-        <w:numPr>
-          <w:ilvl w:val="1"/>
-          <w:numId w:val="30"/>
-        </w:numPr>
-      </w:pPr>
-      <w:r>
-        <w:t>Backwash weight = Backwash Volume Setpoint</w:t>
-      </w:r>
-    </w:p>
-    <w:p>
-      <w:pPr>
-        <w:pStyle w:val="Heading5"/>
-      </w:pPr>
-      <w:r>
-        <w:t>Cycle Completion</w:t>
-      </w:r>
-    </w:p>
-    <w:p>
-      <w:pPr>
-        <w:pStyle w:val="ListParagraph"/>
-        <w:numPr>
-          <w:ilvl w:val="0"/>
-          <w:numId w:val="31"/>
-        </w:numPr>
-      </w:pPr>
-      <w:r>
-        <w:t>Loop above until Repeat Count is reached</w:t>
-      </w:r>
-    </w:p>
-    <w:p>
-      <w:pPr>
-        <w:pStyle w:val="ListParagraph"/>
-        <w:numPr>
-          <w:ilvl w:val="0"/>
-          <w:numId w:val="31"/>
-        </w:numPr>
-      </w:pPr>
-      <w:r>
-        <w:t>Stop all outputs</w:t>
-      </w:r>
-    </w:p>
-    <w:p>
-      <w:pPr>
-        <w:pStyle w:val="ListParagraph"/>
-        <w:numPr>
-          <w:ilvl w:val="0"/>
-          <w:numId w:val="31"/>
-        </w:numPr>
-      </w:pPr>
-      <w:r>
-        <w:t>End data logging</w:t>
-      </w:r>
-    </w:p>
-    <w:p>
-      <w:pPr>
-        <w:pStyle w:val="ListParagraph"/>
-        <w:numPr>
-          <w:ilvl w:val="0"/>
-          <w:numId w:val="31"/>
-        </w:numPr>
-      </w:pPr>
-      <w:r>
-        <w:t>Return to idle state</w:t>
-      </w:r>
-    </w:p>
-    <w:p/>
-    <w:p>
-      <w:pPr>
-        <w:pStyle w:val="Heading2"/>
-      </w:pPr>
-    </w:p>
-    <w:p>
-      <w:pPr>
-        <w:pStyle w:val="Heading1"/>
-      </w:pPr>
-      <w:r>
-        <w:t>MANUAL OPERATION</w:t>
+        <w:t>Filenames</w:t>
       </w:r>
     </w:p>
     <w:p>
       <w:r>
-        <w:t>A process flow diagram (PFD) is shown on the HMI.</w:t>
+        <w:t>Test_&lt;project&gt;_&lt;module&gt;_&lt;sample&gt;_&lt;timestamp&gt;_data.csv</w:t>
       </w:r>
     </w:p>
     <w:p>
-      <w:pPr>
-        <w:rPr>
-          <w:b/>
-          <w:bCs/>
-        </w:rPr>
-      </w:pPr>
       <w:r>
-        <w:t>Tapping any solenoid symbol on the HMI toggles that valve open/closed for manual testing or troubleshooting.</w:t>
+        <w:t>Test_&lt;project&gt;_&lt;module&gt;_&lt;sample&gt;_&lt;timestamp&gt;_settings.csv</w:t>
       </w:r>
+    </w:p>
+    <w:p>
       <w:r>
-        <w:t xml:space="preserve"> </w:t>
+        <w:t>Benchmark_&lt;project&gt;_&lt;module&gt;_&lt;sample&gt;_&lt;timestamp&gt;_data.csv</w:t>
       </w:r>
+    </w:p>
+    <w:p>
       <w:r>
-        <w:t>Manual operation is only available when in idle mode</w:t>
+        <w:t>Benchmark_&lt;project&gt;_&lt;module&gt;_&lt;sample&gt;_&lt;timestamp&gt;_settings.csv</w:t>
+      </w:r>
+    </w:p>
+    <w:p>
+      <w:r>
+        <w:t>Clean_&lt;project&gt;_&lt;module&gt;_&lt;solution&gt;_&lt;timestamp&gt;_data.csv</w:t>
+      </w:r>
+    </w:p>
+    <w:p>
+      <w:r>
+        <w:t>Clean_&lt;project&gt;_&lt;module&gt;_&lt;solution&gt;_&lt;timestamp&gt;_settings.csv</w:t>
       </w:r>
     </w:p>
     <w:p>
@@ -3611,44 +2182,614 @@
         <w:pStyle w:val="Heading1"/>
       </w:pPr>
       <w:r>
-        <w:t>CALIBRATION &amp; SPECIAL FUNCTIONS</w:t>
+        <w:t>Filtration Test Sequence</w:t>
+      </w:r>
+    </w:p>
+    <w:p>
+      <w:r>
+        <w:t>At the start of a Filtration Test, software commands all five valves closed, creates the data CSV and settings CSV, applies configured PIT-01, PIT-02, and TE-01 offsets, zeros WT-01 and WT-02, runs the configured number of cycles, and closes all valves and the data file at completion, cancellation, or fault.</w:t>
+      </w:r>
+    </w:p>
+    <w:tbl>
+      <w:tblPr>
+        <w:tblStyle w:val="TableGrid"/>
+        <w:tblW w:w="0" w:type="auto"/>
+        <w:jc w:val="center"/>
+        <w:tblLook w:val="04A0" w:firstRow="1" w:lastRow="0" w:firstColumn="1" w:lastColumn="0" w:noHBand="0" w:noVBand="1"/>
+      </w:tblPr>
+      <w:tblGrid>
+        <w:gridCol w:w="1440"/>
+        <w:gridCol w:w="2880"/>
+        <w:gridCol w:w="2592"/>
+        <w:gridCol w:w="2880"/>
+      </w:tblGrid>
+      <w:tr>
+        <w:trPr>
+          <w:jc w:val="center"/>
+        </w:trPr>
+        <w:tc>
+          <w:tcPr>
+            <w:tcW w:w="1440" w:type="dxa"/>
+            <w:shd w:val="clear" w:color="auto" w:fill="1F4E79"/>
+            <w:vAlign w:val="center"/>
+          </w:tcPr>
+          <w:p>
+            <w:pPr>
+              <w:spacing w:after="40"/>
+            </w:pPr>
+            <w:r>
+              <w:rPr>
+                <w:b/>
+                <w:color w:val="FFFFFF"/>
+                <w:sz w:val="16"/>
+              </w:rPr>
+              <w:t>Step</w:t>
+            </w:r>
+          </w:p>
+        </w:tc>
+        <w:tc>
+          <w:tcPr>
+            <w:tcW w:w="2880" w:type="dxa"/>
+            <w:shd w:val="clear" w:color="auto" w:fill="1F4E79"/>
+            <w:vAlign w:val="center"/>
+          </w:tcPr>
+          <w:p>
+            <w:pPr>
+              <w:spacing w:after="40"/>
+            </w:pPr>
+            <w:r>
+              <w:rPr>
+                <w:b/>
+                <w:color w:val="FFFFFF"/>
+                <w:sz w:val="16"/>
+              </w:rPr>
+              <w:t>Active Valves</w:t>
+            </w:r>
+          </w:p>
+        </w:tc>
+        <w:tc>
+          <w:tcPr>
+            <w:tcW w:w="2592" w:type="dxa"/>
+            <w:shd w:val="clear" w:color="auto" w:fill="1F4E79"/>
+            <w:vAlign w:val="center"/>
+          </w:tcPr>
+          <w:p>
+            <w:pPr>
+              <w:spacing w:after="40"/>
+            </w:pPr>
+            <w:r>
+              <w:rPr>
+                <w:b/>
+                <w:color w:val="FFFFFF"/>
+                <w:sz w:val="16"/>
+              </w:rPr>
+              <w:t>Termination</w:t>
+            </w:r>
+          </w:p>
+        </w:tc>
+        <w:tc>
+          <w:tcPr>
+            <w:tcW w:w="2880" w:type="dxa"/>
+            <w:shd w:val="clear" w:color="auto" w:fill="1F4E79"/>
+            <w:vAlign w:val="center"/>
+          </w:tcPr>
+          <w:p>
+            <w:pPr>
+              <w:spacing w:after="40"/>
+            </w:pPr>
+            <w:r>
+              <w:rPr>
+                <w:b/>
+                <w:color w:val="FFFFFF"/>
+                <w:sz w:val="16"/>
+              </w:rPr>
+              <w:t>Notes</w:t>
+            </w:r>
+          </w:p>
+        </w:tc>
+      </w:tr>
+      <w:tr>
+        <w:trPr>
+          <w:jc w:val="center"/>
+        </w:trPr>
+        <w:tc>
+          <w:tcPr>
+            <w:tcW w:w="1440" w:type="dxa"/>
+            <w:vAlign w:val="center"/>
+          </w:tcPr>
+          <w:p>
+            <w:pPr>
+              <w:spacing w:after="40"/>
+            </w:pPr>
+            <w:r>
+              <w:rPr>
+                <w:sz w:val="16"/>
+              </w:rPr>
+              <w:t>Purge</w:t>
+            </w:r>
+          </w:p>
+        </w:tc>
+        <w:tc>
+          <w:tcPr>
+            <w:tcW w:w="2880" w:type="dxa"/>
+            <w:vAlign w:val="center"/>
+          </w:tcPr>
+          <w:p>
+            <w:pPr>
+              <w:spacing w:after="40"/>
+            </w:pPr>
+            <w:r>
+              <w:rPr>
+                <w:sz w:val="16"/>
+              </w:rPr>
+              <w:t>SV-02 Feed, SV-04 Waste</w:t>
+            </w:r>
+          </w:p>
+        </w:tc>
+        <w:tc>
+          <w:tcPr>
+            <w:tcW w:w="2592" w:type="dxa"/>
+            <w:vAlign w:val="center"/>
+          </w:tcPr>
+          <w:p>
+            <w:pPr>
+              <w:spacing w:after="40"/>
+            </w:pPr>
+            <w:r>
+              <w:rPr>
+                <w:sz w:val="16"/>
+              </w:rPr>
+              <w:t>Configured Purge Time expires</w:t>
+            </w:r>
+          </w:p>
+        </w:tc>
+        <w:tc>
+          <w:tcPr>
+            <w:tcW w:w="2880" w:type="dxa"/>
+            <w:vAlign w:val="center"/>
+          </w:tcPr>
+          <w:p>
+            <w:pPr>
+              <w:spacing w:after="40"/>
+            </w:pPr>
+            <w:r>
+              <w:rPr>
+                <w:sz w:val="16"/>
+              </w:rPr>
+              <w:t>Routes Feed flow to Waste.</w:t>
+            </w:r>
+          </w:p>
+        </w:tc>
+      </w:tr>
+      <w:tr>
+        <w:trPr>
+          <w:jc w:val="center"/>
+        </w:trPr>
+        <w:tc>
+          <w:tcPr>
+            <w:tcW w:w="1440" w:type="dxa"/>
+            <w:vAlign w:val="center"/>
+          </w:tcPr>
+          <w:p>
+            <w:pPr>
+              <w:spacing w:after="40"/>
+            </w:pPr>
+            <w:r>
+              <w:rPr>
+                <w:sz w:val="16"/>
+              </w:rPr>
+              <w:t>Filter</w:t>
+            </w:r>
+          </w:p>
+        </w:tc>
+        <w:tc>
+          <w:tcPr>
+            <w:tcW w:w="2880" w:type="dxa"/>
+            <w:vAlign w:val="center"/>
+          </w:tcPr>
+          <w:p>
+            <w:pPr>
+              <w:spacing w:after="40"/>
+            </w:pPr>
+            <w:r>
+              <w:rPr>
+                <w:sz w:val="16"/>
+              </w:rPr>
+              <w:t>SV-02 Feed, SV-05 Filtrate</w:t>
+            </w:r>
+          </w:p>
+        </w:tc>
+        <w:tc>
+          <w:tcPr>
+            <w:tcW w:w="2592" w:type="dxa"/>
+            <w:vAlign w:val="center"/>
+          </w:tcPr>
+          <w:p>
+            <w:pPr>
+              <w:spacing w:after="40"/>
+            </w:pPr>
+            <w:r>
+              <w:rPr>
+                <w:sz w:val="16"/>
+              </w:rPr>
+              <w:t>Elapsed time or WT-01 Feed Weight increase</w:t>
+            </w:r>
+          </w:p>
+        </w:tc>
+        <w:tc>
+          <w:tcPr>
+            <w:tcW w:w="2880" w:type="dxa"/>
+            <w:vAlign w:val="center"/>
+          </w:tcPr>
+          <w:p>
+            <w:pPr>
+              <w:spacing w:after="40"/>
+            </w:pPr>
+            <w:r>
+              <w:rPr>
+                <w:sz w:val="16"/>
+              </w:rPr>
+              <w:t>Routes filtered water to Feed Weight collection vessel.</w:t>
+            </w:r>
+          </w:p>
+        </w:tc>
+      </w:tr>
+      <w:tr>
+        <w:trPr>
+          <w:jc w:val="center"/>
+        </w:trPr>
+        <w:tc>
+          <w:tcPr>
+            <w:tcW w:w="1440" w:type="dxa"/>
+            <w:vAlign w:val="center"/>
+          </w:tcPr>
+          <w:p>
+            <w:pPr>
+              <w:spacing w:after="40"/>
+            </w:pPr>
+            <w:r>
+              <w:rPr>
+                <w:sz w:val="16"/>
+              </w:rPr>
+              <w:t>Backwash</w:t>
+            </w:r>
+          </w:p>
+        </w:tc>
+        <w:tc>
+          <w:tcPr>
+            <w:tcW w:w="2880" w:type="dxa"/>
+            <w:vAlign w:val="center"/>
+          </w:tcPr>
+          <w:p>
+            <w:pPr>
+              <w:spacing w:after="40"/>
+            </w:pPr>
+            <w:r>
+              <w:rPr>
+                <w:sz w:val="16"/>
+              </w:rPr>
+              <w:t>SV-01 Backwash, SV-03 Backwash Effluent</w:t>
+            </w:r>
+          </w:p>
+        </w:tc>
+        <w:tc>
+          <w:tcPr>
+            <w:tcW w:w="2592" w:type="dxa"/>
+            <w:vAlign w:val="center"/>
+          </w:tcPr>
+          <w:p>
+            <w:pPr>
+              <w:spacing w:after="40"/>
+            </w:pPr>
+            <w:r>
+              <w:rPr>
+                <w:sz w:val="16"/>
+              </w:rPr>
+              <w:t>Elapsed time or WT-02 Backwash Weight increase</w:t>
+            </w:r>
+          </w:p>
+        </w:tc>
+        <w:tc>
+          <w:tcPr>
+            <w:tcW w:w="2880" w:type="dxa"/>
+            <w:vAlign w:val="center"/>
+          </w:tcPr>
+          <w:p>
+            <w:pPr>
+              <w:spacing w:after="40"/>
+            </w:pPr>
+            <w:r>
+              <w:rPr>
+                <w:sz w:val="16"/>
+              </w:rPr>
+              <w:t>Routes backwash discharge to Backwash Weight collection vessel.</w:t>
+            </w:r>
+          </w:p>
+        </w:tc>
+      </w:tr>
+    </w:tbl>
+    <w:p/>
+    <w:p>
+      <w:pPr>
+        <w:pStyle w:val="Heading1"/>
+      </w:pPr>
+      <w:r>
+        <w:t>Benchmark Mode</w:t>
+      </w:r>
+    </w:p>
+    <w:p>
+      <w:r>
+        <w:t>The approved HMI Benchmark mode is a filtration-cycle benchmark. It performs Purge, Filter, Backwash, and repetition for the configured cycle count using the same valve paths as the Filtration Test. It uses Benchmark-prefixed files. The HMI Benchmark tab is not passive logging. A separate passive BenchmarkTestSystem remains available only as a maintenance or diagnostic software function.</w:t>
       </w:r>
     </w:p>
     <w:p>
       <w:pPr>
-        <w:pStyle w:val="Heading2"/>
+        <w:pStyle w:val="Heading1"/>
       </w:pPr>
       <w:r>
-        <w:t>Calibration</w:t>
+        <w:t>Cleaning Sequence</w:t>
       </w:r>
     </w:p>
     <w:p>
       <w:r>
-        <w:t xml:space="preserve"> Users can apply calibration offsets to pressure and temperature readings via HMI.</w:t>
+        <w:t>1. Prompt operator to fill the Feed tank with caustic solution</w:t>
+      </w:r>
+    </w:p>
+    <w:p>
+      <w:r>
+        <w:lastRenderedPageBreak/>
+        <w:t>2. Caustic Purge</w:t>
+      </w:r>
+    </w:p>
+    <w:p>
+      <w:r>
+        <w:t>3. Caustic Filter 1</w:t>
+      </w:r>
+    </w:p>
+    <w:p>
+      <w:r>
+        <w:t>4. Caustic Backwash 1</w:t>
+      </w:r>
+    </w:p>
+    <w:p>
+      <w:r>
+        <w:t>5. Caustic Soak</w:t>
+      </w:r>
+    </w:p>
+    <w:p>
+      <w:r>
+        <w:t>6. Caustic Filter 2</w:t>
+      </w:r>
+    </w:p>
+    <w:p>
+      <w:r>
+        <w:t>7. Caustic Backwash 2</w:t>
+      </w:r>
+    </w:p>
+    <w:p>
+      <w:r>
+        <w:t>8. Prompt operator to replace the Feed tank contents with DI water</w:t>
+      </w:r>
+    </w:p>
+    <w:p>
+      <w:r>
+        <w:t>9. DI Rinse 1 Purge</w:t>
+      </w:r>
+    </w:p>
+    <w:p>
+      <w:r>
+        <w:t>10. DI Rinse 1 Filter</w:t>
+      </w:r>
+    </w:p>
+    <w:p>
+      <w:r>
+        <w:t>11. DI Rinse 1 Backwash</w:t>
+      </w:r>
+    </w:p>
+    <w:p>
+      <w:r>
+        <w:t>12. Prompt operator to fill the Feed tank with acid solution</w:t>
+      </w:r>
+    </w:p>
+    <w:p>
+      <w:r>
+        <w:t>13. Acid Purge</w:t>
+      </w:r>
+    </w:p>
+    <w:p>
+      <w:r>
+        <w:t>14. Acid Filter 1</w:t>
+      </w:r>
+    </w:p>
+    <w:p>
+      <w:r>
+        <w:t>15. Acid Backwash 1</w:t>
+      </w:r>
+    </w:p>
+    <w:p>
+      <w:r>
+        <w:t>16. Acid Soak</w:t>
+      </w:r>
+    </w:p>
+    <w:p>
+      <w:r>
+        <w:t>17. Acid Filter 2</w:t>
+      </w:r>
+    </w:p>
+    <w:p>
+      <w:r>
+        <w:t>18. Acid Backwash 2</w:t>
+      </w:r>
+    </w:p>
+    <w:p>
+      <w:r>
+        <w:t>19. Prompt operator to replace the acid in the Feed tank with DI water</w:t>
+      </w:r>
+    </w:p>
+    <w:p>
+      <w:r>
+        <w:t>20. DI Rinse 2 Purge</w:t>
+      </w:r>
+    </w:p>
+    <w:p>
+      <w:r>
+        <w:t>21. DI Rinse 2 Filter</w:t>
+      </w:r>
+    </w:p>
+    <w:p>
+      <w:r>
+        <w:t>22. DI Rinse 2 Backwash</w:t>
       </w:r>
     </w:p>
     <w:p>
       <w:pPr>
-        <w:pStyle w:val="Heading2"/>
+        <w:pStyle w:val="Heading1"/>
       </w:pPr>
       <w:r>
-        <w:t>Scale Zeroing</w:t>
+        <w:t>Offsets</w:t>
       </w:r>
     </w:p>
     <w:p>
       <w:r>
-        <w:t>Two individual manual zero buttons on the HMI, and an automatic scale zero command issued at the start of each test.</w:t>
+        <w:t>The software uses three independent additive field corrections: feed_tank_pressure_offset for PIT-01, backwash_tank_pressure_offset for PIT-02, and feed_temperature_offset for TE-01. Active HMI offsets are passed into the automation configuration and included in the settings CSV. These offsets are not complete instrument calibrations.</w:t>
+      </w:r>
+    </w:p>
+    <w:p>
+      <w:pPr>
+        <w:pStyle w:val="Heading1"/>
+      </w:pPr>
+      <w:r>
+        <w:t>Input Validation and Weight-Controlled Faults</w:t>
+      </w:r>
+    </w:p>
+    <w:p>
+      <w:r>
+        <w:t>Before automation begins, the HMI rejects zero or negative filtration targets, zero or negative backwash targets, zero or negative Purge Time, zero or negative Sample Time, Cycle Count below 1, zero or negative cleaning targets, and zero or negative Soak Time.</w:t>
+      </w:r>
+    </w:p>
+    <w:p>
+      <w:r>
+        <w:t xml:space="preserve">Weight-controlled Filter and Backwash phases fault and close active valves if scale response is missing, invalid, decreasing below starting value, non-increasing, stale, or if maximum phase duration is exceeded. The default </w:t>
+      </w:r>
+      <w:r>
+        <w:lastRenderedPageBreak/>
+        <w:t>maximum duration is 3,600 seconds unless changed in software configuration. Malformed scale data is not silently treated as 0.0.</w:t>
+      </w:r>
+    </w:p>
+    <w:p>
+      <w:pPr>
+        <w:pStyle w:val="Heading1"/>
+      </w:pPr>
+      <w:r>
+        <w:t>Cancel, Exit, and Exception Cleanup</w:t>
+      </w:r>
+    </w:p>
+    <w:p>
+      <w:r>
+        <w:t>Cancel sets the automation cancellation event, changes the displayed process state to Stopping, keeps Start buttons and manual valve controls disabled, allows the automation thread to close active valves and close the data file, waits until the automation thread terminates, restores the HMI to Idle, and then re-enables manual controls.</w:t>
+      </w:r>
+    </w:p>
+    <w:p>
+      <w:r>
+        <w:t>If the operator attempts to exit during an active run, the HMI warns that a run is active and requires confirmation. The cancellation event is set, the HMI waits for automation to terminate, all controlled valves are commanded closed, the data file is closed through automation cleanup, and the GUI is destroyed only after controlled shutdown is complete.</w:t>
+      </w:r>
+    </w:p>
+    <w:p>
+      <w:r>
+        <w:t>Filtration, Benchmark, and Cleaning automation use exception-safe cleanup. On normal completion, cancellation, invalid scale response, timeout, or unexpected automation exception, all five controlled valves are commanded closed, the active data file is closed, the data writer is released, and the HMI reports the fault where applicable. Cleaning confirmation dialogs are requested through the Tkinter UI thread.</w:t>
+      </w:r>
+    </w:p>
+    <w:p>
+      <w:pPr>
+        <w:pStyle w:val="Heading1"/>
+      </w:pPr>
+      <w:r>
+        <w:t>Items To Be Verified</w:t>
+      </w:r>
+    </w:p>
+    <w:p>
+      <w:r>
+        <w:t>Duplicate PS-01 equipment tags</w:t>
+      </w:r>
+    </w:p>
+    <w:p>
+      <w:r>
+        <w:t>Undefined M-04 serial interface</w:t>
+      </w:r>
+    </w:p>
+    <w:p>
+      <w:r>
+        <w:t>Solenoid coil voltage</w:t>
+      </w:r>
+    </w:p>
+    <w:p>
+      <w:r>
+        <w:t>Solenoid grounding and return wiring</w:t>
+      </w:r>
+    </w:p>
+    <w:p>
+      <w:r>
+        <w:t>Raspberry Pi power-conversion method</w:t>
+      </w:r>
+    </w:p>
+    <w:p>
+      <w:r>
+        <w:t>Pressure transmitter manufacturer and model</w:t>
+      </w:r>
+    </w:p>
+    <w:p>
+      <w:r>
+        <w:t>Pressure transmitter engineering ranges</w:t>
+      </w:r>
+    </w:p>
+    <w:p>
+      <w:r>
+        <w:t>RTD type</w:t>
+      </w:r>
+    </w:p>
+    <w:p>
+      <w:r>
+        <w:t>Scale manufacturer and model</w:t>
+      </w:r>
+    </w:p>
+    <w:p>
+      <w:r>
+        <w:t>Serial parity, data bits, and stop bits</w:t>
+      </w:r>
+    </w:p>
+    <w:p>
+      <w:r>
+        <w:t>Power-consumption fields</w:t>
+      </w:r>
+    </w:p>
+    <w:p>
+      <w:r>
+        <w:t>Circuit-protection details</w:t>
+      </w:r>
+    </w:p>
+    <w:p>
+      <w:r>
+        <w:t>Approved manual valve combinations</w:t>
+      </w:r>
+    </w:p>
+    <w:p>
+      <w:r>
+        <w:t>Approved cleaning chemicals and concentrations</w:t>
+      </w:r>
+    </w:p>
+    <w:p>
+      <w:r>
+        <w:t>Chemical PPE requirements</w:t>
+      </w:r>
+    </w:p>
+    <w:p>
+      <w:r>
+        <w:t>Approved data-storage and retention location</w:t>
       </w:r>
     </w:p>
     <w:sectPr>
-      <w:headerReference w:type="even" r:id="rId11"/>
-      <w:headerReference w:type="default" r:id="rId12"/>
-      <w:footerReference w:type="even" r:id="rId13"/>
-      <w:footerReference w:type="default" r:id="rId14"/>
-      <w:headerReference w:type="first" r:id="rId15"/>
-      <w:footerReference w:type="first" r:id="rId16"/>
       <w:pgSz w:w="12240" w:h="15840"/>
-      <w:pgMar w:top="1440" w:right="1800" w:bottom="1440" w:left="1800" w:header="720" w:footer="720" w:gutter="0"/>
+      <w:pgMar w:top="936" w:right="936" w:bottom="936" w:left="936" w:header="720" w:footer="720" w:gutter="0"/>
       <w:cols w:space="720"/>
       <w:docGrid w:linePitch="360"/>
     </w:sectPr>
@@ -3656,118 +2797,8 @@
 </w:document>
 </file>
 
-<file path=word/endnotes.xml><?xml version="1.0" encoding="utf-8"?>
-<w:endnotes xmlns:wpc="http://schemas.microsoft.com/office/word/2010/wordprocessingCanvas" xmlns:cx="http://schemas.microsoft.com/office/drawing/2014/chartex" xmlns:cx1="http://schemas.microsoft.com/office/drawing/2015/9/8/chartex" xmlns:cx2="http://schemas.microsoft.com/office/drawing/2015/10/21/chartex" xmlns:cx3="http://schemas.microsoft.com/office/drawing/2016/5/9/chartex" xmlns:cx4="http://schemas.microsoft.com/office/drawing/2016/5/10/chartex" xmlns:cx5="http://schemas.microsoft.com/office/drawing/2016/5/11/chartex" xmlns:cx6="http://schemas.microsoft.com/office/drawing/2016/5/12/chartex" xmlns:cx7="http://schemas.microsoft.com/office/drawing/2016/5/13/chartex" xmlns:cx8="http://schemas.microsoft.com/office/drawing/2016/5/14/chartex" xmlns:mc="http://schemas.openxmlformats.org/markup-compatibility/2006" xmlns:aink="http://schemas.microsoft.com/office/drawing/2016/ink" xmlns:am3d="http://schemas.microsoft.com/office/drawing/2017/model3d" xmlns:o="urn:schemas-microsoft-com:office:office" xmlns:oel="http://schemas.microsoft.com/office/2019/extlst" xmlns:r="http://schemas.openxmlformats.org/officeDocument/2006/relationships" xmlns:m="http://schemas.openxmlformats.org/officeDocument/2006/math" xmlns:v="urn:schemas-microsoft-com:vml" xmlns:wp14="http://schemas.microsoft.com/office/word/2010/wordprocessingDrawing" xmlns:wp="http://schemas.openxmlformats.org/drawingml/2006/wordprocessingDrawing" xmlns:w10="urn:schemas-microsoft-com:office:word" xmlns:w="http://schemas.openxmlformats.org/wordprocessingml/2006/main" xmlns:w14="http://schemas.microsoft.com/office/word/2010/wordml" xmlns:w15="http://schemas.microsoft.com/office/word/2012/wordml" xmlns:w16cex="http://schemas.microsoft.com/office/word/2018/wordml/cex" xmlns:w16cid="http://schemas.microsoft.com/office/word/2016/wordml/cid" xmlns:w16="http://schemas.microsoft.com/office/word/2018/wordml" xmlns:w16du="http://schemas.microsoft.com/office/word/2023/wordml/word16du" xmlns:w16sdtdh="http://schemas.microsoft.com/office/word/2020/wordml/sdtdatahash" xmlns:w16sdtfl="http://schemas.microsoft.com/office/word/2024/wordml/sdtformatlock" xmlns:w16se="http://schemas.microsoft.com/office/word/2015/wordml/symex" xmlns:wpg="http://schemas.microsoft.com/office/word/2010/wordprocessingGroup" xmlns:wpi="http://schemas.microsoft.com/office/word/2010/wordprocessingInk" xmlns:wne="http://schemas.microsoft.com/office/word/2006/wordml" xmlns:wps="http://schemas.microsoft.com/office/word/2010/wordprocessingShape" mc:Ignorable="w14 w15 w16se w16cid w16 w16cex w16sdtdh w16sdtfl w16du wp14">
-  <w:endnote w:type="separator" w:id="-1">
-    <w:p>
-      <w:pPr>
-        <w:spacing w:after="0" w:line="240" w:lineRule="auto"/>
-      </w:pPr>
-      <w:r>
-        <w:separator/>
-      </w:r>
-    </w:p>
-  </w:endnote>
-  <w:endnote w:type="continuationSeparator" w:id="0">
-    <w:p>
-      <w:pPr>
-        <w:spacing w:after="0" w:line="240" w:lineRule="auto"/>
-      </w:pPr>
-      <w:r>
-        <w:continuationSeparator/>
-      </w:r>
-    </w:p>
-  </w:endnote>
-</w:endnotes>
-</file>
-
-<file path=word/footer1.xml><?xml version="1.0" encoding="utf-8"?>
-<w:ftr xmlns:wpc="http://schemas.microsoft.com/office/word/2010/wordprocessingCanvas" xmlns:cx="http://schemas.microsoft.com/office/drawing/2014/chartex" xmlns:cx1="http://schemas.microsoft.com/office/drawing/2015/9/8/chartex" xmlns:cx2="http://schemas.microsoft.com/office/drawing/2015/10/21/chartex" xmlns:cx3="http://schemas.microsoft.com/office/drawing/2016/5/9/chartex" xmlns:cx4="http://schemas.microsoft.com/office/drawing/2016/5/10/chartex" xmlns:cx5="http://schemas.microsoft.com/office/drawing/2016/5/11/chartex" xmlns:cx6="http://schemas.microsoft.com/office/drawing/2016/5/12/chartex" xmlns:cx7="http://schemas.microsoft.com/office/drawing/2016/5/13/chartex" xmlns:cx8="http://schemas.microsoft.com/office/drawing/2016/5/14/chartex" xmlns:mc="http://schemas.openxmlformats.org/markup-compatibility/2006" xmlns:aink="http://schemas.microsoft.com/office/drawing/2016/ink" xmlns:am3d="http://schemas.microsoft.com/office/drawing/2017/model3d" xmlns:o="urn:schemas-microsoft-com:office:office" xmlns:oel="http://schemas.microsoft.com/office/2019/extlst" xmlns:r="http://schemas.openxmlformats.org/officeDocument/2006/relationships" xmlns:m="http://schemas.openxmlformats.org/officeDocument/2006/math" xmlns:v="urn:schemas-microsoft-com:vml" xmlns:wp14="http://schemas.microsoft.com/office/word/2010/wordprocessingDrawing" xmlns:wp="http://schemas.openxmlformats.org/drawingml/2006/wordprocessingDrawing" xmlns:w10="urn:schemas-microsoft-com:office:word" xmlns:w="http://schemas.openxmlformats.org/wordprocessingml/2006/main" xmlns:w14="http://schemas.microsoft.com/office/word/2010/wordml" xmlns:w15="http://schemas.microsoft.com/office/word/2012/wordml" xmlns:w16cex="http://schemas.microsoft.com/office/word/2018/wordml/cex" xmlns:w16cid="http://schemas.microsoft.com/office/word/2016/wordml/cid" xmlns:w16="http://schemas.microsoft.com/office/word/2018/wordml" xmlns:w16du="http://schemas.microsoft.com/office/word/2023/wordml/word16du" xmlns:w16sdtdh="http://schemas.microsoft.com/office/word/2020/wordml/sdtdatahash" xmlns:w16sdtfl="http://schemas.microsoft.com/office/word/2024/wordml/sdtformatlock" xmlns:w16se="http://schemas.microsoft.com/office/word/2015/wordml/symex" xmlns:wpg="http://schemas.microsoft.com/office/word/2010/wordprocessingGroup" xmlns:wpi="http://schemas.microsoft.com/office/word/2010/wordprocessingInk" xmlns:wne="http://schemas.microsoft.com/office/word/2006/wordml" xmlns:wps="http://schemas.microsoft.com/office/word/2010/wordprocessingShape" mc:Ignorable="w14 w15 w16se w16cid w16 w16cex w16sdtdh w16sdtfl w16du wp14">
-  <w:p>
-    <w:pPr>
-      <w:pStyle w:val="Footer"/>
-    </w:pPr>
-  </w:p>
-</w:ftr>
-</file>
-
-<file path=word/footer2.xml><?xml version="1.0" encoding="utf-8"?>
-<w:ftr xmlns:wpc="http://schemas.microsoft.com/office/word/2010/wordprocessingCanvas" xmlns:cx="http://schemas.microsoft.com/office/drawing/2014/chartex" xmlns:cx1="http://schemas.microsoft.com/office/drawing/2015/9/8/chartex" xmlns:cx2="http://schemas.microsoft.com/office/drawing/2015/10/21/chartex" xmlns:cx3="http://schemas.microsoft.com/office/drawing/2016/5/9/chartex" xmlns:cx4="http://schemas.microsoft.com/office/drawing/2016/5/10/chartex" xmlns:cx5="http://schemas.microsoft.com/office/drawing/2016/5/11/chartex" xmlns:cx6="http://schemas.microsoft.com/office/drawing/2016/5/12/chartex" xmlns:cx7="http://schemas.microsoft.com/office/drawing/2016/5/13/chartex" xmlns:cx8="http://schemas.microsoft.com/office/drawing/2016/5/14/chartex" xmlns:mc="http://schemas.openxmlformats.org/markup-compatibility/2006" xmlns:aink="http://schemas.microsoft.com/office/drawing/2016/ink" xmlns:am3d="http://schemas.microsoft.com/office/drawing/2017/model3d" xmlns:o="urn:schemas-microsoft-com:office:office" xmlns:oel="http://schemas.microsoft.com/office/2019/extlst" xmlns:r="http://schemas.openxmlformats.org/officeDocument/2006/relationships" xmlns:m="http://schemas.openxmlformats.org/officeDocument/2006/math" xmlns:v="urn:schemas-microsoft-com:vml" xmlns:wp14="http://schemas.microsoft.com/office/word/2010/wordprocessingDrawing" xmlns:wp="http://schemas.openxmlformats.org/drawingml/2006/wordprocessingDrawing" xmlns:w10="urn:schemas-microsoft-com:office:word" xmlns:w="http://schemas.openxmlformats.org/wordprocessingml/2006/main" xmlns:w14="http://schemas.microsoft.com/office/word/2010/wordml" xmlns:w15="http://schemas.microsoft.com/office/word/2012/wordml" xmlns:w16cex="http://schemas.microsoft.com/office/word/2018/wordml/cex" xmlns:w16cid="http://schemas.microsoft.com/office/word/2016/wordml/cid" xmlns:w16="http://schemas.microsoft.com/office/word/2018/wordml" xmlns:w16du="http://schemas.microsoft.com/office/word/2023/wordml/word16du" xmlns:w16sdtdh="http://schemas.microsoft.com/office/word/2020/wordml/sdtdatahash" xmlns:w16sdtfl="http://schemas.microsoft.com/office/word/2024/wordml/sdtformatlock" xmlns:w16se="http://schemas.microsoft.com/office/word/2015/wordml/symex" xmlns:wpg="http://schemas.microsoft.com/office/word/2010/wordprocessingGroup" xmlns:wpi="http://schemas.microsoft.com/office/word/2010/wordprocessingInk" xmlns:wne="http://schemas.microsoft.com/office/word/2006/wordml" xmlns:wps="http://schemas.microsoft.com/office/word/2010/wordprocessingShape" mc:Ignorable="w14 w15 w16se w16cid w16 w16cex w16sdtdh w16sdtfl w16du wp14">
-  <w:p>
-    <w:pPr>
-      <w:pStyle w:val="Footer"/>
-    </w:pPr>
-  </w:p>
-</w:ftr>
-</file>
-
-<file path=word/footer3.xml><?xml version="1.0" encoding="utf-8"?>
-<w:ftr xmlns:wpc="http://schemas.microsoft.com/office/word/2010/wordprocessingCanvas" xmlns:cx="http://schemas.microsoft.com/office/drawing/2014/chartex" xmlns:cx1="http://schemas.microsoft.com/office/drawing/2015/9/8/chartex" xmlns:cx2="http://schemas.microsoft.com/office/drawing/2015/10/21/chartex" xmlns:cx3="http://schemas.microsoft.com/office/drawing/2016/5/9/chartex" xmlns:cx4="http://schemas.microsoft.com/office/drawing/2016/5/10/chartex" xmlns:cx5="http://schemas.microsoft.com/office/drawing/2016/5/11/chartex" xmlns:cx6="http://schemas.microsoft.com/office/drawing/2016/5/12/chartex" xmlns:cx7="http://schemas.microsoft.com/office/drawing/2016/5/13/chartex" xmlns:cx8="http://schemas.microsoft.com/office/drawing/2016/5/14/chartex" xmlns:mc="http://schemas.openxmlformats.org/markup-compatibility/2006" xmlns:aink="http://schemas.microsoft.com/office/drawing/2016/ink" xmlns:am3d="http://schemas.microsoft.com/office/drawing/2017/model3d" xmlns:o="urn:schemas-microsoft-com:office:office" xmlns:oel="http://schemas.microsoft.com/office/2019/extlst" xmlns:r="http://schemas.openxmlformats.org/officeDocument/2006/relationships" xmlns:m="http://schemas.openxmlformats.org/officeDocument/2006/math" xmlns:v="urn:schemas-microsoft-com:vml" xmlns:wp14="http://schemas.microsoft.com/office/word/2010/wordprocessingDrawing" xmlns:wp="http://schemas.openxmlformats.org/drawingml/2006/wordprocessingDrawing" xmlns:w10="urn:schemas-microsoft-com:office:word" xmlns:w="http://schemas.openxmlformats.org/wordprocessingml/2006/main" xmlns:w14="http://schemas.microsoft.com/office/word/2010/wordml" xmlns:w15="http://schemas.microsoft.com/office/word/2012/wordml" xmlns:w16cex="http://schemas.microsoft.com/office/word/2018/wordml/cex" xmlns:w16cid="http://schemas.microsoft.com/office/word/2016/wordml/cid" xmlns:w16="http://schemas.microsoft.com/office/word/2018/wordml" xmlns:w16du="http://schemas.microsoft.com/office/word/2023/wordml/word16du" xmlns:w16sdtdh="http://schemas.microsoft.com/office/word/2020/wordml/sdtdatahash" xmlns:w16sdtfl="http://schemas.microsoft.com/office/word/2024/wordml/sdtformatlock" xmlns:w16se="http://schemas.microsoft.com/office/word/2015/wordml/symex" xmlns:wpg="http://schemas.microsoft.com/office/word/2010/wordprocessingGroup" xmlns:wpi="http://schemas.microsoft.com/office/word/2010/wordprocessingInk" xmlns:wne="http://schemas.microsoft.com/office/word/2006/wordml" xmlns:wps="http://schemas.microsoft.com/office/word/2010/wordprocessingShape" mc:Ignorable="w14 w15 w16se w16cid w16 w16cex w16sdtdh w16sdtfl w16du wp14">
-  <w:p>
-    <w:pPr>
-      <w:pStyle w:val="Footer"/>
-    </w:pPr>
-  </w:p>
-</w:ftr>
-</file>
-
-<file path=word/footnotes.xml><?xml version="1.0" encoding="utf-8"?>
-<w:footnotes xmlns:wpc="http://schemas.microsoft.com/office/word/2010/wordprocessingCanvas" xmlns:cx="http://schemas.microsoft.com/office/drawing/2014/chartex" xmlns:cx1="http://schemas.microsoft.com/office/drawing/2015/9/8/chartex" xmlns:cx2="http://schemas.microsoft.com/office/drawing/2015/10/21/chartex" xmlns:cx3="http://schemas.microsoft.com/office/drawing/2016/5/9/chartex" xmlns:cx4="http://schemas.microsoft.com/office/drawing/2016/5/10/chartex" xmlns:cx5="http://schemas.microsoft.com/office/drawing/2016/5/11/chartex" xmlns:cx6="http://schemas.microsoft.com/office/drawing/2016/5/12/chartex" xmlns:cx7="http://schemas.microsoft.com/office/drawing/2016/5/13/chartex" xmlns:cx8="http://schemas.microsoft.com/office/drawing/2016/5/14/chartex" xmlns:mc="http://schemas.openxmlformats.org/markup-compatibility/2006" xmlns:aink="http://schemas.microsoft.com/office/drawing/2016/ink" xmlns:am3d="http://schemas.microsoft.com/office/drawing/2017/model3d" xmlns:o="urn:schemas-microsoft-com:office:office" xmlns:oel="http://schemas.microsoft.com/office/2019/extlst" xmlns:r="http://schemas.openxmlformats.org/officeDocument/2006/relationships" xmlns:m="http://schemas.openxmlformats.org/officeDocument/2006/math" xmlns:v="urn:schemas-microsoft-com:vml" xmlns:wp14="http://schemas.microsoft.com/office/word/2010/wordprocessingDrawing" xmlns:wp="http://schemas.openxmlformats.org/drawingml/2006/wordprocessingDrawing" xmlns:w10="urn:schemas-microsoft-com:office:word" xmlns:w="http://schemas.openxmlformats.org/wordprocessingml/2006/main" xmlns:w14="http://schemas.microsoft.com/office/word/2010/wordml" xmlns:w15="http://schemas.microsoft.com/office/word/2012/wordml" xmlns:w16cex="http://schemas.microsoft.com/office/word/2018/wordml/cex" xmlns:w16cid="http://schemas.microsoft.com/office/word/2016/wordml/cid" xmlns:w16="http://schemas.microsoft.com/office/word/2018/wordml" xmlns:w16du="http://schemas.microsoft.com/office/word/2023/wordml/word16du" xmlns:w16sdtdh="http://schemas.microsoft.com/office/word/2020/wordml/sdtdatahash" xmlns:w16sdtfl="http://schemas.microsoft.com/office/word/2024/wordml/sdtformatlock" xmlns:w16se="http://schemas.microsoft.com/office/word/2015/wordml/symex" xmlns:wpg="http://schemas.microsoft.com/office/word/2010/wordprocessingGroup" xmlns:wpi="http://schemas.microsoft.com/office/word/2010/wordprocessingInk" xmlns:wne="http://schemas.microsoft.com/office/word/2006/wordml" xmlns:wps="http://schemas.microsoft.com/office/word/2010/wordprocessingShape" mc:Ignorable="w14 w15 w16se w16cid w16 w16cex w16sdtdh w16sdtfl w16du wp14">
-  <w:footnote w:type="separator" w:id="-1">
-    <w:p>
-      <w:pPr>
-        <w:spacing w:after="0" w:line="240" w:lineRule="auto"/>
-      </w:pPr>
-      <w:r>
-        <w:separator/>
-      </w:r>
-    </w:p>
-  </w:footnote>
-  <w:footnote w:type="continuationSeparator" w:id="0">
-    <w:p>
-      <w:pPr>
-        <w:spacing w:after="0" w:line="240" w:lineRule="auto"/>
-      </w:pPr>
-      <w:r>
-        <w:continuationSeparator/>
-      </w:r>
-    </w:p>
-  </w:footnote>
-</w:footnotes>
-</file>
-
-<file path=word/header1.xml><?xml version="1.0" encoding="utf-8"?>
-<w:hdr xmlns:wpc="http://schemas.microsoft.com/office/word/2010/wordprocessingCanvas" xmlns:cx="http://schemas.microsoft.com/office/drawing/2014/chartex" xmlns:cx1="http://schemas.microsoft.com/office/drawing/2015/9/8/chartex" xmlns:cx2="http://schemas.microsoft.com/office/drawing/2015/10/21/chartex" xmlns:cx3="http://schemas.microsoft.com/office/drawing/2016/5/9/chartex" xmlns:cx4="http://schemas.microsoft.com/office/drawing/2016/5/10/chartex" xmlns:cx5="http://schemas.microsoft.com/office/drawing/2016/5/11/chartex" xmlns:cx6="http://schemas.microsoft.com/office/drawing/2016/5/12/chartex" xmlns:cx7="http://schemas.microsoft.com/office/drawing/2016/5/13/chartex" xmlns:cx8="http://schemas.microsoft.com/office/drawing/2016/5/14/chartex" xmlns:mc="http://schemas.openxmlformats.org/markup-compatibility/2006" xmlns:aink="http://schemas.microsoft.com/office/drawing/2016/ink" xmlns:am3d="http://schemas.microsoft.com/office/drawing/2017/model3d" xmlns:o="urn:schemas-microsoft-com:office:office" xmlns:oel="http://schemas.microsoft.com/office/2019/extlst" xmlns:r="http://schemas.openxmlformats.org/officeDocument/2006/relationships" xmlns:m="http://schemas.openxmlformats.org/officeDocument/2006/math" xmlns:v="urn:schemas-microsoft-com:vml" xmlns:wp14="http://schemas.microsoft.com/office/word/2010/wordprocessingDrawing" xmlns:wp="http://schemas.openxmlformats.org/drawingml/2006/wordprocessingDrawing" xmlns:w10="urn:schemas-microsoft-com:office:word" xmlns:w="http://schemas.openxmlformats.org/wordprocessingml/2006/main" xmlns:w14="http://schemas.microsoft.com/office/word/2010/wordml" xmlns:w15="http://schemas.microsoft.com/office/word/2012/wordml" xmlns:w16cex="http://schemas.microsoft.com/office/word/2018/wordml/cex" xmlns:w16cid="http://schemas.microsoft.com/office/word/2016/wordml/cid" xmlns:w16="http://schemas.microsoft.com/office/word/2018/wordml" xmlns:w16du="http://schemas.microsoft.com/office/word/2023/wordml/word16du" xmlns:w16sdtdh="http://schemas.microsoft.com/office/word/2020/wordml/sdtdatahash" xmlns:w16sdtfl="http://schemas.microsoft.com/office/word/2024/wordml/sdtformatlock" xmlns:w16se="http://schemas.microsoft.com/office/word/2015/wordml/symex" xmlns:wpg="http://schemas.microsoft.com/office/word/2010/wordprocessingGroup" xmlns:wpi="http://schemas.microsoft.com/office/word/2010/wordprocessingInk" xmlns:wne="http://schemas.microsoft.com/office/word/2006/wordml" xmlns:wps="http://schemas.microsoft.com/office/word/2010/wordprocessingShape" mc:Ignorable="w14 w15 w16se w16cid w16 w16cex w16sdtdh w16sdtfl w16du wp14">
-  <w:p>
-    <w:pPr>
-      <w:pStyle w:val="Header"/>
-    </w:pPr>
-  </w:p>
-</w:hdr>
-</file>
-
-<file path=word/header2.xml><?xml version="1.0" encoding="utf-8"?>
-<w:hdr xmlns:wpc="http://schemas.microsoft.com/office/word/2010/wordprocessingCanvas" xmlns:cx="http://schemas.microsoft.com/office/drawing/2014/chartex" xmlns:cx1="http://schemas.microsoft.com/office/drawing/2015/9/8/chartex" xmlns:cx2="http://schemas.microsoft.com/office/drawing/2015/10/21/chartex" xmlns:cx3="http://schemas.microsoft.com/office/drawing/2016/5/9/chartex" xmlns:cx4="http://schemas.microsoft.com/office/drawing/2016/5/10/chartex" xmlns:cx5="http://schemas.microsoft.com/office/drawing/2016/5/11/chartex" xmlns:cx6="http://schemas.microsoft.com/office/drawing/2016/5/12/chartex" xmlns:cx7="http://schemas.microsoft.com/office/drawing/2016/5/13/chartex" xmlns:cx8="http://schemas.microsoft.com/office/drawing/2016/5/14/chartex" xmlns:mc="http://schemas.openxmlformats.org/markup-compatibility/2006" xmlns:aink="http://schemas.microsoft.com/office/drawing/2016/ink" xmlns:am3d="http://schemas.microsoft.com/office/drawing/2017/model3d" xmlns:o="urn:schemas-microsoft-com:office:office" xmlns:oel="http://schemas.microsoft.com/office/2019/extlst" xmlns:r="http://schemas.openxmlformats.org/officeDocument/2006/relationships" xmlns:m="http://schemas.openxmlformats.org/officeDocument/2006/math" xmlns:v="urn:schemas-microsoft-com:vml" xmlns:wp14="http://schemas.microsoft.com/office/word/2010/wordprocessingDrawing" xmlns:wp="http://schemas.openxmlformats.org/drawingml/2006/wordprocessingDrawing" xmlns:w10="urn:schemas-microsoft-com:office:word" xmlns:w="http://schemas.openxmlformats.org/wordprocessingml/2006/main" xmlns:w14="http://schemas.microsoft.com/office/word/2010/wordml" xmlns:w15="http://schemas.microsoft.com/office/word/2012/wordml" xmlns:w16cex="http://schemas.microsoft.com/office/word/2018/wordml/cex" xmlns:w16cid="http://schemas.microsoft.com/office/word/2016/wordml/cid" xmlns:w16="http://schemas.microsoft.com/office/word/2018/wordml" xmlns:w16du="http://schemas.microsoft.com/office/word/2023/wordml/word16du" xmlns:w16sdtdh="http://schemas.microsoft.com/office/word/2020/wordml/sdtdatahash" xmlns:w16sdtfl="http://schemas.microsoft.com/office/word/2024/wordml/sdtformatlock" xmlns:w16se="http://schemas.microsoft.com/office/word/2015/wordml/symex" xmlns:wpg="http://schemas.microsoft.com/office/word/2010/wordprocessingGroup" xmlns:wpi="http://schemas.microsoft.com/office/word/2010/wordprocessingInk" xmlns:wne="http://schemas.microsoft.com/office/word/2006/wordml" xmlns:wps="http://schemas.microsoft.com/office/word/2010/wordprocessingShape" mc:Ignorable="w14 w15 w16se w16cid w16 w16cex w16sdtdh w16sdtfl w16du wp14">
-  <w:p>
-    <w:pPr>
-      <w:pStyle w:val="Header"/>
-    </w:pPr>
-  </w:p>
-</w:hdr>
-</file>
-
-<file path=word/header3.xml><?xml version="1.0" encoding="utf-8"?>
-<w:hdr xmlns:wpc="http://schemas.microsoft.com/office/word/2010/wordprocessingCanvas" xmlns:cx="http://schemas.microsoft.com/office/drawing/2014/chartex" xmlns:cx1="http://schemas.microsoft.com/office/drawing/2015/9/8/chartex" xmlns:cx2="http://schemas.microsoft.com/office/drawing/2015/10/21/chartex" xmlns:cx3="http://schemas.microsoft.com/office/drawing/2016/5/9/chartex" xmlns:cx4="http://schemas.microsoft.com/office/drawing/2016/5/10/chartex" xmlns:cx5="http://schemas.microsoft.com/office/drawing/2016/5/11/chartex" xmlns:cx6="http://schemas.microsoft.com/office/drawing/2016/5/12/chartex" xmlns:cx7="http://schemas.microsoft.com/office/drawing/2016/5/13/chartex" xmlns:cx8="http://schemas.microsoft.com/office/drawing/2016/5/14/chartex" xmlns:mc="http://schemas.openxmlformats.org/markup-compatibility/2006" xmlns:aink="http://schemas.microsoft.com/office/drawing/2016/ink" xmlns:am3d="http://schemas.microsoft.com/office/drawing/2017/model3d" xmlns:o="urn:schemas-microsoft-com:office:office" xmlns:oel="http://schemas.microsoft.com/office/2019/extlst" xmlns:r="http://schemas.openxmlformats.org/officeDocument/2006/relationships" xmlns:m="http://schemas.openxmlformats.org/officeDocument/2006/math" xmlns:v="urn:schemas-microsoft-com:vml" xmlns:wp14="http://schemas.microsoft.com/office/word/2010/wordprocessingDrawing" xmlns:wp="http://schemas.openxmlformats.org/drawingml/2006/wordprocessingDrawing" xmlns:w10="urn:schemas-microsoft-com:office:word" xmlns:w="http://schemas.openxmlformats.org/wordprocessingml/2006/main" xmlns:w14="http://schemas.microsoft.com/office/word/2010/wordml" xmlns:w15="http://schemas.microsoft.com/office/word/2012/wordml" xmlns:w16cex="http://schemas.microsoft.com/office/word/2018/wordml/cex" xmlns:w16cid="http://schemas.microsoft.com/office/word/2016/wordml/cid" xmlns:w16="http://schemas.microsoft.com/office/word/2018/wordml" xmlns:w16du="http://schemas.microsoft.com/office/word/2023/wordml/word16du" xmlns:w16sdtdh="http://schemas.microsoft.com/office/word/2020/wordml/sdtdatahash" xmlns:w16sdtfl="http://schemas.microsoft.com/office/word/2024/wordml/sdtformatlock" xmlns:w16se="http://schemas.microsoft.com/office/word/2015/wordml/symex" xmlns:wpg="http://schemas.microsoft.com/office/word/2010/wordprocessingGroup" xmlns:wpi="http://schemas.microsoft.com/office/word/2010/wordprocessingInk" xmlns:wne="http://schemas.microsoft.com/office/word/2006/wordml" xmlns:wps="http://schemas.microsoft.com/office/word/2010/wordprocessingShape" mc:Ignorable="w14 w15 w16se w16cid w16 w16cex w16sdtdh w16sdtfl w16du wp14">
-  <w:p>
-    <w:pPr>
-      <w:pStyle w:val="Header"/>
-    </w:pPr>
-  </w:p>
-</w:hdr>
-</file>
-
 <file path=word/numbering.xml><?xml version="1.0" encoding="utf-8"?>
-<w:numbering xmlns:wpc="http://schemas.microsoft.com/office/word/2010/wordprocessingCanvas" xmlns:cx="http://schemas.microsoft.com/office/drawing/2014/chartex" xmlns:cx1="http://schemas.microsoft.com/office/drawing/2015/9/8/chartex" xmlns:cx2="http://schemas.microsoft.com/office/drawing/2015/10/21/chartex" xmlns:cx3="http://schemas.microsoft.com/office/drawing/2016/5/9/chartex" xmlns:cx4="http://schemas.microsoft.com/office/drawing/2016/5/10/chartex" xmlns:cx5="http://schemas.microsoft.com/office/drawing/2016/5/11/chartex" xmlns:cx6="http://schemas.microsoft.com/office/drawing/2016/5/12/chartex" xmlns:cx7="http://schemas.microsoft.com/office/drawing/2016/5/13/chartex" xmlns:cx8="http://schemas.microsoft.com/office/drawing/2016/5/14/chartex" xmlns:mc="http://schemas.openxmlformats.org/markup-compatibility/2006" xmlns:aink="http://schemas.microsoft.com/office/drawing/2016/ink" xmlns:am3d="http://schemas.microsoft.com/office/drawing/2017/model3d" xmlns:o="urn:schemas-microsoft-com:office:office" xmlns:oel="http://schemas.microsoft.com/office/2019/extlst" xmlns:r="http://schemas.openxmlformats.org/officeDocument/2006/relationships" xmlns:m="http://schemas.openxmlformats.org/officeDocument/2006/math" xmlns:v="urn:schemas-microsoft-com:vml" xmlns:wp14="http://schemas.microsoft.com/office/word/2010/wordprocessingDrawing" xmlns:wp="http://schemas.openxmlformats.org/drawingml/2006/wordprocessingDrawing" xmlns:w10="urn:schemas-microsoft-com:office:word" xmlns:w="http://schemas.openxmlformats.org/wordprocessingml/2006/main" xmlns:w14="http://schemas.microsoft.com/office/word/2010/wordml" xmlns:w15="http://schemas.microsoft.com/office/word/2012/wordml" xmlns:w16cex="http://schemas.microsoft.com/office/word/2018/wordml/cex" xmlns:w16cid="http://schemas.microsoft.com/office/word/2016/wordml/cid" xmlns:w16="http://schemas.microsoft.com/office/word/2018/wordml" xmlns:w16du="http://schemas.microsoft.com/office/word/2023/wordml/word16du" xmlns:w16sdtdh="http://schemas.microsoft.com/office/word/2020/wordml/sdtdatahash" xmlns:w16sdtfl="http://schemas.microsoft.com/office/word/2024/wordml/sdtformatlock" xmlns:w16se="http://schemas.microsoft.com/office/word/2015/wordml/symex" xmlns:wpg="http://schemas.microsoft.com/office/word/2010/wordprocessingGroup" xmlns:wpi="http://schemas.microsoft.com/office/word/2010/wordprocessingInk" xmlns:wne="http://schemas.microsoft.com/office/word/2006/wordml" xmlns:wps="http://schemas.microsoft.com/office/word/2010/wordprocessingShape" mc:Ignorable="w14 w15 w16se w16cid w16 w16cex w16sdtdh w16sdtfl w16du wp14">
+<w:numbering xmlns:wpc="http://schemas.microsoft.com/office/word/2010/wordprocessingCanvas" xmlns:cx="http://schemas.microsoft.com/office/drawing/2014/chartex" xmlns:cx1="http://schemas.microsoft.com/office/drawing/2015/9/8/chartex" xmlns:cx2="http://schemas.microsoft.com/office/drawing/2015/10/21/chartex" xmlns:cx3="http://schemas.microsoft.com/office/drawing/2016/5/9/chartex" xmlns:cx4="http://schemas.microsoft.com/office/drawing/2016/5/10/chartex" xmlns:cx5="http://schemas.microsoft.com/office/drawing/2016/5/11/chartex" xmlns:cx6="http://schemas.microsoft.com/office/drawing/2016/5/12/chartex" xmlns:cx7="http://schemas.microsoft.com/office/drawing/2016/5/13/chartex" xmlns:cx8="http://schemas.microsoft.com/office/drawing/2016/5/14/chartex" xmlns:mc="http://schemas.openxmlformats.org/markup-compatibility/2006" xmlns:aink="http://schemas.microsoft.com/office/drawing/2016/ink" xmlns:am3d="http://schemas.microsoft.com/office/drawing/2017/model3d" xmlns:o="urn:schemas-microsoft-com:office:office" xmlns:oel="http://schemas.microsoft.com/office/2019/extlst" xmlns:r="http://schemas.openxmlformats.org/officeDocument/2006/relationships" xmlns:m="http://schemas.openxmlformats.org/officeDocument/2006/math" xmlns:v="urn:schemas-microsoft-com:vml" xmlns:wp14="http://schemas.microsoft.com/office/word/2010/wordprocessingDrawing" xmlns:wp="http://schemas.openxmlformats.org/drawingml/2006/wordprocessingDrawing" xmlns:w10="urn:schemas-microsoft-com:office:word" xmlns:w="http://schemas.openxmlformats.org/wordprocessingml/2006/main" xmlns:w14="http://schemas.microsoft.com/office/word/2010/wordml" xmlns:w15="http://schemas.microsoft.com/office/word/2012/wordml" xmlns:w16cei="http://schemas.microsoft.com/office/word/2026/wordml/cei" xmlns:w16cex="http://schemas.microsoft.com/office/word/2018/wordml/cex" xmlns:w16cid="http://schemas.microsoft.com/office/word/2016/wordml/cid" xmlns:w16="http://schemas.microsoft.com/office/word/2018/wordml" xmlns:w16du="http://schemas.microsoft.com/office/word/2023/wordml/word16du" xmlns:w16sdtdh="http://schemas.microsoft.com/office/word/2020/wordml/sdtdatahash" xmlns:w16sdtfl="http://schemas.microsoft.com/office/word/2024/wordml/sdtformatlock" xmlns:w16se="http://schemas.microsoft.com/office/word/2015/wordml/symex" xmlns:wpg="http://schemas.microsoft.com/office/word/2010/wordprocessingGroup" xmlns:wpi="http://schemas.microsoft.com/office/word/2010/wordprocessingInk" xmlns:wne="http://schemas.microsoft.com/office/word/2006/wordml" xmlns:wps="http://schemas.microsoft.com/office/word/2010/wordprocessingShape" mc:Ignorable="w14 w15 w16se w16cid w16 w16cex w16sdtdh w16sdtfl w16du wp14">
   <w:abstractNum w:abstractNumId="0" w15:restartNumberingAfterBreak="0">
     <w:nsid w:val="FFFFFF7C"/>
     <w:multiLevelType w:val="singleLevel"/>
@@ -3939,2476 +2970,32 @@
       </w:rPr>
     </w:lvl>
   </w:abstractNum>
-  <w:abstractNum w:abstractNumId="9" w15:restartNumberingAfterBreak="0">
-    <w:nsid w:val="07950AAA"/>
-    <w:multiLevelType w:val="hybridMultilevel"/>
-    <w:tmpl w:val="B83208D8"/>
-    <w:lvl w:ilvl="0" w:tplc="FFFFFFFF">
-      <w:start w:val="1"/>
-      <w:numFmt w:val="decimal"/>
-      <w:lvlText w:val="%1."/>
-      <w:lvlJc w:val="left"/>
-      <w:pPr>
-        <w:ind w:left="720" w:hanging="360"/>
-      </w:pPr>
-    </w:lvl>
-    <w:lvl w:ilvl="1" w:tplc="FFFFFFFF">
-      <w:start w:val="1"/>
-      <w:numFmt w:val="decimal"/>
-      <w:lvlText w:val="%2."/>
-      <w:lvlJc w:val="left"/>
-      <w:pPr>
-        <w:ind w:left="1440" w:hanging="360"/>
-      </w:pPr>
-    </w:lvl>
-    <w:lvl w:ilvl="2" w:tplc="0409000F">
-      <w:start w:val="1"/>
-      <w:numFmt w:val="decimal"/>
-      <w:lvlText w:val="%3."/>
-      <w:lvlJc w:val="left"/>
-      <w:pPr>
-        <w:ind w:left="2340" w:hanging="360"/>
-      </w:pPr>
-    </w:lvl>
-    <w:lvl w:ilvl="3" w:tplc="FFFFFFFF">
-      <w:start w:val="1"/>
-      <w:numFmt w:val="decimal"/>
-      <w:lvlText w:val="%4."/>
-      <w:lvlJc w:val="left"/>
-      <w:pPr>
-        <w:ind w:left="2880" w:hanging="360"/>
-      </w:pPr>
-    </w:lvl>
-    <w:lvl w:ilvl="4" w:tplc="FFFFFFFF" w:tentative="1">
-      <w:start w:val="1"/>
-      <w:numFmt w:val="lowerLetter"/>
-      <w:lvlText w:val="%5."/>
-      <w:lvlJc w:val="left"/>
-      <w:pPr>
-        <w:ind w:left="3600" w:hanging="360"/>
-      </w:pPr>
-    </w:lvl>
-    <w:lvl w:ilvl="5" w:tplc="FFFFFFFF" w:tentative="1">
-      <w:start w:val="1"/>
-      <w:numFmt w:val="lowerRoman"/>
-      <w:lvlText w:val="%6."/>
-      <w:lvlJc w:val="right"/>
-      <w:pPr>
-        <w:ind w:left="4320" w:hanging="180"/>
-      </w:pPr>
-    </w:lvl>
-    <w:lvl w:ilvl="6" w:tplc="FFFFFFFF" w:tentative="1">
-      <w:start w:val="1"/>
-      <w:numFmt w:val="decimal"/>
-      <w:lvlText w:val="%7."/>
-      <w:lvlJc w:val="left"/>
-      <w:pPr>
-        <w:ind w:left="5040" w:hanging="360"/>
-      </w:pPr>
-    </w:lvl>
-    <w:lvl w:ilvl="7" w:tplc="FFFFFFFF" w:tentative="1">
-      <w:start w:val="1"/>
-      <w:numFmt w:val="lowerLetter"/>
-      <w:lvlText w:val="%8."/>
-      <w:lvlJc w:val="left"/>
-      <w:pPr>
-        <w:ind w:left="5760" w:hanging="360"/>
-      </w:pPr>
-    </w:lvl>
-    <w:lvl w:ilvl="8" w:tplc="FFFFFFFF" w:tentative="1">
-      <w:start w:val="1"/>
-      <w:numFmt w:val="lowerRoman"/>
-      <w:lvlText w:val="%9."/>
-      <w:lvlJc w:val="right"/>
-      <w:pPr>
-        <w:ind w:left="6480" w:hanging="180"/>
-      </w:pPr>
-    </w:lvl>
-  </w:abstractNum>
-  <w:abstractNum w:abstractNumId="10" w15:restartNumberingAfterBreak="0">
-    <w:nsid w:val="0B590925"/>
-    <w:multiLevelType w:val="multilevel"/>
-    <w:tmpl w:val="65CE2686"/>
-    <w:lvl w:ilvl="0">
-      <w:start w:val="1"/>
-      <w:numFmt w:val="decimal"/>
-      <w:lvlText w:val="%1."/>
-      <w:lvlJc w:val="left"/>
-      <w:pPr>
-        <w:tabs>
-          <w:tab w:val="num" w:pos="720"/>
-        </w:tabs>
-        <w:ind w:left="720" w:hanging="360"/>
-      </w:pPr>
-    </w:lvl>
-    <w:lvl w:ilvl="1">
-      <w:start w:val="1"/>
-      <w:numFmt w:val="decimal"/>
-      <w:lvlText w:val="%2."/>
-      <w:lvlJc w:val="left"/>
-      <w:pPr>
-        <w:tabs>
-          <w:tab w:val="num" w:pos="1440"/>
-        </w:tabs>
-        <w:ind w:left="1440" w:hanging="360"/>
-      </w:pPr>
-    </w:lvl>
-    <w:lvl w:ilvl="2">
-      <w:start w:val="1"/>
-      <w:numFmt w:val="decimal"/>
-      <w:lvlText w:val="%3."/>
-      <w:lvlJc w:val="left"/>
-      <w:pPr>
-        <w:tabs>
-          <w:tab w:val="num" w:pos="2160"/>
-        </w:tabs>
-        <w:ind w:left="2160" w:hanging="360"/>
-      </w:pPr>
-    </w:lvl>
-    <w:lvl w:ilvl="3" w:tentative="1">
-      <w:start w:val="1"/>
-      <w:numFmt w:val="decimal"/>
-      <w:lvlText w:val="%4."/>
-      <w:lvlJc w:val="left"/>
-      <w:pPr>
-        <w:tabs>
-          <w:tab w:val="num" w:pos="2880"/>
-        </w:tabs>
-        <w:ind w:left="2880" w:hanging="360"/>
-      </w:pPr>
-    </w:lvl>
-    <w:lvl w:ilvl="4" w:tentative="1">
-      <w:start w:val="1"/>
-      <w:numFmt w:val="decimal"/>
-      <w:lvlText w:val="%5."/>
-      <w:lvlJc w:val="left"/>
-      <w:pPr>
-        <w:tabs>
-          <w:tab w:val="num" w:pos="3600"/>
-        </w:tabs>
-        <w:ind w:left="3600" w:hanging="360"/>
-      </w:pPr>
-    </w:lvl>
-    <w:lvl w:ilvl="5" w:tentative="1">
-      <w:start w:val="1"/>
-      <w:numFmt w:val="decimal"/>
-      <w:lvlText w:val="%6."/>
-      <w:lvlJc w:val="left"/>
-      <w:pPr>
-        <w:tabs>
-          <w:tab w:val="num" w:pos="4320"/>
-        </w:tabs>
-        <w:ind w:left="4320" w:hanging="360"/>
-      </w:pPr>
-    </w:lvl>
-    <w:lvl w:ilvl="6" w:tentative="1">
-      <w:start w:val="1"/>
-      <w:numFmt w:val="decimal"/>
-      <w:lvlText w:val="%7."/>
-      <w:lvlJc w:val="left"/>
-      <w:pPr>
-        <w:tabs>
-          <w:tab w:val="num" w:pos="5040"/>
-        </w:tabs>
-        <w:ind w:left="5040" w:hanging="360"/>
-      </w:pPr>
-    </w:lvl>
-    <w:lvl w:ilvl="7" w:tentative="1">
-      <w:start w:val="1"/>
-      <w:numFmt w:val="decimal"/>
-      <w:lvlText w:val="%8."/>
-      <w:lvlJc w:val="left"/>
-      <w:pPr>
-        <w:tabs>
-          <w:tab w:val="num" w:pos="5760"/>
-        </w:tabs>
-        <w:ind w:left="5760" w:hanging="360"/>
-      </w:pPr>
-    </w:lvl>
-    <w:lvl w:ilvl="8" w:tentative="1">
-      <w:start w:val="1"/>
-      <w:numFmt w:val="decimal"/>
-      <w:lvlText w:val="%9."/>
-      <w:lvlJc w:val="left"/>
-      <w:pPr>
-        <w:tabs>
-          <w:tab w:val="num" w:pos="6480"/>
-        </w:tabs>
-        <w:ind w:left="6480" w:hanging="360"/>
-      </w:pPr>
-    </w:lvl>
-  </w:abstractNum>
-  <w:abstractNum w:abstractNumId="11" w15:restartNumberingAfterBreak="0">
-    <w:nsid w:val="12772047"/>
-    <w:multiLevelType w:val="hybridMultilevel"/>
-    <w:tmpl w:val="B6C29FCC"/>
-    <w:lvl w:ilvl="0" w:tplc="FFFFFFFF">
-      <w:start w:val="1"/>
-      <w:numFmt w:val="decimal"/>
-      <w:lvlText w:val="%1."/>
-      <w:lvlJc w:val="left"/>
-      <w:pPr>
-        <w:ind w:left="720" w:hanging="360"/>
-      </w:pPr>
-    </w:lvl>
-    <w:lvl w:ilvl="1" w:tplc="0409000F">
-      <w:start w:val="1"/>
-      <w:numFmt w:val="decimal"/>
-      <w:lvlText w:val="%2."/>
-      <w:lvlJc w:val="left"/>
-      <w:pPr>
-        <w:ind w:left="1440" w:hanging="360"/>
-      </w:pPr>
-    </w:lvl>
-    <w:lvl w:ilvl="2" w:tplc="FFFFFFFF" w:tentative="1">
-      <w:start w:val="1"/>
-      <w:numFmt w:val="lowerRoman"/>
-      <w:lvlText w:val="%3."/>
-      <w:lvlJc w:val="right"/>
-      <w:pPr>
-        <w:ind w:left="2160" w:hanging="180"/>
-      </w:pPr>
-    </w:lvl>
-    <w:lvl w:ilvl="3" w:tplc="FFFFFFFF">
-      <w:start w:val="1"/>
-      <w:numFmt w:val="decimal"/>
-      <w:lvlText w:val="%4."/>
-      <w:lvlJc w:val="left"/>
-      <w:pPr>
-        <w:ind w:left="2880" w:hanging="360"/>
-      </w:pPr>
-    </w:lvl>
-    <w:lvl w:ilvl="4" w:tplc="FFFFFFFF" w:tentative="1">
-      <w:start w:val="1"/>
-      <w:numFmt w:val="lowerLetter"/>
-      <w:lvlText w:val="%5."/>
-      <w:lvlJc w:val="left"/>
-      <w:pPr>
-        <w:ind w:left="3600" w:hanging="360"/>
-      </w:pPr>
-    </w:lvl>
-    <w:lvl w:ilvl="5" w:tplc="FFFFFFFF" w:tentative="1">
-      <w:start w:val="1"/>
-      <w:numFmt w:val="lowerRoman"/>
-      <w:lvlText w:val="%6."/>
-      <w:lvlJc w:val="right"/>
-      <w:pPr>
-        <w:ind w:left="4320" w:hanging="180"/>
-      </w:pPr>
-    </w:lvl>
-    <w:lvl w:ilvl="6" w:tplc="FFFFFFFF" w:tentative="1">
-      <w:start w:val="1"/>
-      <w:numFmt w:val="decimal"/>
-      <w:lvlText w:val="%7."/>
-      <w:lvlJc w:val="left"/>
-      <w:pPr>
-        <w:ind w:left="5040" w:hanging="360"/>
-      </w:pPr>
-    </w:lvl>
-    <w:lvl w:ilvl="7" w:tplc="FFFFFFFF" w:tentative="1">
-      <w:start w:val="1"/>
-      <w:numFmt w:val="lowerLetter"/>
-      <w:lvlText w:val="%8."/>
-      <w:lvlJc w:val="left"/>
-      <w:pPr>
-        <w:ind w:left="5760" w:hanging="360"/>
-      </w:pPr>
-    </w:lvl>
-    <w:lvl w:ilvl="8" w:tplc="FFFFFFFF" w:tentative="1">
-      <w:start w:val="1"/>
-      <w:numFmt w:val="lowerRoman"/>
-      <w:lvlText w:val="%9."/>
-      <w:lvlJc w:val="right"/>
-      <w:pPr>
-        <w:ind w:left="6480" w:hanging="180"/>
-      </w:pPr>
-    </w:lvl>
-  </w:abstractNum>
-  <w:abstractNum w:abstractNumId="12" w15:restartNumberingAfterBreak="0">
-    <w:nsid w:val="1AFE437E"/>
-    <w:multiLevelType w:val="multilevel"/>
-    <w:tmpl w:val="5B0A27D2"/>
-    <w:lvl w:ilvl="0">
-      <w:start w:val="1"/>
-      <w:numFmt w:val="bullet"/>
-      <w:lvlText w:val=""/>
-      <w:lvlJc w:val="left"/>
-      <w:pPr>
-        <w:tabs>
-          <w:tab w:val="num" w:pos="720"/>
-        </w:tabs>
-        <w:ind w:left="720" w:hanging="360"/>
-      </w:pPr>
-      <w:rPr>
-        <w:rFonts w:ascii="Symbol" w:hAnsi="Symbol" w:hint="default"/>
-      </w:rPr>
-    </w:lvl>
-    <w:lvl w:ilvl="1">
-      <w:start w:val="1"/>
-      <w:numFmt w:val="bullet"/>
-      <w:lvlText w:val=""/>
-      <w:lvlJc w:val="left"/>
-      <w:pPr>
-        <w:ind w:left="1440" w:hanging="360"/>
-      </w:pPr>
-      <w:rPr>
-        <w:rFonts w:ascii="Symbol" w:hAnsi="Symbol" w:hint="default"/>
-      </w:rPr>
-    </w:lvl>
-    <w:lvl w:ilvl="2">
-      <w:start w:val="1"/>
-      <w:numFmt w:val="decimal"/>
-      <w:lvlText w:val="%3."/>
-      <w:lvlJc w:val="left"/>
-      <w:pPr>
-        <w:tabs>
-          <w:tab w:val="num" w:pos="2160"/>
-        </w:tabs>
-        <w:ind w:left="2160" w:hanging="360"/>
-      </w:pPr>
-    </w:lvl>
-    <w:lvl w:ilvl="3" w:tentative="1">
-      <w:start w:val="1"/>
-      <w:numFmt w:val="decimal"/>
-      <w:lvlText w:val="%4."/>
-      <w:lvlJc w:val="left"/>
-      <w:pPr>
-        <w:tabs>
-          <w:tab w:val="num" w:pos="2880"/>
-        </w:tabs>
-        <w:ind w:left="2880" w:hanging="360"/>
-      </w:pPr>
-    </w:lvl>
-    <w:lvl w:ilvl="4" w:tentative="1">
-      <w:start w:val="1"/>
-      <w:numFmt w:val="decimal"/>
-      <w:lvlText w:val="%5."/>
-      <w:lvlJc w:val="left"/>
-      <w:pPr>
-        <w:tabs>
-          <w:tab w:val="num" w:pos="3600"/>
-        </w:tabs>
-        <w:ind w:left="3600" w:hanging="360"/>
-      </w:pPr>
-    </w:lvl>
-    <w:lvl w:ilvl="5" w:tentative="1">
-      <w:start w:val="1"/>
-      <w:numFmt w:val="decimal"/>
-      <w:lvlText w:val="%6."/>
-      <w:lvlJc w:val="left"/>
-      <w:pPr>
-        <w:tabs>
-          <w:tab w:val="num" w:pos="4320"/>
-        </w:tabs>
-        <w:ind w:left="4320" w:hanging="360"/>
-      </w:pPr>
-    </w:lvl>
-    <w:lvl w:ilvl="6" w:tentative="1">
-      <w:start w:val="1"/>
-      <w:numFmt w:val="decimal"/>
-      <w:lvlText w:val="%7."/>
-      <w:lvlJc w:val="left"/>
-      <w:pPr>
-        <w:tabs>
-          <w:tab w:val="num" w:pos="5040"/>
-        </w:tabs>
-        <w:ind w:left="5040" w:hanging="360"/>
-      </w:pPr>
-    </w:lvl>
-    <w:lvl w:ilvl="7" w:tentative="1">
-      <w:start w:val="1"/>
-      <w:numFmt w:val="decimal"/>
-      <w:lvlText w:val="%8."/>
-      <w:lvlJc w:val="left"/>
-      <w:pPr>
-        <w:tabs>
-          <w:tab w:val="num" w:pos="5760"/>
-        </w:tabs>
-        <w:ind w:left="5760" w:hanging="360"/>
-      </w:pPr>
-    </w:lvl>
-    <w:lvl w:ilvl="8" w:tentative="1">
-      <w:start w:val="1"/>
-      <w:numFmt w:val="decimal"/>
-      <w:lvlText w:val="%9."/>
-      <w:lvlJc w:val="left"/>
-      <w:pPr>
-        <w:tabs>
-          <w:tab w:val="num" w:pos="6480"/>
-        </w:tabs>
-        <w:ind w:left="6480" w:hanging="360"/>
-      </w:pPr>
-    </w:lvl>
-  </w:abstractNum>
-  <w:abstractNum w:abstractNumId="13" w15:restartNumberingAfterBreak="0">
-    <w:nsid w:val="2C306A6C"/>
-    <w:multiLevelType w:val="multilevel"/>
-    <w:tmpl w:val="5B0A27D2"/>
-    <w:lvl w:ilvl="0">
-      <w:start w:val="1"/>
-      <w:numFmt w:val="bullet"/>
-      <w:lvlText w:val=""/>
-      <w:lvlJc w:val="left"/>
-      <w:pPr>
-        <w:tabs>
-          <w:tab w:val="num" w:pos="720"/>
-        </w:tabs>
-        <w:ind w:left="720" w:hanging="360"/>
-      </w:pPr>
-      <w:rPr>
-        <w:rFonts w:ascii="Symbol" w:hAnsi="Symbol" w:hint="default"/>
-      </w:rPr>
-    </w:lvl>
-    <w:lvl w:ilvl="1">
-      <w:start w:val="1"/>
-      <w:numFmt w:val="bullet"/>
-      <w:lvlText w:val=""/>
-      <w:lvlJc w:val="left"/>
-      <w:pPr>
-        <w:ind w:left="1440" w:hanging="360"/>
-      </w:pPr>
-      <w:rPr>
-        <w:rFonts w:ascii="Symbol" w:hAnsi="Symbol" w:hint="default"/>
-      </w:rPr>
-    </w:lvl>
-    <w:lvl w:ilvl="2">
-      <w:start w:val="1"/>
-      <w:numFmt w:val="decimal"/>
-      <w:lvlText w:val="%3."/>
-      <w:lvlJc w:val="left"/>
-      <w:pPr>
-        <w:tabs>
-          <w:tab w:val="num" w:pos="2160"/>
-        </w:tabs>
-        <w:ind w:left="2160" w:hanging="360"/>
-      </w:pPr>
-    </w:lvl>
-    <w:lvl w:ilvl="3" w:tentative="1">
-      <w:start w:val="1"/>
-      <w:numFmt w:val="decimal"/>
-      <w:lvlText w:val="%4."/>
-      <w:lvlJc w:val="left"/>
-      <w:pPr>
-        <w:tabs>
-          <w:tab w:val="num" w:pos="2880"/>
-        </w:tabs>
-        <w:ind w:left="2880" w:hanging="360"/>
-      </w:pPr>
-    </w:lvl>
-    <w:lvl w:ilvl="4" w:tentative="1">
-      <w:start w:val="1"/>
-      <w:numFmt w:val="decimal"/>
-      <w:lvlText w:val="%5."/>
-      <w:lvlJc w:val="left"/>
-      <w:pPr>
-        <w:tabs>
-          <w:tab w:val="num" w:pos="3600"/>
-        </w:tabs>
-        <w:ind w:left="3600" w:hanging="360"/>
-      </w:pPr>
-    </w:lvl>
-    <w:lvl w:ilvl="5" w:tentative="1">
-      <w:start w:val="1"/>
-      <w:numFmt w:val="decimal"/>
-      <w:lvlText w:val="%6."/>
-      <w:lvlJc w:val="left"/>
-      <w:pPr>
-        <w:tabs>
-          <w:tab w:val="num" w:pos="4320"/>
-        </w:tabs>
-        <w:ind w:left="4320" w:hanging="360"/>
-      </w:pPr>
-    </w:lvl>
-    <w:lvl w:ilvl="6" w:tentative="1">
-      <w:start w:val="1"/>
-      <w:numFmt w:val="decimal"/>
-      <w:lvlText w:val="%7."/>
-      <w:lvlJc w:val="left"/>
-      <w:pPr>
-        <w:tabs>
-          <w:tab w:val="num" w:pos="5040"/>
-        </w:tabs>
-        <w:ind w:left="5040" w:hanging="360"/>
-      </w:pPr>
-    </w:lvl>
-    <w:lvl w:ilvl="7" w:tentative="1">
-      <w:start w:val="1"/>
-      <w:numFmt w:val="decimal"/>
-      <w:lvlText w:val="%8."/>
-      <w:lvlJc w:val="left"/>
-      <w:pPr>
-        <w:tabs>
-          <w:tab w:val="num" w:pos="5760"/>
-        </w:tabs>
-        <w:ind w:left="5760" w:hanging="360"/>
-      </w:pPr>
-    </w:lvl>
-    <w:lvl w:ilvl="8" w:tentative="1">
-      <w:start w:val="1"/>
-      <w:numFmt w:val="decimal"/>
-      <w:lvlText w:val="%9."/>
-      <w:lvlJc w:val="left"/>
-      <w:pPr>
-        <w:tabs>
-          <w:tab w:val="num" w:pos="6480"/>
-        </w:tabs>
-        <w:ind w:left="6480" w:hanging="360"/>
-      </w:pPr>
-    </w:lvl>
-  </w:abstractNum>
-  <w:abstractNum w:abstractNumId="14" w15:restartNumberingAfterBreak="0">
-    <w:nsid w:val="2CCE286A"/>
-    <w:multiLevelType w:val="multilevel"/>
-    <w:tmpl w:val="561E56D2"/>
-    <w:lvl w:ilvl="0">
-      <w:start w:val="1"/>
-      <w:numFmt w:val="bullet"/>
-      <w:lvlText w:val=""/>
-      <w:lvlJc w:val="left"/>
-      <w:pPr>
-        <w:tabs>
-          <w:tab w:val="num" w:pos="720"/>
-        </w:tabs>
-        <w:ind w:left="720" w:hanging="360"/>
-      </w:pPr>
-      <w:rPr>
-        <w:rFonts w:ascii="Symbol" w:hAnsi="Symbol" w:hint="default"/>
-        <w:sz w:val="20"/>
-      </w:rPr>
-    </w:lvl>
-    <w:lvl w:ilvl="1" w:tentative="1">
-      <w:start w:val="1"/>
-      <w:numFmt w:val="bullet"/>
-      <w:lvlText w:val="o"/>
-      <w:lvlJc w:val="left"/>
-      <w:pPr>
-        <w:tabs>
-          <w:tab w:val="num" w:pos="1440"/>
-        </w:tabs>
-        <w:ind w:left="1440" w:hanging="360"/>
-      </w:pPr>
-      <w:rPr>
-        <w:rFonts w:ascii="Courier New" w:hAnsi="Courier New" w:hint="default"/>
-        <w:sz w:val="20"/>
-      </w:rPr>
-    </w:lvl>
-    <w:lvl w:ilvl="2" w:tentative="1">
-      <w:start w:val="1"/>
-      <w:numFmt w:val="bullet"/>
-      <w:lvlText w:val=""/>
-      <w:lvlJc w:val="left"/>
-      <w:pPr>
-        <w:tabs>
-          <w:tab w:val="num" w:pos="2160"/>
-        </w:tabs>
-        <w:ind w:left="2160" w:hanging="360"/>
-      </w:pPr>
-      <w:rPr>
-        <w:rFonts w:ascii="Wingdings" w:hAnsi="Wingdings" w:hint="default"/>
-        <w:sz w:val="20"/>
-      </w:rPr>
-    </w:lvl>
-    <w:lvl w:ilvl="3" w:tentative="1">
-      <w:start w:val="1"/>
-      <w:numFmt w:val="bullet"/>
-      <w:lvlText w:val=""/>
-      <w:lvlJc w:val="left"/>
-      <w:pPr>
-        <w:tabs>
-          <w:tab w:val="num" w:pos="2880"/>
-        </w:tabs>
-        <w:ind w:left="2880" w:hanging="360"/>
-      </w:pPr>
-      <w:rPr>
-        <w:rFonts w:ascii="Wingdings" w:hAnsi="Wingdings" w:hint="default"/>
-        <w:sz w:val="20"/>
-      </w:rPr>
-    </w:lvl>
-    <w:lvl w:ilvl="4" w:tentative="1">
-      <w:start w:val="1"/>
-      <w:numFmt w:val="bullet"/>
-      <w:lvlText w:val=""/>
-      <w:lvlJc w:val="left"/>
-      <w:pPr>
-        <w:tabs>
-          <w:tab w:val="num" w:pos="3600"/>
-        </w:tabs>
-        <w:ind w:left="3600" w:hanging="360"/>
-      </w:pPr>
-      <w:rPr>
-        <w:rFonts w:ascii="Wingdings" w:hAnsi="Wingdings" w:hint="default"/>
-        <w:sz w:val="20"/>
-      </w:rPr>
-    </w:lvl>
-    <w:lvl w:ilvl="5" w:tentative="1">
-      <w:start w:val="1"/>
-      <w:numFmt w:val="bullet"/>
-      <w:lvlText w:val=""/>
-      <w:lvlJc w:val="left"/>
-      <w:pPr>
-        <w:tabs>
-          <w:tab w:val="num" w:pos="4320"/>
-        </w:tabs>
-        <w:ind w:left="4320" w:hanging="360"/>
-      </w:pPr>
-      <w:rPr>
-        <w:rFonts w:ascii="Wingdings" w:hAnsi="Wingdings" w:hint="default"/>
-        <w:sz w:val="20"/>
-      </w:rPr>
-    </w:lvl>
-    <w:lvl w:ilvl="6" w:tentative="1">
-      <w:start w:val="1"/>
-      <w:numFmt w:val="bullet"/>
-      <w:lvlText w:val=""/>
-      <w:lvlJc w:val="left"/>
-      <w:pPr>
-        <w:tabs>
-          <w:tab w:val="num" w:pos="5040"/>
-        </w:tabs>
-        <w:ind w:left="5040" w:hanging="360"/>
-      </w:pPr>
-      <w:rPr>
-        <w:rFonts w:ascii="Wingdings" w:hAnsi="Wingdings" w:hint="default"/>
-        <w:sz w:val="20"/>
-      </w:rPr>
-    </w:lvl>
-    <w:lvl w:ilvl="7" w:tentative="1">
-      <w:start w:val="1"/>
-      <w:numFmt w:val="bullet"/>
-      <w:lvlText w:val=""/>
-      <w:lvlJc w:val="left"/>
-      <w:pPr>
-        <w:tabs>
-          <w:tab w:val="num" w:pos="5760"/>
-        </w:tabs>
-        <w:ind w:left="5760" w:hanging="360"/>
-      </w:pPr>
-      <w:rPr>
-        <w:rFonts w:ascii="Wingdings" w:hAnsi="Wingdings" w:hint="default"/>
-        <w:sz w:val="20"/>
-      </w:rPr>
-    </w:lvl>
-    <w:lvl w:ilvl="8" w:tentative="1">
-      <w:start w:val="1"/>
-      <w:numFmt w:val="bullet"/>
-      <w:lvlText w:val=""/>
-      <w:lvlJc w:val="left"/>
-      <w:pPr>
-        <w:tabs>
-          <w:tab w:val="num" w:pos="6480"/>
-        </w:tabs>
-        <w:ind w:left="6480" w:hanging="360"/>
-      </w:pPr>
-      <w:rPr>
-        <w:rFonts w:ascii="Wingdings" w:hAnsi="Wingdings" w:hint="default"/>
-        <w:sz w:val="20"/>
-      </w:rPr>
-    </w:lvl>
-  </w:abstractNum>
-  <w:abstractNum w:abstractNumId="15" w15:restartNumberingAfterBreak="0">
-    <w:nsid w:val="33FE5A50"/>
-    <w:multiLevelType w:val="multilevel"/>
-    <w:tmpl w:val="41303EC6"/>
-    <w:lvl w:ilvl="0">
-      <w:start w:val="1"/>
-      <w:numFmt w:val="decimal"/>
-      <w:lvlText w:val="%1."/>
-      <w:lvlJc w:val="left"/>
-      <w:pPr>
-        <w:tabs>
-          <w:tab w:val="num" w:pos="720"/>
-        </w:tabs>
-        <w:ind w:left="720" w:hanging="360"/>
-      </w:pPr>
-    </w:lvl>
-    <w:lvl w:ilvl="1">
-      <w:start w:val="1"/>
-      <w:numFmt w:val="bullet"/>
-      <w:lvlText w:val=""/>
-      <w:lvlJc w:val="left"/>
-      <w:pPr>
-        <w:ind w:left="1440" w:hanging="360"/>
-      </w:pPr>
-      <w:rPr>
-        <w:rFonts w:ascii="Symbol" w:hAnsi="Symbol" w:hint="default"/>
-      </w:rPr>
-    </w:lvl>
-    <w:lvl w:ilvl="2">
-      <w:start w:val="1"/>
-      <w:numFmt w:val="decimal"/>
-      <w:lvlText w:val="%3."/>
-      <w:lvlJc w:val="left"/>
-      <w:pPr>
-        <w:tabs>
-          <w:tab w:val="num" w:pos="2160"/>
-        </w:tabs>
-        <w:ind w:left="2160" w:hanging="360"/>
-      </w:pPr>
-    </w:lvl>
-    <w:lvl w:ilvl="3" w:tentative="1">
-      <w:start w:val="1"/>
-      <w:numFmt w:val="decimal"/>
-      <w:lvlText w:val="%4."/>
-      <w:lvlJc w:val="left"/>
-      <w:pPr>
-        <w:tabs>
-          <w:tab w:val="num" w:pos="2880"/>
-        </w:tabs>
-        <w:ind w:left="2880" w:hanging="360"/>
-      </w:pPr>
-    </w:lvl>
-    <w:lvl w:ilvl="4" w:tentative="1">
-      <w:start w:val="1"/>
-      <w:numFmt w:val="decimal"/>
-      <w:lvlText w:val="%5."/>
-      <w:lvlJc w:val="left"/>
-      <w:pPr>
-        <w:tabs>
-          <w:tab w:val="num" w:pos="3600"/>
-        </w:tabs>
-        <w:ind w:left="3600" w:hanging="360"/>
-      </w:pPr>
-    </w:lvl>
-    <w:lvl w:ilvl="5" w:tentative="1">
-      <w:start w:val="1"/>
-      <w:numFmt w:val="decimal"/>
-      <w:lvlText w:val="%6."/>
-      <w:lvlJc w:val="left"/>
-      <w:pPr>
-        <w:tabs>
-          <w:tab w:val="num" w:pos="4320"/>
-        </w:tabs>
-        <w:ind w:left="4320" w:hanging="360"/>
-      </w:pPr>
-    </w:lvl>
-    <w:lvl w:ilvl="6" w:tentative="1">
-      <w:start w:val="1"/>
-      <w:numFmt w:val="decimal"/>
-      <w:lvlText w:val="%7."/>
-      <w:lvlJc w:val="left"/>
-      <w:pPr>
-        <w:tabs>
-          <w:tab w:val="num" w:pos="5040"/>
-        </w:tabs>
-        <w:ind w:left="5040" w:hanging="360"/>
-      </w:pPr>
-    </w:lvl>
-    <w:lvl w:ilvl="7" w:tentative="1">
-      <w:start w:val="1"/>
-      <w:numFmt w:val="decimal"/>
-      <w:lvlText w:val="%8."/>
-      <w:lvlJc w:val="left"/>
-      <w:pPr>
-        <w:tabs>
-          <w:tab w:val="num" w:pos="5760"/>
-        </w:tabs>
-        <w:ind w:left="5760" w:hanging="360"/>
-      </w:pPr>
-    </w:lvl>
-    <w:lvl w:ilvl="8" w:tentative="1">
-      <w:start w:val="1"/>
-      <w:numFmt w:val="decimal"/>
-      <w:lvlText w:val="%9."/>
-      <w:lvlJc w:val="left"/>
-      <w:pPr>
-        <w:tabs>
-          <w:tab w:val="num" w:pos="6480"/>
-        </w:tabs>
-        <w:ind w:left="6480" w:hanging="360"/>
-      </w:pPr>
-    </w:lvl>
-  </w:abstractNum>
-  <w:abstractNum w:abstractNumId="16" w15:restartNumberingAfterBreak="0">
-    <w:nsid w:val="3BF1514F"/>
-    <w:multiLevelType w:val="hybridMultilevel"/>
-    <w:tmpl w:val="F41A10AC"/>
-    <w:lvl w:ilvl="0" w:tplc="04090001">
-      <w:start w:val="1"/>
-      <w:numFmt w:val="bullet"/>
-      <w:lvlText w:val=""/>
-      <w:lvlJc w:val="left"/>
-      <w:pPr>
-        <w:ind w:left="720" w:hanging="360"/>
-      </w:pPr>
-      <w:rPr>
-        <w:rFonts w:ascii="Symbol" w:hAnsi="Symbol" w:hint="default"/>
-      </w:rPr>
-    </w:lvl>
-    <w:lvl w:ilvl="1" w:tplc="04090003" w:tentative="1">
-      <w:start w:val="1"/>
-      <w:numFmt w:val="bullet"/>
-      <w:lvlText w:val="o"/>
-      <w:lvlJc w:val="left"/>
-      <w:pPr>
-        <w:ind w:left="1440" w:hanging="360"/>
-      </w:pPr>
-      <w:rPr>
-        <w:rFonts w:ascii="Courier New" w:hAnsi="Courier New" w:cs="Courier New" w:hint="default"/>
-      </w:rPr>
-    </w:lvl>
-    <w:lvl w:ilvl="2" w:tplc="04090005" w:tentative="1">
-      <w:start w:val="1"/>
-      <w:numFmt w:val="bullet"/>
-      <w:lvlText w:val=""/>
-      <w:lvlJc w:val="left"/>
-      <w:pPr>
-        <w:ind w:left="2160" w:hanging="360"/>
-      </w:pPr>
-      <w:rPr>
-        <w:rFonts w:ascii="Wingdings" w:hAnsi="Wingdings" w:hint="default"/>
-      </w:rPr>
-    </w:lvl>
-    <w:lvl w:ilvl="3" w:tplc="04090001" w:tentative="1">
-      <w:start w:val="1"/>
-      <w:numFmt w:val="bullet"/>
-      <w:lvlText w:val=""/>
-      <w:lvlJc w:val="left"/>
-      <w:pPr>
-        <w:ind w:left="2880" w:hanging="360"/>
-      </w:pPr>
-      <w:rPr>
-        <w:rFonts w:ascii="Symbol" w:hAnsi="Symbol" w:hint="default"/>
-      </w:rPr>
-    </w:lvl>
-    <w:lvl w:ilvl="4" w:tplc="04090003" w:tentative="1">
-      <w:start w:val="1"/>
-      <w:numFmt w:val="bullet"/>
-      <w:lvlText w:val="o"/>
-      <w:lvlJc w:val="left"/>
-      <w:pPr>
-        <w:ind w:left="3600" w:hanging="360"/>
-      </w:pPr>
-      <w:rPr>
-        <w:rFonts w:ascii="Courier New" w:hAnsi="Courier New" w:cs="Courier New" w:hint="default"/>
-      </w:rPr>
-    </w:lvl>
-    <w:lvl w:ilvl="5" w:tplc="04090005" w:tentative="1">
-      <w:start w:val="1"/>
-      <w:numFmt w:val="bullet"/>
-      <w:lvlText w:val=""/>
-      <w:lvlJc w:val="left"/>
-      <w:pPr>
-        <w:ind w:left="4320" w:hanging="360"/>
-      </w:pPr>
-      <w:rPr>
-        <w:rFonts w:ascii="Wingdings" w:hAnsi="Wingdings" w:hint="default"/>
-      </w:rPr>
-    </w:lvl>
-    <w:lvl w:ilvl="6" w:tplc="04090001" w:tentative="1">
-      <w:start w:val="1"/>
-      <w:numFmt w:val="bullet"/>
-      <w:lvlText w:val=""/>
-      <w:lvlJc w:val="left"/>
-      <w:pPr>
-        <w:ind w:left="5040" w:hanging="360"/>
-      </w:pPr>
-      <w:rPr>
-        <w:rFonts w:ascii="Symbol" w:hAnsi="Symbol" w:hint="default"/>
-      </w:rPr>
-    </w:lvl>
-    <w:lvl w:ilvl="7" w:tplc="04090003" w:tentative="1">
-      <w:start w:val="1"/>
-      <w:numFmt w:val="bullet"/>
-      <w:lvlText w:val="o"/>
-      <w:lvlJc w:val="left"/>
-      <w:pPr>
-        <w:ind w:left="5760" w:hanging="360"/>
-      </w:pPr>
-      <w:rPr>
-        <w:rFonts w:ascii="Courier New" w:hAnsi="Courier New" w:cs="Courier New" w:hint="default"/>
-      </w:rPr>
-    </w:lvl>
-    <w:lvl w:ilvl="8" w:tplc="04090005" w:tentative="1">
-      <w:start w:val="1"/>
-      <w:numFmt w:val="bullet"/>
-      <w:lvlText w:val=""/>
-      <w:lvlJc w:val="left"/>
-      <w:pPr>
-        <w:ind w:left="6480" w:hanging="360"/>
-      </w:pPr>
-      <w:rPr>
-        <w:rFonts w:ascii="Wingdings" w:hAnsi="Wingdings" w:hint="default"/>
-      </w:rPr>
-    </w:lvl>
-  </w:abstractNum>
-  <w:abstractNum w:abstractNumId="17" w15:restartNumberingAfterBreak="0">
-    <w:nsid w:val="3E057F13"/>
-    <w:multiLevelType w:val="multilevel"/>
-    <w:tmpl w:val="5B0A27D2"/>
-    <w:lvl w:ilvl="0">
-      <w:start w:val="1"/>
-      <w:numFmt w:val="bullet"/>
-      <w:lvlText w:val=""/>
-      <w:lvlJc w:val="left"/>
-      <w:pPr>
-        <w:tabs>
-          <w:tab w:val="num" w:pos="720"/>
-        </w:tabs>
-        <w:ind w:left="720" w:hanging="360"/>
-      </w:pPr>
-      <w:rPr>
-        <w:rFonts w:ascii="Symbol" w:hAnsi="Symbol" w:hint="default"/>
-      </w:rPr>
-    </w:lvl>
-    <w:lvl w:ilvl="1">
-      <w:start w:val="1"/>
-      <w:numFmt w:val="bullet"/>
-      <w:lvlText w:val=""/>
-      <w:lvlJc w:val="left"/>
-      <w:pPr>
-        <w:ind w:left="1440" w:hanging="360"/>
-      </w:pPr>
-      <w:rPr>
-        <w:rFonts w:ascii="Symbol" w:hAnsi="Symbol" w:hint="default"/>
-      </w:rPr>
-    </w:lvl>
-    <w:lvl w:ilvl="2">
-      <w:start w:val="1"/>
-      <w:numFmt w:val="decimal"/>
-      <w:lvlText w:val="%3."/>
-      <w:lvlJc w:val="left"/>
-      <w:pPr>
-        <w:tabs>
-          <w:tab w:val="num" w:pos="2160"/>
-        </w:tabs>
-        <w:ind w:left="2160" w:hanging="360"/>
-      </w:pPr>
-    </w:lvl>
-    <w:lvl w:ilvl="3" w:tentative="1">
-      <w:start w:val="1"/>
-      <w:numFmt w:val="decimal"/>
-      <w:lvlText w:val="%4."/>
-      <w:lvlJc w:val="left"/>
-      <w:pPr>
-        <w:tabs>
-          <w:tab w:val="num" w:pos="2880"/>
-        </w:tabs>
-        <w:ind w:left="2880" w:hanging="360"/>
-      </w:pPr>
-    </w:lvl>
-    <w:lvl w:ilvl="4" w:tentative="1">
-      <w:start w:val="1"/>
-      <w:numFmt w:val="decimal"/>
-      <w:lvlText w:val="%5."/>
-      <w:lvlJc w:val="left"/>
-      <w:pPr>
-        <w:tabs>
-          <w:tab w:val="num" w:pos="3600"/>
-        </w:tabs>
-        <w:ind w:left="3600" w:hanging="360"/>
-      </w:pPr>
-    </w:lvl>
-    <w:lvl w:ilvl="5" w:tentative="1">
-      <w:start w:val="1"/>
-      <w:numFmt w:val="decimal"/>
-      <w:lvlText w:val="%6."/>
-      <w:lvlJc w:val="left"/>
-      <w:pPr>
-        <w:tabs>
-          <w:tab w:val="num" w:pos="4320"/>
-        </w:tabs>
-        <w:ind w:left="4320" w:hanging="360"/>
-      </w:pPr>
-    </w:lvl>
-    <w:lvl w:ilvl="6" w:tentative="1">
-      <w:start w:val="1"/>
-      <w:numFmt w:val="decimal"/>
-      <w:lvlText w:val="%7."/>
-      <w:lvlJc w:val="left"/>
-      <w:pPr>
-        <w:tabs>
-          <w:tab w:val="num" w:pos="5040"/>
-        </w:tabs>
-        <w:ind w:left="5040" w:hanging="360"/>
-      </w:pPr>
-    </w:lvl>
-    <w:lvl w:ilvl="7" w:tentative="1">
-      <w:start w:val="1"/>
-      <w:numFmt w:val="decimal"/>
-      <w:lvlText w:val="%8."/>
-      <w:lvlJc w:val="left"/>
-      <w:pPr>
-        <w:tabs>
-          <w:tab w:val="num" w:pos="5760"/>
-        </w:tabs>
-        <w:ind w:left="5760" w:hanging="360"/>
-      </w:pPr>
-    </w:lvl>
-    <w:lvl w:ilvl="8" w:tentative="1">
-      <w:start w:val="1"/>
-      <w:numFmt w:val="decimal"/>
-      <w:lvlText w:val="%9."/>
-      <w:lvlJc w:val="left"/>
-      <w:pPr>
-        <w:tabs>
-          <w:tab w:val="num" w:pos="6480"/>
-        </w:tabs>
-        <w:ind w:left="6480" w:hanging="360"/>
-      </w:pPr>
-    </w:lvl>
-  </w:abstractNum>
-  <w:abstractNum w:abstractNumId="18" w15:restartNumberingAfterBreak="0">
-    <w:nsid w:val="44733E1B"/>
-    <w:multiLevelType w:val="hybridMultilevel"/>
-    <w:tmpl w:val="CA0483BA"/>
-    <w:lvl w:ilvl="0" w:tplc="04090001">
-      <w:start w:val="1"/>
-      <w:numFmt w:val="bullet"/>
-      <w:lvlText w:val=""/>
-      <w:lvlJc w:val="left"/>
-      <w:pPr>
-        <w:ind w:left="720" w:hanging="360"/>
-      </w:pPr>
-      <w:rPr>
-        <w:rFonts w:ascii="Symbol" w:hAnsi="Symbol" w:hint="default"/>
-      </w:rPr>
-    </w:lvl>
-    <w:lvl w:ilvl="1" w:tplc="04090003" w:tentative="1">
-      <w:start w:val="1"/>
-      <w:numFmt w:val="bullet"/>
-      <w:lvlText w:val="o"/>
-      <w:lvlJc w:val="left"/>
-      <w:pPr>
-        <w:ind w:left="1440" w:hanging="360"/>
-      </w:pPr>
-      <w:rPr>
-        <w:rFonts w:ascii="Courier New" w:hAnsi="Courier New" w:cs="Courier New" w:hint="default"/>
-      </w:rPr>
-    </w:lvl>
-    <w:lvl w:ilvl="2" w:tplc="04090005" w:tentative="1">
-      <w:start w:val="1"/>
-      <w:numFmt w:val="bullet"/>
-      <w:lvlText w:val=""/>
-      <w:lvlJc w:val="left"/>
-      <w:pPr>
-        <w:ind w:left="2160" w:hanging="360"/>
-      </w:pPr>
-      <w:rPr>
-        <w:rFonts w:ascii="Wingdings" w:hAnsi="Wingdings" w:hint="default"/>
-      </w:rPr>
-    </w:lvl>
-    <w:lvl w:ilvl="3" w:tplc="04090001" w:tentative="1">
-      <w:start w:val="1"/>
-      <w:numFmt w:val="bullet"/>
-      <w:lvlText w:val=""/>
-      <w:lvlJc w:val="left"/>
-      <w:pPr>
-        <w:ind w:left="2880" w:hanging="360"/>
-      </w:pPr>
-      <w:rPr>
-        <w:rFonts w:ascii="Symbol" w:hAnsi="Symbol" w:hint="default"/>
-      </w:rPr>
-    </w:lvl>
-    <w:lvl w:ilvl="4" w:tplc="04090003" w:tentative="1">
-      <w:start w:val="1"/>
-      <w:numFmt w:val="bullet"/>
-      <w:lvlText w:val="o"/>
-      <w:lvlJc w:val="left"/>
-      <w:pPr>
-        <w:ind w:left="3600" w:hanging="360"/>
-      </w:pPr>
-      <w:rPr>
-        <w:rFonts w:ascii="Courier New" w:hAnsi="Courier New" w:cs="Courier New" w:hint="default"/>
-      </w:rPr>
-    </w:lvl>
-    <w:lvl w:ilvl="5" w:tplc="04090005" w:tentative="1">
-      <w:start w:val="1"/>
-      <w:numFmt w:val="bullet"/>
-      <w:lvlText w:val=""/>
-      <w:lvlJc w:val="left"/>
-      <w:pPr>
-        <w:ind w:left="4320" w:hanging="360"/>
-      </w:pPr>
-      <w:rPr>
-        <w:rFonts w:ascii="Wingdings" w:hAnsi="Wingdings" w:hint="default"/>
-      </w:rPr>
-    </w:lvl>
-    <w:lvl w:ilvl="6" w:tplc="04090001" w:tentative="1">
-      <w:start w:val="1"/>
-      <w:numFmt w:val="bullet"/>
-      <w:lvlText w:val=""/>
-      <w:lvlJc w:val="left"/>
-      <w:pPr>
-        <w:ind w:left="5040" w:hanging="360"/>
-      </w:pPr>
-      <w:rPr>
-        <w:rFonts w:ascii="Symbol" w:hAnsi="Symbol" w:hint="default"/>
-      </w:rPr>
-    </w:lvl>
-    <w:lvl w:ilvl="7" w:tplc="04090003" w:tentative="1">
-      <w:start w:val="1"/>
-      <w:numFmt w:val="bullet"/>
-      <w:lvlText w:val="o"/>
-      <w:lvlJc w:val="left"/>
-      <w:pPr>
-        <w:ind w:left="5760" w:hanging="360"/>
-      </w:pPr>
-      <w:rPr>
-        <w:rFonts w:ascii="Courier New" w:hAnsi="Courier New" w:cs="Courier New" w:hint="default"/>
-      </w:rPr>
-    </w:lvl>
-    <w:lvl w:ilvl="8" w:tplc="04090005" w:tentative="1">
-      <w:start w:val="1"/>
-      <w:numFmt w:val="bullet"/>
-      <w:lvlText w:val=""/>
-      <w:lvlJc w:val="left"/>
-      <w:pPr>
-        <w:ind w:left="6480" w:hanging="360"/>
-      </w:pPr>
-      <w:rPr>
-        <w:rFonts w:ascii="Wingdings" w:hAnsi="Wingdings" w:hint="default"/>
-      </w:rPr>
-    </w:lvl>
-  </w:abstractNum>
-  <w:abstractNum w:abstractNumId="19" w15:restartNumberingAfterBreak="0">
-    <w:nsid w:val="49AA3429"/>
-    <w:multiLevelType w:val="multilevel"/>
-    <w:tmpl w:val="41303EC6"/>
-    <w:lvl w:ilvl="0">
-      <w:start w:val="1"/>
-      <w:numFmt w:val="decimal"/>
-      <w:lvlText w:val="%1."/>
-      <w:lvlJc w:val="left"/>
-      <w:pPr>
-        <w:tabs>
-          <w:tab w:val="num" w:pos="720"/>
-        </w:tabs>
-        <w:ind w:left="720" w:hanging="360"/>
-      </w:pPr>
-    </w:lvl>
-    <w:lvl w:ilvl="1">
-      <w:start w:val="1"/>
-      <w:numFmt w:val="bullet"/>
-      <w:lvlText w:val=""/>
-      <w:lvlJc w:val="left"/>
-      <w:pPr>
-        <w:ind w:left="1440" w:hanging="360"/>
-      </w:pPr>
-      <w:rPr>
-        <w:rFonts w:ascii="Symbol" w:hAnsi="Symbol" w:hint="default"/>
-      </w:rPr>
-    </w:lvl>
-    <w:lvl w:ilvl="2">
-      <w:start w:val="1"/>
-      <w:numFmt w:val="decimal"/>
-      <w:lvlText w:val="%3."/>
-      <w:lvlJc w:val="left"/>
-      <w:pPr>
-        <w:tabs>
-          <w:tab w:val="num" w:pos="2160"/>
-        </w:tabs>
-        <w:ind w:left="2160" w:hanging="360"/>
-      </w:pPr>
-    </w:lvl>
-    <w:lvl w:ilvl="3" w:tentative="1">
-      <w:start w:val="1"/>
-      <w:numFmt w:val="decimal"/>
-      <w:lvlText w:val="%4."/>
-      <w:lvlJc w:val="left"/>
-      <w:pPr>
-        <w:tabs>
-          <w:tab w:val="num" w:pos="2880"/>
-        </w:tabs>
-        <w:ind w:left="2880" w:hanging="360"/>
-      </w:pPr>
-    </w:lvl>
-    <w:lvl w:ilvl="4" w:tentative="1">
-      <w:start w:val="1"/>
-      <w:numFmt w:val="decimal"/>
-      <w:lvlText w:val="%5."/>
-      <w:lvlJc w:val="left"/>
-      <w:pPr>
-        <w:tabs>
-          <w:tab w:val="num" w:pos="3600"/>
-        </w:tabs>
-        <w:ind w:left="3600" w:hanging="360"/>
-      </w:pPr>
-    </w:lvl>
-    <w:lvl w:ilvl="5" w:tentative="1">
-      <w:start w:val="1"/>
-      <w:numFmt w:val="decimal"/>
-      <w:lvlText w:val="%6."/>
-      <w:lvlJc w:val="left"/>
-      <w:pPr>
-        <w:tabs>
-          <w:tab w:val="num" w:pos="4320"/>
-        </w:tabs>
-        <w:ind w:left="4320" w:hanging="360"/>
-      </w:pPr>
-    </w:lvl>
-    <w:lvl w:ilvl="6" w:tentative="1">
-      <w:start w:val="1"/>
-      <w:numFmt w:val="decimal"/>
-      <w:lvlText w:val="%7."/>
-      <w:lvlJc w:val="left"/>
-      <w:pPr>
-        <w:tabs>
-          <w:tab w:val="num" w:pos="5040"/>
-        </w:tabs>
-        <w:ind w:left="5040" w:hanging="360"/>
-      </w:pPr>
-    </w:lvl>
-    <w:lvl w:ilvl="7" w:tentative="1">
-      <w:start w:val="1"/>
-      <w:numFmt w:val="decimal"/>
-      <w:lvlText w:val="%8."/>
-      <w:lvlJc w:val="left"/>
-      <w:pPr>
-        <w:tabs>
-          <w:tab w:val="num" w:pos="5760"/>
-        </w:tabs>
-        <w:ind w:left="5760" w:hanging="360"/>
-      </w:pPr>
-    </w:lvl>
-    <w:lvl w:ilvl="8" w:tentative="1">
-      <w:start w:val="1"/>
-      <w:numFmt w:val="decimal"/>
-      <w:lvlText w:val="%9."/>
-      <w:lvlJc w:val="left"/>
-      <w:pPr>
-        <w:tabs>
-          <w:tab w:val="num" w:pos="6480"/>
-        </w:tabs>
-        <w:ind w:left="6480" w:hanging="360"/>
-      </w:pPr>
-    </w:lvl>
-  </w:abstractNum>
-  <w:abstractNum w:abstractNumId="20" w15:restartNumberingAfterBreak="0">
-    <w:nsid w:val="52803A50"/>
-    <w:multiLevelType w:val="hybridMultilevel"/>
-    <w:tmpl w:val="A29E1E38"/>
-    <w:lvl w:ilvl="0" w:tplc="FFFFFFFF">
-      <w:start w:val="1"/>
-      <w:numFmt w:val="decimal"/>
-      <w:lvlText w:val="%1."/>
-      <w:lvlJc w:val="left"/>
-      <w:pPr>
-        <w:ind w:left="648" w:hanging="360"/>
-      </w:pPr>
-    </w:lvl>
-    <w:lvl w:ilvl="1" w:tplc="FFFFFFFF">
-      <w:start w:val="1"/>
-      <w:numFmt w:val="decimal"/>
-      <w:lvlText w:val="%2."/>
-      <w:lvlJc w:val="left"/>
-      <w:pPr>
-        <w:ind w:left="1440" w:hanging="360"/>
-      </w:pPr>
-    </w:lvl>
-    <w:lvl w:ilvl="2" w:tplc="0409000F">
-      <w:start w:val="1"/>
-      <w:numFmt w:val="decimal"/>
-      <w:lvlText w:val="%3."/>
-      <w:lvlJc w:val="left"/>
-      <w:pPr>
-        <w:ind w:left="2268" w:hanging="360"/>
-      </w:pPr>
-    </w:lvl>
-    <w:lvl w:ilvl="3" w:tplc="FFFFFFFF" w:tentative="1">
-      <w:start w:val="1"/>
-      <w:numFmt w:val="decimal"/>
-      <w:lvlText w:val="%4."/>
-      <w:lvlJc w:val="left"/>
-      <w:pPr>
-        <w:ind w:left="2808" w:hanging="360"/>
-      </w:pPr>
-    </w:lvl>
-    <w:lvl w:ilvl="4" w:tplc="FFFFFFFF" w:tentative="1">
-      <w:start w:val="1"/>
-      <w:numFmt w:val="lowerLetter"/>
-      <w:lvlText w:val="%5."/>
-      <w:lvlJc w:val="left"/>
-      <w:pPr>
-        <w:ind w:left="3528" w:hanging="360"/>
-      </w:pPr>
-    </w:lvl>
-    <w:lvl w:ilvl="5" w:tplc="FFFFFFFF" w:tentative="1">
-      <w:start w:val="1"/>
-      <w:numFmt w:val="lowerRoman"/>
-      <w:lvlText w:val="%6."/>
-      <w:lvlJc w:val="right"/>
-      <w:pPr>
-        <w:ind w:left="4248" w:hanging="180"/>
-      </w:pPr>
-    </w:lvl>
-    <w:lvl w:ilvl="6" w:tplc="FFFFFFFF" w:tentative="1">
-      <w:start w:val="1"/>
-      <w:numFmt w:val="decimal"/>
-      <w:lvlText w:val="%7."/>
-      <w:lvlJc w:val="left"/>
-      <w:pPr>
-        <w:ind w:left="4968" w:hanging="360"/>
-      </w:pPr>
-    </w:lvl>
-    <w:lvl w:ilvl="7" w:tplc="FFFFFFFF" w:tentative="1">
-      <w:start w:val="1"/>
-      <w:numFmt w:val="lowerLetter"/>
-      <w:lvlText w:val="%8."/>
-      <w:lvlJc w:val="left"/>
-      <w:pPr>
-        <w:ind w:left="5688" w:hanging="360"/>
-      </w:pPr>
-    </w:lvl>
-    <w:lvl w:ilvl="8" w:tplc="FFFFFFFF" w:tentative="1">
-      <w:start w:val="1"/>
-      <w:numFmt w:val="lowerRoman"/>
-      <w:lvlText w:val="%9."/>
-      <w:lvlJc w:val="right"/>
-      <w:pPr>
-        <w:ind w:left="6408" w:hanging="180"/>
-      </w:pPr>
-    </w:lvl>
-  </w:abstractNum>
-  <w:abstractNum w:abstractNumId="21" w15:restartNumberingAfterBreak="0">
-    <w:nsid w:val="565250D5"/>
-    <w:multiLevelType w:val="multilevel"/>
-    <w:tmpl w:val="5B0A27D2"/>
-    <w:lvl w:ilvl="0">
-      <w:start w:val="1"/>
-      <w:numFmt w:val="bullet"/>
-      <w:lvlText w:val=""/>
-      <w:lvlJc w:val="left"/>
-      <w:pPr>
-        <w:tabs>
-          <w:tab w:val="num" w:pos="720"/>
-        </w:tabs>
-        <w:ind w:left="720" w:hanging="360"/>
-      </w:pPr>
-      <w:rPr>
-        <w:rFonts w:ascii="Symbol" w:hAnsi="Symbol" w:hint="default"/>
-      </w:rPr>
-    </w:lvl>
-    <w:lvl w:ilvl="1">
-      <w:start w:val="1"/>
-      <w:numFmt w:val="bullet"/>
-      <w:lvlText w:val=""/>
-      <w:lvlJc w:val="left"/>
-      <w:pPr>
-        <w:ind w:left="1440" w:hanging="360"/>
-      </w:pPr>
-      <w:rPr>
-        <w:rFonts w:ascii="Symbol" w:hAnsi="Symbol" w:hint="default"/>
-      </w:rPr>
-    </w:lvl>
-    <w:lvl w:ilvl="2">
-      <w:start w:val="1"/>
-      <w:numFmt w:val="decimal"/>
-      <w:lvlText w:val="%3."/>
-      <w:lvlJc w:val="left"/>
-      <w:pPr>
-        <w:tabs>
-          <w:tab w:val="num" w:pos="2160"/>
-        </w:tabs>
-        <w:ind w:left="2160" w:hanging="360"/>
-      </w:pPr>
-    </w:lvl>
-    <w:lvl w:ilvl="3" w:tentative="1">
-      <w:start w:val="1"/>
-      <w:numFmt w:val="decimal"/>
-      <w:lvlText w:val="%4."/>
-      <w:lvlJc w:val="left"/>
-      <w:pPr>
-        <w:tabs>
-          <w:tab w:val="num" w:pos="2880"/>
-        </w:tabs>
-        <w:ind w:left="2880" w:hanging="360"/>
-      </w:pPr>
-    </w:lvl>
-    <w:lvl w:ilvl="4" w:tentative="1">
-      <w:start w:val="1"/>
-      <w:numFmt w:val="decimal"/>
-      <w:lvlText w:val="%5."/>
-      <w:lvlJc w:val="left"/>
-      <w:pPr>
-        <w:tabs>
-          <w:tab w:val="num" w:pos="3600"/>
-        </w:tabs>
-        <w:ind w:left="3600" w:hanging="360"/>
-      </w:pPr>
-    </w:lvl>
-    <w:lvl w:ilvl="5" w:tentative="1">
-      <w:start w:val="1"/>
-      <w:numFmt w:val="decimal"/>
-      <w:lvlText w:val="%6."/>
-      <w:lvlJc w:val="left"/>
-      <w:pPr>
-        <w:tabs>
-          <w:tab w:val="num" w:pos="4320"/>
-        </w:tabs>
-        <w:ind w:left="4320" w:hanging="360"/>
-      </w:pPr>
-    </w:lvl>
-    <w:lvl w:ilvl="6" w:tentative="1">
-      <w:start w:val="1"/>
-      <w:numFmt w:val="decimal"/>
-      <w:lvlText w:val="%7."/>
-      <w:lvlJc w:val="left"/>
-      <w:pPr>
-        <w:tabs>
-          <w:tab w:val="num" w:pos="5040"/>
-        </w:tabs>
-        <w:ind w:left="5040" w:hanging="360"/>
-      </w:pPr>
-    </w:lvl>
-    <w:lvl w:ilvl="7" w:tentative="1">
-      <w:start w:val="1"/>
-      <w:numFmt w:val="decimal"/>
-      <w:lvlText w:val="%8."/>
-      <w:lvlJc w:val="left"/>
-      <w:pPr>
-        <w:tabs>
-          <w:tab w:val="num" w:pos="5760"/>
-        </w:tabs>
-        <w:ind w:left="5760" w:hanging="360"/>
-      </w:pPr>
-    </w:lvl>
-    <w:lvl w:ilvl="8" w:tentative="1">
-      <w:start w:val="1"/>
-      <w:numFmt w:val="decimal"/>
-      <w:lvlText w:val="%9."/>
-      <w:lvlJc w:val="left"/>
-      <w:pPr>
-        <w:tabs>
-          <w:tab w:val="num" w:pos="6480"/>
-        </w:tabs>
-        <w:ind w:left="6480" w:hanging="360"/>
-      </w:pPr>
-    </w:lvl>
-  </w:abstractNum>
-  <w:abstractNum w:abstractNumId="22" w15:restartNumberingAfterBreak="0">
-    <w:nsid w:val="61694575"/>
-    <w:multiLevelType w:val="multilevel"/>
-    <w:tmpl w:val="65CE2686"/>
-    <w:lvl w:ilvl="0">
-      <w:start w:val="1"/>
-      <w:numFmt w:val="decimal"/>
-      <w:lvlText w:val="%1."/>
-      <w:lvlJc w:val="left"/>
-      <w:pPr>
-        <w:tabs>
-          <w:tab w:val="num" w:pos="360"/>
-        </w:tabs>
-        <w:ind w:left="360" w:hanging="360"/>
-      </w:pPr>
-    </w:lvl>
-    <w:lvl w:ilvl="1">
-      <w:start w:val="1"/>
-      <w:numFmt w:val="decimal"/>
-      <w:lvlText w:val="%2."/>
-      <w:lvlJc w:val="left"/>
-      <w:pPr>
-        <w:tabs>
-          <w:tab w:val="num" w:pos="1080"/>
-        </w:tabs>
-        <w:ind w:left="1080" w:hanging="360"/>
-      </w:pPr>
-    </w:lvl>
-    <w:lvl w:ilvl="2">
-      <w:start w:val="1"/>
-      <w:numFmt w:val="decimal"/>
-      <w:lvlText w:val="%3."/>
-      <w:lvlJc w:val="left"/>
-      <w:pPr>
-        <w:tabs>
-          <w:tab w:val="num" w:pos="1800"/>
-        </w:tabs>
-        <w:ind w:left="1800" w:hanging="360"/>
-      </w:pPr>
-    </w:lvl>
-    <w:lvl w:ilvl="3" w:tentative="1">
-      <w:start w:val="1"/>
-      <w:numFmt w:val="decimal"/>
-      <w:lvlText w:val="%4."/>
-      <w:lvlJc w:val="left"/>
-      <w:pPr>
-        <w:tabs>
-          <w:tab w:val="num" w:pos="2520"/>
-        </w:tabs>
-        <w:ind w:left="2520" w:hanging="360"/>
-      </w:pPr>
-    </w:lvl>
-    <w:lvl w:ilvl="4" w:tentative="1">
-      <w:start w:val="1"/>
-      <w:numFmt w:val="decimal"/>
-      <w:lvlText w:val="%5."/>
-      <w:lvlJc w:val="left"/>
-      <w:pPr>
-        <w:tabs>
-          <w:tab w:val="num" w:pos="3240"/>
-        </w:tabs>
-        <w:ind w:left="3240" w:hanging="360"/>
-      </w:pPr>
-    </w:lvl>
-    <w:lvl w:ilvl="5" w:tentative="1">
-      <w:start w:val="1"/>
-      <w:numFmt w:val="decimal"/>
-      <w:lvlText w:val="%6."/>
-      <w:lvlJc w:val="left"/>
-      <w:pPr>
-        <w:tabs>
-          <w:tab w:val="num" w:pos="3960"/>
-        </w:tabs>
-        <w:ind w:left="3960" w:hanging="360"/>
-      </w:pPr>
-    </w:lvl>
-    <w:lvl w:ilvl="6" w:tentative="1">
-      <w:start w:val="1"/>
-      <w:numFmt w:val="decimal"/>
-      <w:lvlText w:val="%7."/>
-      <w:lvlJc w:val="left"/>
-      <w:pPr>
-        <w:tabs>
-          <w:tab w:val="num" w:pos="4680"/>
-        </w:tabs>
-        <w:ind w:left="4680" w:hanging="360"/>
-      </w:pPr>
-    </w:lvl>
-    <w:lvl w:ilvl="7" w:tentative="1">
-      <w:start w:val="1"/>
-      <w:numFmt w:val="decimal"/>
-      <w:lvlText w:val="%8."/>
-      <w:lvlJc w:val="left"/>
-      <w:pPr>
-        <w:tabs>
-          <w:tab w:val="num" w:pos="5400"/>
-        </w:tabs>
-        <w:ind w:left="5400" w:hanging="360"/>
-      </w:pPr>
-    </w:lvl>
-    <w:lvl w:ilvl="8" w:tentative="1">
-      <w:start w:val="1"/>
-      <w:numFmt w:val="decimal"/>
-      <w:lvlText w:val="%9."/>
-      <w:lvlJc w:val="left"/>
-      <w:pPr>
-        <w:tabs>
-          <w:tab w:val="num" w:pos="6120"/>
-        </w:tabs>
-        <w:ind w:left="6120" w:hanging="360"/>
-      </w:pPr>
-    </w:lvl>
-  </w:abstractNum>
-  <w:abstractNum w:abstractNumId="23" w15:restartNumberingAfterBreak="0">
-    <w:nsid w:val="629B19D8"/>
-    <w:multiLevelType w:val="hybridMultilevel"/>
-    <w:tmpl w:val="89F61DDA"/>
-    <w:lvl w:ilvl="0" w:tplc="04090015">
-      <w:start w:val="1"/>
-      <w:numFmt w:val="upperLetter"/>
-      <w:lvlText w:val="%1."/>
-      <w:lvlJc w:val="left"/>
-      <w:pPr>
-        <w:ind w:left="1008" w:hanging="360"/>
-      </w:pPr>
-    </w:lvl>
-    <w:lvl w:ilvl="1" w:tplc="04090019" w:tentative="1">
-      <w:start w:val="1"/>
-      <w:numFmt w:val="lowerLetter"/>
-      <w:lvlText w:val="%2."/>
-      <w:lvlJc w:val="left"/>
-      <w:pPr>
-        <w:ind w:left="1728" w:hanging="360"/>
-      </w:pPr>
-    </w:lvl>
-    <w:lvl w:ilvl="2" w:tplc="0409001B" w:tentative="1">
-      <w:start w:val="1"/>
-      <w:numFmt w:val="lowerRoman"/>
-      <w:lvlText w:val="%3."/>
-      <w:lvlJc w:val="right"/>
-      <w:pPr>
-        <w:ind w:left="2448" w:hanging="180"/>
-      </w:pPr>
-    </w:lvl>
-    <w:lvl w:ilvl="3" w:tplc="0409000F" w:tentative="1">
-      <w:start w:val="1"/>
-      <w:numFmt w:val="decimal"/>
-      <w:lvlText w:val="%4."/>
-      <w:lvlJc w:val="left"/>
-      <w:pPr>
-        <w:ind w:left="3168" w:hanging="360"/>
-      </w:pPr>
-    </w:lvl>
-    <w:lvl w:ilvl="4" w:tplc="04090019" w:tentative="1">
-      <w:start w:val="1"/>
-      <w:numFmt w:val="lowerLetter"/>
-      <w:lvlText w:val="%5."/>
-      <w:lvlJc w:val="left"/>
-      <w:pPr>
-        <w:ind w:left="3888" w:hanging="360"/>
-      </w:pPr>
-    </w:lvl>
-    <w:lvl w:ilvl="5" w:tplc="0409001B" w:tentative="1">
-      <w:start w:val="1"/>
-      <w:numFmt w:val="lowerRoman"/>
-      <w:lvlText w:val="%6."/>
-      <w:lvlJc w:val="right"/>
-      <w:pPr>
-        <w:ind w:left="4608" w:hanging="180"/>
-      </w:pPr>
-    </w:lvl>
-    <w:lvl w:ilvl="6" w:tplc="0409000F" w:tentative="1">
-      <w:start w:val="1"/>
-      <w:numFmt w:val="decimal"/>
-      <w:lvlText w:val="%7."/>
-      <w:lvlJc w:val="left"/>
-      <w:pPr>
-        <w:ind w:left="5328" w:hanging="360"/>
-      </w:pPr>
-    </w:lvl>
-    <w:lvl w:ilvl="7" w:tplc="04090019" w:tentative="1">
-      <w:start w:val="1"/>
-      <w:numFmt w:val="lowerLetter"/>
-      <w:lvlText w:val="%8."/>
-      <w:lvlJc w:val="left"/>
-      <w:pPr>
-        <w:ind w:left="6048" w:hanging="360"/>
-      </w:pPr>
-    </w:lvl>
-    <w:lvl w:ilvl="8" w:tplc="0409001B" w:tentative="1">
-      <w:start w:val="1"/>
-      <w:numFmt w:val="lowerRoman"/>
-      <w:lvlText w:val="%9."/>
-      <w:lvlJc w:val="right"/>
-      <w:pPr>
-        <w:ind w:left="6768" w:hanging="180"/>
-      </w:pPr>
-    </w:lvl>
-  </w:abstractNum>
-  <w:abstractNum w:abstractNumId="24" w15:restartNumberingAfterBreak="0">
-    <w:nsid w:val="62C72A89"/>
-    <w:multiLevelType w:val="multilevel"/>
-    <w:tmpl w:val="5B0A27D2"/>
-    <w:lvl w:ilvl="0">
-      <w:start w:val="1"/>
-      <w:numFmt w:val="bullet"/>
-      <w:lvlText w:val=""/>
-      <w:lvlJc w:val="left"/>
-      <w:pPr>
-        <w:tabs>
-          <w:tab w:val="num" w:pos="720"/>
-        </w:tabs>
-        <w:ind w:left="720" w:hanging="360"/>
-      </w:pPr>
-      <w:rPr>
-        <w:rFonts w:ascii="Symbol" w:hAnsi="Symbol" w:hint="default"/>
-      </w:rPr>
-    </w:lvl>
-    <w:lvl w:ilvl="1">
-      <w:start w:val="1"/>
-      <w:numFmt w:val="bullet"/>
-      <w:lvlText w:val=""/>
-      <w:lvlJc w:val="left"/>
-      <w:pPr>
-        <w:ind w:left="1440" w:hanging="360"/>
-      </w:pPr>
-      <w:rPr>
-        <w:rFonts w:ascii="Symbol" w:hAnsi="Symbol" w:hint="default"/>
-      </w:rPr>
-    </w:lvl>
-    <w:lvl w:ilvl="2">
-      <w:start w:val="1"/>
-      <w:numFmt w:val="decimal"/>
-      <w:lvlText w:val="%3."/>
-      <w:lvlJc w:val="left"/>
-      <w:pPr>
-        <w:tabs>
-          <w:tab w:val="num" w:pos="2160"/>
-        </w:tabs>
-        <w:ind w:left="2160" w:hanging="360"/>
-      </w:pPr>
-    </w:lvl>
-    <w:lvl w:ilvl="3" w:tentative="1">
-      <w:start w:val="1"/>
-      <w:numFmt w:val="decimal"/>
-      <w:lvlText w:val="%4."/>
-      <w:lvlJc w:val="left"/>
-      <w:pPr>
-        <w:tabs>
-          <w:tab w:val="num" w:pos="2880"/>
-        </w:tabs>
-        <w:ind w:left="2880" w:hanging="360"/>
-      </w:pPr>
-    </w:lvl>
-    <w:lvl w:ilvl="4" w:tentative="1">
-      <w:start w:val="1"/>
-      <w:numFmt w:val="decimal"/>
-      <w:lvlText w:val="%5."/>
-      <w:lvlJc w:val="left"/>
-      <w:pPr>
-        <w:tabs>
-          <w:tab w:val="num" w:pos="3600"/>
-        </w:tabs>
-        <w:ind w:left="3600" w:hanging="360"/>
-      </w:pPr>
-    </w:lvl>
-    <w:lvl w:ilvl="5" w:tentative="1">
-      <w:start w:val="1"/>
-      <w:numFmt w:val="decimal"/>
-      <w:lvlText w:val="%6."/>
-      <w:lvlJc w:val="left"/>
-      <w:pPr>
-        <w:tabs>
-          <w:tab w:val="num" w:pos="4320"/>
-        </w:tabs>
-        <w:ind w:left="4320" w:hanging="360"/>
-      </w:pPr>
-    </w:lvl>
-    <w:lvl w:ilvl="6" w:tentative="1">
-      <w:start w:val="1"/>
-      <w:numFmt w:val="decimal"/>
-      <w:lvlText w:val="%7."/>
-      <w:lvlJc w:val="left"/>
-      <w:pPr>
-        <w:tabs>
-          <w:tab w:val="num" w:pos="5040"/>
-        </w:tabs>
-        <w:ind w:left="5040" w:hanging="360"/>
-      </w:pPr>
-    </w:lvl>
-    <w:lvl w:ilvl="7" w:tentative="1">
-      <w:start w:val="1"/>
-      <w:numFmt w:val="decimal"/>
-      <w:lvlText w:val="%8."/>
-      <w:lvlJc w:val="left"/>
-      <w:pPr>
-        <w:tabs>
-          <w:tab w:val="num" w:pos="5760"/>
-        </w:tabs>
-        <w:ind w:left="5760" w:hanging="360"/>
-      </w:pPr>
-    </w:lvl>
-    <w:lvl w:ilvl="8" w:tentative="1">
-      <w:start w:val="1"/>
-      <w:numFmt w:val="decimal"/>
-      <w:lvlText w:val="%9."/>
-      <w:lvlJc w:val="left"/>
-      <w:pPr>
-        <w:tabs>
-          <w:tab w:val="num" w:pos="6480"/>
-        </w:tabs>
-        <w:ind w:left="6480" w:hanging="360"/>
-      </w:pPr>
-    </w:lvl>
-  </w:abstractNum>
-  <w:abstractNum w:abstractNumId="25" w15:restartNumberingAfterBreak="0">
-    <w:nsid w:val="69B64229"/>
-    <w:multiLevelType w:val="hybridMultilevel"/>
-    <w:tmpl w:val="B0DEA696"/>
-    <w:lvl w:ilvl="0" w:tplc="04090001">
-      <w:start w:val="1"/>
-      <w:numFmt w:val="bullet"/>
-      <w:lvlText w:val=""/>
-      <w:lvlJc w:val="left"/>
-      <w:pPr>
-        <w:ind w:left="720" w:hanging="360"/>
-      </w:pPr>
-      <w:rPr>
-        <w:rFonts w:ascii="Symbol" w:hAnsi="Symbol" w:hint="default"/>
-      </w:rPr>
-    </w:lvl>
-    <w:lvl w:ilvl="1" w:tplc="04090003" w:tentative="1">
-      <w:start w:val="1"/>
-      <w:numFmt w:val="bullet"/>
-      <w:lvlText w:val="o"/>
-      <w:lvlJc w:val="left"/>
-      <w:pPr>
-        <w:ind w:left="1440" w:hanging="360"/>
-      </w:pPr>
-      <w:rPr>
-        <w:rFonts w:ascii="Courier New" w:hAnsi="Courier New" w:cs="Courier New" w:hint="default"/>
-      </w:rPr>
-    </w:lvl>
-    <w:lvl w:ilvl="2" w:tplc="04090005" w:tentative="1">
-      <w:start w:val="1"/>
-      <w:numFmt w:val="bullet"/>
-      <w:lvlText w:val=""/>
-      <w:lvlJc w:val="left"/>
-      <w:pPr>
-        <w:ind w:left="2160" w:hanging="360"/>
-      </w:pPr>
-      <w:rPr>
-        <w:rFonts w:ascii="Wingdings" w:hAnsi="Wingdings" w:hint="default"/>
-      </w:rPr>
-    </w:lvl>
-    <w:lvl w:ilvl="3" w:tplc="04090001" w:tentative="1">
-      <w:start w:val="1"/>
-      <w:numFmt w:val="bullet"/>
-      <w:lvlText w:val=""/>
-      <w:lvlJc w:val="left"/>
-      <w:pPr>
-        <w:ind w:left="2880" w:hanging="360"/>
-      </w:pPr>
-      <w:rPr>
-        <w:rFonts w:ascii="Symbol" w:hAnsi="Symbol" w:hint="default"/>
-      </w:rPr>
-    </w:lvl>
-    <w:lvl w:ilvl="4" w:tplc="04090003" w:tentative="1">
-      <w:start w:val="1"/>
-      <w:numFmt w:val="bullet"/>
-      <w:lvlText w:val="o"/>
-      <w:lvlJc w:val="left"/>
-      <w:pPr>
-        <w:ind w:left="3600" w:hanging="360"/>
-      </w:pPr>
-      <w:rPr>
-        <w:rFonts w:ascii="Courier New" w:hAnsi="Courier New" w:cs="Courier New" w:hint="default"/>
-      </w:rPr>
-    </w:lvl>
-    <w:lvl w:ilvl="5" w:tplc="04090005" w:tentative="1">
-      <w:start w:val="1"/>
-      <w:numFmt w:val="bullet"/>
-      <w:lvlText w:val=""/>
-      <w:lvlJc w:val="left"/>
-      <w:pPr>
-        <w:ind w:left="4320" w:hanging="360"/>
-      </w:pPr>
-      <w:rPr>
-        <w:rFonts w:ascii="Wingdings" w:hAnsi="Wingdings" w:hint="default"/>
-      </w:rPr>
-    </w:lvl>
-    <w:lvl w:ilvl="6" w:tplc="04090001" w:tentative="1">
-      <w:start w:val="1"/>
-      <w:numFmt w:val="bullet"/>
-      <w:lvlText w:val=""/>
-      <w:lvlJc w:val="left"/>
-      <w:pPr>
-        <w:ind w:left="5040" w:hanging="360"/>
-      </w:pPr>
-      <w:rPr>
-        <w:rFonts w:ascii="Symbol" w:hAnsi="Symbol" w:hint="default"/>
-      </w:rPr>
-    </w:lvl>
-    <w:lvl w:ilvl="7" w:tplc="04090003" w:tentative="1">
-      <w:start w:val="1"/>
-      <w:numFmt w:val="bullet"/>
-      <w:lvlText w:val="o"/>
-      <w:lvlJc w:val="left"/>
-      <w:pPr>
-        <w:ind w:left="5760" w:hanging="360"/>
-      </w:pPr>
-      <w:rPr>
-        <w:rFonts w:ascii="Courier New" w:hAnsi="Courier New" w:cs="Courier New" w:hint="default"/>
-      </w:rPr>
-    </w:lvl>
-    <w:lvl w:ilvl="8" w:tplc="04090005" w:tentative="1">
-      <w:start w:val="1"/>
-      <w:numFmt w:val="bullet"/>
-      <w:lvlText w:val=""/>
-      <w:lvlJc w:val="left"/>
-      <w:pPr>
-        <w:ind w:left="6480" w:hanging="360"/>
-      </w:pPr>
-      <w:rPr>
-        <w:rFonts w:ascii="Wingdings" w:hAnsi="Wingdings" w:hint="default"/>
-      </w:rPr>
-    </w:lvl>
-  </w:abstractNum>
-  <w:abstractNum w:abstractNumId="26" w15:restartNumberingAfterBreak="0">
-    <w:nsid w:val="708B43DD"/>
-    <w:multiLevelType w:val="hybridMultilevel"/>
-    <w:tmpl w:val="2A8815F8"/>
-    <w:lvl w:ilvl="0" w:tplc="FFFFFFFF">
-      <w:start w:val="1"/>
-      <w:numFmt w:val="decimal"/>
-      <w:lvlText w:val="%1."/>
-      <w:lvlJc w:val="left"/>
-      <w:pPr>
-        <w:ind w:left="648" w:hanging="360"/>
-      </w:pPr>
-    </w:lvl>
-    <w:lvl w:ilvl="1" w:tplc="0409000F">
-      <w:start w:val="1"/>
-      <w:numFmt w:val="decimal"/>
-      <w:lvlText w:val="%2."/>
-      <w:lvlJc w:val="left"/>
-      <w:pPr>
-        <w:ind w:left="1440" w:hanging="360"/>
-      </w:pPr>
-    </w:lvl>
-    <w:lvl w:ilvl="2" w:tplc="FFFFFFFF">
-      <w:start w:val="1"/>
-      <w:numFmt w:val="lowerRoman"/>
-      <w:lvlText w:val="%3."/>
-      <w:lvlJc w:val="right"/>
-      <w:pPr>
-        <w:ind w:left="2088" w:hanging="180"/>
-      </w:pPr>
-    </w:lvl>
-    <w:lvl w:ilvl="3" w:tplc="FFFFFFFF" w:tentative="1">
-      <w:start w:val="1"/>
-      <w:numFmt w:val="decimal"/>
-      <w:lvlText w:val="%4."/>
-      <w:lvlJc w:val="left"/>
-      <w:pPr>
-        <w:ind w:left="2808" w:hanging="360"/>
-      </w:pPr>
-    </w:lvl>
-    <w:lvl w:ilvl="4" w:tplc="FFFFFFFF" w:tentative="1">
-      <w:start w:val="1"/>
-      <w:numFmt w:val="lowerLetter"/>
-      <w:lvlText w:val="%5."/>
-      <w:lvlJc w:val="left"/>
-      <w:pPr>
-        <w:ind w:left="3528" w:hanging="360"/>
-      </w:pPr>
-    </w:lvl>
-    <w:lvl w:ilvl="5" w:tplc="FFFFFFFF" w:tentative="1">
-      <w:start w:val="1"/>
-      <w:numFmt w:val="lowerRoman"/>
-      <w:lvlText w:val="%6."/>
-      <w:lvlJc w:val="right"/>
-      <w:pPr>
-        <w:ind w:left="4248" w:hanging="180"/>
-      </w:pPr>
-    </w:lvl>
-    <w:lvl w:ilvl="6" w:tplc="FFFFFFFF" w:tentative="1">
-      <w:start w:val="1"/>
-      <w:numFmt w:val="decimal"/>
-      <w:lvlText w:val="%7."/>
-      <w:lvlJc w:val="left"/>
-      <w:pPr>
-        <w:ind w:left="4968" w:hanging="360"/>
-      </w:pPr>
-    </w:lvl>
-    <w:lvl w:ilvl="7" w:tplc="FFFFFFFF" w:tentative="1">
-      <w:start w:val="1"/>
-      <w:numFmt w:val="lowerLetter"/>
-      <w:lvlText w:val="%8."/>
-      <w:lvlJc w:val="left"/>
-      <w:pPr>
-        <w:ind w:left="5688" w:hanging="360"/>
-      </w:pPr>
-    </w:lvl>
-    <w:lvl w:ilvl="8" w:tplc="FFFFFFFF" w:tentative="1">
-      <w:start w:val="1"/>
-      <w:numFmt w:val="lowerRoman"/>
-      <w:lvlText w:val="%9."/>
-      <w:lvlJc w:val="right"/>
-      <w:pPr>
-        <w:ind w:left="6408" w:hanging="180"/>
-      </w:pPr>
-    </w:lvl>
-  </w:abstractNum>
-  <w:abstractNum w:abstractNumId="27" w15:restartNumberingAfterBreak="0">
-    <w:nsid w:val="73A146C5"/>
-    <w:multiLevelType w:val="hybridMultilevel"/>
-    <w:tmpl w:val="898C3688"/>
-    <w:lvl w:ilvl="0" w:tplc="04090001">
-      <w:start w:val="1"/>
-      <w:numFmt w:val="bullet"/>
-      <w:lvlText w:val=""/>
-      <w:lvlJc w:val="left"/>
-      <w:pPr>
-        <w:ind w:left="720" w:hanging="360"/>
-      </w:pPr>
-      <w:rPr>
-        <w:rFonts w:ascii="Symbol" w:hAnsi="Symbol" w:hint="default"/>
-      </w:rPr>
-    </w:lvl>
-    <w:lvl w:ilvl="1" w:tplc="04090003" w:tentative="1">
-      <w:start w:val="1"/>
-      <w:numFmt w:val="bullet"/>
-      <w:lvlText w:val="o"/>
-      <w:lvlJc w:val="left"/>
-      <w:pPr>
-        <w:ind w:left="1440" w:hanging="360"/>
-      </w:pPr>
-      <w:rPr>
-        <w:rFonts w:ascii="Courier New" w:hAnsi="Courier New" w:cs="Courier New" w:hint="default"/>
-      </w:rPr>
-    </w:lvl>
-    <w:lvl w:ilvl="2" w:tplc="04090005" w:tentative="1">
-      <w:start w:val="1"/>
-      <w:numFmt w:val="bullet"/>
-      <w:lvlText w:val=""/>
-      <w:lvlJc w:val="left"/>
-      <w:pPr>
-        <w:ind w:left="2160" w:hanging="360"/>
-      </w:pPr>
-      <w:rPr>
-        <w:rFonts w:ascii="Wingdings" w:hAnsi="Wingdings" w:hint="default"/>
-      </w:rPr>
-    </w:lvl>
-    <w:lvl w:ilvl="3" w:tplc="04090001" w:tentative="1">
-      <w:start w:val="1"/>
-      <w:numFmt w:val="bullet"/>
-      <w:lvlText w:val=""/>
-      <w:lvlJc w:val="left"/>
-      <w:pPr>
-        <w:ind w:left="2880" w:hanging="360"/>
-      </w:pPr>
-      <w:rPr>
-        <w:rFonts w:ascii="Symbol" w:hAnsi="Symbol" w:hint="default"/>
-      </w:rPr>
-    </w:lvl>
-    <w:lvl w:ilvl="4" w:tplc="04090003" w:tentative="1">
-      <w:start w:val="1"/>
-      <w:numFmt w:val="bullet"/>
-      <w:lvlText w:val="o"/>
-      <w:lvlJc w:val="left"/>
-      <w:pPr>
-        <w:ind w:left="3600" w:hanging="360"/>
-      </w:pPr>
-      <w:rPr>
-        <w:rFonts w:ascii="Courier New" w:hAnsi="Courier New" w:cs="Courier New" w:hint="default"/>
-      </w:rPr>
-    </w:lvl>
-    <w:lvl w:ilvl="5" w:tplc="04090005" w:tentative="1">
-      <w:start w:val="1"/>
-      <w:numFmt w:val="bullet"/>
-      <w:lvlText w:val=""/>
-      <w:lvlJc w:val="left"/>
-      <w:pPr>
-        <w:ind w:left="4320" w:hanging="360"/>
-      </w:pPr>
-      <w:rPr>
-        <w:rFonts w:ascii="Wingdings" w:hAnsi="Wingdings" w:hint="default"/>
-      </w:rPr>
-    </w:lvl>
-    <w:lvl w:ilvl="6" w:tplc="04090001" w:tentative="1">
-      <w:start w:val="1"/>
-      <w:numFmt w:val="bullet"/>
-      <w:lvlText w:val=""/>
-      <w:lvlJc w:val="left"/>
-      <w:pPr>
-        <w:ind w:left="5040" w:hanging="360"/>
-      </w:pPr>
-      <w:rPr>
-        <w:rFonts w:ascii="Symbol" w:hAnsi="Symbol" w:hint="default"/>
-      </w:rPr>
-    </w:lvl>
-    <w:lvl w:ilvl="7" w:tplc="04090003" w:tentative="1">
-      <w:start w:val="1"/>
-      <w:numFmt w:val="bullet"/>
-      <w:lvlText w:val="o"/>
-      <w:lvlJc w:val="left"/>
-      <w:pPr>
-        <w:ind w:left="5760" w:hanging="360"/>
-      </w:pPr>
-      <w:rPr>
-        <w:rFonts w:ascii="Courier New" w:hAnsi="Courier New" w:cs="Courier New" w:hint="default"/>
-      </w:rPr>
-    </w:lvl>
-    <w:lvl w:ilvl="8" w:tplc="04090005" w:tentative="1">
-      <w:start w:val="1"/>
-      <w:numFmt w:val="bullet"/>
-      <w:lvlText w:val=""/>
-      <w:lvlJc w:val="left"/>
-      <w:pPr>
-        <w:ind w:left="6480" w:hanging="360"/>
-      </w:pPr>
-      <w:rPr>
-        <w:rFonts w:ascii="Wingdings" w:hAnsi="Wingdings" w:hint="default"/>
-      </w:rPr>
-    </w:lvl>
-  </w:abstractNum>
-  <w:abstractNum w:abstractNumId="28" w15:restartNumberingAfterBreak="0">
-    <w:nsid w:val="742214AF"/>
-    <w:multiLevelType w:val="hybridMultilevel"/>
-    <w:tmpl w:val="88187994"/>
-    <w:lvl w:ilvl="0" w:tplc="04090001">
-      <w:start w:val="1"/>
-      <w:numFmt w:val="bullet"/>
-      <w:lvlText w:val=""/>
-      <w:lvlJc w:val="left"/>
-      <w:pPr>
-        <w:ind w:left="720" w:hanging="360"/>
-      </w:pPr>
-      <w:rPr>
-        <w:rFonts w:ascii="Symbol" w:hAnsi="Symbol" w:hint="default"/>
-      </w:rPr>
-    </w:lvl>
-    <w:lvl w:ilvl="1" w:tplc="04090003" w:tentative="1">
-      <w:start w:val="1"/>
-      <w:numFmt w:val="bullet"/>
-      <w:lvlText w:val="o"/>
-      <w:lvlJc w:val="left"/>
-      <w:pPr>
-        <w:ind w:left="1440" w:hanging="360"/>
-      </w:pPr>
-      <w:rPr>
-        <w:rFonts w:ascii="Courier New" w:hAnsi="Courier New" w:cs="Courier New" w:hint="default"/>
-      </w:rPr>
-    </w:lvl>
-    <w:lvl w:ilvl="2" w:tplc="04090005" w:tentative="1">
-      <w:start w:val="1"/>
-      <w:numFmt w:val="bullet"/>
-      <w:lvlText w:val=""/>
-      <w:lvlJc w:val="left"/>
-      <w:pPr>
-        <w:ind w:left="2160" w:hanging="360"/>
-      </w:pPr>
-      <w:rPr>
-        <w:rFonts w:ascii="Wingdings" w:hAnsi="Wingdings" w:hint="default"/>
-      </w:rPr>
-    </w:lvl>
-    <w:lvl w:ilvl="3" w:tplc="04090001" w:tentative="1">
-      <w:start w:val="1"/>
-      <w:numFmt w:val="bullet"/>
-      <w:lvlText w:val=""/>
-      <w:lvlJc w:val="left"/>
-      <w:pPr>
-        <w:ind w:left="2880" w:hanging="360"/>
-      </w:pPr>
-      <w:rPr>
-        <w:rFonts w:ascii="Symbol" w:hAnsi="Symbol" w:hint="default"/>
-      </w:rPr>
-    </w:lvl>
-    <w:lvl w:ilvl="4" w:tplc="04090003" w:tentative="1">
-      <w:start w:val="1"/>
-      <w:numFmt w:val="bullet"/>
-      <w:lvlText w:val="o"/>
-      <w:lvlJc w:val="left"/>
-      <w:pPr>
-        <w:ind w:left="3600" w:hanging="360"/>
-      </w:pPr>
-      <w:rPr>
-        <w:rFonts w:ascii="Courier New" w:hAnsi="Courier New" w:cs="Courier New" w:hint="default"/>
-      </w:rPr>
-    </w:lvl>
-    <w:lvl w:ilvl="5" w:tplc="04090005" w:tentative="1">
-      <w:start w:val="1"/>
-      <w:numFmt w:val="bullet"/>
-      <w:lvlText w:val=""/>
-      <w:lvlJc w:val="left"/>
-      <w:pPr>
-        <w:ind w:left="4320" w:hanging="360"/>
-      </w:pPr>
-      <w:rPr>
-        <w:rFonts w:ascii="Wingdings" w:hAnsi="Wingdings" w:hint="default"/>
-      </w:rPr>
-    </w:lvl>
-    <w:lvl w:ilvl="6" w:tplc="04090001" w:tentative="1">
-      <w:start w:val="1"/>
-      <w:numFmt w:val="bullet"/>
-      <w:lvlText w:val=""/>
-      <w:lvlJc w:val="left"/>
-      <w:pPr>
-        <w:ind w:left="5040" w:hanging="360"/>
-      </w:pPr>
-      <w:rPr>
-        <w:rFonts w:ascii="Symbol" w:hAnsi="Symbol" w:hint="default"/>
-      </w:rPr>
-    </w:lvl>
-    <w:lvl w:ilvl="7" w:tplc="04090003" w:tentative="1">
-      <w:start w:val="1"/>
-      <w:numFmt w:val="bullet"/>
-      <w:lvlText w:val="o"/>
-      <w:lvlJc w:val="left"/>
-      <w:pPr>
-        <w:ind w:left="5760" w:hanging="360"/>
-      </w:pPr>
-      <w:rPr>
-        <w:rFonts w:ascii="Courier New" w:hAnsi="Courier New" w:cs="Courier New" w:hint="default"/>
-      </w:rPr>
-    </w:lvl>
-    <w:lvl w:ilvl="8" w:tplc="04090005" w:tentative="1">
-      <w:start w:val="1"/>
-      <w:numFmt w:val="bullet"/>
-      <w:lvlText w:val=""/>
-      <w:lvlJc w:val="left"/>
-      <w:pPr>
-        <w:ind w:left="6480" w:hanging="360"/>
-      </w:pPr>
-      <w:rPr>
-        <w:rFonts w:ascii="Wingdings" w:hAnsi="Wingdings" w:hint="default"/>
-      </w:rPr>
-    </w:lvl>
-  </w:abstractNum>
-  <w:abstractNum w:abstractNumId="29" w15:restartNumberingAfterBreak="0">
-    <w:nsid w:val="76B678EF"/>
-    <w:multiLevelType w:val="hybridMultilevel"/>
-    <w:tmpl w:val="467A496A"/>
-    <w:lvl w:ilvl="0" w:tplc="FFFFFFFF">
-      <w:start w:val="1"/>
-      <w:numFmt w:val="decimal"/>
-      <w:lvlText w:val="%1."/>
-      <w:lvlJc w:val="left"/>
-      <w:pPr>
-        <w:ind w:left="720" w:hanging="360"/>
-      </w:pPr>
-    </w:lvl>
-    <w:lvl w:ilvl="1" w:tplc="0409000F">
-      <w:start w:val="1"/>
-      <w:numFmt w:val="decimal"/>
-      <w:lvlText w:val="%2."/>
-      <w:lvlJc w:val="left"/>
-      <w:pPr>
-        <w:ind w:left="1440" w:hanging="360"/>
-      </w:pPr>
-    </w:lvl>
-    <w:lvl w:ilvl="2" w:tplc="FFFFFFFF">
-      <w:start w:val="1"/>
-      <w:numFmt w:val="lowerRoman"/>
-      <w:lvlText w:val="%3."/>
-      <w:lvlJc w:val="right"/>
-      <w:pPr>
-        <w:ind w:left="2160" w:hanging="180"/>
-      </w:pPr>
-    </w:lvl>
-    <w:lvl w:ilvl="3" w:tplc="FFFFFFFF">
-      <w:start w:val="1"/>
-      <w:numFmt w:val="decimal"/>
-      <w:lvlText w:val="%4."/>
-      <w:lvlJc w:val="left"/>
-      <w:pPr>
-        <w:ind w:left="2880" w:hanging="360"/>
-      </w:pPr>
-    </w:lvl>
-    <w:lvl w:ilvl="4" w:tplc="FFFFFFFF" w:tentative="1">
-      <w:start w:val="1"/>
-      <w:numFmt w:val="lowerLetter"/>
-      <w:lvlText w:val="%5."/>
-      <w:lvlJc w:val="left"/>
-      <w:pPr>
-        <w:ind w:left="3600" w:hanging="360"/>
-      </w:pPr>
-    </w:lvl>
-    <w:lvl w:ilvl="5" w:tplc="FFFFFFFF" w:tentative="1">
-      <w:start w:val="1"/>
-      <w:numFmt w:val="lowerRoman"/>
-      <w:lvlText w:val="%6."/>
-      <w:lvlJc w:val="right"/>
-      <w:pPr>
-        <w:ind w:left="4320" w:hanging="180"/>
-      </w:pPr>
-    </w:lvl>
-    <w:lvl w:ilvl="6" w:tplc="FFFFFFFF" w:tentative="1">
-      <w:start w:val="1"/>
-      <w:numFmt w:val="decimal"/>
-      <w:lvlText w:val="%7."/>
-      <w:lvlJc w:val="left"/>
-      <w:pPr>
-        <w:ind w:left="5040" w:hanging="360"/>
-      </w:pPr>
-    </w:lvl>
-    <w:lvl w:ilvl="7" w:tplc="FFFFFFFF" w:tentative="1">
-      <w:start w:val="1"/>
-      <w:numFmt w:val="lowerLetter"/>
-      <w:lvlText w:val="%8."/>
-      <w:lvlJc w:val="left"/>
-      <w:pPr>
-        <w:ind w:left="5760" w:hanging="360"/>
-      </w:pPr>
-    </w:lvl>
-    <w:lvl w:ilvl="8" w:tplc="FFFFFFFF" w:tentative="1">
-      <w:start w:val="1"/>
-      <w:numFmt w:val="lowerRoman"/>
-      <w:lvlText w:val="%9."/>
-      <w:lvlJc w:val="right"/>
-      <w:pPr>
-        <w:ind w:left="6480" w:hanging="180"/>
-      </w:pPr>
-    </w:lvl>
-  </w:abstractNum>
-  <w:abstractNum w:abstractNumId="30" w15:restartNumberingAfterBreak="0">
-    <w:nsid w:val="77A0192D"/>
-    <w:multiLevelType w:val="multilevel"/>
-    <w:tmpl w:val="5B0A27D2"/>
-    <w:lvl w:ilvl="0">
-      <w:start w:val="1"/>
-      <w:numFmt w:val="bullet"/>
-      <w:lvlText w:val=""/>
-      <w:lvlJc w:val="left"/>
-      <w:pPr>
-        <w:tabs>
-          <w:tab w:val="num" w:pos="720"/>
-        </w:tabs>
-        <w:ind w:left="720" w:hanging="360"/>
-      </w:pPr>
-      <w:rPr>
-        <w:rFonts w:ascii="Symbol" w:hAnsi="Symbol" w:hint="default"/>
-      </w:rPr>
-    </w:lvl>
-    <w:lvl w:ilvl="1">
-      <w:start w:val="1"/>
-      <w:numFmt w:val="bullet"/>
-      <w:lvlText w:val=""/>
-      <w:lvlJc w:val="left"/>
-      <w:pPr>
-        <w:ind w:left="1440" w:hanging="360"/>
-      </w:pPr>
-      <w:rPr>
-        <w:rFonts w:ascii="Symbol" w:hAnsi="Symbol" w:hint="default"/>
-      </w:rPr>
-    </w:lvl>
-    <w:lvl w:ilvl="2">
-      <w:start w:val="1"/>
-      <w:numFmt w:val="decimal"/>
-      <w:lvlText w:val="%3."/>
-      <w:lvlJc w:val="left"/>
-      <w:pPr>
-        <w:tabs>
-          <w:tab w:val="num" w:pos="2160"/>
-        </w:tabs>
-        <w:ind w:left="2160" w:hanging="360"/>
-      </w:pPr>
-    </w:lvl>
-    <w:lvl w:ilvl="3" w:tentative="1">
-      <w:start w:val="1"/>
-      <w:numFmt w:val="decimal"/>
-      <w:lvlText w:val="%4."/>
-      <w:lvlJc w:val="left"/>
-      <w:pPr>
-        <w:tabs>
-          <w:tab w:val="num" w:pos="2880"/>
-        </w:tabs>
-        <w:ind w:left="2880" w:hanging="360"/>
-      </w:pPr>
-    </w:lvl>
-    <w:lvl w:ilvl="4" w:tentative="1">
-      <w:start w:val="1"/>
-      <w:numFmt w:val="decimal"/>
-      <w:lvlText w:val="%5."/>
-      <w:lvlJc w:val="left"/>
-      <w:pPr>
-        <w:tabs>
-          <w:tab w:val="num" w:pos="3600"/>
-        </w:tabs>
-        <w:ind w:left="3600" w:hanging="360"/>
-      </w:pPr>
-    </w:lvl>
-    <w:lvl w:ilvl="5" w:tentative="1">
-      <w:start w:val="1"/>
-      <w:numFmt w:val="decimal"/>
-      <w:lvlText w:val="%6."/>
-      <w:lvlJc w:val="left"/>
-      <w:pPr>
-        <w:tabs>
-          <w:tab w:val="num" w:pos="4320"/>
-        </w:tabs>
-        <w:ind w:left="4320" w:hanging="360"/>
-      </w:pPr>
-    </w:lvl>
-    <w:lvl w:ilvl="6" w:tentative="1">
-      <w:start w:val="1"/>
-      <w:numFmt w:val="decimal"/>
-      <w:lvlText w:val="%7."/>
-      <w:lvlJc w:val="left"/>
-      <w:pPr>
-        <w:tabs>
-          <w:tab w:val="num" w:pos="5040"/>
-        </w:tabs>
-        <w:ind w:left="5040" w:hanging="360"/>
-      </w:pPr>
-    </w:lvl>
-    <w:lvl w:ilvl="7" w:tentative="1">
-      <w:start w:val="1"/>
-      <w:numFmt w:val="decimal"/>
-      <w:lvlText w:val="%8."/>
-      <w:lvlJc w:val="left"/>
-      <w:pPr>
-        <w:tabs>
-          <w:tab w:val="num" w:pos="5760"/>
-        </w:tabs>
-        <w:ind w:left="5760" w:hanging="360"/>
-      </w:pPr>
-    </w:lvl>
-    <w:lvl w:ilvl="8" w:tentative="1">
-      <w:start w:val="1"/>
-      <w:numFmt w:val="decimal"/>
-      <w:lvlText w:val="%9."/>
-      <w:lvlJc w:val="left"/>
-      <w:pPr>
-        <w:tabs>
-          <w:tab w:val="num" w:pos="6480"/>
-        </w:tabs>
-        <w:ind w:left="6480" w:hanging="360"/>
-      </w:pPr>
-    </w:lvl>
-  </w:abstractNum>
-  <w:num w:numId="1" w16cid:durableId="294676564">
+  <w:num w:numId="1" w16cid:durableId="1529223262">
     <w:abstractNumId w:val="8"/>
   </w:num>
-  <w:num w:numId="2" w16cid:durableId="2073386884">
+  <w:num w:numId="2" w16cid:durableId="143007244">
     <w:abstractNumId w:val="6"/>
   </w:num>
-  <w:num w:numId="3" w16cid:durableId="1451390082">
+  <w:num w:numId="3" w16cid:durableId="2128428523">
     <w:abstractNumId w:val="5"/>
   </w:num>
-  <w:num w:numId="4" w16cid:durableId="2064058115">
+  <w:num w:numId="4" w16cid:durableId="2068412568">
     <w:abstractNumId w:val="4"/>
   </w:num>
-  <w:num w:numId="5" w16cid:durableId="1013261060">
+  <w:num w:numId="5" w16cid:durableId="992756935">
     <w:abstractNumId w:val="7"/>
   </w:num>
-  <w:num w:numId="6" w16cid:durableId="661083092">
+  <w:num w:numId="6" w16cid:durableId="784930467">
     <w:abstractNumId w:val="3"/>
   </w:num>
-  <w:num w:numId="7" w16cid:durableId="619726616">
+  <w:num w:numId="7" w16cid:durableId="1482310478">
     <w:abstractNumId w:val="2"/>
   </w:num>
-  <w:num w:numId="8" w16cid:durableId="493112057">
+  <w:num w:numId="8" w16cid:durableId="1830635040">
     <w:abstractNumId w:val="1"/>
   </w:num>
-  <w:num w:numId="9" w16cid:durableId="154490288">
+  <w:num w:numId="9" w16cid:durableId="641928123">
     <w:abstractNumId w:val="0"/>
-  </w:num>
-  <w:num w:numId="10" w16cid:durableId="519124504">
-    <w:abstractNumId w:val="14"/>
-  </w:num>
-  <w:num w:numId="11" w16cid:durableId="427892083">
-    <w:abstractNumId w:val="28"/>
-  </w:num>
-  <w:num w:numId="12" w16cid:durableId="1673987535">
-    <w:abstractNumId w:val="27"/>
-  </w:num>
-  <w:num w:numId="13" w16cid:durableId="1106652304">
-    <w:abstractNumId w:val="18"/>
-  </w:num>
-  <w:num w:numId="14" w16cid:durableId="434256818">
-    <w:abstractNumId w:val="25"/>
-  </w:num>
-  <w:num w:numId="15" w16cid:durableId="2069185648">
-    <w:abstractNumId w:val="16"/>
-  </w:num>
-  <w:num w:numId="16" w16cid:durableId="1860654420">
-    <w:abstractNumId w:val="10"/>
-  </w:num>
-  <w:num w:numId="17" w16cid:durableId="133911172">
-    <w:abstractNumId w:val="23"/>
-  </w:num>
-  <w:num w:numId="18" w16cid:durableId="1832065584">
-    <w:abstractNumId w:val="11"/>
-  </w:num>
-  <w:num w:numId="19" w16cid:durableId="816803333">
-    <w:abstractNumId w:val="26"/>
-  </w:num>
-  <w:num w:numId="20" w16cid:durableId="1175068767">
-    <w:abstractNumId w:val="29"/>
-  </w:num>
-  <w:num w:numId="21" w16cid:durableId="1211723642">
-    <w:abstractNumId w:val="9"/>
-  </w:num>
-  <w:num w:numId="22" w16cid:durableId="1390223170">
-    <w:abstractNumId w:val="20"/>
-  </w:num>
-  <w:num w:numId="23" w16cid:durableId="170993336">
-    <w:abstractNumId w:val="15"/>
-  </w:num>
-  <w:num w:numId="24" w16cid:durableId="184097395">
-    <w:abstractNumId w:val="22"/>
-  </w:num>
-  <w:num w:numId="25" w16cid:durableId="1245603538">
-    <w:abstractNumId w:val="19"/>
-  </w:num>
-  <w:num w:numId="26" w16cid:durableId="1152526616">
-    <w:abstractNumId w:val="17"/>
-  </w:num>
-  <w:num w:numId="27" w16cid:durableId="1355882624">
-    <w:abstractNumId w:val="30"/>
-  </w:num>
-  <w:num w:numId="28" w16cid:durableId="1164517893">
-    <w:abstractNumId w:val="21"/>
-  </w:num>
-  <w:num w:numId="29" w16cid:durableId="1738014906">
-    <w:abstractNumId w:val="12"/>
-  </w:num>
-  <w:num w:numId="30" w16cid:durableId="1062750457">
-    <w:abstractNumId w:val="13"/>
-  </w:num>
-  <w:num w:numId="31" w16cid:durableId="2058507528">
-    <w:abstractNumId w:val="24"/>
   </w:num>
 </w:numbering>
 </file>
@@ -6610,7 +3197,7 @@
     <w:lsdException w:name="Medium Shading 2 Accent 1" w:uiPriority="64"/>
     <w:lsdException w:name="Medium List 1 Accent 1" w:uiPriority="65"/>
     <w:lsdException w:name="Revision" w:semiHidden="1"/>
-    <w:lsdException w:name="List Paragraph" w:uiPriority="0" w:qFormat="1"/>
+    <w:lsdException w:name="List Paragraph" w:uiPriority="34" w:qFormat="1"/>
     <w:lsdException w:name="Quote" w:uiPriority="29" w:qFormat="1"/>
     <w:lsdException w:name="Intense Quote" w:uiPriority="30" w:qFormat="1"/>
     <w:lsdException w:name="Medium List 2 Accent 1" w:uiPriority="66"/>
@@ -6803,16 +3390,19 @@
     <w:name w:val="Normal"/>
     <w:qFormat/>
     <w:rsid w:val="00FC693F"/>
+    <w:rPr>
+      <w:rFonts w:ascii="Arial" w:hAnsi="Arial"/>
+      <w:sz w:val="20"/>
+    </w:rPr>
   </w:style>
   <w:style w:type="paragraph" w:styleId="Heading1">
     <w:name w:val="heading 1"/>
     <w:basedOn w:val="Normal"/>
     <w:next w:val="Normal"/>
     <w:link w:val="Heading1Char"/>
-    <w:autoRedefine/>
     <w:uiPriority w:val="9"/>
     <w:qFormat/>
-    <w:rsid w:val="004B775B"/>
+    <w:rsid w:val="00FC693F"/>
     <w:pPr>
       <w:keepNext/>
       <w:keepLines/>
@@ -6823,7 +3413,7 @@
       <w:rFonts w:asciiTheme="majorHAnsi" w:eastAsiaTheme="majorEastAsia" w:hAnsiTheme="majorHAnsi" w:cstheme="majorBidi"/>
       <w:b/>
       <w:bCs/>
-      <w:color w:val="365F91" w:themeColor="accent1" w:themeShade="BF"/>
+      <w:color w:val="1F4E79"/>
       <w:sz w:val="28"/>
       <w:szCs w:val="28"/>
     </w:rPr>
@@ -6847,7 +3437,7 @@
       <w:rFonts w:asciiTheme="majorHAnsi" w:eastAsiaTheme="majorEastAsia" w:hAnsiTheme="majorHAnsi" w:cstheme="majorBidi"/>
       <w:b/>
       <w:bCs/>
-      <w:color w:val="4F81BD" w:themeColor="accent1"/>
+      <w:color w:val="1F4E79"/>
       <w:sz w:val="26"/>
       <w:szCs w:val="26"/>
     </w:rPr>
@@ -6871,7 +3461,7 @@
       <w:rFonts w:asciiTheme="majorHAnsi" w:eastAsiaTheme="majorEastAsia" w:hAnsiTheme="majorHAnsi" w:cstheme="majorBidi"/>
       <w:b/>
       <w:bCs/>
-      <w:color w:val="4F81BD" w:themeColor="accent1"/>
+      <w:color w:val="1F4E79"/>
     </w:rPr>
   </w:style>
   <w:style w:type="paragraph" w:styleId="Heading4">
@@ -6880,6 +3470,7 @@
     <w:next w:val="Normal"/>
     <w:link w:val="Heading4Char"/>
     <w:uiPriority w:val="9"/>
+    <w:semiHidden/>
     <w:unhideWhenUsed/>
     <w:qFormat/>
     <w:rsid w:val="00FC693F"/>
@@ -6904,6 +3495,7 @@
     <w:next w:val="Normal"/>
     <w:link w:val="Heading5Char"/>
     <w:uiPriority w:val="9"/>
+    <w:semiHidden/>
     <w:unhideWhenUsed/>
     <w:qFormat/>
     <w:rsid w:val="00FC693F"/>
@@ -6924,14 +3516,14 @@
     <w:next w:val="Normal"/>
     <w:link w:val="Heading6Char"/>
     <w:uiPriority w:val="9"/>
+    <w:semiHidden/>
     <w:unhideWhenUsed/>
     <w:qFormat/>
-    <w:rsid w:val="002E21FB"/>
+    <w:rsid w:val="00FC693F"/>
     <w:pPr>
       <w:keepNext/>
       <w:keepLines/>
       <w:spacing w:before="200" w:after="0"/>
-      <w:ind w:left="360"/>
       <w:outlineLvl w:val="5"/>
     </w:pPr>
     <w:rPr>
@@ -6983,7 +3575,6 @@
     <w:rPr>
       <w:rFonts w:asciiTheme="majorHAnsi" w:eastAsiaTheme="majorEastAsia" w:hAnsiTheme="majorHAnsi" w:cstheme="majorBidi"/>
       <w:color w:val="4F81BD" w:themeColor="accent1"/>
-      <w:sz w:val="20"/>
       <w:szCs w:val="20"/>
     </w:rPr>
   </w:style>
@@ -7008,7 +3599,6 @@
       <w:i/>
       <w:iCs/>
       <w:color w:val="404040" w:themeColor="text1" w:themeTint="BF"/>
-      <w:sz w:val="20"/>
       <w:szCs w:val="20"/>
     </w:rPr>
   </w:style>
@@ -7097,7 +3687,7 @@
     <w:basedOn w:val="DefaultParagraphFont"/>
     <w:link w:val="Heading1"/>
     <w:uiPriority w:val="9"/>
-    <w:rsid w:val="004B775B"/>
+    <w:rsid w:val="00FC693F"/>
     <w:rPr>
       <w:rFonts w:asciiTheme="majorHAnsi" w:eastAsiaTheme="majorEastAsia" w:hAnsiTheme="majorHAnsi" w:cstheme="majorBidi"/>
       <w:b/>
@@ -7216,6 +3806,7 @@
   <w:style w:type="paragraph" w:styleId="ListParagraph">
     <w:name w:val="List Paragraph"/>
     <w:basedOn w:val="Normal"/>
+    <w:uiPriority w:val="34"/>
     <w:qFormat/>
     <w:rsid w:val="00FC693F"/>
     <w:pPr>
@@ -7498,6 +4089,7 @@
     <w:basedOn w:val="DefaultParagraphFont"/>
     <w:link w:val="Heading4"/>
     <w:uiPriority w:val="9"/>
+    <w:semiHidden/>
     <w:rsid w:val="00FC693F"/>
     <w:rPr>
       <w:rFonts w:asciiTheme="majorHAnsi" w:eastAsiaTheme="majorEastAsia" w:hAnsiTheme="majorHAnsi" w:cstheme="majorBidi"/>
@@ -7513,6 +4105,7 @@
     <w:basedOn w:val="DefaultParagraphFont"/>
     <w:link w:val="Heading5"/>
     <w:uiPriority w:val="9"/>
+    <w:semiHidden/>
     <w:rsid w:val="00FC693F"/>
     <w:rPr>
       <w:rFonts w:asciiTheme="majorHAnsi" w:eastAsiaTheme="majorEastAsia" w:hAnsiTheme="majorHAnsi" w:cstheme="majorBidi"/>
@@ -7524,7 +4117,8 @@
     <w:basedOn w:val="DefaultParagraphFont"/>
     <w:link w:val="Heading6"/>
     <w:uiPriority w:val="9"/>
-    <w:rsid w:val="002E21FB"/>
+    <w:semiHidden/>
+    <w:rsid w:val="00FC693F"/>
     <w:rPr>
       <w:rFonts w:asciiTheme="majorHAnsi" w:eastAsiaTheme="majorEastAsia" w:hAnsiTheme="majorHAnsi" w:cstheme="majorBidi"/>
       <w:i/>
@@ -18112,38 +14706,23 @@
 </file>
 
 <file path=customXml/item1.xml><?xml version="1.0" encoding="utf-8"?>
-<p:properties xmlns:p="http://schemas.microsoft.com/office/2006/metadata/properties" xmlns:xsi="http://www.w3.org/2001/XMLSchema-instance" xmlns:pc="http://schemas.microsoft.com/office/infopath/2007/PartnerControls">
-  <documentManagement>
-    <lcf76f155ced4ddcb4097134ff3c332f xmlns="4fe047de-1ba9-4cea-bcb8-0a9d82515cfb" xsi:nil="true"/>
-  </documentManagement>
-</p:properties>
+<b:Sources xmlns:b="http://schemas.openxmlformats.org/officeDocument/2006/bibliography" xmlns="http://schemas.openxmlformats.org/officeDocument/2006/bibliography" SelectedStyle="/APA.XSL" StyleName="APA"/>
 </file>
 
 <file path=customXml/item2.xml><?xml version="1.0" encoding="utf-8"?>
-<ct:contentTypeSchema xmlns:ct="http://schemas.microsoft.com/office/2006/metadata/contentType" xmlns:ma="http://schemas.microsoft.com/office/2006/metadata/properties/metaAttributes" ct:_="" ma:_="" ma:contentTypeName="Document" ma:contentTypeID="0x01010053C707EBD740C14EBCF9A3B7BF55E520" ma:contentTypeVersion="326" ma:contentTypeDescription="Create a new document." ma:contentTypeScope="" ma:versionID="2c612ead216d8dc62695c93859be3ffc">
-  <xsd:schema xmlns:xsd="http://www.w3.org/2001/XMLSchema" xmlns:xs="http://www.w3.org/2001/XMLSchema" xmlns:p="http://schemas.microsoft.com/office/2006/metadata/properties" xmlns:ns2="4fe047de-1ba9-4cea-bcb8-0a9d82515cfb" xmlns:ns3="71b71038-83a7-445d-995a-b900a742ad41" targetNamespace="http://schemas.microsoft.com/office/2006/metadata/properties" ma:root="true" ma:fieldsID="a3ca0af9f62f333360168fd2c6a35f3c" ns2:_="" ns3:_="">
-    <xsd:import namespace="4fe047de-1ba9-4cea-bcb8-0a9d82515cfb"/>
-    <xsd:import namespace="71b71038-83a7-445d-995a-b900a742ad41"/>
+<ct:contentTypeSchema xmlns:ct="http://schemas.microsoft.com/office/2006/metadata/contentType" xmlns:ma="http://schemas.microsoft.com/office/2006/metadata/properties/metaAttributes" ct:_="" ma:_="" ma:contentTypeName="Document" ma:contentTypeID="0x010100A5DD8DE15AC3234C8FBBAEAFF182974A" ma:contentTypeVersion="3" ma:contentTypeDescription="Create a new document." ma:contentTypeScope="" ma:versionID="03fcc676e248d703628e7304b4483f03">
+  <xsd:schema xmlns:xsd="http://www.w3.org/2001/XMLSchema" xmlns:xs="http://www.w3.org/2001/XMLSchema" xmlns:p="http://schemas.microsoft.com/office/2006/metadata/properties" xmlns:ns2="6c1f1869-0a91-41b0-9599-506782674a4c" xmlns:ns3="70773ae8-c82e-4a9a-af0d-2af987039ca2" targetNamespace="http://schemas.microsoft.com/office/2006/metadata/properties" ma:root="true" ma:fieldsID="7b1574b9cff86a35bd0c889148fa3187" ns2:_="" ns3:_="">
+    <xsd:import namespace="6c1f1869-0a91-41b0-9599-506782674a4c"/>
+    <xsd:import namespace="70773ae8-c82e-4a9a-af0d-2af987039ca2"/>
     <xsd:element name="properties">
       <xsd:complexType>
         <xsd:sequence>
           <xsd:element name="documentManagement">
             <xsd:complexType>
               <xsd:all>
-                <xsd:element ref="ns2:MediaServiceMetadata" minOccurs="0"/>
-                <xsd:element ref="ns2:MediaServiceFastMetadata" minOccurs="0"/>
-                <xsd:element ref="ns2:MediaServiceObjectDetectorVersions" minOccurs="0"/>
-                <xsd:element ref="ns2:MediaServiceDateTaken" minOccurs="0"/>
-                <xsd:element ref="ns2:MediaServiceLocation" minOccurs="0"/>
-                <xsd:element ref="ns2:MediaServiceGenerationTime" minOccurs="0"/>
-                <xsd:element ref="ns2:MediaServiceEventHashCode" minOccurs="0"/>
+                <xsd:element ref="ns2:lcf76f155ced4ddcb4097134ff3c332f" minOccurs="0"/>
+                <xsd:element ref="ns3:TaxCatchAll" minOccurs="0"/>
                 <xsd:element ref="ns2:MediaLengthInSeconds" minOccurs="0"/>
-                <xsd:element ref="ns2:MediaServiceOCR" minOccurs="0"/>
-                <xsd:element ref="ns3:SharedWithUsers" minOccurs="0"/>
-                <xsd:element ref="ns3:SharedWithDetails" minOccurs="0"/>
-                <xsd:element ref="ns2:MediaServiceSearchProperties" minOccurs="0"/>
-                <xsd:element ref="ns2:MediaServiceBillingMetadata" minOccurs="0"/>
-                <xsd:element ref="ns2:lcf76f155ced4ddcb4097134ff3c332f" minOccurs="0"/>
               </xsd:all>
             </xsd:complexType>
           </xsd:element>
@@ -18151,100 +14730,33 @@
       </xsd:complexType>
     </xsd:element>
   </xsd:schema>
-  <xsd:schema xmlns:xsd="http://www.w3.org/2001/XMLSchema" xmlns:xs="http://www.w3.org/2001/XMLSchema" xmlns:dms="http://schemas.microsoft.com/office/2006/documentManagement/types" xmlns:pc="http://schemas.microsoft.com/office/infopath/2007/PartnerControls" targetNamespace="4fe047de-1ba9-4cea-bcb8-0a9d82515cfb" elementFormDefault="qualified">
+  <xsd:schema xmlns:xsd="http://www.w3.org/2001/XMLSchema" xmlns:xs="http://www.w3.org/2001/XMLSchema" xmlns:dms="http://schemas.microsoft.com/office/2006/documentManagement/types" xmlns:pc="http://schemas.microsoft.com/office/infopath/2007/PartnerControls" targetNamespace="6c1f1869-0a91-41b0-9599-506782674a4c" elementFormDefault="qualified">
     <xsd:import namespace="http://schemas.microsoft.com/office/2006/documentManagement/types"/>
     <xsd:import namespace="http://schemas.microsoft.com/office/infopath/2007/PartnerControls"/>
-    <xsd:element name="MediaServiceMetadata" ma:index="8" nillable="true" ma:displayName="MediaServiceMetadata" ma:hidden="true" ma:internalName="MediaServiceMetadata" ma:readOnly="true">
+    <xsd:element name="lcf76f155ced4ddcb4097134ff3c332f" ma:index="8" nillable="true" ma:displayName="Image Tags_0" ma:hidden="true" ma:internalName="lcf76f155ced4ddcb4097134ff3c332f">
       <xsd:simpleType>
         <xsd:restriction base="dms:Note"/>
       </xsd:simpleType>
     </xsd:element>
-    <xsd:element name="MediaServiceFastMetadata" ma:index="9" nillable="true" ma:displayName="MediaServiceFastMetadata" ma:hidden="true" ma:internalName="MediaServiceFastMetadata" ma:readOnly="true">
-      <xsd:simpleType>
-        <xsd:restriction base="dms:Note"/>
-      </xsd:simpleType>
-    </xsd:element>
-    <xsd:element name="MediaServiceObjectDetectorVersions" ma:index="10" nillable="true" ma:displayName="MediaServiceObjectDetectorVersions" ma:hidden="true" ma:indexed="true" ma:internalName="MediaServiceObjectDetectorVersions" ma:readOnly="true">
-      <xsd:simpleType>
-        <xsd:restriction base="dms:Text"/>
-      </xsd:simpleType>
-    </xsd:element>
-    <xsd:element name="MediaServiceDateTaken" ma:index="11" nillable="true" ma:displayName="MediaServiceDateTaken" ma:hidden="true" ma:indexed="true" ma:internalName="MediaServiceDateTaken" ma:readOnly="true">
-      <xsd:simpleType>
-        <xsd:restriction base="dms:Text"/>
-      </xsd:simpleType>
-    </xsd:element>
-    <xsd:element name="MediaServiceLocation" ma:index="12" nillable="true" ma:displayName="Location" ma:indexed="true" ma:internalName="MediaServiceLocation" ma:readOnly="true">
-      <xsd:simpleType>
-        <xsd:restriction base="dms:Text"/>
-      </xsd:simpleType>
-    </xsd:element>
-    <xsd:element name="MediaServiceGenerationTime" ma:index="13" nillable="true" ma:displayName="MediaServiceGenerationTime" ma:hidden="true" ma:internalName="MediaServiceGenerationTime" ma:readOnly="true">
-      <xsd:simpleType>
-        <xsd:restriction base="dms:Text"/>
-      </xsd:simpleType>
-    </xsd:element>
-    <xsd:element name="MediaServiceEventHashCode" ma:index="14" nillable="true" ma:displayName="MediaServiceEventHashCode" ma:hidden="true" ma:internalName="MediaServiceEventHashCode" ma:readOnly="true">
-      <xsd:simpleType>
-        <xsd:restriction base="dms:Text"/>
-      </xsd:simpleType>
-    </xsd:element>
-    <xsd:element name="MediaLengthInSeconds" ma:index="15" nillable="true" ma:displayName="MediaLengthInSeconds" ma:hidden="true" ma:internalName="MediaLengthInSeconds" ma:readOnly="true">
+    <xsd:element name="MediaLengthInSeconds" ma:index="10" nillable="true" ma:displayName="MediaLengthInSeconds" ma:hidden="true" ma:internalName="MediaLengthInSeconds" ma:readOnly="true">
       <xsd:simpleType>
         <xsd:restriction base="dms:Unknown"/>
       </xsd:simpleType>
     </xsd:element>
-    <xsd:element name="MediaServiceOCR" ma:index="16" nillable="true" ma:displayName="Extracted Text" ma:internalName="MediaServiceOCR" ma:readOnly="true">
-      <xsd:simpleType>
-        <xsd:restriction base="dms:Note">
-          <xsd:maxLength value="255"/>
-        </xsd:restriction>
-      </xsd:simpleType>
-    </xsd:element>
-    <xsd:element name="MediaServiceSearchProperties" ma:index="19" nillable="true" ma:displayName="MediaServiceSearchProperties" ma:hidden="true" ma:internalName="MediaServiceSearchProperties" ma:readOnly="true">
-      <xsd:simpleType>
-        <xsd:restriction base="dms:Note"/>
-      </xsd:simpleType>
-    </xsd:element>
-    <xsd:element name="MediaServiceBillingMetadata" ma:index="20" nillable="true" ma:displayName="MediaServiceBillingMetadata" ma:hidden="true" ma:internalName="MediaServiceBillingMetadata" ma:readOnly="true">
-      <xsd:simpleType>
-        <xsd:restriction base="dms:Note"/>
-      </xsd:simpleType>
-    </xsd:element>
-    <xsd:element name="lcf76f155ced4ddcb4097134ff3c332f" ma:index="21" nillable="true" ma:displayName="Image Tags_0" ma:hidden="true" ma:internalName="lcf76f155ced4ddcb4097134ff3c332f">
-      <xsd:simpleType>
-        <xsd:restriction base="dms:Note"/>
-      </xsd:simpleType>
-    </xsd:element>
   </xsd:schema>
-  <xsd:schema xmlns:xsd="http://www.w3.org/2001/XMLSchema" xmlns:xs="http://www.w3.org/2001/XMLSchema" xmlns:dms="http://schemas.microsoft.com/office/2006/documentManagement/types" xmlns:pc="http://schemas.microsoft.com/office/infopath/2007/PartnerControls" targetNamespace="71b71038-83a7-445d-995a-b900a742ad41" elementFormDefault="qualified">
+  <xsd:schema xmlns:xsd="http://www.w3.org/2001/XMLSchema" xmlns:xs="http://www.w3.org/2001/XMLSchema" xmlns:dms="http://schemas.microsoft.com/office/2006/documentManagement/types" xmlns:pc="http://schemas.microsoft.com/office/infopath/2007/PartnerControls" targetNamespace="70773ae8-c82e-4a9a-af0d-2af987039ca2" elementFormDefault="qualified">
     <xsd:import namespace="http://schemas.microsoft.com/office/2006/documentManagement/types"/>
     <xsd:import namespace="http://schemas.microsoft.com/office/infopath/2007/PartnerControls"/>
-    <xsd:element name="SharedWithUsers" ma:index="17" nillable="true" ma:displayName="Shared With" ma:internalName="SharedWithUsers" ma:readOnly="true">
+    <xsd:element name="TaxCatchAll" ma:index="9" nillable="true" ma:displayName="Taxonomy Catch All Column" ma:hidden="true" ma:list="{33ecfa4d-83a4-4152-9a00-5853416d62e9}" ma:internalName="TaxCatchAll" ma:showField="CatchAllData" ma:web="70773ae8-c82e-4a9a-af0d-2af987039ca2">
       <xsd:complexType>
         <xsd:complexContent>
-          <xsd:extension base="dms:UserMulti">
+          <xsd:extension base="dms:MultiChoiceLookup">
             <xsd:sequence>
-              <xsd:element name="UserInfo" minOccurs="0" maxOccurs="unbounded">
-                <xsd:complexType>
-                  <xsd:sequence>
-                    <xsd:element name="DisplayName" type="xsd:string" minOccurs="0"/>
-                    <xsd:element name="AccountId" type="dms:UserId" minOccurs="0" nillable="true"/>
-                    <xsd:element name="AccountType" type="xsd:string" minOccurs="0"/>
-                  </xsd:sequence>
-                </xsd:complexType>
-              </xsd:element>
+              <xsd:element name="Value" type="dms:Lookup" maxOccurs="unbounded" minOccurs="0" nillable="true"/>
             </xsd:sequence>
           </xsd:extension>
         </xsd:complexContent>
       </xsd:complexType>
-    </xsd:element>
-    <xsd:element name="SharedWithDetails" ma:index="18" nillable="true" ma:displayName="Shared With Details" ma:internalName="SharedWithDetails" ma:readOnly="true">
-      <xsd:simpleType>
-        <xsd:restriction base="dms:Note">
-          <xsd:maxLength value="255"/>
-        </xsd:restriction>
-      </xsd:simpleType>
     </xsd:element>
   </xsd:schema>
   <xsd:schema xmlns="http://schemas.openxmlformats.org/package/2006/metadata/core-properties" xmlns:xsd="http://www.w3.org/2001/XMLSchema" xmlns:xsi="http://www.w3.org/2001/XMLSchema-instance" xmlns:dc="http://purl.org/dc/elements/1.1/" xmlns:dcterms="http://purl.org/dc/terms/" xmlns:odoc="http://schemas.microsoft.com/internal/obd" targetNamespace="http://schemas.openxmlformats.org/package/2006/metadata/core-properties" elementFormDefault="qualified" attributeFormDefault="unqualified" blockDefault="#all">
@@ -18356,50 +14868,30 @@
 </file>
 
 <file path=customXml/item4.xml><?xml version="1.0" encoding="utf-8"?>
-<b:Sources xmlns:b="http://schemas.openxmlformats.org/officeDocument/2006/bibliography" xmlns="http://schemas.openxmlformats.org/officeDocument/2006/bibliography" SelectedStyle="/APA.XSL" StyleName="APA"/>
+<p:properties xmlns:p="http://schemas.microsoft.com/office/2006/metadata/properties" xmlns:xsi="http://www.w3.org/2001/XMLSchema-instance" xmlns:pc="http://schemas.microsoft.com/office/infopath/2007/PartnerControls">
+  <documentManagement>
+    <TaxCatchAll xmlns="70773ae8-c82e-4a9a-af0d-2af987039ca2" xsi:nil="true"/>
+    <lcf76f155ced4ddcb4097134ff3c332f xmlns="6c1f1869-0a91-41b0-9599-506782674a4c" xsi:nil="true"/>
+  </documentManagement>
+</p:properties>
 </file>
 
 <file path=customXml/itemProps1.xml><?xml version="1.0" encoding="utf-8"?>
-<ds:datastoreItem xmlns:ds="http://schemas.openxmlformats.org/officeDocument/2006/customXml" ds:itemID="{044B07D6-BD1A-45A1-9AC0-F9C8863B32CB}">
+<ds:datastoreItem xmlns:ds="http://schemas.openxmlformats.org/officeDocument/2006/customXml" ds:itemID="{EF278816-EC6F-A645-907D-7F25AECB1D4A}">
   <ds:schemaRefs>
-    <ds:schemaRef ds:uri="http://schemas.microsoft.com/office/2006/metadata/properties"/>
-    <ds:schemaRef ds:uri="http://schemas.microsoft.com/office/infopath/2007/PartnerControls"/>
-    <ds:schemaRef ds:uri="4fe047de-1ba9-4cea-bcb8-0a9d82515cfb"/>
+    <ds:schemaRef ds:uri="http://schemas.openxmlformats.org/officeDocument/2006/bibliography"/>
   </ds:schemaRefs>
 </ds:datastoreItem>
 </file>
 
 <file path=customXml/itemProps2.xml><?xml version="1.0" encoding="utf-8"?>
-<ds:datastoreItem xmlns:ds="http://schemas.openxmlformats.org/officeDocument/2006/customXml" ds:itemID="{4242F057-7585-4665-9FD3-8A7B1F0867ED}">
-  <ds:schemaRefs>
-    <ds:schemaRef ds:uri="http://schemas.microsoft.com/office/2006/metadata/contentType"/>
-    <ds:schemaRef ds:uri="http://schemas.microsoft.com/office/2006/metadata/properties/metaAttributes"/>
-    <ds:schemaRef ds:uri="http://www.w3.org/2001/XMLSchema"/>
-    <ds:schemaRef ds:uri="http://schemas.microsoft.com/office/2006/metadata/properties"/>
-    <ds:schemaRef ds:uri="4fe047de-1ba9-4cea-bcb8-0a9d82515cfb"/>
-    <ds:schemaRef ds:uri="71b71038-83a7-445d-995a-b900a742ad41"/>
-    <ds:schemaRef ds:uri="http://schemas.microsoft.com/office/2006/documentManagement/types"/>
-    <ds:schemaRef ds:uri="http://schemas.microsoft.com/office/infopath/2007/PartnerControls"/>
-    <ds:schemaRef ds:uri="http://schemas.openxmlformats.org/package/2006/metadata/core-properties"/>
-    <ds:schemaRef ds:uri="http://purl.org/dc/elements/1.1/"/>
-    <ds:schemaRef ds:uri="http://purl.org/dc/terms/"/>
-    <ds:schemaRef ds:uri="http://schemas.microsoft.com/internal/obd"/>
-  </ds:schemaRefs>
-</ds:datastoreItem>
+<ds:datastoreItem xmlns:ds="http://schemas.openxmlformats.org/officeDocument/2006/customXml" ds:itemID="{6EBAC019-F4E2-403D-81A7-AE9858D44E47}"/>
 </file>
 
 <file path=customXml/itemProps3.xml><?xml version="1.0" encoding="utf-8"?>
-<ds:datastoreItem xmlns:ds="http://schemas.openxmlformats.org/officeDocument/2006/customXml" ds:itemID="{F5C09713-A86C-45D8-A3F5-25333A23B925}">
-  <ds:schemaRefs>
-    <ds:schemaRef ds:uri="http://schemas.microsoft.com/sharepoint/v3/contenttype/forms"/>
-  </ds:schemaRefs>
-</ds:datastoreItem>
+<ds:datastoreItem xmlns:ds="http://schemas.openxmlformats.org/officeDocument/2006/customXml" ds:itemID="{D2031088-8B3B-483C-952A-53D807C3E9DB}"/>
 </file>
 
 <file path=customXml/itemProps4.xml><?xml version="1.0" encoding="utf-8"?>
-<ds:datastoreItem xmlns:ds="http://schemas.openxmlformats.org/officeDocument/2006/customXml" ds:itemID="{EF278816-EC6F-A645-907D-7F25AECB1D4A}">
-  <ds:schemaRefs>
-    <ds:schemaRef ds:uri="http://schemas.openxmlformats.org/officeDocument/2006/bibliography"/>
-  </ds:schemaRefs>
-</ds:datastoreItem>
+<ds:datastoreItem xmlns:ds="http://schemas.openxmlformats.org/officeDocument/2006/customXml" ds:itemID="{7E63F0CC-E02A-4A37-B1E5-8796FEF461D0}"/>
 </file>